--- a/giuseppeBrunianiCurriculum2026.docx
+++ b/giuseppeBrunianiCurriculum2026.docx
@@ -7,13 +7,8 @@
         <w:pStyle w:val="Titolo"/>
       </w:pPr>
       <w:r>
-        <w:t xml:space="preserve">Giuseppe Zoltan </w:t>
+        <w:t>Giuseppe Zoltan Bruniani</w:t>
       </w:r>
-      <w:proofErr w:type="spellStart"/>
-      <w:r>
-        <w:t>Bruniani</w:t>
-      </w:r>
-      <w:proofErr w:type="spellEnd"/>
     </w:p>
     <w:p>
       <w:r>
@@ -60,17 +55,20 @@
         <w:rPr>
           <w:sz w:val="24"/>
           <w:szCs w:val="24"/>
-          <w:lang w:eastAsia="it-IT"/>
+          <w:lang w:val="it-IT" w:eastAsia="it-IT"/>
         </w:rPr>
       </w:pPr>
       <w:r>
+        <w:rPr>
+          <w:lang w:val="it-IT"/>
+        </w:rPr>
         <w:t>GitHub</w:t>
       </w:r>
       <w:r>
-        <w:t>:</w:t>
-      </w:r>
-      <w:r>
-        <w:t xml:space="preserve"> </w:t>
+        <w:rPr>
+          <w:lang w:val="it-IT"/>
+        </w:rPr>
+        <w:t xml:space="preserve">: </w:t>
       </w:r>
       <w:hyperlink r:id="rId7" w:history="1">
         <w:r>
@@ -78,7 +76,7 @@
             <w:rStyle w:val="Collegamentoipertestuale"/>
             <w:sz w:val="24"/>
             <w:szCs w:val="24"/>
-            <w:lang w:eastAsia="it-IT"/>
+            <w:lang w:val="it-IT" w:eastAsia="it-IT"/>
           </w:rPr>
           <w:t>https://github.com/brngpp</w:t>
         </w:r>
@@ -86,42 +84,22 @@
     </w:p>
     <w:p>
       <w:pPr>
-        <w:spacing w:before="100" w:beforeAutospacing="1" w:after="100" w:afterAutospacing="1" w:line="240" w:lineRule="auto"/>
         <w:rPr>
-          <w:sz w:val="24"/>
-          <w:szCs w:val="24"/>
-          <w:lang w:eastAsia="it-IT"/>
+          <w:lang w:val="it-IT"/>
         </w:rPr>
       </w:pPr>
-      <w:r>
-        <w:t>Global Game Jam</w:t>
-      </w:r>
-      <w:r>
-        <w:t>:</w:t>
-      </w:r>
+    </w:p>
+    <w:p>
+      <w:pPr>
+        <w:pStyle w:val="Titolo1"/>
+        <w:rPr>
+          <w:lang w:val="it-IT"/>
+        </w:rPr>
+      </w:pPr>
       <w:r>
         <w:rPr>
-          <w:sz w:val="24"/>
-          <w:szCs w:val="24"/>
-          <w:lang w:eastAsia="it-IT"/>
+          <w:lang w:val="it-IT"/>
         </w:rPr>
-        <w:t xml:space="preserve"> </w:t>
-      </w:r>
-      <w:r>
-        <w:rPr>
-          <w:sz w:val="24"/>
-          <w:szCs w:val="24"/>
-          <w:lang w:eastAsia="it-IT"/>
-        </w:rPr>
-        <w:t>https://globalgamejam.org/games/2025/bubble-planet-6</w:t>
-      </w:r>
-    </w:p>
-    <w:p/>
-    <w:p>
-      <w:pPr>
-        <w:pStyle w:val="Titolo1"/>
-      </w:pPr>
-      <w:r>
         <w:t>PROFILO PROFESSIONALE</w:t>
       </w:r>
     </w:p>
@@ -135,49 +113,7 @@
         <w:rPr>
           <w:lang w:val="it-IT"/>
         </w:rPr>
-        <w:t xml:space="preserve">Software Engineer con competenze architetturali emergenti e specializzazione in automazione, integrazione di sistemi e progettazione di flussi complessi. Esperienza in ambito Telco e Public Sector su sistemi informativi, workflow </w:t>
-      </w:r>
-      <w:proofErr w:type="spellStart"/>
-      <w:r>
-        <w:rPr>
-          <w:lang w:val="it-IT"/>
-        </w:rPr>
-        <w:t>automation</w:t>
-      </w:r>
-      <w:proofErr w:type="spellEnd"/>
-      <w:r>
-        <w:rPr>
-          <w:lang w:val="it-IT"/>
-        </w:rPr>
-        <w:t xml:space="preserve"> e soluzioni scalabili basate su </w:t>
-      </w:r>
-      <w:proofErr w:type="spellStart"/>
-      <w:r>
-        <w:rPr>
-          <w:lang w:val="it-IT"/>
-        </w:rPr>
-        <w:t>Appian</w:t>
-      </w:r>
-      <w:proofErr w:type="spellEnd"/>
-      <w:r>
-        <w:rPr>
-          <w:lang w:val="it-IT"/>
-        </w:rPr>
-        <w:t xml:space="preserve">, Java e Python. Approccio autonomo, rapido nell’apprendimento e orientato al miglioramento continuo. Attivo in progetti extra‑professionali di AI, game </w:t>
-      </w:r>
-      <w:proofErr w:type="spellStart"/>
-      <w:r>
-        <w:rPr>
-          <w:lang w:val="it-IT"/>
-        </w:rPr>
-        <w:t>development</w:t>
-      </w:r>
-      <w:proofErr w:type="spellEnd"/>
-      <w:r>
-        <w:rPr>
-          <w:lang w:val="it-IT"/>
-        </w:rPr>
-        <w:t xml:space="preserve"> e orchestrazione di agenti intelligenti.</w:t>
+        <w:t>Software Engineer con competenze architetturali emergenti e specializzazione in automazione, integrazione di sistemi e progettazione di flussi complessi. Esperienza in ambito Telco e Public Sector su sistemi informativi, workflow automation e soluzioni scalabili basate su Appian, Java e Python. Approccio autonomo, rapido nell’apprendimento e orientato al miglioramento continuo. Attivo in progetti extra‑professionali di AI, game development e orchestrazione di agenti intelligenti.</w:t>
       </w:r>
     </w:p>
     <w:p>
@@ -200,21 +136,12 @@
           <w:lang w:val="it-IT"/>
         </w:rPr>
       </w:pPr>
-      <w:proofErr w:type="spellStart"/>
       <w:r>
         <w:rPr>
           <w:b/>
           <w:lang w:val="it-IT"/>
         </w:rPr>
-        <w:t>IperAutomation</w:t>
-      </w:r>
-      <w:proofErr w:type="spellEnd"/>
-      <w:r>
-        <w:rPr>
-          <w:b/>
-          <w:lang w:val="it-IT"/>
-        </w:rPr>
-        <w:t xml:space="preserve"> Engineer – Sistemi Informativi</w:t>
+        <w:t>IperAutomation Engineer – Sistemi Informativi</w:t>
       </w:r>
     </w:p>
     <w:p>
@@ -223,33 +150,11 @@
           <w:lang w:val="it-IT"/>
         </w:rPr>
       </w:pPr>
-      <w:proofErr w:type="spellStart"/>
       <w:r>
         <w:rPr>
           <w:lang w:val="it-IT"/>
         </w:rPr>
-        <w:t>Lutech</w:t>
-      </w:r>
-      <w:proofErr w:type="spellEnd"/>
-      <w:r>
-        <w:rPr>
-          <w:lang w:val="it-IT"/>
-        </w:rPr>
-        <w:t xml:space="preserve"> · </w:t>
-      </w:r>
-      <w:proofErr w:type="gramStart"/>
-      <w:r>
-        <w:rPr>
-          <w:lang w:val="it-IT"/>
-        </w:rPr>
-        <w:t>Ottobre</w:t>
-      </w:r>
-      <w:proofErr w:type="gramEnd"/>
-      <w:r>
-        <w:rPr>
-          <w:lang w:val="it-IT"/>
-        </w:rPr>
-        <w:t xml:space="preserve"> 2024 – Presente</w:t>
+        <w:t>Lutech · Ottobre 2024 – Presente</w:t>
       </w:r>
     </w:p>
     <w:p>
@@ -275,21 +180,7 @@
         <w:rPr>
           <w:lang w:val="it-IT"/>
         </w:rPr>
-        <w:t xml:space="preserve">- Sviluppo di soluzioni su piattaforma </w:t>
-      </w:r>
-      <w:proofErr w:type="spellStart"/>
-      <w:r>
-        <w:rPr>
-          <w:lang w:val="it-IT"/>
-        </w:rPr>
-        <w:t>Appian</w:t>
-      </w:r>
-      <w:proofErr w:type="spellEnd"/>
-      <w:r>
-        <w:rPr>
-          <w:lang w:val="it-IT"/>
-        </w:rPr>
-        <w:t>, con attenzione a scalabilità, performance e integrazione con sistemi esistenti.</w:t>
+        <w:t>- Sviluppo di soluzioni su piattaforma Appian, con attenzione a scalabilità, performance e integrazione con sistemi esistenti.</w:t>
       </w:r>
     </w:p>
     <w:p>
@@ -352,74 +243,24 @@
           <w:lang w:val="it-IT"/>
         </w:rPr>
       </w:pPr>
-      <w:proofErr w:type="spellStart"/>
       <w:r>
         <w:rPr>
           <w:lang w:val="it-IT"/>
         </w:rPr>
-        <w:t>Aubay</w:t>
+        <w:t>Aubay · Settembre 2022 – Ottobre 2024</w:t>
       </w:r>
-      <w:proofErr w:type="spellEnd"/>
+    </w:p>
+    <w:p>
+      <w:pPr>
+        <w:rPr>
+          <w:lang w:val="it-IT"/>
+        </w:rPr>
+      </w:pPr>
       <w:r>
         <w:rPr>
           <w:lang w:val="it-IT"/>
         </w:rPr>
-        <w:t xml:space="preserve"> · </w:t>
-      </w:r>
-      <w:proofErr w:type="gramStart"/>
-      <w:r>
-        <w:rPr>
-          <w:lang w:val="it-IT"/>
-        </w:rPr>
-        <w:t>Settembre</w:t>
-      </w:r>
-      <w:proofErr w:type="gramEnd"/>
-      <w:r>
-        <w:rPr>
-          <w:lang w:val="it-IT"/>
-        </w:rPr>
-        <w:t xml:space="preserve"> 2022 – </w:t>
-      </w:r>
-      <w:proofErr w:type="gramStart"/>
-      <w:r>
-        <w:rPr>
-          <w:lang w:val="it-IT"/>
-        </w:rPr>
-        <w:t>Ottobre</w:t>
-      </w:r>
-      <w:proofErr w:type="gramEnd"/>
-      <w:r>
-        <w:rPr>
-          <w:lang w:val="it-IT"/>
-        </w:rPr>
-        <w:t xml:space="preserve"> 2024</w:t>
-      </w:r>
-    </w:p>
-    <w:p>
-      <w:pPr>
-        <w:rPr>
-          <w:lang w:val="it-IT"/>
-        </w:rPr>
-      </w:pPr>
-      <w:r>
-        <w:rPr>
-          <w:lang w:val="it-IT"/>
-        </w:rPr>
-        <w:t xml:space="preserve">- Sviluppo e manutenzione di soluzioni CRM </w:t>
-      </w:r>
-      <w:proofErr w:type="spellStart"/>
-      <w:r>
-        <w:rPr>
-          <w:lang w:val="it-IT"/>
-        </w:rPr>
-        <w:t>enterprise</w:t>
-      </w:r>
-      <w:proofErr w:type="spellEnd"/>
-      <w:r>
-        <w:rPr>
-          <w:lang w:val="it-IT"/>
-        </w:rPr>
-        <w:t xml:space="preserve"> per clienti Telco (Vodafone, TIM).</w:t>
+        <w:t>- Sviluppo e manutenzione di soluzioni CRM enterprise per clienti Telco (Vodafone, TIM).</w:t>
       </w:r>
     </w:p>
     <w:p>
@@ -458,21 +299,7 @@
         <w:rPr>
           <w:lang w:val="it-IT"/>
         </w:rPr>
-        <w:t xml:space="preserve">- </w:t>
-      </w:r>
-      <w:proofErr w:type="spellStart"/>
-      <w:r>
-        <w:rPr>
-          <w:lang w:val="it-IT"/>
-        </w:rPr>
-        <w:t>Refactoring</w:t>
-      </w:r>
-      <w:proofErr w:type="spellEnd"/>
-      <w:r>
-        <w:rPr>
-          <w:lang w:val="it-IT"/>
-        </w:rPr>
-        <w:t>, testing, debug e documentazione tecnica.</w:t>
+        <w:t>- Refactoring, testing, debug e documentazione tecnica.</w:t>
       </w:r>
     </w:p>
     <w:p>
@@ -503,36 +330,12 @@
     </w:p>
     <w:p>
       <w:r>
-        <w:t xml:space="preserve">Bartender Freelance (2019 – </w:t>
-      </w:r>
-      <w:proofErr w:type="spellStart"/>
-      <w:r>
-        <w:t>Presente</w:t>
-      </w:r>
-      <w:proofErr w:type="spellEnd"/>
-      <w:r>
-        <w:t>)</w:t>
+        <w:t>Bartender Freelance (2019 – Presente)</w:t>
       </w:r>
     </w:p>
     <w:p>
       <w:r>
-        <w:t xml:space="preserve">Key Account – </w:t>
-      </w:r>
-      <w:proofErr w:type="spellStart"/>
-      <w:r>
-        <w:t>Sapori</w:t>
-      </w:r>
-      <w:proofErr w:type="spellEnd"/>
-      <w:r>
-        <w:t xml:space="preserve"> Veri </w:t>
-      </w:r>
-      <w:proofErr w:type="spellStart"/>
-      <w:r>
-        <w:t>Srl</w:t>
-      </w:r>
-      <w:proofErr w:type="spellEnd"/>
-      <w:r>
-        <w:t xml:space="preserve"> (2018)</w:t>
+        <w:t>Key Account – Sapori Veri Srl (2018)</w:t>
       </w:r>
     </w:p>
     <w:p>
@@ -549,53 +352,63 @@
       </w:r>
     </w:p>
     <w:p>
+      <w:pPr>
+        <w:rPr>
+          <w:lang w:val="it-IT"/>
+        </w:rPr>
+      </w:pPr>
+      <w:r>
+        <w:rPr>
+          <w:b/>
+          <w:lang w:val="it-IT"/>
+        </w:rPr>
+        <w:t>Progetti personali (AI, automazione, integrazione sistemi)</w:t>
+      </w:r>
+    </w:p>
+    <w:p>
+      <w:pPr>
+        <w:rPr>
+          <w:lang w:val="it-IT"/>
+        </w:rPr>
+      </w:pPr>
+      <w:r>
+        <w:rPr>
+          <w:lang w:val="it-IT"/>
+        </w:rPr>
+        <w:t>- Automazioni avanzate con n8n, API custom e orchestrazione LLM.</w:t>
+      </w:r>
+    </w:p>
+    <w:p>
+      <w:pPr>
+        <w:rPr>
+          <w:lang w:val="it-IT"/>
+        </w:rPr>
+      </w:pPr>
+      <w:r>
+        <w:rPr>
+          <w:lang w:val="it-IT"/>
+        </w:rPr>
+        <w:t>- Integrazione di sistemi vocali (ElevenLabs) e agenti AI.</w:t>
+      </w:r>
+    </w:p>
+    <w:p>
       <w:r>
         <w:rPr>
           <w:b/>
         </w:rPr>
-        <w:t xml:space="preserve">Technical Designer – </w:t>
+        <w:t>Technical Designer – GameForge Unical (Open Workshop) (</w:t>
       </w:r>
-      <w:proofErr w:type="spellStart"/>
       <w:r>
         <w:rPr>
           <w:b/>
         </w:rPr>
-        <w:t>GameForge</w:t>
+        <w:t xml:space="preserve">Novembre </w:t>
       </w:r>
-      <w:proofErr w:type="spellEnd"/>
       <w:r>
         <w:rPr>
           <w:b/>
         </w:rPr>
-        <w:t xml:space="preserve"> </w:t>
-      </w:r>
-      <w:proofErr w:type="spellStart"/>
-      <w:r>
-        <w:rPr>
-          <w:b/>
-        </w:rPr>
-        <w:t>Unical</w:t>
-      </w:r>
-      <w:proofErr w:type="spellEnd"/>
-      <w:r>
-        <w:rPr>
-          <w:b/>
-        </w:rPr>
-        <w:t xml:space="preserve"> (Open Workshop) (2025 – </w:t>
-      </w:r>
-      <w:proofErr w:type="spellStart"/>
-      <w:r>
-        <w:rPr>
-          <w:b/>
-        </w:rPr>
-        <w:t>Presente</w:t>
-      </w:r>
-      <w:proofErr w:type="spellEnd"/>
-      <w:r>
-        <w:rPr>
-          <w:b/>
-        </w:rPr>
-        <w:t>)</w:t>
+        <w:t>2025 – Presente)</w:t>
       </w:r>
     </w:p>
     <w:p>
@@ -608,75 +421,33 @@
         <w:rPr>
           <w:lang w:val="it-IT"/>
         </w:rPr>
-        <w:t xml:space="preserve">- Progettazione tecnica del progetto Opus </w:t>
+        <w:t>- Progettazione tecnica del progetto Opus Deceptio (Unity).</w:t>
       </w:r>
-      <w:proofErr w:type="spellStart"/>
+    </w:p>
+    <w:p>
+      <w:pPr>
+        <w:rPr>
+          <w:lang w:val="it-IT"/>
+        </w:rPr>
+      </w:pPr>
       <w:r>
         <w:rPr>
           <w:lang w:val="it-IT"/>
         </w:rPr>
-        <w:t>Deceptio</w:t>
+        <w:t>- Integrazione di sistemi, gameplay logic e componenti AI.</w:t>
       </w:r>
-      <w:proofErr w:type="spellEnd"/>
+    </w:p>
+    <w:p>
+      <w:pPr>
+        <w:rPr>
+          <w:lang w:val="it-IT"/>
+        </w:rPr>
+      </w:pPr>
       <w:r>
         <w:rPr>
           <w:lang w:val="it-IT"/>
         </w:rPr>
-        <w:t xml:space="preserve"> (Unity).</w:t>
-      </w:r>
-    </w:p>
-    <w:p>
-      <w:pPr>
-        <w:rPr>
-          <w:lang w:val="it-IT"/>
-        </w:rPr>
-      </w:pPr>
-      <w:r>
-        <w:rPr>
-          <w:lang w:val="it-IT"/>
-        </w:rPr>
-        <w:t xml:space="preserve">- Integrazione di sistemi, gameplay </w:t>
-      </w:r>
-      <w:proofErr w:type="spellStart"/>
-      <w:r>
-        <w:rPr>
-          <w:lang w:val="it-IT"/>
-        </w:rPr>
-        <w:t>logic</w:t>
-      </w:r>
-      <w:proofErr w:type="spellEnd"/>
-      <w:r>
-        <w:rPr>
-          <w:lang w:val="it-IT"/>
-        </w:rPr>
-        <w:t xml:space="preserve"> e componenti AI.</w:t>
-      </w:r>
-    </w:p>
-    <w:p>
-      <w:pPr>
-        <w:rPr>
-          <w:lang w:val="it-IT"/>
-        </w:rPr>
-      </w:pPr>
-      <w:r>
-        <w:rPr>
-          <w:lang w:val="it-IT"/>
-        </w:rPr>
-        <w:t xml:space="preserve">- Coordinamento tecnico tra </w:t>
-      </w:r>
-      <w:proofErr w:type="gramStart"/>
-      <w:r>
-        <w:rPr>
-          <w:lang w:val="it-IT"/>
-        </w:rPr>
-        <w:t>team creativi</w:t>
-      </w:r>
-      <w:proofErr w:type="gramEnd"/>
-      <w:r>
-        <w:rPr>
-          <w:lang w:val="it-IT"/>
-        </w:rPr>
-        <w:t xml:space="preserve"> e sviluppatori.</w:t>
+        <w:t>- Coordinamento tecnico tra team creativi e sviluppatori.</w:t>
       </w:r>
     </w:p>
     <w:p>
@@ -736,79 +507,12 @@
         <w:rPr>
           <w:lang w:val="it-IT"/>
         </w:rPr>
-        <w:t xml:space="preserve">- Collaborazione in </w:t>
-      </w:r>
-      <w:proofErr w:type="gramStart"/>
-      <w:r>
-        <w:rPr>
-          <w:lang w:val="it-IT"/>
-        </w:rPr>
-        <w:t>team multidisciplinare</w:t>
-      </w:r>
-      <w:proofErr w:type="gramEnd"/>
-      <w:r>
-        <w:rPr>
-          <w:lang w:val="it-IT"/>
-        </w:rPr>
-        <w:t>.</w:t>
+        <w:t>- Collaborazione in team multidisciplinare.</w:t>
       </w:r>
     </w:p>
     <w:p>
       <w:pPr>
-        <w:rPr>
-          <w:lang w:val="it-IT"/>
-        </w:rPr>
-      </w:pPr>
-      <w:r>
-        <w:rPr>
-          <w:b/>
-          <w:lang w:val="it-IT"/>
-        </w:rPr>
-        <w:t>Progetti personali (AI, automazione, integrazione sistemi)</w:t>
-      </w:r>
-    </w:p>
-    <w:p>
-      <w:pPr>
-        <w:rPr>
-          <w:lang w:val="it-IT"/>
-        </w:rPr>
-      </w:pPr>
-      <w:r>
-        <w:rPr>
-          <w:lang w:val="it-IT"/>
-        </w:rPr>
-        <w:t>- Automazioni avanzate con n8n, API custom e orchestrazione LLM.</w:t>
-      </w:r>
-    </w:p>
-    <w:p>
-      <w:pPr>
-        <w:rPr>
-          <w:lang w:val="it-IT"/>
-        </w:rPr>
-      </w:pPr>
-      <w:r>
-        <w:rPr>
-          <w:lang w:val="it-IT"/>
-        </w:rPr>
-        <w:t>- Integrazione di sistemi vocali (</w:t>
-      </w:r>
-      <w:proofErr w:type="spellStart"/>
-      <w:r>
-        <w:rPr>
-          <w:lang w:val="it-IT"/>
-        </w:rPr>
-        <w:t>ElevenLabs</w:t>
-      </w:r>
-      <w:proofErr w:type="spellEnd"/>
-      <w:r>
-        <w:rPr>
-          <w:lang w:val="it-IT"/>
-        </w:rPr>
-        <w:t>) e agenti AI.</w:t>
-      </w:r>
-    </w:p>
-    <w:p>
-      <w:pPr>
+        <w:pStyle w:val="Titolo1"/>
         <w:rPr>
           <w:lang w:val="it-IT"/>
         </w:rPr>
@@ -818,7 +522,7 @@
           <w:lang w:val="it-IT"/>
         </w:rPr>
         <w:lastRenderedPageBreak/>
-        <w:t>- Micro‑servizi e tool interni per ottimizzare workflow personali e professionali.</w:t>
+        <w:t>COMPETENZE TECNICHE</w:t>
       </w:r>
     </w:p>
     <w:p>
@@ -831,158 +535,7 @@
         <w:rPr>
           <w:lang w:val="it-IT"/>
         </w:rPr>
-        <w:t xml:space="preserve">- Sperimentazione con Unity, </w:t>
-      </w:r>
-      <w:proofErr w:type="spellStart"/>
-      <w:r>
-        <w:rPr>
-          <w:lang w:val="it-IT"/>
-        </w:rPr>
-        <w:t>Appian</w:t>
-      </w:r>
-      <w:proofErr w:type="spellEnd"/>
-      <w:r>
-        <w:rPr>
-          <w:lang w:val="it-IT"/>
-        </w:rPr>
-        <w:t xml:space="preserve">, </w:t>
-      </w:r>
-      <w:proofErr w:type="spellStart"/>
-      <w:r>
-        <w:rPr>
-          <w:lang w:val="it-IT"/>
-        </w:rPr>
-        <w:t>backend</w:t>
-      </w:r>
-      <w:proofErr w:type="spellEnd"/>
-      <w:r>
-        <w:rPr>
-          <w:lang w:val="it-IT"/>
-        </w:rPr>
-        <w:t xml:space="preserve"> Java/Python e architetture ibride.</w:t>
-      </w:r>
-    </w:p>
-    <w:p>
-      <w:pPr>
-        <w:pStyle w:val="Titolo1"/>
-        <w:rPr>
-          <w:lang w:val="it-IT"/>
-        </w:rPr>
-      </w:pPr>
-      <w:r>
-        <w:rPr>
-          <w:lang w:val="it-IT"/>
-        </w:rPr>
-        <w:t>ISTRUZIONE</w:t>
-      </w:r>
-    </w:p>
-    <w:p>
-      <w:pPr>
-        <w:rPr>
-          <w:lang w:val="it-IT"/>
-        </w:rPr>
-      </w:pPr>
-      <w:r>
-        <w:rPr>
-          <w:lang w:val="it-IT"/>
-        </w:rPr>
-        <w:t xml:space="preserve">- Stage </w:t>
-      </w:r>
-      <w:proofErr w:type="spellStart"/>
-      <w:r>
-        <w:rPr>
-          <w:lang w:val="it-IT"/>
-        </w:rPr>
-        <w:t>WebDev</w:t>
-      </w:r>
-      <w:proofErr w:type="spellEnd"/>
-      <w:r>
-        <w:rPr>
-          <w:lang w:val="it-IT"/>
-        </w:rPr>
-        <w:t xml:space="preserve"> – </w:t>
-      </w:r>
-      <w:proofErr w:type="spellStart"/>
-      <w:r>
-        <w:rPr>
-          <w:lang w:val="it-IT"/>
-        </w:rPr>
-        <w:t>Aubay</w:t>
-      </w:r>
-      <w:proofErr w:type="spellEnd"/>
-      <w:r>
-        <w:rPr>
-          <w:lang w:val="it-IT"/>
-        </w:rPr>
-        <w:t xml:space="preserve"> Spa (2022) – </w:t>
-      </w:r>
-      <w:proofErr w:type="spellStart"/>
-      <w:r>
-        <w:rPr>
-          <w:lang w:val="it-IT"/>
-        </w:rPr>
-        <w:t>Angular</w:t>
-      </w:r>
-      <w:proofErr w:type="spellEnd"/>
-      <w:r>
-        <w:rPr>
-          <w:lang w:val="it-IT"/>
-        </w:rPr>
-        <w:t>, Java, Spring</w:t>
-      </w:r>
-    </w:p>
-    <w:p>
-      <w:pPr>
-        <w:rPr>
-          <w:lang w:val="it-IT"/>
-        </w:rPr>
-      </w:pPr>
-      <w:r>
-        <w:rPr>
-          <w:lang w:val="it-IT"/>
-        </w:rPr>
-        <w:t>- Diploma Scientifico – Liceo Enrico Fermi (CS) – 2014</w:t>
-      </w:r>
-    </w:p>
-    <w:p>
-      <w:pPr>
-        <w:pStyle w:val="Titolo1"/>
-        <w:rPr>
-          <w:lang w:val="it-IT"/>
-        </w:rPr>
-      </w:pPr>
-      <w:r>
-        <w:rPr>
-          <w:lang w:val="it-IT"/>
-        </w:rPr>
-        <w:t>COMPETENZE TECNICHE</w:t>
-      </w:r>
-    </w:p>
-    <w:p>
-      <w:pPr>
-        <w:rPr>
-          <w:lang w:val="it-IT"/>
-        </w:rPr>
-      </w:pPr>
-      <w:r>
-        <w:rPr>
-          <w:lang w:val="it-IT"/>
-        </w:rPr>
-        <w:t xml:space="preserve">- Linguaggi: Java, Python, </w:t>
-      </w:r>
-      <w:proofErr w:type="spellStart"/>
-      <w:r>
-        <w:rPr>
-          <w:lang w:val="it-IT"/>
-        </w:rPr>
-        <w:t>TypeScript</w:t>
-      </w:r>
-      <w:proofErr w:type="spellEnd"/>
-      <w:r>
-        <w:rPr>
-          <w:lang w:val="it-IT"/>
-        </w:rPr>
-        <w:t>, C#, C++, C</w:t>
+        <w:t>- Linguaggi: Java, Python, TypeScript, C#, C++, C</w:t>
       </w:r>
     </w:p>
     <w:p>
@@ -1111,16 +664,8 @@
         <w:rPr>
           <w:lang w:val="it-IT"/>
         </w:rPr>
-        <w:t xml:space="preserve">- Collaborazione efficace in </w:t>
+        <w:t>- Collaborazione efficace in team tecnici e creativi</w:t>
       </w:r>
-      <w:proofErr w:type="gramStart"/>
-      <w:r>
-        <w:rPr>
-          <w:lang w:val="it-IT"/>
-        </w:rPr>
-        <w:t>team tecnici e creativi</w:t>
-      </w:r>
-      <w:proofErr w:type="gramEnd"/>
     </w:p>
     <w:p>
       <w:pPr>
@@ -1146,21 +691,7 @@
         <w:rPr>
           <w:lang w:val="it-IT"/>
         </w:rPr>
-        <w:t xml:space="preserve">Autorizzo il trattamento dei dati personali ai sensi del </w:t>
-      </w:r>
-      <w:proofErr w:type="spellStart"/>
-      <w:r>
-        <w:rPr>
-          <w:lang w:val="it-IT"/>
-        </w:rPr>
-        <w:t>D.Lgs.</w:t>
-      </w:r>
-      <w:proofErr w:type="spellEnd"/>
-      <w:r>
-        <w:rPr>
-          <w:lang w:val="it-IT"/>
-        </w:rPr>
-        <w:t xml:space="preserve"> 196/2003.</w:t>
+        <w:t>Autorizzo il trattamento dei dati personali ai sensi del D.Lgs. 196/2003.</w:t>
       </w:r>
     </w:p>
     <w:sectPr>
@@ -1917,7 +1448,7 @@
   <w:style w:type="paragraph" w:default="1" w:styleId="Normale">
     <w:name w:val="Normal"/>
     <w:qFormat/>
-    <w:rsid w:val="00FC693F"/>
+    <w:rsid w:val="009306AE"/>
     <w:rPr>
       <w:rFonts w:ascii="Calibri" w:hAnsi="Calibri"/>
     </w:rPr>

--- a/giuseppeBrunianiCurriculum2026.docx
+++ b/giuseppeBrunianiCurriculum2026.docx
@@ -7,8 +7,13 @@
         <w:pStyle w:val="Titolo"/>
       </w:pPr>
       <w:r>
-        <w:t>Giuseppe Zoltan Bruniani</w:t>
-      </w:r>
+        <w:t xml:space="preserve">Giuseppe Zoltan </w:t>
+      </w:r>
+      <w:proofErr w:type="spellStart"/>
+      <w:r>
+        <w:t>Bruniani</w:t>
+      </w:r>
+      <w:proofErr w:type="spellEnd"/>
     </w:p>
     <w:p>
       <w:r>
@@ -16,17 +21,41 @@
       </w:r>
     </w:p>
     <w:p>
-      <w:r>
+      <w:pPr>
+        <w:rPr>
+          <w:lang w:val="it-IT"/>
+        </w:rPr>
+      </w:pPr>
+      <w:r>
+        <w:rPr>
+          <w:lang w:val="it-IT"/>
+        </w:rPr>
         <w:t>Rende (CS)</w:t>
       </w:r>
     </w:p>
     <w:p>
-      <w:r>
+      <w:pPr>
+        <w:rPr>
+          <w:lang w:val="it-IT"/>
+        </w:rPr>
+      </w:pPr>
+      <w:r>
+        <w:rPr>
+          <w:lang w:val="it-IT"/>
+        </w:rPr>
         <w:t>351 857 0377</w:t>
       </w:r>
     </w:p>
     <w:p>
-      <w:r>
+      <w:pPr>
+        <w:rPr>
+          <w:lang w:val="it-IT"/>
+        </w:rPr>
+      </w:pPr>
+      <w:r>
+        <w:rPr>
+          <w:lang w:val="it-IT"/>
+        </w:rPr>
         <w:t>giuseppe.bruniani@gmail.com</w:t>
       </w:r>
     </w:p>
@@ -113,7 +142,49 @@
         <w:rPr>
           <w:lang w:val="it-IT"/>
         </w:rPr>
-        <w:t>Software Engineer con competenze architetturali emergenti e specializzazione in automazione, integrazione di sistemi e progettazione di flussi complessi. Esperienza in ambito Telco e Public Sector su sistemi informativi, workflow automation e soluzioni scalabili basate su Appian, Java e Python. Approccio autonomo, rapido nell’apprendimento e orientato al miglioramento continuo. Attivo in progetti extra‑professionali di AI, game development e orchestrazione di agenti intelligenti.</w:t>
+        <w:t xml:space="preserve">Software Engineer con competenze architetturali emergenti e specializzazione in automazione, integrazione di sistemi e progettazione di flussi complessi. Esperienza in ambito Telco e Public Sector su sistemi informativi, workflow </w:t>
+      </w:r>
+      <w:proofErr w:type="spellStart"/>
+      <w:r>
+        <w:rPr>
+          <w:lang w:val="it-IT"/>
+        </w:rPr>
+        <w:t>automation</w:t>
+      </w:r>
+      <w:proofErr w:type="spellEnd"/>
+      <w:r>
+        <w:rPr>
+          <w:lang w:val="it-IT"/>
+        </w:rPr>
+        <w:t xml:space="preserve"> e soluzioni scalabili basate su </w:t>
+      </w:r>
+      <w:proofErr w:type="spellStart"/>
+      <w:r>
+        <w:rPr>
+          <w:lang w:val="it-IT"/>
+        </w:rPr>
+        <w:t>Appian</w:t>
+      </w:r>
+      <w:proofErr w:type="spellEnd"/>
+      <w:r>
+        <w:rPr>
+          <w:lang w:val="it-IT"/>
+        </w:rPr>
+        <w:t xml:space="preserve">, Java e Python. Approccio autonomo, rapido nell’apprendimento e orientato al miglioramento continuo. Attivo in progetti extra‑professionali di AI, game </w:t>
+      </w:r>
+      <w:proofErr w:type="spellStart"/>
+      <w:r>
+        <w:rPr>
+          <w:lang w:val="it-IT"/>
+        </w:rPr>
+        <w:t>development</w:t>
+      </w:r>
+      <w:proofErr w:type="spellEnd"/>
+      <w:r>
+        <w:rPr>
+          <w:lang w:val="it-IT"/>
+        </w:rPr>
+        <w:t xml:space="preserve"> e orchestrazione di agenti intelligenti.</w:t>
       </w:r>
     </w:p>
     <w:p>
@@ -136,12 +207,21 @@
           <w:lang w:val="it-IT"/>
         </w:rPr>
       </w:pPr>
+      <w:proofErr w:type="spellStart"/>
       <w:r>
         <w:rPr>
           <w:b/>
           <w:lang w:val="it-IT"/>
         </w:rPr>
-        <w:t>IperAutomation Engineer – Sistemi Informativi</w:t>
+        <w:t>IperAutomation</w:t>
+      </w:r>
+      <w:proofErr w:type="spellEnd"/>
+      <w:r>
+        <w:rPr>
+          <w:b/>
+          <w:lang w:val="it-IT"/>
+        </w:rPr>
+        <w:t xml:space="preserve"> Engineer – Sistemi Informativi</w:t>
       </w:r>
     </w:p>
     <w:p>
@@ -150,11 +230,19 @@
           <w:lang w:val="it-IT"/>
         </w:rPr>
       </w:pPr>
-      <w:r>
-        <w:rPr>
-          <w:lang w:val="it-IT"/>
-        </w:rPr>
-        <w:t>Lutech · Ottobre 2024 – Presente</w:t>
+      <w:proofErr w:type="spellStart"/>
+      <w:r>
+        <w:rPr>
+          <w:lang w:val="it-IT"/>
+        </w:rPr>
+        <w:t>Lutech</w:t>
+      </w:r>
+      <w:proofErr w:type="spellEnd"/>
+      <w:r>
+        <w:rPr>
+          <w:lang w:val="it-IT"/>
+        </w:rPr>
+        <w:t xml:space="preserve"> · Ottobre 2024 – Presente</w:t>
       </w:r>
     </w:p>
     <w:p>
@@ -180,7 +268,21 @@
         <w:rPr>
           <w:lang w:val="it-IT"/>
         </w:rPr>
-        <w:t>- Sviluppo di soluzioni su piattaforma Appian, con attenzione a scalabilità, performance e integrazione con sistemi esistenti.</w:t>
+        <w:t xml:space="preserve">- Sviluppo di soluzioni su piattaforma </w:t>
+      </w:r>
+      <w:proofErr w:type="spellStart"/>
+      <w:r>
+        <w:rPr>
+          <w:lang w:val="it-IT"/>
+        </w:rPr>
+        <w:t>Appian</w:t>
+      </w:r>
+      <w:proofErr w:type="spellEnd"/>
+      <w:r>
+        <w:rPr>
+          <w:lang w:val="it-IT"/>
+        </w:rPr>
+        <w:t>, con attenzione a scalabilità, performance e integrazione con sistemi esistenti.</w:t>
       </w:r>
     </w:p>
     <w:p>
@@ -243,11 +345,19 @@
           <w:lang w:val="it-IT"/>
         </w:rPr>
       </w:pPr>
-      <w:r>
-        <w:rPr>
-          <w:lang w:val="it-IT"/>
-        </w:rPr>
-        <w:t>Aubay · Settembre 2022 – Ottobre 2024</w:t>
+      <w:proofErr w:type="spellStart"/>
+      <w:r>
+        <w:rPr>
+          <w:lang w:val="it-IT"/>
+        </w:rPr>
+        <w:t>Aubay</w:t>
+      </w:r>
+      <w:proofErr w:type="spellEnd"/>
+      <w:r>
+        <w:rPr>
+          <w:lang w:val="it-IT"/>
+        </w:rPr>
+        <w:t xml:space="preserve"> · Settembre 2022 – Ottobre 2024</w:t>
       </w:r>
     </w:p>
     <w:p>
@@ -260,7 +370,21 @@
         <w:rPr>
           <w:lang w:val="it-IT"/>
         </w:rPr>
-        <w:t>- Sviluppo e manutenzione di soluzioni CRM enterprise per clienti Telco (Vodafone, TIM).</w:t>
+        <w:t xml:space="preserve">- Sviluppo e manutenzione di soluzioni CRM </w:t>
+      </w:r>
+      <w:proofErr w:type="spellStart"/>
+      <w:r>
+        <w:rPr>
+          <w:lang w:val="it-IT"/>
+        </w:rPr>
+        <w:t>enterprise</w:t>
+      </w:r>
+      <w:proofErr w:type="spellEnd"/>
+      <w:r>
+        <w:rPr>
+          <w:lang w:val="it-IT"/>
+        </w:rPr>
+        <w:t xml:space="preserve"> per clienti Telco (Vodafone, TIM).</w:t>
       </w:r>
     </w:p>
     <w:p>
@@ -299,7 +423,21 @@
         <w:rPr>
           <w:lang w:val="it-IT"/>
         </w:rPr>
-        <w:t>- Refactoring, testing, debug e documentazione tecnica.</w:t>
+        <w:t xml:space="preserve">- </w:t>
+      </w:r>
+      <w:proofErr w:type="spellStart"/>
+      <w:r>
+        <w:rPr>
+          <w:lang w:val="it-IT"/>
+        </w:rPr>
+        <w:t>Refactoring</w:t>
+      </w:r>
+      <w:proofErr w:type="spellEnd"/>
+      <w:r>
+        <w:rPr>
+          <w:lang w:val="it-IT"/>
+        </w:rPr>
+        <w:t>, testing, debug e documentazione tecnica.</w:t>
       </w:r>
     </w:p>
     <w:p>
@@ -330,12 +468,34 @@
     </w:p>
     <w:p>
       <w:r>
-        <w:t>Bartender Freelance (2019 – Presente)</w:t>
+        <w:t xml:space="preserve">Bartender Freelance (2019 – </w:t>
+      </w:r>
+      <w:r>
+        <w:t>2024</w:t>
+      </w:r>
+      <w:r>
+        <w:t>)</w:t>
       </w:r>
     </w:p>
     <w:p>
       <w:r>
-        <w:t>Key Account – Sapori Veri Srl (2018)</w:t>
+        <w:t xml:space="preserve">Key Account – </w:t>
+      </w:r>
+      <w:proofErr w:type="spellStart"/>
+      <w:r>
+        <w:t>Sapori</w:t>
+      </w:r>
+      <w:proofErr w:type="spellEnd"/>
+      <w:r>
+        <w:t xml:space="preserve"> Veri </w:t>
+      </w:r>
+      <w:proofErr w:type="spellStart"/>
+      <w:r>
+        <w:t>Srl</w:t>
+      </w:r>
+      <w:proofErr w:type="spellEnd"/>
+      <w:r>
+        <w:t xml:space="preserve"> (2018)</w:t>
       </w:r>
     </w:p>
     <w:p>
@@ -346,8 +506,14 @@
     <w:p>
       <w:pPr>
         <w:pStyle w:val="Titolo1"/>
-      </w:pPr>
-      <w:r>
+        <w:rPr>
+          <w:lang w:val="it-IT"/>
+        </w:rPr>
+      </w:pPr>
+      <w:r>
+        <w:rPr>
+          <w:lang w:val="it-IT"/>
+        </w:rPr>
         <w:t>PROGETTI EXTRA‑PROFESSIONALI</w:t>
       </w:r>
     </w:p>
@@ -388,40 +554,79 @@
         <w:rPr>
           <w:lang w:val="it-IT"/>
         </w:rPr>
-        <w:t>- Integrazione di sistemi vocali (ElevenLabs) e agenti AI.</w:t>
+        <w:t>- Integrazione di sistemi vocali (</w:t>
+      </w:r>
+      <w:proofErr w:type="spellStart"/>
+      <w:r>
+        <w:rPr>
+          <w:lang w:val="it-IT"/>
+        </w:rPr>
+        <w:t>ElevenLabs</w:t>
+      </w:r>
+      <w:proofErr w:type="spellEnd"/>
+      <w:r>
+        <w:rPr>
+          <w:lang w:val="it-IT"/>
+        </w:rPr>
+        <w:t>) e agenti AI.</w:t>
       </w:r>
     </w:p>
     <w:p>
-      <w:r>
+      <w:pPr>
         <w:rPr>
           <w:b/>
-        </w:rPr>
-        <w:t>Technical Designer – GameForge Unical (Open Workshop) (</w:t>
-      </w:r>
+          <w:bCs/>
+        </w:rPr>
+      </w:pPr>
       <w:r>
         <w:rPr>
           <w:b/>
-        </w:rPr>
-        <w:t xml:space="preserve">Novembre </w:t>
-      </w:r>
+          <w:bCs/>
+        </w:rPr>
+        <w:t>AI Guard – Malicious Prompt Detection System (</w:t>
+      </w:r>
+      <w:proofErr w:type="spellStart"/>
       <w:r>
         <w:rPr>
           <w:b/>
-        </w:rPr>
-        <w:t>2025 – Presente)</w:t>
+          <w:bCs/>
+        </w:rPr>
+        <w:t>Gennaio</w:t>
+      </w:r>
+      <w:proofErr w:type="spellEnd"/>
+      <w:r>
+        <w:rPr>
+          <w:b/>
+          <w:bCs/>
+        </w:rPr>
+        <w:t xml:space="preserve"> 2026-presente</w:t>
+      </w:r>
+      <w:r>
+        <w:rPr>
+          <w:b/>
+          <w:bCs/>
+        </w:rPr>
+        <w:t>)</w:t>
       </w:r>
     </w:p>
     <w:p>
       <w:pPr>
         <w:rPr>
-          <w:lang w:val="it-IT"/>
-        </w:rPr>
-      </w:pPr>
-      <w:r>
-        <w:rPr>
-          <w:lang w:val="it-IT"/>
-        </w:rPr>
-        <w:t>- Progettazione tecnica del progetto Opus Deceptio (Unity).</w:t>
+          <w:b/>
+          <w:bCs/>
+          <w:i/>
+          <w:iCs/>
+        </w:rPr>
+      </w:pPr>
+      <w:r>
+        <w:rPr>
+          <w:b/>
+          <w:bCs/>
+        </w:rPr>
+        <w:t xml:space="preserve">Link: </w:t>
+      </w:r>
+      <w:r>
+        <w:t>https://www.kaggle.com/code/giuseppebruniani/ai-guard</w:t>
       </w:r>
     </w:p>
     <w:p>
@@ -432,9 +637,45 @@
       </w:pPr>
       <w:r>
         <w:rPr>
-          <w:lang w:val="it-IT"/>
-        </w:rPr>
-        <w:t>- Integrazione di sistemi, gameplay logic e componenti AI.</w:t>
+          <w:b/>
+          <w:bCs/>
+          <w:lang w:val="it-IT"/>
+        </w:rPr>
+        <w:t>-</w:t>
+      </w:r>
+      <w:r>
+        <w:rPr>
+          <w:lang w:val="it-IT"/>
+        </w:rPr>
+        <w:t xml:space="preserve">Sistema di sicurezza ML per rilevamento prompt injection e </w:t>
+      </w:r>
+      <w:proofErr w:type="spellStart"/>
+      <w:r>
+        <w:rPr>
+          <w:lang w:val="it-IT"/>
+        </w:rPr>
+        <w:t>jailbreak</w:t>
+      </w:r>
+      <w:proofErr w:type="spellEnd"/>
+      <w:r>
+        <w:rPr>
+          <w:lang w:val="it-IT"/>
+        </w:rPr>
+        <w:t xml:space="preserve"> </w:t>
+      </w:r>
+      <w:proofErr w:type="spellStart"/>
+      <w:r>
+        <w:rPr>
+          <w:lang w:val="it-IT"/>
+        </w:rPr>
+        <w:t>attacks</w:t>
+      </w:r>
+      <w:proofErr w:type="spellEnd"/>
+      <w:r>
+        <w:rPr>
+          <w:lang w:val="it-IT"/>
+        </w:rPr>
+        <w:t xml:space="preserve"> su LLM</w:t>
       </w:r>
     </w:p>
     <w:p>
@@ -447,82 +688,184 @@
         <w:rPr>
           <w:lang w:val="it-IT"/>
         </w:rPr>
-        <w:t>- Coordinamento tecnico tra team creativi e sviluppatori.</w:t>
+        <w:t>-</w:t>
+      </w:r>
+      <w:r>
+        <w:rPr>
+          <w:lang w:val="it-IT"/>
+        </w:rPr>
+        <w:t xml:space="preserve">ML Pipeline: MLP (Multi-Layer </w:t>
+      </w:r>
+      <w:proofErr w:type="spellStart"/>
+      <w:r>
+        <w:rPr>
+          <w:lang w:val="it-IT"/>
+        </w:rPr>
+        <w:t>Perceptron</w:t>
+      </w:r>
+      <w:proofErr w:type="spellEnd"/>
+      <w:r>
+        <w:rPr>
+          <w:lang w:val="it-IT"/>
+        </w:rPr>
+        <w:t xml:space="preserve">) con </w:t>
+      </w:r>
+      <w:proofErr w:type="spellStart"/>
+      <w:r>
+        <w:rPr>
+          <w:lang w:val="it-IT"/>
+        </w:rPr>
+        <w:t>TensorFlow</w:t>
+      </w:r>
+      <w:proofErr w:type="spellEnd"/>
+      <w:r>
+        <w:rPr>
+          <w:lang w:val="it-IT"/>
+        </w:rPr>
+        <w:t>/</w:t>
+      </w:r>
+      <w:proofErr w:type="spellStart"/>
+      <w:r>
+        <w:rPr>
+          <w:lang w:val="it-IT"/>
+        </w:rPr>
+        <w:t>PyTorch</w:t>
+      </w:r>
+      <w:proofErr w:type="spellEnd"/>
+      <w:r>
+        <w:rPr>
+          <w:lang w:val="it-IT"/>
+        </w:rPr>
+        <w:t xml:space="preserve"> per classificazione binaria</w:t>
       </w:r>
     </w:p>
     <w:p>
-      <w:pPr>
-        <w:rPr>
-          <w:lang w:val="it-IT"/>
-        </w:rPr>
-      </w:pPr>
-      <w:r>
-        <w:rPr>
-          <w:lang w:val="it-IT"/>
-        </w:rPr>
-        <w:t>- Ottimizzazione performance, modularità e scalabilità.</w:t>
-      </w:r>
+      <w:r>
+        <w:t>-</w:t>
+      </w:r>
+      <w:r>
+        <w:t xml:space="preserve">Dataset: Malicious Prompt Detection Dataset (MPDD) con 10k+ </w:t>
+      </w:r>
+      <w:proofErr w:type="spellStart"/>
+      <w:r>
+        <w:t>esempi</w:t>
+      </w:r>
+      <w:proofErr w:type="spellEnd"/>
+      <w:r>
+        <w:t xml:space="preserve"> </w:t>
+      </w:r>
+      <w:proofErr w:type="spellStart"/>
+      <w:r>
+        <w:t>annotati</w:t>
+      </w:r>
+      <w:proofErr w:type="spellEnd"/>
     </w:p>
     <w:p>
       <w:r>
-        <w:rPr>
-          <w:b/>
-        </w:rPr>
-        <w:t>Global Game Jam – “Bubble Planet” (2025)</w:t>
+        <w:t>-</w:t>
+      </w:r>
+      <w:r>
+        <w:t xml:space="preserve">Features: TF-IDF vectorization, embedding </w:t>
+      </w:r>
+      <w:proofErr w:type="spellStart"/>
+      <w:r>
+        <w:t>semantici</w:t>
+      </w:r>
+      <w:proofErr w:type="spellEnd"/>
+      <w:r>
+        <w:t>, pattern recognition</w:t>
       </w:r>
     </w:p>
     <w:p>
-      <w:pPr>
-        <w:rPr>
-          <w:lang w:val="it-IT"/>
-        </w:rPr>
-      </w:pPr>
-      <w:r>
-        <w:rPr>
-          <w:lang w:val="it-IT"/>
-        </w:rPr>
-        <w:t>- Sviluppo di un gioco completo in 48 ore.</w:t>
+      <w:r>
+        <w:t>-</w:t>
+      </w:r>
+      <w:r>
+        <w:t xml:space="preserve">Preprocessing </w:t>
+      </w:r>
+      <w:proofErr w:type="spellStart"/>
+      <w:r>
+        <w:t>avanzato</w:t>
+      </w:r>
+      <w:proofErr w:type="spellEnd"/>
+      <w:r>
+        <w:t xml:space="preserve">: tokenization, </w:t>
+      </w:r>
+      <w:proofErr w:type="spellStart"/>
+      <w:r>
+        <w:t>normalizzazione</w:t>
+      </w:r>
+      <w:proofErr w:type="spellEnd"/>
+      <w:r>
+        <w:t>, feature engineering</w:t>
       </w:r>
     </w:p>
     <w:p>
-      <w:pPr>
-        <w:rPr>
-          <w:lang w:val="it-IT"/>
-        </w:rPr>
-      </w:pPr>
-      <w:r>
-        <w:rPr>
-          <w:lang w:val="it-IT"/>
-        </w:rPr>
-        <w:t>- Implementazione gameplay, interazioni e integrazione asset.</w:t>
+      <w:r>
+        <w:t>-</w:t>
+      </w:r>
+      <w:proofErr w:type="spellStart"/>
+      <w:r>
+        <w:t>Metriche</w:t>
+      </w:r>
+      <w:proofErr w:type="spellEnd"/>
+      <w:r>
+        <w:t xml:space="preserve">: 94% accuracy, 92% precision, 89% recall </w:t>
+      </w:r>
+      <w:proofErr w:type="spellStart"/>
+      <w:r>
+        <w:t>su</w:t>
+      </w:r>
+      <w:proofErr w:type="spellEnd"/>
+      <w:r>
+        <w:t xml:space="preserve"> test set</w:t>
       </w:r>
     </w:p>
     <w:p>
-      <w:pPr>
-        <w:rPr>
-          <w:lang w:val="it-IT"/>
-        </w:rPr>
-      </w:pPr>
-      <w:r>
-        <w:rPr>
-          <w:lang w:val="it-IT"/>
-        </w:rPr>
-        <w:t>- Collaborazione in team multidisciplinare.</w:t>
+      <w:r>
+        <w:t>-</w:t>
+      </w:r>
+      <w:r>
+        <w:t>Tech Stack: Python, scikit-learn, TensorFlow</w:t>
       </w:r>
     </w:p>
     <w:p>
       <w:pPr>
-        <w:pStyle w:val="Titolo1"/>
-        <w:rPr>
-          <w:lang w:val="it-IT"/>
-        </w:rPr>
-      </w:pPr>
-      <w:r>
-        <w:rPr>
-          <w:lang w:val="it-IT"/>
+        <w:rPr>
+          <w:b/>
+          <w:bCs/>
+        </w:rPr>
+      </w:pPr>
+      <w:r>
+        <w:rPr>
+          <w:b/>
+          <w:bCs/>
         </w:rPr>
         <w:lastRenderedPageBreak/>
-        <w:t>COMPETENZE TECNICHE</w:t>
+        <w:t>VURPE – Smart BPM Dashboard</w:t>
+      </w:r>
+      <w:r>
+        <w:rPr>
+          <w:b/>
+          <w:bCs/>
+        </w:rPr>
+        <w:t xml:space="preserve"> (Febbraio 2026 – </w:t>
+      </w:r>
+      <w:proofErr w:type="spellStart"/>
+      <w:r>
+        <w:rPr>
+          <w:b/>
+          <w:bCs/>
+        </w:rPr>
+        <w:t>Presente</w:t>
+      </w:r>
+      <w:proofErr w:type="spellEnd"/>
+      <w:r>
+        <w:rPr>
+          <w:b/>
+          <w:bCs/>
+        </w:rPr>
+        <w:t>)</w:t>
       </w:r>
     </w:p>
     <w:p>
@@ -535,58 +878,173 @@
         <w:rPr>
           <w:lang w:val="it-IT"/>
         </w:rPr>
-        <w:t>- Linguaggi: Java, Python, TypeScript, C#, C++, C</w:t>
+        <w:t>-</w:t>
+      </w:r>
+      <w:r>
+        <w:rPr>
+          <w:lang w:val="it-IT"/>
+        </w:rPr>
+        <w:t>Sviluppo full-</w:t>
+      </w:r>
+      <w:proofErr w:type="spellStart"/>
+      <w:r>
+        <w:rPr>
+          <w:lang w:val="it-IT"/>
+        </w:rPr>
+        <w:t>stack</w:t>
+      </w:r>
+      <w:proofErr w:type="spellEnd"/>
+      <w:r>
+        <w:rPr>
+          <w:lang w:val="it-IT"/>
+        </w:rPr>
+        <w:t xml:space="preserve"> di piattaforma </w:t>
+      </w:r>
+      <w:proofErr w:type="spellStart"/>
+      <w:r>
+        <w:rPr>
+          <w:lang w:val="it-IT"/>
+        </w:rPr>
+        <w:t>enterprise</w:t>
+      </w:r>
+      <w:proofErr w:type="spellEnd"/>
+      <w:r>
+        <w:rPr>
+          <w:lang w:val="it-IT"/>
+        </w:rPr>
+        <w:t xml:space="preserve"> per analisi dati business con approccio ibrido ML + Rules Engine</w:t>
       </w:r>
     </w:p>
     <w:p>
       <w:r>
-        <w:t>- Framework: Spring Boot, Angular, Appian BPM, Unity, Expo</w:t>
+        <w:t>-</w:t>
+      </w:r>
+      <w:r>
+        <w:t xml:space="preserve">Backend: Spring Boot 3.x, PostgreSQL, Spring Data JPA, Apache Commons CSV, Flyway </w:t>
+      </w:r>
+      <w:r>
+        <w:t xml:space="preserve"> </w:t>
+      </w:r>
+      <w:r>
+        <w:t>migrations</w:t>
       </w:r>
     </w:p>
     <w:p>
       <w:r>
-        <w:t>- Tools: Git, Docker, Angular Material, Kiro, n8n</w:t>
+        <w:t>-</w:t>
+      </w:r>
+      <w:r>
+        <w:t xml:space="preserve">Frontend: Angular 16+, TypeScript, </w:t>
+      </w:r>
+      <w:proofErr w:type="spellStart"/>
+      <w:r>
+        <w:t>RxJS</w:t>
+      </w:r>
+      <w:proofErr w:type="spellEnd"/>
+      <w:r>
+        <w:t>, Chart.js, Bootstrap 5</w:t>
       </w:r>
     </w:p>
     <w:p>
-      <w:pPr>
-        <w:rPr>
-          <w:lang w:val="it-IT"/>
-        </w:rPr>
-      </w:pPr>
-      <w:r>
-        <w:rPr>
-          <w:lang w:val="it-IT"/>
-        </w:rPr>
-        <w:t>- Aree: Sistemi informativi, automazione processi, integrazione sistemi, progettazione flussi, AI applicata</w:t>
+      <w:r>
+        <w:t>-</w:t>
+      </w:r>
+      <w:proofErr w:type="spellStart"/>
+      <w:r>
+        <w:t>Architettura</w:t>
+      </w:r>
+      <w:proofErr w:type="spellEnd"/>
+      <w:r>
+        <w:t>: Clean Architecture, async task processing, RESTful API, WebSocket real-</w:t>
+      </w:r>
+      <w:r>
+        <w:t xml:space="preserve">  </w:t>
+      </w:r>
+      <w:r>
+        <w:t>time updates</w:t>
       </w:r>
     </w:p>
     <w:p>
       <w:pPr>
-        <w:pStyle w:val="Titolo1"/>
-        <w:rPr>
-          <w:lang w:val="it-IT"/>
-        </w:rPr>
-      </w:pPr>
-      <w:r>
-        <w:rPr>
-          <w:lang w:val="it-IT"/>
-        </w:rPr>
-        <w:t>LINGUE</w:t>
+        <w:rPr>
+          <w:lang w:val="it-IT"/>
+        </w:rPr>
+      </w:pPr>
+      <w:r>
+        <w:rPr>
+          <w:lang w:val="it-IT"/>
+        </w:rPr>
+        <w:t>-</w:t>
+      </w:r>
+      <w:r>
+        <w:rPr>
+          <w:lang w:val="it-IT"/>
+        </w:rPr>
+        <w:t xml:space="preserve">Implementazione CSV </w:t>
+      </w:r>
+      <w:proofErr w:type="spellStart"/>
+      <w:r>
+        <w:rPr>
+          <w:lang w:val="it-IT"/>
+        </w:rPr>
+        <w:t>ingestion</w:t>
+      </w:r>
+      <w:proofErr w:type="spellEnd"/>
+      <w:r>
+        <w:rPr>
+          <w:lang w:val="it-IT"/>
+        </w:rPr>
+        <w:t xml:space="preserve"> con validazione avanzata e </w:t>
+      </w:r>
+      <w:proofErr w:type="spellStart"/>
+      <w:r>
+        <w:rPr>
+          <w:lang w:val="it-IT"/>
+        </w:rPr>
+        <w:t>error</w:t>
+      </w:r>
+      <w:proofErr w:type="spellEnd"/>
+      <w:r>
+        <w:rPr>
+          <w:lang w:val="it-IT"/>
+        </w:rPr>
+        <w:t xml:space="preserve"> </w:t>
+      </w:r>
+      <w:proofErr w:type="spellStart"/>
+      <w:r>
+        <w:rPr>
+          <w:lang w:val="it-IT"/>
+        </w:rPr>
+        <w:t>handling</w:t>
+      </w:r>
+      <w:proofErr w:type="spellEnd"/>
+      <w:r>
+        <w:rPr>
+          <w:lang w:val="it-IT"/>
+        </w:rPr>
+        <w:t xml:space="preserve"> granulare</w:t>
       </w:r>
     </w:p>
     <w:p>
-      <w:pPr>
-        <w:rPr>
-          <w:lang w:val="it-IT"/>
-        </w:rPr>
-      </w:pPr>
-      <w:r>
-        <w:rPr>
-          <w:lang w:val="it-IT"/>
-        </w:rPr>
-        <w:t>- Italiano: Madrelingua</w:t>
-      </w:r>
+      <w:r>
+        <w:t>-</w:t>
+      </w:r>
+      <w:r>
+        <w:t xml:space="preserve">Business rules engine </w:t>
+      </w:r>
+      <w:proofErr w:type="spellStart"/>
+      <w:r>
+        <w:t>configurabile</w:t>
+      </w:r>
+      <w:proofErr w:type="spellEnd"/>
+      <w:r>
+        <w:t xml:space="preserve"> per risk assessment </w:t>
+      </w:r>
+      <w:proofErr w:type="spellStart"/>
+      <w:r>
+        <w:t>automatico</w:t>
+      </w:r>
+      <w:proofErr w:type="spellEnd"/>
     </w:p>
     <w:p>
       <w:pPr>
@@ -598,34 +1056,89 @@
         <w:rPr>
           <w:lang w:val="it-IT"/>
         </w:rPr>
-        <w:t>- Inglese: Intermedio</w:t>
+        <w:t>-</w:t>
+      </w:r>
+      <w:r>
+        <w:rPr>
+          <w:lang w:val="it-IT"/>
+        </w:rPr>
+        <w:t>Dashboard interattiva con visualizzazioni real-time (tabelle, grafici, metriche aggregate)</w:t>
       </w:r>
     </w:p>
     <w:p>
-      <w:pPr>
-        <w:pStyle w:val="Titolo1"/>
-        <w:rPr>
-          <w:lang w:val="it-IT"/>
-        </w:rPr>
-      </w:pPr>
-      <w:r>
-        <w:rPr>
-          <w:lang w:val="it-IT"/>
-        </w:rPr>
-        <w:t>SOFT SKILLS</w:t>
+      <w:r>
+        <w:t>-</w:t>
+      </w:r>
+      <w:r>
+        <w:t>Testing: JUnit 5, Mockito, property-based testing per correctness validation</w:t>
+      </w:r>
+      <w:r>
+        <w:t>-</w:t>
+      </w:r>
+      <w:r>
+        <w:t>DevOps: Docker, Docker Compose, environment-based configuration</w:t>
       </w:r>
     </w:p>
     <w:p>
-      <w:pPr>
-        <w:rPr>
-          <w:lang w:val="it-IT"/>
-        </w:rPr>
-      </w:pPr>
-      <w:r>
-        <w:rPr>
-          <w:lang w:val="it-IT"/>
-        </w:rPr>
-        <w:t>- Autonomia e rapidità nell’apprendimento</w:t>
+      <w:r>
+        <w:rPr>
+          <w:b/>
+        </w:rPr>
+        <w:t xml:space="preserve">Technical Designer – </w:t>
+      </w:r>
+      <w:proofErr w:type="spellStart"/>
+      <w:r>
+        <w:rPr>
+          <w:b/>
+        </w:rPr>
+        <w:t>GameForge</w:t>
+      </w:r>
+      <w:proofErr w:type="spellEnd"/>
+      <w:r>
+        <w:rPr>
+          <w:b/>
+        </w:rPr>
+        <w:t xml:space="preserve"> </w:t>
+      </w:r>
+      <w:proofErr w:type="spellStart"/>
+      <w:r>
+        <w:rPr>
+          <w:b/>
+        </w:rPr>
+        <w:t>Unical</w:t>
+      </w:r>
+      <w:proofErr w:type="spellEnd"/>
+      <w:r>
+        <w:rPr>
+          <w:b/>
+        </w:rPr>
+        <w:t xml:space="preserve"> (Open Workshop) (</w:t>
+      </w:r>
+      <w:r>
+        <w:rPr>
+          <w:b/>
+        </w:rPr>
+        <w:t xml:space="preserve">Novembre </w:t>
+      </w:r>
+      <w:r>
+        <w:rPr>
+          <w:b/>
+        </w:rPr>
+        <w:t xml:space="preserve">2025 – </w:t>
+      </w:r>
+      <w:proofErr w:type="spellStart"/>
+      <w:r>
+        <w:rPr>
+          <w:b/>
+        </w:rPr>
+        <w:t>Presente</w:t>
+      </w:r>
+      <w:proofErr w:type="spellEnd"/>
+      <w:r>
+        <w:rPr>
+          <w:b/>
+        </w:rPr>
+        <w:t>)</w:t>
       </w:r>
     </w:p>
     <w:p>
@@ -638,7 +1151,21 @@
         <w:rPr>
           <w:lang w:val="it-IT"/>
         </w:rPr>
-        <w:t>- Adattabilità a contesti diversi</w:t>
+        <w:t xml:space="preserve">- Progettazione tecnica del progetto Opus </w:t>
+      </w:r>
+      <w:proofErr w:type="spellStart"/>
+      <w:r>
+        <w:rPr>
+          <w:lang w:val="it-IT"/>
+        </w:rPr>
+        <w:t>Deceptio</w:t>
+      </w:r>
+      <w:proofErr w:type="spellEnd"/>
+      <w:r>
+        <w:rPr>
+          <w:lang w:val="it-IT"/>
+        </w:rPr>
+        <w:t xml:space="preserve"> (Unity).</w:t>
       </w:r>
     </w:p>
     <w:p>
@@ -651,7 +1178,21 @@
         <w:rPr>
           <w:lang w:val="it-IT"/>
         </w:rPr>
-        <w:t>- Iniziativa e orientamento al miglioramento</w:t>
+        <w:t xml:space="preserve">- Integrazione di sistemi, gameplay </w:t>
+      </w:r>
+      <w:proofErr w:type="spellStart"/>
+      <w:r>
+        <w:rPr>
+          <w:lang w:val="it-IT"/>
+        </w:rPr>
+        <w:t>logic</w:t>
+      </w:r>
+      <w:proofErr w:type="spellEnd"/>
+      <w:r>
+        <w:rPr>
+          <w:lang w:val="it-IT"/>
+        </w:rPr>
+        <w:t xml:space="preserve"> e componenti AI.</w:t>
       </w:r>
     </w:p>
     <w:p>
@@ -664,34 +1205,268 @@
         <w:rPr>
           <w:lang w:val="it-IT"/>
         </w:rPr>
-        <w:t>- Collaborazione efficace in team tecnici e creativi</w:t>
+        <w:t>- Coordinamento tecnico tra team creativi e sviluppatori.</w:t>
       </w:r>
     </w:p>
     <w:p>
       <w:pPr>
-        <w:pStyle w:val="Titolo1"/>
-        <w:rPr>
-          <w:lang w:val="it-IT"/>
-        </w:rPr>
-      </w:pPr>
-      <w:r>
-        <w:rPr>
-          <w:lang w:val="it-IT"/>
-        </w:rPr>
-        <w:t>AUTORIZZAZIONE</w:t>
+        <w:rPr>
+          <w:lang w:val="it-IT"/>
+        </w:rPr>
+      </w:pPr>
+      <w:r>
+        <w:rPr>
+          <w:lang w:val="it-IT"/>
+        </w:rPr>
+        <w:t>- Ottimizzazione performance, modularità e scalabilità.</w:t>
       </w:r>
     </w:p>
     <w:p>
-      <w:pPr>
-        <w:rPr>
-          <w:lang w:val="it-IT"/>
-        </w:rPr>
-      </w:pPr>
-      <w:r>
-        <w:rPr>
-          <w:lang w:val="it-IT"/>
-        </w:rPr>
-        <w:t>Autorizzo il trattamento dei dati personali ai sensi del D.Lgs. 196/2003.</w:t>
+      <w:r>
+        <w:rPr>
+          <w:b/>
+        </w:rPr>
+        <w:t>Global Game Jam – “Bubble Planet” (2025)</w:t>
+      </w:r>
+    </w:p>
+    <w:p>
+      <w:pPr>
+        <w:rPr>
+          <w:lang w:val="it-IT"/>
+        </w:rPr>
+      </w:pPr>
+      <w:r>
+        <w:rPr>
+          <w:lang w:val="it-IT"/>
+        </w:rPr>
+        <w:t>- Sviluppo di un gioco completo in 48 ore.</w:t>
+      </w:r>
+    </w:p>
+    <w:p>
+      <w:pPr>
+        <w:rPr>
+          <w:lang w:val="it-IT"/>
+        </w:rPr>
+      </w:pPr>
+      <w:r>
+        <w:rPr>
+          <w:lang w:val="it-IT"/>
+        </w:rPr>
+        <w:t>- Implementazione gameplay, interazioni e integrazione asset.</w:t>
+      </w:r>
+    </w:p>
+    <w:p>
+      <w:pPr>
+        <w:rPr>
+          <w:lang w:val="it-IT"/>
+        </w:rPr>
+      </w:pPr>
+      <w:r>
+        <w:rPr>
+          <w:lang w:val="it-IT"/>
+        </w:rPr>
+        <w:t>- Collaborazione in team multidisciplinare.</w:t>
+      </w:r>
+    </w:p>
+    <w:p>
+      <w:pPr>
+        <w:pStyle w:val="Titolo1"/>
+        <w:rPr>
+          <w:lang w:val="it-IT"/>
+        </w:rPr>
+      </w:pPr>
+      <w:r>
+        <w:rPr>
+          <w:lang w:val="it-IT"/>
+        </w:rPr>
+        <w:t>COMPETENZE TECNICHE</w:t>
+      </w:r>
+    </w:p>
+    <w:p>
+      <w:r>
+        <w:t xml:space="preserve">- </w:t>
+      </w:r>
+      <w:proofErr w:type="spellStart"/>
+      <w:r>
+        <w:t>Linguaggi</w:t>
+      </w:r>
+      <w:proofErr w:type="spellEnd"/>
+      <w:r>
+        <w:t>: Java, Python, TypeScript, C#, C++, C</w:t>
+      </w:r>
+    </w:p>
+    <w:p>
+      <w:r>
+        <w:t>- Framework: Spring Boot, Angular, Appian BPM, Unity, Expo</w:t>
+      </w:r>
+    </w:p>
+    <w:p>
+      <w:r>
+        <w:t>- Tools: Git, Docker, Angular Material, Kiro, n8n</w:t>
+      </w:r>
+      <w:r>
+        <w:t xml:space="preserve"> , flyway</w:t>
+      </w:r>
+    </w:p>
+    <w:p>
+      <w:pPr>
+        <w:rPr>
+          <w:lang w:val="it-IT"/>
+        </w:rPr>
+      </w:pPr>
+      <w:r>
+        <w:rPr>
+          <w:lang w:val="it-IT"/>
+        </w:rPr>
+        <w:lastRenderedPageBreak/>
+        <w:t>- Aree: Sistemi informativi, automazione processi, integrazione sistemi, progettazione flussi, AI applicata</w:t>
+      </w:r>
+    </w:p>
+    <w:p>
+      <w:pPr>
+        <w:pStyle w:val="Titolo1"/>
+        <w:rPr>
+          <w:lang w:val="it-IT"/>
+        </w:rPr>
+      </w:pPr>
+      <w:r>
+        <w:rPr>
+          <w:lang w:val="it-IT"/>
+        </w:rPr>
+        <w:t>LINGUE</w:t>
+      </w:r>
+    </w:p>
+    <w:p>
+      <w:pPr>
+        <w:rPr>
+          <w:lang w:val="it-IT"/>
+        </w:rPr>
+      </w:pPr>
+      <w:r>
+        <w:rPr>
+          <w:lang w:val="it-IT"/>
+        </w:rPr>
+        <w:t>- Italiano: Madrelingua</w:t>
+      </w:r>
+    </w:p>
+    <w:p>
+      <w:pPr>
+        <w:rPr>
+          <w:lang w:val="it-IT"/>
+        </w:rPr>
+      </w:pPr>
+      <w:r>
+        <w:rPr>
+          <w:lang w:val="it-IT"/>
+        </w:rPr>
+        <w:t>- Inglese: Intermedio</w:t>
+      </w:r>
+    </w:p>
+    <w:p>
+      <w:pPr>
+        <w:pStyle w:val="Titolo1"/>
+        <w:rPr>
+          <w:lang w:val="it-IT"/>
+        </w:rPr>
+      </w:pPr>
+      <w:r>
+        <w:rPr>
+          <w:lang w:val="it-IT"/>
+        </w:rPr>
+        <w:t>SOFT SKILLS</w:t>
+      </w:r>
+    </w:p>
+    <w:p>
+      <w:pPr>
+        <w:rPr>
+          <w:lang w:val="it-IT"/>
+        </w:rPr>
+      </w:pPr>
+      <w:r>
+        <w:rPr>
+          <w:lang w:val="it-IT"/>
+        </w:rPr>
+        <w:t>- Autonomia e rapidità nell’apprendimento</w:t>
+      </w:r>
+    </w:p>
+    <w:p>
+      <w:pPr>
+        <w:rPr>
+          <w:lang w:val="it-IT"/>
+        </w:rPr>
+      </w:pPr>
+      <w:r>
+        <w:rPr>
+          <w:lang w:val="it-IT"/>
+        </w:rPr>
+        <w:t>- Adattabilità a contesti diversi</w:t>
+      </w:r>
+    </w:p>
+    <w:p>
+      <w:pPr>
+        <w:rPr>
+          <w:lang w:val="it-IT"/>
+        </w:rPr>
+      </w:pPr>
+      <w:r>
+        <w:rPr>
+          <w:lang w:val="it-IT"/>
+        </w:rPr>
+        <w:t>- Iniziativa e orientamento al miglioramento</w:t>
+      </w:r>
+    </w:p>
+    <w:p>
+      <w:pPr>
+        <w:rPr>
+          <w:lang w:val="it-IT"/>
+        </w:rPr>
+      </w:pPr>
+      <w:r>
+        <w:rPr>
+          <w:lang w:val="it-IT"/>
+        </w:rPr>
+        <w:t>- Collaborazione efficace in team tecnici e creativi</w:t>
+      </w:r>
+    </w:p>
+    <w:p>
+      <w:pPr>
+        <w:pStyle w:val="Titolo1"/>
+        <w:rPr>
+          <w:lang w:val="it-IT"/>
+        </w:rPr>
+      </w:pPr>
+      <w:r>
+        <w:rPr>
+          <w:lang w:val="it-IT"/>
+        </w:rPr>
+        <w:t>AUTORIZZAZIONE</w:t>
+      </w:r>
+    </w:p>
+    <w:p>
+      <w:pPr>
+        <w:rPr>
+          <w:lang w:val="it-IT"/>
+        </w:rPr>
+      </w:pPr>
+      <w:r>
+        <w:rPr>
+          <w:lang w:val="it-IT"/>
+        </w:rPr>
+        <w:t xml:space="preserve">Autorizzo il trattamento dei dati personali ai sensi del </w:t>
+      </w:r>
+      <w:proofErr w:type="spellStart"/>
+      <w:r>
+        <w:rPr>
+          <w:lang w:val="it-IT"/>
+        </w:rPr>
+        <w:t>D.Lgs.</w:t>
+      </w:r>
+      <w:proofErr w:type="spellEnd"/>
+      <w:r>
+        <w:rPr>
+          <w:lang w:val="it-IT"/>
+        </w:rPr>
+        <w:t xml:space="preserve"> 196/2003.</w:t>
       </w:r>
     </w:p>
     <w:sectPr>
@@ -878,6 +1653,232 @@
     </w:lvl>
   </w:abstractNum>
   <w:abstractNum w:abstractNumId="9" w15:restartNumberingAfterBreak="0">
+    <w:nsid w:val="06035DD3"/>
+    <w:multiLevelType w:val="hybridMultilevel"/>
+    <w:tmpl w:val="729A15C4"/>
+    <w:lvl w:ilvl="0" w:tplc="04100001">
+      <w:start w:val="1"/>
+      <w:numFmt w:val="bullet"/>
+      <w:lvlText w:val=""/>
+      <w:lvlJc w:val="left"/>
+      <w:pPr>
+        <w:ind w:left="720" w:hanging="360"/>
+      </w:pPr>
+      <w:rPr>
+        <w:rFonts w:ascii="Symbol" w:hAnsi="Symbol" w:hint="default"/>
+      </w:rPr>
+    </w:lvl>
+    <w:lvl w:ilvl="1" w:tplc="04100003" w:tentative="1">
+      <w:start w:val="1"/>
+      <w:numFmt w:val="bullet"/>
+      <w:lvlText w:val="o"/>
+      <w:lvlJc w:val="left"/>
+      <w:pPr>
+        <w:ind w:left="1440" w:hanging="360"/>
+      </w:pPr>
+      <w:rPr>
+        <w:rFonts w:ascii="Courier New" w:hAnsi="Courier New" w:cs="Courier New" w:hint="default"/>
+      </w:rPr>
+    </w:lvl>
+    <w:lvl w:ilvl="2" w:tplc="04100005" w:tentative="1">
+      <w:start w:val="1"/>
+      <w:numFmt w:val="bullet"/>
+      <w:lvlText w:val=""/>
+      <w:lvlJc w:val="left"/>
+      <w:pPr>
+        <w:ind w:left="2160" w:hanging="360"/>
+      </w:pPr>
+      <w:rPr>
+        <w:rFonts w:ascii="Wingdings" w:hAnsi="Wingdings" w:hint="default"/>
+      </w:rPr>
+    </w:lvl>
+    <w:lvl w:ilvl="3" w:tplc="04100001" w:tentative="1">
+      <w:start w:val="1"/>
+      <w:numFmt w:val="bullet"/>
+      <w:lvlText w:val=""/>
+      <w:lvlJc w:val="left"/>
+      <w:pPr>
+        <w:ind w:left="2880" w:hanging="360"/>
+      </w:pPr>
+      <w:rPr>
+        <w:rFonts w:ascii="Symbol" w:hAnsi="Symbol" w:hint="default"/>
+      </w:rPr>
+    </w:lvl>
+    <w:lvl w:ilvl="4" w:tplc="04100003" w:tentative="1">
+      <w:start w:val="1"/>
+      <w:numFmt w:val="bullet"/>
+      <w:lvlText w:val="o"/>
+      <w:lvlJc w:val="left"/>
+      <w:pPr>
+        <w:ind w:left="3600" w:hanging="360"/>
+      </w:pPr>
+      <w:rPr>
+        <w:rFonts w:ascii="Courier New" w:hAnsi="Courier New" w:cs="Courier New" w:hint="default"/>
+      </w:rPr>
+    </w:lvl>
+    <w:lvl w:ilvl="5" w:tplc="04100005" w:tentative="1">
+      <w:start w:val="1"/>
+      <w:numFmt w:val="bullet"/>
+      <w:lvlText w:val=""/>
+      <w:lvlJc w:val="left"/>
+      <w:pPr>
+        <w:ind w:left="4320" w:hanging="360"/>
+      </w:pPr>
+      <w:rPr>
+        <w:rFonts w:ascii="Wingdings" w:hAnsi="Wingdings" w:hint="default"/>
+      </w:rPr>
+    </w:lvl>
+    <w:lvl w:ilvl="6" w:tplc="04100001" w:tentative="1">
+      <w:start w:val="1"/>
+      <w:numFmt w:val="bullet"/>
+      <w:lvlText w:val=""/>
+      <w:lvlJc w:val="left"/>
+      <w:pPr>
+        <w:ind w:left="5040" w:hanging="360"/>
+      </w:pPr>
+      <w:rPr>
+        <w:rFonts w:ascii="Symbol" w:hAnsi="Symbol" w:hint="default"/>
+      </w:rPr>
+    </w:lvl>
+    <w:lvl w:ilvl="7" w:tplc="04100003" w:tentative="1">
+      <w:start w:val="1"/>
+      <w:numFmt w:val="bullet"/>
+      <w:lvlText w:val="o"/>
+      <w:lvlJc w:val="left"/>
+      <w:pPr>
+        <w:ind w:left="5760" w:hanging="360"/>
+      </w:pPr>
+      <w:rPr>
+        <w:rFonts w:ascii="Courier New" w:hAnsi="Courier New" w:cs="Courier New" w:hint="default"/>
+      </w:rPr>
+    </w:lvl>
+    <w:lvl w:ilvl="8" w:tplc="04100005" w:tentative="1">
+      <w:start w:val="1"/>
+      <w:numFmt w:val="bullet"/>
+      <w:lvlText w:val=""/>
+      <w:lvlJc w:val="left"/>
+      <w:pPr>
+        <w:ind w:left="6480" w:hanging="360"/>
+      </w:pPr>
+      <w:rPr>
+        <w:rFonts w:ascii="Wingdings" w:hAnsi="Wingdings" w:hint="default"/>
+      </w:rPr>
+    </w:lvl>
+  </w:abstractNum>
+  <w:abstractNum w:abstractNumId="10" w15:restartNumberingAfterBreak="0">
+    <w:nsid w:val="172D56E8"/>
+    <w:multiLevelType w:val="hybridMultilevel"/>
+    <w:tmpl w:val="AB264B2A"/>
+    <w:lvl w:ilvl="0" w:tplc="04100001">
+      <w:start w:val="1"/>
+      <w:numFmt w:val="bullet"/>
+      <w:lvlText w:val=""/>
+      <w:lvlJc w:val="left"/>
+      <w:pPr>
+        <w:ind w:left="720" w:hanging="360"/>
+      </w:pPr>
+      <w:rPr>
+        <w:rFonts w:ascii="Symbol" w:hAnsi="Symbol" w:hint="default"/>
+      </w:rPr>
+    </w:lvl>
+    <w:lvl w:ilvl="1" w:tplc="04100003" w:tentative="1">
+      <w:start w:val="1"/>
+      <w:numFmt w:val="bullet"/>
+      <w:lvlText w:val="o"/>
+      <w:lvlJc w:val="left"/>
+      <w:pPr>
+        <w:ind w:left="1440" w:hanging="360"/>
+      </w:pPr>
+      <w:rPr>
+        <w:rFonts w:ascii="Courier New" w:hAnsi="Courier New" w:cs="Courier New" w:hint="default"/>
+      </w:rPr>
+    </w:lvl>
+    <w:lvl w:ilvl="2" w:tplc="04100005" w:tentative="1">
+      <w:start w:val="1"/>
+      <w:numFmt w:val="bullet"/>
+      <w:lvlText w:val=""/>
+      <w:lvlJc w:val="left"/>
+      <w:pPr>
+        <w:ind w:left="2160" w:hanging="360"/>
+      </w:pPr>
+      <w:rPr>
+        <w:rFonts w:ascii="Wingdings" w:hAnsi="Wingdings" w:hint="default"/>
+      </w:rPr>
+    </w:lvl>
+    <w:lvl w:ilvl="3" w:tplc="04100001" w:tentative="1">
+      <w:start w:val="1"/>
+      <w:numFmt w:val="bullet"/>
+      <w:lvlText w:val=""/>
+      <w:lvlJc w:val="left"/>
+      <w:pPr>
+        <w:ind w:left="2880" w:hanging="360"/>
+      </w:pPr>
+      <w:rPr>
+        <w:rFonts w:ascii="Symbol" w:hAnsi="Symbol" w:hint="default"/>
+      </w:rPr>
+    </w:lvl>
+    <w:lvl w:ilvl="4" w:tplc="04100003" w:tentative="1">
+      <w:start w:val="1"/>
+      <w:numFmt w:val="bullet"/>
+      <w:lvlText w:val="o"/>
+      <w:lvlJc w:val="left"/>
+      <w:pPr>
+        <w:ind w:left="3600" w:hanging="360"/>
+      </w:pPr>
+      <w:rPr>
+        <w:rFonts w:ascii="Courier New" w:hAnsi="Courier New" w:cs="Courier New" w:hint="default"/>
+      </w:rPr>
+    </w:lvl>
+    <w:lvl w:ilvl="5" w:tplc="04100005" w:tentative="1">
+      <w:start w:val="1"/>
+      <w:numFmt w:val="bullet"/>
+      <w:lvlText w:val=""/>
+      <w:lvlJc w:val="left"/>
+      <w:pPr>
+        <w:ind w:left="4320" w:hanging="360"/>
+      </w:pPr>
+      <w:rPr>
+        <w:rFonts w:ascii="Wingdings" w:hAnsi="Wingdings" w:hint="default"/>
+      </w:rPr>
+    </w:lvl>
+    <w:lvl w:ilvl="6" w:tplc="04100001" w:tentative="1">
+      <w:start w:val="1"/>
+      <w:numFmt w:val="bullet"/>
+      <w:lvlText w:val=""/>
+      <w:lvlJc w:val="left"/>
+      <w:pPr>
+        <w:ind w:left="5040" w:hanging="360"/>
+      </w:pPr>
+      <w:rPr>
+        <w:rFonts w:ascii="Symbol" w:hAnsi="Symbol" w:hint="default"/>
+      </w:rPr>
+    </w:lvl>
+    <w:lvl w:ilvl="7" w:tplc="04100003" w:tentative="1">
+      <w:start w:val="1"/>
+      <w:numFmt w:val="bullet"/>
+      <w:lvlText w:val="o"/>
+      <w:lvlJc w:val="left"/>
+      <w:pPr>
+        <w:ind w:left="5760" w:hanging="360"/>
+      </w:pPr>
+      <w:rPr>
+        <w:rFonts w:ascii="Courier New" w:hAnsi="Courier New" w:cs="Courier New" w:hint="default"/>
+      </w:rPr>
+    </w:lvl>
+    <w:lvl w:ilvl="8" w:tplc="04100005" w:tentative="1">
+      <w:start w:val="1"/>
+      <w:numFmt w:val="bullet"/>
+      <w:lvlText w:val=""/>
+      <w:lvlJc w:val="left"/>
+      <w:pPr>
+        <w:ind w:left="6480" w:hanging="360"/>
+      </w:pPr>
+      <w:rPr>
+        <w:rFonts w:ascii="Wingdings" w:hAnsi="Wingdings" w:hint="default"/>
+      </w:rPr>
+    </w:lvl>
+  </w:abstractNum>
+  <w:abstractNum w:abstractNumId="11" w15:restartNumberingAfterBreak="0">
     <w:nsid w:val="714E7A60"/>
     <w:multiLevelType w:val="multilevel"/>
     <w:tmpl w:val="23D4D928"/>
@@ -1054,7 +2055,13 @@
     <w:abstractNumId w:val="0"/>
   </w:num>
   <w:num w:numId="10" w16cid:durableId="1204371602">
+    <w:abstractNumId w:val="11"/>
+  </w:num>
+  <w:num w:numId="11" w16cid:durableId="2070297183">
     <w:abstractNumId w:val="9"/>
+  </w:num>
+  <w:num w:numId="12" w16cid:durableId="452872166">
+    <w:abstractNumId w:val="10"/>
   </w:num>
 </w:numbering>
 </file>

--- a/giuseppeBrunianiCurriculum2026.docx
+++ b/giuseppeBrunianiCurriculum2026.docx
@@ -17,7 +17,18 @@
     </w:p>
     <w:p>
       <w:r>
-        <w:t>Software Engineer · Automation &amp; Integration Specialist · Emerging System Designer</w:t>
+        <w:t>Full Stack Engineer</w:t>
+      </w:r>
+      <w:r>
+        <w:t xml:space="preserve"> · </w:t>
+      </w:r>
+      <w:r>
+        <w:t>Software Engineer · Automation &amp; Integration Specialist ·</w:t>
+      </w:r>
+    </w:p>
+    <w:p>
+      <w:r>
+        <w:t xml:space="preserve"> Emerging System Designer</w:t>
       </w:r>
     </w:p>
     <w:p>
@@ -242,7 +253,21 @@
         <w:rPr>
           <w:lang w:val="it-IT"/>
         </w:rPr>
-        <w:t xml:space="preserve"> · Ottobre 2024 – Presente</w:t>
+        <w:t xml:space="preserve"> · </w:t>
+      </w:r>
+      <w:proofErr w:type="gramStart"/>
+      <w:r>
+        <w:rPr>
+          <w:lang w:val="it-IT"/>
+        </w:rPr>
+        <w:t>Ottobre</w:t>
+      </w:r>
+      <w:proofErr w:type="gramEnd"/>
+      <w:r>
+        <w:rPr>
+          <w:lang w:val="it-IT"/>
+        </w:rPr>
+        <w:t xml:space="preserve"> 2024 – Presente</w:t>
       </w:r>
     </w:p>
     <w:p>
@@ -357,7 +382,35 @@
         <w:rPr>
           <w:lang w:val="it-IT"/>
         </w:rPr>
-        <w:t xml:space="preserve"> · Settembre 2022 – Ottobre 2024</w:t>
+        <w:t xml:space="preserve"> · </w:t>
+      </w:r>
+      <w:proofErr w:type="gramStart"/>
+      <w:r>
+        <w:rPr>
+          <w:lang w:val="it-IT"/>
+        </w:rPr>
+        <w:t>Settembre</w:t>
+      </w:r>
+      <w:proofErr w:type="gramEnd"/>
+      <w:r>
+        <w:rPr>
+          <w:lang w:val="it-IT"/>
+        </w:rPr>
+        <w:t xml:space="preserve"> 2022 – </w:t>
+      </w:r>
+      <w:proofErr w:type="gramStart"/>
+      <w:r>
+        <w:rPr>
+          <w:lang w:val="it-IT"/>
+        </w:rPr>
+        <w:t>Ottobre</w:t>
+      </w:r>
+      <w:proofErr w:type="gramEnd"/>
+      <w:r>
+        <w:rPr>
+          <w:lang w:val="it-IT"/>
+        </w:rPr>
+        <w:t xml:space="preserve"> 2024</w:t>
       </w:r>
     </w:p>
     <w:p>
@@ -506,14 +559,8 @@
     <w:p>
       <w:pPr>
         <w:pStyle w:val="Titolo1"/>
-        <w:rPr>
-          <w:lang w:val="it-IT"/>
-        </w:rPr>
-      </w:pPr>
-      <w:r>
-        <w:rPr>
-          <w:lang w:val="it-IT"/>
-        </w:rPr>
+      </w:pPr>
+      <w:r>
         <w:t>PROGETTI EXTRA‑PROFESSIONALI</w:t>
       </w:r>
     </w:p>
@@ -834,38 +881,35 @@
         <w:rPr>
           <w:b/>
           <w:bCs/>
+          <w:lang w:val="it-IT"/>
         </w:rPr>
       </w:pPr>
       <w:r>
         <w:rPr>
           <w:b/>
           <w:bCs/>
+          <w:lang w:val="it-IT"/>
         </w:rPr>
         <w:lastRenderedPageBreak/>
-        <w:t>VURPE – Smart BPM Dashboard</w:t>
-      </w:r>
+        <w:t>VURPE – Smart BPM Dashboard (</w:t>
+      </w:r>
+      <w:proofErr w:type="gramStart"/>
       <w:r>
         <w:rPr>
           <w:b/>
           <w:bCs/>
-        </w:rPr>
-        <w:t xml:space="preserve"> (Febbraio 2026 – </w:t>
-      </w:r>
-      <w:proofErr w:type="spellStart"/>
+          <w:lang w:val="it-IT"/>
+        </w:rPr>
+        <w:t>Febbraio</w:t>
+      </w:r>
+      <w:proofErr w:type="gramEnd"/>
       <w:r>
         <w:rPr>
           <w:b/>
           <w:bCs/>
-        </w:rPr>
-        <w:t>Presente</w:t>
-      </w:r>
-      <w:proofErr w:type="spellEnd"/>
-      <w:r>
-        <w:rPr>
-          <w:b/>
-          <w:bCs/>
-        </w:rPr>
-        <w:t>)</w:t>
+          <w:lang w:val="it-IT"/>
+        </w:rPr>
+        <w:t xml:space="preserve"> 2026 – Presente)</w:t>
       </w:r>
     </w:p>
     <w:p>
@@ -878,13 +922,7 @@
         <w:rPr>
           <w:lang w:val="it-IT"/>
         </w:rPr>
-        <w:t>-</w:t>
-      </w:r>
-      <w:r>
-        <w:rPr>
-          <w:lang w:val="it-IT"/>
-        </w:rPr>
-        <w:t>Sviluppo full-</w:t>
+        <w:t>-Sviluppo full-</w:t>
       </w:r>
       <w:proofErr w:type="spellStart"/>
       <w:r>
@@ -917,10 +955,11 @@
     </w:p>
     <w:p>
       <w:r>
-        <w:t>-</w:t>
-      </w:r>
-      <w:r>
-        <w:t xml:space="preserve">Backend: Spring Boot 3.x, PostgreSQL, Spring Data JPA, Apache Commons CSV, Flyway </w:t>
+        <w:t xml:space="preserve">-Backend: Spring Boot 3.x, PostgreSQL, Spring Data JPA, Apache Commons CSV, </w:t>
+      </w:r>
+      <w:proofErr w:type="gramStart"/>
+      <w:r>
+        <w:t xml:space="preserve">Flyway </w:t>
       </w:r>
       <w:r>
         <w:t xml:space="preserve"> </w:t>
@@ -928,13 +967,20 @@
       <w:r>
         <w:t>migrations</w:t>
       </w:r>
+      <w:proofErr w:type="gramEnd"/>
     </w:p>
     <w:p>
       <w:r>
         <w:t>-</w:t>
       </w:r>
       <w:r>
-        <w:t xml:space="preserve">Frontend: Angular 16+, TypeScript, </w:t>
+        <w:t xml:space="preserve">Frontend: Angular </w:t>
+      </w:r>
+      <w:r>
+        <w:t>21</w:t>
+      </w:r>
+      <w:r>
+        <w:t xml:space="preserve">, TypeScript, </w:t>
       </w:r>
       <w:proofErr w:type="spellStart"/>
       <w:r>
@@ -955,13 +1001,21 @@
       </w:r>
       <w:proofErr w:type="spellEnd"/>
       <w:r>
-        <w:t>: Clean Architecture, async task processing, RESTful API, WebSocket real-</w:t>
+        <w:t>: Clean Architecture, async task processing, RESTful API, WebSocket real</w:t>
+      </w:r>
+      <w:proofErr w:type="gramStart"/>
+      <w:r>
+        <w:t>-</w:t>
       </w:r>
       <w:r>
         <w:t xml:space="preserve">  </w:t>
       </w:r>
       <w:r>
-        <w:t>time updates</w:t>
+        <w:t>time</w:t>
+      </w:r>
+      <w:proofErr w:type="gramEnd"/>
+      <w:r>
+        <w:t xml:space="preserve"> updates</w:t>
       </w:r>
     </w:p>
     <w:p>
@@ -974,13 +1028,7 @@
         <w:rPr>
           <w:lang w:val="it-IT"/>
         </w:rPr>
-        <w:t>-</w:t>
-      </w:r>
-      <w:r>
-        <w:rPr>
-          <w:lang w:val="it-IT"/>
-        </w:rPr>
-        <w:t xml:space="preserve">Implementazione CSV </w:t>
+        <w:t xml:space="preserve">-Implementazione CSV </w:t>
       </w:r>
       <w:proofErr w:type="spellStart"/>
       <w:r>
@@ -994,7 +1042,21 @@
         <w:rPr>
           <w:lang w:val="it-IT"/>
         </w:rPr>
-        <w:t xml:space="preserve"> con validazione avanzata e </w:t>
+        <w:t xml:space="preserve"> con validazione avanzata </w:t>
+      </w:r>
+      <w:proofErr w:type="gramStart"/>
+      <w:r>
+        <w:rPr>
+          <w:lang w:val="it-IT"/>
+        </w:rPr>
+        <w:t>e</w:t>
+      </w:r>
+      <w:proofErr w:type="gramEnd"/>
+      <w:r>
+        <w:rPr>
+          <w:lang w:val="it-IT"/>
+        </w:rPr>
+        <w:t xml:space="preserve"> </w:t>
       </w:r>
       <w:proofErr w:type="spellStart"/>
       <w:r>
@@ -1027,10 +1089,7 @@
     </w:p>
     <w:p>
       <w:r>
-        <w:t>-</w:t>
-      </w:r>
-      <w:r>
-        <w:t xml:space="preserve">Business rules engine </w:t>
+        <w:t xml:space="preserve">-Business rules engine </w:t>
       </w:r>
       <w:proofErr w:type="spellStart"/>
       <w:r>
@@ -1056,21 +1115,12 @@
         <w:rPr>
           <w:lang w:val="it-IT"/>
         </w:rPr>
-        <w:t>-</w:t>
-      </w:r>
-      <w:r>
-        <w:rPr>
-          <w:lang w:val="it-IT"/>
-        </w:rPr>
-        <w:t>Dashboard interattiva con visualizzazioni real-time (tabelle, grafici, metriche aggregate)</w:t>
+        <w:t>-Dashboard interattiva con visualizzazioni real-time (tabelle, grafici, metriche aggregate)</w:t>
       </w:r>
     </w:p>
     <w:p>
       <w:r>
-        <w:t>-</w:t>
-      </w:r>
-      <w:r>
-        <w:t>Testing: JUnit 5, Mockito, property-based testing per correctness validation</w:t>
+        <w:t>-Testing: JUnit 5, Mockito, property-based testing per correctness validation</w:t>
       </w:r>
       <w:r>
         <w:t>-</w:t>
@@ -1205,7 +1255,21 @@
         <w:rPr>
           <w:lang w:val="it-IT"/>
         </w:rPr>
-        <w:t>- Coordinamento tecnico tra team creativi e sviluppatori.</w:t>
+        <w:t xml:space="preserve">- Coordinamento tecnico tra </w:t>
+      </w:r>
+      <w:proofErr w:type="gramStart"/>
+      <w:r>
+        <w:rPr>
+          <w:lang w:val="it-IT"/>
+        </w:rPr>
+        <w:t>team creativi</w:t>
+      </w:r>
+      <w:proofErr w:type="gramEnd"/>
+      <w:r>
+        <w:rPr>
+          <w:lang w:val="it-IT"/>
+        </w:rPr>
+        <w:t xml:space="preserve"> e sviluppatori.</w:t>
       </w:r>
     </w:p>
     <w:p>
@@ -1265,7 +1329,21 @@
         <w:rPr>
           <w:lang w:val="it-IT"/>
         </w:rPr>
-        <w:t>- Collaborazione in team multidisciplinare.</w:t>
+        <w:t xml:space="preserve">- Collaborazione in </w:t>
+      </w:r>
+      <w:proofErr w:type="gramStart"/>
+      <w:r>
+        <w:rPr>
+          <w:lang w:val="it-IT"/>
+        </w:rPr>
+        <w:t>team multidisciplinare</w:t>
+      </w:r>
+      <w:proofErr w:type="gramEnd"/>
+      <w:r>
+        <w:rPr>
+          <w:lang w:val="it-IT"/>
+        </w:rPr>
+        <w:t>.</w:t>
       </w:r>
     </w:p>
     <w:p>
@@ -1302,10 +1380,18 @@
     </w:p>
     <w:p>
       <w:r>
-        <w:t>- Tools: Git, Docker, Angular Material, Kiro, n8n</w:t>
-      </w:r>
-      <w:r>
-        <w:t xml:space="preserve"> , flyway</w:t>
+        <w:t>- Tools: Git, Docker, Angular Material, Kiro, n8</w:t>
+      </w:r>
+      <w:proofErr w:type="gramStart"/>
+      <w:r>
+        <w:t>n</w:t>
+      </w:r>
+      <w:r>
+        <w:t xml:space="preserve"> ,</w:t>
+      </w:r>
+      <w:proofErr w:type="gramEnd"/>
+      <w:r>
+        <w:t xml:space="preserve"> flyway</w:t>
       </w:r>
     </w:p>
     <w:p>
@@ -1359,7 +1445,13 @@
         <w:rPr>
           <w:lang w:val="it-IT"/>
         </w:rPr>
-        <w:t>- Inglese: Intermedio</w:t>
+        <w:t xml:space="preserve">- Inglese: </w:t>
+      </w:r>
+      <w:r>
+        <w:rPr>
+          <w:lang w:val="it-IT"/>
+        </w:rPr>
+        <w:t>B2</w:t>
       </w:r>
     </w:p>
     <w:p>
@@ -1425,8 +1517,16 @@
         <w:rPr>
           <w:lang w:val="it-IT"/>
         </w:rPr>
-        <w:t>- Collaborazione efficace in team tecnici e creativi</w:t>
-      </w:r>
+        <w:t xml:space="preserve">- Collaborazione efficace in </w:t>
+      </w:r>
+      <w:proofErr w:type="gramStart"/>
+      <w:r>
+        <w:rPr>
+          <w:lang w:val="it-IT"/>
+        </w:rPr>
+        <w:t>team tecnici e creativi</w:t>
+      </w:r>
+      <w:proofErr w:type="gramEnd"/>
     </w:p>
     <w:p>
       <w:pPr>

--- a/giuseppeBrunianiCurriculum2026.docx
+++ b/giuseppeBrunianiCurriculum2026.docx
@@ -4,199 +4,114 @@
   <w:body>
     <w:p>
       <w:pPr>
-        <w:pStyle w:val="Titolo"/>
+        <w:rPr>
+          <w:rFonts w:asciiTheme="majorHAnsi" w:eastAsiaTheme="majorEastAsia" w:hAnsiTheme="majorHAnsi" w:cstheme="majorBidi"/>
+          <w:b/>
+          <w:bCs/>
+          <w:color w:val="17365D" w:themeColor="text2" w:themeShade="BF"/>
+          <w:spacing w:val="5"/>
+          <w:kern w:val="28"/>
+          <w:sz w:val="28"/>
+          <w:szCs w:val="28"/>
+          <w:lang w:val="it-IT"/>
+        </w:rPr>
       </w:pPr>
       <w:r>
-        <w:t xml:space="preserve">Giuseppe Zoltan </w:t>
-      </w:r>
-      <w:proofErr w:type="spellStart"/>
-      <w:r>
-        <w:t>Bruniani</w:t>
-      </w:r>
-      <w:proofErr w:type="spellEnd"/>
-    </w:p>
-    <w:p>
-      <w:r>
-        <w:t>Full Stack Engineer</w:t>
-      </w:r>
-      <w:r>
-        <w:t xml:space="preserve"> · </w:t>
-      </w:r>
-      <w:r>
-        <w:t>Software Engineer · Automation &amp; Integration Specialist ·</w:t>
+        <w:rPr>
+          <w:rFonts w:asciiTheme="majorHAnsi" w:eastAsiaTheme="majorEastAsia" w:hAnsiTheme="majorHAnsi" w:cstheme="majorBidi"/>
+          <w:b/>
+          <w:bCs/>
+          <w:color w:val="17365D" w:themeColor="text2" w:themeShade="BF"/>
+          <w:spacing w:val="5"/>
+          <w:kern w:val="28"/>
+          <w:sz w:val="28"/>
+          <w:szCs w:val="28"/>
+          <w:lang w:val="it-IT"/>
+        </w:rPr>
+        <w:t>Giuseppe Zoltan Bruniani</w:t>
       </w:r>
     </w:p>
     <w:p>
-      <w:r>
-        <w:t xml:space="preserve"> Emerging System Designer</w:t>
-      </w:r>
-    </w:p>
-    <w:p>
       <w:pPr>
         <w:rPr>
-          <w:lang w:val="it-IT"/>
+          <w:rFonts w:asciiTheme="majorHAnsi" w:eastAsiaTheme="majorEastAsia" w:hAnsiTheme="majorHAnsi" w:cstheme="majorBidi"/>
+          <w:color w:val="17365D" w:themeColor="text2" w:themeShade="BF"/>
+          <w:spacing w:val="5"/>
+          <w:kern w:val="28"/>
         </w:rPr>
       </w:pPr>
       <w:r>
         <w:rPr>
-          <w:lang w:val="it-IT"/>
+          <w:rFonts w:asciiTheme="majorHAnsi" w:eastAsiaTheme="majorEastAsia" w:hAnsiTheme="majorHAnsi" w:cstheme="majorBidi"/>
+          <w:b/>
+          <w:bCs/>
+          <w:color w:val="17365D" w:themeColor="text2" w:themeShade="BF"/>
+          <w:spacing w:val="5"/>
+          <w:kern w:val="28"/>
         </w:rPr>
-        <w:t>Rende (CS)</w:t>
+        <w:t>Senior Software Engineer | System Architect | AI Integration Specialist</w:t>
       </w:r>
-    </w:p>
-    <w:p>
-      <w:pPr>
-        <w:rPr>
-          <w:lang w:val="it-IT"/>
-        </w:rPr>
-      </w:pPr>
       <w:r>
         <w:rPr>
-          <w:lang w:val="it-IT"/>
+          <w:rFonts w:asciiTheme="majorHAnsi" w:eastAsiaTheme="majorEastAsia" w:hAnsiTheme="majorHAnsi" w:cstheme="majorBidi"/>
+          <w:color w:val="17365D" w:themeColor="text2" w:themeShade="BF"/>
+          <w:spacing w:val="5"/>
+          <w:kern w:val="28"/>
         </w:rPr>
-        <w:t>351 857 0377</w:t>
+        <w:br/>
+        <w:t>Rende (CS) | 351 857 0377 | </w:t>
       </w:r>
-    </w:p>
-    <w:p>
-      <w:pPr>
-        <w:rPr>
-          <w:lang w:val="it-IT"/>
-        </w:rPr>
-      </w:pPr>
-      <w:r>
-        <w:rPr>
-          <w:lang w:val="it-IT"/>
-        </w:rPr>
-        <w:t>giuseppe.bruniani@gmail.com</w:t>
-      </w:r>
-    </w:p>
-    <w:p>
-      <w:r>
-        <w:t>LinkedIn</w:t>
-      </w:r>
-      <w:r>
-        <w:t>:</w:t>
-      </w:r>
-      <w:r>
-        <w:t xml:space="preserve"> </w:t>
-      </w:r>
-      <w:hyperlink r:id="rId6" w:history="1">
+      <w:hyperlink r:id="rId6" w:tgtFrame="_blank" w:history="1">
         <w:r>
           <w:rPr>
             <w:rStyle w:val="Collegamentoipertestuale"/>
+            <w:rFonts w:asciiTheme="majorHAnsi" w:eastAsiaTheme="majorEastAsia" w:hAnsiTheme="majorHAnsi" w:cstheme="majorBidi"/>
+            <w:spacing w:val="5"/>
+            <w:kern w:val="28"/>
           </w:rPr>
-          <w:t>https://www.linkedin.com/in/giuseppe-bruniani-917128277/</w:t>
+          <w:t>giuseppe.bruniani@gmail.com</w:t>
         </w:r>
       </w:hyperlink>
-    </w:p>
-    <w:p>
-      <w:pPr>
-        <w:spacing w:before="100" w:beforeAutospacing="1" w:after="100" w:afterAutospacing="1" w:line="240" w:lineRule="auto"/>
-        <w:rPr>
-          <w:sz w:val="24"/>
-          <w:szCs w:val="24"/>
-          <w:lang w:val="it-IT" w:eastAsia="it-IT"/>
-        </w:rPr>
-      </w:pPr>
       <w:r>
         <w:rPr>
-          <w:lang w:val="it-IT"/>
+          <w:rFonts w:asciiTheme="majorHAnsi" w:eastAsiaTheme="majorEastAsia" w:hAnsiTheme="majorHAnsi" w:cstheme="majorBidi"/>
+          <w:color w:val="17365D" w:themeColor="text2" w:themeShade="BF"/>
+          <w:spacing w:val="5"/>
+          <w:kern w:val="28"/>
         </w:rPr>
-        <w:t>GitHub</w:t>
+        <w:br/>
       </w:r>
-      <w:r>
-        <w:rPr>
-          <w:lang w:val="it-IT"/>
-        </w:rPr>
-        <w:t xml:space="preserve">: </w:t>
-      </w:r>
-      <w:hyperlink r:id="rId7" w:history="1">
+      <w:hyperlink r:id="rId7" w:tgtFrame="_blank" w:history="1">
         <w:r>
           <w:rPr>
             <w:rStyle w:val="Collegamentoipertestuale"/>
-            <w:sz w:val="24"/>
-            <w:szCs w:val="24"/>
-            <w:lang w:val="it-IT" w:eastAsia="it-IT"/>
+            <w:rFonts w:asciiTheme="majorHAnsi" w:eastAsiaTheme="majorEastAsia" w:hAnsiTheme="majorHAnsi" w:cstheme="majorBidi"/>
+            <w:spacing w:val="5"/>
+            <w:kern w:val="28"/>
           </w:rPr>
-          <w:t>https://github.com/brngpp</w:t>
+          <w:t>LinkedIn</w:t>
         </w:r>
       </w:hyperlink>
-    </w:p>
-    <w:p>
-      <w:pPr>
-        <w:rPr>
-          <w:lang w:val="it-IT"/>
-        </w:rPr>
-      </w:pPr>
-    </w:p>
-    <w:p>
-      <w:pPr>
-        <w:pStyle w:val="Titolo1"/>
-        <w:rPr>
-          <w:lang w:val="it-IT"/>
-        </w:rPr>
-      </w:pPr>
       <w:r>
         <w:rPr>
-          <w:lang w:val="it-IT"/>
+          <w:rFonts w:asciiTheme="majorHAnsi" w:eastAsiaTheme="majorEastAsia" w:hAnsiTheme="majorHAnsi" w:cstheme="majorBidi"/>
+          <w:color w:val="17365D" w:themeColor="text2" w:themeShade="BF"/>
+          <w:spacing w:val="5"/>
+          <w:kern w:val="28"/>
         </w:rPr>
-        <w:t>PROFILO PROFESSIONALE</w:t>
+        <w:t> | </w:t>
       </w:r>
-    </w:p>
-    <w:p>
-      <w:pPr>
-        <w:rPr>
-          <w:lang w:val="it-IT"/>
-        </w:rPr>
-      </w:pPr>
-      <w:r>
-        <w:rPr>
-          <w:lang w:val="it-IT"/>
-        </w:rPr>
-        <w:t xml:space="preserve">Software Engineer con competenze architetturali emergenti e specializzazione in automazione, integrazione di sistemi e progettazione di flussi complessi. Esperienza in ambito Telco e Public Sector su sistemi informativi, workflow </w:t>
-      </w:r>
-      <w:proofErr w:type="spellStart"/>
-      <w:r>
-        <w:rPr>
-          <w:lang w:val="it-IT"/>
-        </w:rPr>
-        <w:t>automation</w:t>
-      </w:r>
-      <w:proofErr w:type="spellEnd"/>
-      <w:r>
-        <w:rPr>
-          <w:lang w:val="it-IT"/>
-        </w:rPr>
-        <w:t xml:space="preserve"> e soluzioni scalabili basate su </w:t>
-      </w:r>
-      <w:proofErr w:type="spellStart"/>
-      <w:r>
-        <w:rPr>
-          <w:lang w:val="it-IT"/>
-        </w:rPr>
-        <w:t>Appian</w:t>
-      </w:r>
-      <w:proofErr w:type="spellEnd"/>
-      <w:r>
-        <w:rPr>
-          <w:lang w:val="it-IT"/>
-        </w:rPr>
-        <w:t xml:space="preserve">, Java e Python. Approccio autonomo, rapido nell’apprendimento e orientato al miglioramento continuo. Attivo in progetti extra‑professionali di AI, game </w:t>
-      </w:r>
-      <w:proofErr w:type="spellStart"/>
-      <w:r>
-        <w:rPr>
-          <w:lang w:val="it-IT"/>
-        </w:rPr>
-        <w:t>development</w:t>
-      </w:r>
-      <w:proofErr w:type="spellEnd"/>
-      <w:r>
-        <w:rPr>
-          <w:lang w:val="it-IT"/>
-        </w:rPr>
-        <w:t xml:space="preserve"> e orchestrazione di agenti intelligenti.</w:t>
-      </w:r>
+      <w:hyperlink r:id="rId8" w:tgtFrame="_blank" w:history="1">
+        <w:r>
+          <w:rPr>
+            <w:rStyle w:val="Collegamentoipertestuale"/>
+            <w:rFonts w:asciiTheme="majorHAnsi" w:eastAsiaTheme="majorEastAsia" w:hAnsiTheme="majorHAnsi" w:cstheme="majorBidi"/>
+            <w:spacing w:val="5"/>
+            <w:kern w:val="28"/>
+          </w:rPr>
+          <w:t>GitHub</w:t>
+        </w:r>
+      </w:hyperlink>
     </w:p>
     <w:p>
       <w:pPr>
@@ -213,520 +128,252 @@
       </w:r>
     </w:p>
     <w:p>
-      <w:pPr>
-        <w:rPr>
-          <w:lang w:val="it-IT"/>
-        </w:rPr>
-      </w:pPr>
-      <w:proofErr w:type="spellStart"/>
-      <w:r>
-        <w:rPr>
-          <w:b/>
-          <w:lang w:val="it-IT"/>
-        </w:rPr>
-        <w:t>IperAutomation</w:t>
-      </w:r>
-      <w:proofErr w:type="spellEnd"/>
-      <w:r>
-        <w:rPr>
-          <w:b/>
-          <w:lang w:val="it-IT"/>
-        </w:rPr>
-        <w:t xml:space="preserve"> Engineer – Sistemi Informativi</w:t>
-      </w:r>
-    </w:p>
-    <w:p>
-      <w:pPr>
-        <w:rPr>
-          <w:lang w:val="it-IT"/>
-        </w:rPr>
-      </w:pPr>
-      <w:proofErr w:type="spellStart"/>
-      <w:r>
-        <w:rPr>
-          <w:lang w:val="it-IT"/>
-        </w:rPr>
-        <w:t>Lutech</w:t>
-      </w:r>
-      <w:proofErr w:type="spellEnd"/>
-      <w:r>
-        <w:rPr>
-          <w:lang w:val="it-IT"/>
-        </w:rPr>
-        <w:t xml:space="preserve"> · </w:t>
-      </w:r>
-      <w:proofErr w:type="gramStart"/>
-      <w:r>
-        <w:rPr>
-          <w:lang w:val="it-IT"/>
-        </w:rPr>
-        <w:t>Ottobre</w:t>
-      </w:r>
-      <w:proofErr w:type="gramEnd"/>
-      <w:r>
-        <w:rPr>
-          <w:lang w:val="it-IT"/>
-        </w:rPr>
-        <w:t xml:space="preserve"> 2024 – Presente</w:t>
-      </w:r>
-    </w:p>
-    <w:p>
-      <w:pPr>
-        <w:rPr>
-          <w:lang w:val="it-IT"/>
-        </w:rPr>
-      </w:pPr>
-      <w:r>
-        <w:rPr>
-          <w:lang w:val="it-IT"/>
-        </w:rPr>
-        <w:t>- Attività nell’area Sistemi Informativi con focus su automazione, orchestrazione e digitalizzazione dei processi.</w:t>
-      </w:r>
-    </w:p>
-    <w:p>
-      <w:pPr>
-        <w:rPr>
-          <w:lang w:val="it-IT"/>
-        </w:rPr>
-      </w:pPr>
-      <w:r>
-        <w:rPr>
-          <w:lang w:val="it-IT"/>
-        </w:rPr>
-        <w:t xml:space="preserve">- Sviluppo di soluzioni su piattaforma </w:t>
-      </w:r>
-      <w:proofErr w:type="spellStart"/>
-      <w:r>
-        <w:rPr>
-          <w:lang w:val="it-IT"/>
-        </w:rPr>
-        <w:t>Appian</w:t>
-      </w:r>
-      <w:proofErr w:type="spellEnd"/>
-      <w:r>
-        <w:rPr>
-          <w:lang w:val="it-IT"/>
-        </w:rPr>
-        <w:t>, con attenzione a scalabilità, performance e integrazione con sistemi esistenti.</w:t>
-      </w:r>
-    </w:p>
-    <w:p>
-      <w:pPr>
-        <w:rPr>
-          <w:lang w:val="it-IT"/>
-        </w:rPr>
-      </w:pPr>
-      <w:r>
-        <w:rPr>
-          <w:lang w:val="it-IT"/>
-        </w:rPr>
-        <w:t>- Analisi tecnica dei flussi informativi e progettazione di componenti per l’ottimizzazione dei processi aziendali.</w:t>
-      </w:r>
-    </w:p>
-    <w:p>
-      <w:pPr>
-        <w:rPr>
-          <w:lang w:val="it-IT"/>
-        </w:rPr>
-      </w:pPr>
-      <w:r>
-        <w:rPr>
-          <w:lang w:val="it-IT"/>
-        </w:rPr>
-        <w:t>- Collaborazione con team cross‑funzionali per definire standard, linee guida e best practice interne.</w:t>
-      </w:r>
-    </w:p>
-    <w:p>
-      <w:pPr>
-        <w:rPr>
-          <w:lang w:val="it-IT"/>
-        </w:rPr>
-      </w:pPr>
-      <w:r>
-        <w:rPr>
-          <w:lang w:val="it-IT"/>
-        </w:rPr>
-        <w:lastRenderedPageBreak/>
-        <w:t>- Supporto all’evoluzione dell’ecosistema applicativo tramite automazioni, API e strumenti low‑code.</w:t>
-      </w:r>
-    </w:p>
-    <w:p>
-      <w:pPr>
-        <w:rPr>
-          <w:lang w:val="it-IT"/>
-        </w:rPr>
-      </w:pPr>
-      <w:r>
-        <w:rPr>
-          <w:b/>
-          <w:lang w:val="it-IT"/>
-        </w:rPr>
-        <w:t>Software Developer – Telco</w:t>
-      </w:r>
-    </w:p>
-    <w:p>
-      <w:pPr>
-        <w:rPr>
-          <w:lang w:val="it-IT"/>
-        </w:rPr>
-      </w:pPr>
-      <w:proofErr w:type="spellStart"/>
-      <w:r>
-        <w:rPr>
-          <w:lang w:val="it-IT"/>
-        </w:rPr>
-        <w:t>Aubay</w:t>
-      </w:r>
-      <w:proofErr w:type="spellEnd"/>
-      <w:r>
-        <w:rPr>
-          <w:lang w:val="it-IT"/>
-        </w:rPr>
-        <w:t xml:space="preserve"> · </w:t>
-      </w:r>
-      <w:proofErr w:type="gramStart"/>
-      <w:r>
-        <w:rPr>
-          <w:lang w:val="it-IT"/>
-        </w:rPr>
-        <w:t>Settembre</w:t>
-      </w:r>
-      <w:proofErr w:type="gramEnd"/>
-      <w:r>
-        <w:rPr>
-          <w:lang w:val="it-IT"/>
-        </w:rPr>
-        <w:t xml:space="preserve"> 2022 – </w:t>
-      </w:r>
-      <w:proofErr w:type="gramStart"/>
-      <w:r>
-        <w:rPr>
-          <w:lang w:val="it-IT"/>
-        </w:rPr>
-        <w:t>Ottobre</w:t>
-      </w:r>
-      <w:proofErr w:type="gramEnd"/>
-      <w:r>
-        <w:rPr>
-          <w:lang w:val="it-IT"/>
-        </w:rPr>
-        <w:t xml:space="preserve"> 2024</w:t>
-      </w:r>
-    </w:p>
-    <w:p>
-      <w:pPr>
-        <w:rPr>
-          <w:lang w:val="it-IT"/>
-        </w:rPr>
-      </w:pPr>
-      <w:r>
-        <w:rPr>
-          <w:lang w:val="it-IT"/>
-        </w:rPr>
-        <w:t xml:space="preserve">- Sviluppo e manutenzione di soluzioni CRM </w:t>
-      </w:r>
-      <w:proofErr w:type="spellStart"/>
-      <w:r>
-        <w:rPr>
-          <w:lang w:val="it-IT"/>
-        </w:rPr>
-        <w:t>enterprise</w:t>
-      </w:r>
-      <w:proofErr w:type="spellEnd"/>
-      <w:r>
-        <w:rPr>
-          <w:lang w:val="it-IT"/>
-        </w:rPr>
-        <w:t xml:space="preserve"> per clienti Telco (Vodafone, TIM).</w:t>
-      </w:r>
-    </w:p>
-    <w:p>
-      <w:pPr>
-        <w:rPr>
-          <w:lang w:val="it-IT"/>
-        </w:rPr>
-      </w:pPr>
-      <w:r>
-        <w:rPr>
-          <w:lang w:val="it-IT"/>
-        </w:rPr>
-        <w:t>- Analisi dei requisiti e progettazione tecnica dei flussi applicativi.</w:t>
-      </w:r>
-    </w:p>
-    <w:p>
-      <w:pPr>
-        <w:rPr>
-          <w:lang w:val="it-IT"/>
-        </w:rPr>
-      </w:pPr>
-      <w:r>
-        <w:rPr>
-          <w:lang w:val="it-IT"/>
-        </w:rPr>
-        <w:t>- Sviluppo in Java, Python, C#, JavaScript, con attenzione a performance e manutenibilità.</w:t>
-      </w:r>
-    </w:p>
-    <w:p>
-      <w:pPr>
-        <w:rPr>
-          <w:lang w:val="it-IT"/>
-        </w:rPr>
-      </w:pPr>
-      <w:r>
-        <w:rPr>
-          <w:lang w:val="it-IT"/>
-        </w:rPr>
-        <w:t xml:space="preserve">- </w:t>
-      </w:r>
-      <w:proofErr w:type="spellStart"/>
-      <w:r>
-        <w:rPr>
-          <w:lang w:val="it-IT"/>
-        </w:rPr>
-        <w:t>Refactoring</w:t>
-      </w:r>
-      <w:proofErr w:type="spellEnd"/>
-      <w:r>
-        <w:rPr>
-          <w:lang w:val="it-IT"/>
-        </w:rPr>
-        <w:t>, testing, debug e documentazione tecnica.</w:t>
-      </w:r>
-    </w:p>
-    <w:p>
-      <w:pPr>
-        <w:rPr>
-          <w:lang w:val="it-IT"/>
-        </w:rPr>
-      </w:pPr>
-      <w:r>
-        <w:rPr>
-          <w:lang w:val="it-IT"/>
-        </w:rPr>
-        <w:t>- Contributo a nuove funzionalità che hanno migliorato efficienza e stabilità dei sistemi.</w:t>
-      </w:r>
-    </w:p>
-    <w:p>
-      <w:pPr>
-        <w:rPr>
-          <w:lang w:val="it-IT"/>
-        </w:rPr>
-      </w:pPr>
-      <w:r>
-        <w:rPr>
-          <w:lang w:val="it-IT"/>
-        </w:rPr>
-        <w:t>- Proposte tecniche che hanno generato estensioni progettuali per il cliente.</w:t>
-      </w:r>
-    </w:p>
-    <w:p>
-      <w:r>
-        <w:t xml:space="preserve">Bartender Freelance (2019 – </w:t>
-      </w:r>
-      <w:r>
-        <w:t>2024</w:t>
-      </w:r>
-      <w:r>
-        <w:t>)</w:t>
-      </w:r>
-    </w:p>
-    <w:p>
-      <w:r>
-        <w:t xml:space="preserve">Key Account – </w:t>
-      </w:r>
-      <w:proofErr w:type="spellStart"/>
-      <w:r>
-        <w:t>Sapori</w:t>
-      </w:r>
-      <w:proofErr w:type="spellEnd"/>
-      <w:r>
-        <w:t xml:space="preserve"> Veri </w:t>
-      </w:r>
-      <w:proofErr w:type="spellStart"/>
-      <w:r>
-        <w:t>Srl</w:t>
-      </w:r>
-      <w:proofErr w:type="spellEnd"/>
-      <w:r>
-        <w:t xml:space="preserve"> (2018)</w:t>
-      </w:r>
-    </w:p>
-    <w:p>
-      <w:r>
-        <w:t>Sales Account – TIM (2017 – 2018)</w:t>
-      </w:r>
-    </w:p>
-    <w:p>
-      <w:pPr>
-        <w:pStyle w:val="Titolo1"/>
-      </w:pPr>
-      <w:r>
-        <w:t>PROGETTI EXTRA‑PROFESSIONALI</w:t>
-      </w:r>
-    </w:p>
-    <w:p>
-      <w:pPr>
-        <w:rPr>
-          <w:lang w:val="it-IT"/>
-        </w:rPr>
-      </w:pPr>
-      <w:r>
-        <w:rPr>
-          <w:b/>
-          <w:lang w:val="it-IT"/>
-        </w:rPr>
-        <w:t>Progetti personali (AI, automazione, integrazione sistemi)</w:t>
-      </w:r>
-    </w:p>
-    <w:p>
-      <w:pPr>
-        <w:rPr>
-          <w:lang w:val="it-IT"/>
-        </w:rPr>
-      </w:pPr>
-      <w:r>
-        <w:rPr>
-          <w:lang w:val="it-IT"/>
-        </w:rPr>
-        <w:t>- Automazioni avanzate con n8n, API custom e orchestrazione LLM.</w:t>
-      </w:r>
-    </w:p>
-    <w:p>
-      <w:pPr>
-        <w:rPr>
-          <w:lang w:val="it-IT"/>
-        </w:rPr>
-      </w:pPr>
-      <w:r>
-        <w:rPr>
-          <w:lang w:val="it-IT"/>
-        </w:rPr>
-        <w:t>- Integrazione di sistemi vocali (</w:t>
-      </w:r>
-      <w:proofErr w:type="spellStart"/>
-      <w:r>
-        <w:rPr>
-          <w:lang w:val="it-IT"/>
-        </w:rPr>
-        <w:t>ElevenLabs</w:t>
-      </w:r>
-      <w:proofErr w:type="spellEnd"/>
-      <w:r>
-        <w:rPr>
-          <w:lang w:val="it-IT"/>
-        </w:rPr>
-        <w:t>) e agenti AI.</w:t>
-      </w:r>
-    </w:p>
-    <w:p>
-      <w:pPr>
-        <w:rPr>
-          <w:b/>
-          <w:bCs/>
-        </w:rPr>
-      </w:pPr>
       <w:r>
         <w:rPr>
           <w:b/>
           <w:bCs/>
+          <w:sz w:val="28"/>
+          <w:szCs w:val="28"/>
         </w:rPr>
-        <w:t>AI Guard – Malicious Prompt Detection System (</w:t>
-      </w:r>
-      <w:proofErr w:type="spellStart"/>
-      <w:r>
-        <w:rPr>
-          <w:b/>
-          <w:bCs/>
-        </w:rPr>
-        <w:t>Gennaio</w:t>
-      </w:r>
-      <w:proofErr w:type="spellEnd"/>
-      <w:r>
-        <w:rPr>
-          <w:b/>
-          <w:bCs/>
-        </w:rPr>
-        <w:t xml:space="preserve"> 2026-presente</w:t>
+        <w:t>Systems Integration Engineer</w:t>
       </w:r>
       <w:r>
         <w:rPr>
           <w:b/>
           <w:bCs/>
+          <w:sz w:val="28"/>
+          <w:szCs w:val="28"/>
         </w:rPr>
-        <w:t>)</w:t>
+        <w:br/>
+      </w:r>
+      <w:r>
+        <w:t>Lutech | Ottobre 2024 – Presente</w:t>
       </w:r>
     </w:p>
     <w:p>
       <w:pPr>
+        <w:pStyle w:val="Paragrafoelenco"/>
+        <w:numPr>
+          <w:ilvl w:val="0"/>
+          <w:numId w:val="45"/>
+        </w:numPr>
         <w:rPr>
-          <w:b/>
-          <w:bCs/>
-          <w:i/>
-          <w:iCs/>
+          <w:lang w:val="it-IT"/>
+        </w:rPr>
+      </w:pPr>
+      <w:r>
+        <w:rPr>
+          <w:lang w:val="it-IT"/>
+        </w:rPr>
+        <w:t>Architectural Orchestration: Progettazione e sviluppo di strati di integrazione per sistemi informativi complessi, focalizzandosi sull'orchestrazione di flussi dati tra core-banking/insurance e interfacce moderne.</w:t>
+      </w:r>
+    </w:p>
+    <w:p>
+      <w:pPr>
+        <w:pStyle w:val="Paragrafoelenco"/>
+        <w:numPr>
+          <w:ilvl w:val="0"/>
+          <w:numId w:val="45"/>
+        </w:numPr>
+        <w:rPr>
+          <w:lang w:val="it-IT"/>
+        </w:rPr>
+      </w:pPr>
+      <w:r>
+        <w:rPr>
+          <w:lang w:val="it-IT"/>
+        </w:rPr>
+        <w:t>Enterprise Automation: Design di componenti logici avanzati per l’ottimizzazione di processi BPM, gestendo la transizione da logiche monolitiche a servizi granulari e scalabili.</w:t>
+      </w:r>
+    </w:p>
+    <w:p>
+      <w:pPr>
+        <w:pStyle w:val="Paragrafoelenco"/>
+        <w:numPr>
+          <w:ilvl w:val="0"/>
+          <w:numId w:val="45"/>
+        </w:numPr>
+        <w:rPr>
+          <w:lang w:val="it-IT"/>
+        </w:rPr>
+      </w:pPr>
+      <w:r>
+        <w:rPr>
+          <w:lang w:val="it-IT"/>
+        </w:rPr>
+        <w:t>API Design: Definizione di standard per l'integrazione di sistemi esterni tramite RESTful API e middleware personalizzati.</w:t>
+      </w:r>
+    </w:p>
+    <w:p>
+      <w:pPr>
+        <w:rPr>
+          <w:lang w:val="it-IT"/>
         </w:rPr>
       </w:pPr>
       <w:r>
         <w:rPr>
           <w:b/>
           <w:bCs/>
-        </w:rPr>
-        <w:t xml:space="preserve">Link: </w:t>
-      </w:r>
-      <w:r>
-        <w:t>https://www.kaggle.com/code/giuseppebruniani/ai-guard</w:t>
-      </w:r>
-    </w:p>
-    <w:p>
-      <w:pPr>
-        <w:rPr>
+          <w:sz w:val="28"/>
+          <w:szCs w:val="28"/>
           <w:lang w:val="it-IT"/>
         </w:rPr>
-      </w:pPr>
-      <w:r>
-        <w:rPr>
-          <w:b/>
-          <w:bCs/>
-          <w:lang w:val="it-IT"/>
-        </w:rPr>
-        <w:t>-</w:t>
+        <w:t>Software Developer – Telco Division</w:t>
       </w:r>
       <w:r>
         <w:rPr>
           <w:lang w:val="it-IT"/>
         </w:rPr>
-        <w:t xml:space="preserve">Sistema di sicurezza ML per rilevamento prompt injection e </w:t>
+        <w:br/>
+        <w:t>Aubay | Settembre 2022 – Ottobre 2024</w:t>
       </w:r>
-      <w:proofErr w:type="spellStart"/>
+    </w:p>
+    <w:p>
+      <w:pPr>
+        <w:pStyle w:val="Paragrafoelenco"/>
+        <w:numPr>
+          <w:ilvl w:val="0"/>
+          <w:numId w:val="46"/>
+        </w:numPr>
+        <w:rPr>
+          <w:lang w:val="it-IT"/>
+        </w:rPr>
+      </w:pPr>
       <w:r>
         <w:rPr>
           <w:lang w:val="it-IT"/>
         </w:rPr>
-        <w:t>jailbreak</w:t>
+        <w:t>Backend Engineering: Sviluppo e manutenzione di sistemi CRM ad alta criticità per Tier-1 Telco (Vodafone, TIM) utilizzando Java, Python e C#.</w:t>
       </w:r>
-      <w:proofErr w:type="spellEnd"/>
+    </w:p>
+    <w:p>
+      <w:pPr>
+        <w:pStyle w:val="Paragrafoelenco"/>
+        <w:numPr>
+          <w:ilvl w:val="0"/>
+          <w:numId w:val="46"/>
+        </w:numPr>
+        <w:rPr>
+          <w:lang w:val="it-IT"/>
+        </w:rPr>
+      </w:pPr>
       <w:r>
         <w:rPr>
           <w:lang w:val="it-IT"/>
         </w:rPr>
-        <w:t xml:space="preserve"> </w:t>
+        <w:t>Refactoring &amp; Optimization: Miglioramento delle performance di query complesse su database legacy e ottimizzazione di processi batch notturni.</w:t>
       </w:r>
-      <w:proofErr w:type="spellStart"/>
+    </w:p>
+    <w:p>
+      <w:pPr>
+        <w:pStyle w:val="Paragrafoelenco"/>
+        <w:numPr>
+          <w:ilvl w:val="0"/>
+          <w:numId w:val="46"/>
+        </w:numPr>
+        <w:rPr>
+          <w:lang w:val="it-IT"/>
+        </w:rPr>
+      </w:pPr>
       <w:r>
         <w:rPr>
           <w:lang w:val="it-IT"/>
         </w:rPr>
-        <w:t>attacks</w:t>
+        <w:t>Feature Ownership: Progettazione di estensioni funzionali che hanno ridotto il churn rate tecnico del sistema del 15%.</w:t>
       </w:r>
-      <w:proofErr w:type="spellEnd"/>
+    </w:p>
+    <w:p>
+      <w:pPr>
+        <w:rPr>
+          <w:rFonts w:asciiTheme="majorHAnsi" w:eastAsiaTheme="majorEastAsia" w:hAnsiTheme="majorHAnsi" w:cstheme="majorBidi"/>
+          <w:color w:val="17365D" w:themeColor="text2" w:themeShade="BF"/>
+          <w:spacing w:val="5"/>
+          <w:kern w:val="28"/>
+          <w:lang w:val="it-IT"/>
+        </w:rPr>
+      </w:pPr>
+    </w:p>
+    <w:p>
+      <w:pPr>
+        <w:pStyle w:val="Titolo1"/>
+      </w:pPr>
+      <w:r>
+        <w:t>TECHNICAL CASE STUDIES &amp; SYSTEM ENGINEERING</w:t>
+      </w:r>
+    </w:p>
+    <w:p>
+      <w:pPr>
+        <w:rPr>
+          <w:b/>
+          <w:bCs/>
+          <w:sz w:val="28"/>
+          <w:szCs w:val="28"/>
+        </w:rPr>
+      </w:pPr>
+      <w:r>
+        <w:rPr>
+          <w:b/>
+          <w:bCs/>
+          <w:sz w:val="28"/>
+          <w:szCs w:val="28"/>
+        </w:rPr>
+        <w:t>Hutilix – High-Performance Web Tool Suite | 202</w:t>
+      </w:r>
+      <w:r>
+        <w:rPr>
+          <w:b/>
+          <w:bCs/>
+          <w:sz w:val="28"/>
+          <w:szCs w:val="28"/>
+        </w:rPr>
+        <w:t>6</w:t>
+      </w:r>
+    </w:p>
+    <w:p>
+      <w:hyperlink r:id="rId9" w:tgtFrame="_blank" w:history="1">
+        <w:r>
+          <w:rPr>
+            <w:rStyle w:val="Collegamentoipertestuale"/>
+          </w:rPr>
+          <w:t>https://hutilix.netlify.app/</w:t>
+        </w:r>
+      </w:hyperlink>
+      <w:r>
+        <w:rPr>
+          <w:sz w:val="28"/>
+          <w:szCs w:val="28"/>
+        </w:rPr>
+        <w:br/>
+      </w:r>
+      <w:r>
+        <w:t>Cloud Tooling Developer</w:t>
+      </w:r>
+    </w:p>
+    <w:p>
+      <w:pPr>
+        <w:pStyle w:val="Paragrafoelenco"/>
+        <w:numPr>
+          <w:ilvl w:val="0"/>
+          <w:numId w:val="42"/>
+        </w:numPr>
+        <w:rPr>
+          <w:lang w:val="it-IT"/>
+        </w:rPr>
+      </w:pPr>
       <w:r>
         <w:rPr>
           <w:lang w:val="it-IT"/>
         </w:rPr>
-        <w:t xml:space="preserve"> su LLM</w:t>
+        <w:t>Sviluppo di una suite di utility per la manipolazione di documenti e immagini ottimizzata per l'esecuzione client-side.</w:t>
       </w:r>
     </w:p>
     <w:p>
       <w:pPr>
+        <w:pStyle w:val="Paragrafoelenco"/>
+        <w:numPr>
+          <w:ilvl w:val="0"/>
+          <w:numId w:val="42"/>
+        </w:numPr>
         <w:rPr>
           <w:lang w:val="it-IT"/>
         </w:rPr>
@@ -735,464 +382,46 @@
         <w:rPr>
           <w:lang w:val="it-IT"/>
         </w:rPr>
-        <w:t>-</w:t>
+        <w:t>Implementazione di algoritmi di conversione asincrona (PDF, XML, CSV) e processing d'immagine avanzato (Background Removal) con focus su zero-latency e privacy dei dati.</w:t>
       </w:r>
-      <w:r>
+    </w:p>
+    <w:p>
+      <w:pPr>
         <w:rPr>
           <w:lang w:val="it-IT"/>
         </w:rPr>
-        <w:t xml:space="preserve">ML Pipeline: MLP (Multi-Layer </w:t>
-      </w:r>
-      <w:proofErr w:type="spellStart"/>
-      <w:r>
-        <w:rPr>
-          <w:lang w:val="it-IT"/>
-        </w:rPr>
-        <w:t>Perceptron</w:t>
-      </w:r>
-      <w:proofErr w:type="spellEnd"/>
-      <w:r>
-        <w:rPr>
-          <w:lang w:val="it-IT"/>
-        </w:rPr>
-        <w:t xml:space="preserve">) con </w:t>
-      </w:r>
-      <w:proofErr w:type="spellStart"/>
-      <w:r>
-        <w:rPr>
-          <w:lang w:val="it-IT"/>
-        </w:rPr>
-        <w:t>TensorFlow</w:t>
-      </w:r>
-      <w:proofErr w:type="spellEnd"/>
-      <w:r>
-        <w:rPr>
-          <w:lang w:val="it-IT"/>
-        </w:rPr>
-        <w:t>/</w:t>
-      </w:r>
-      <w:proofErr w:type="spellStart"/>
-      <w:r>
-        <w:rPr>
-          <w:lang w:val="it-IT"/>
-        </w:rPr>
-        <w:t>PyTorch</w:t>
-      </w:r>
-      <w:proofErr w:type="spellEnd"/>
-      <w:r>
-        <w:rPr>
-          <w:lang w:val="it-IT"/>
-        </w:rPr>
-        <w:t xml:space="preserve"> per classificazione binaria</w:t>
-      </w:r>
-    </w:p>
-    <w:p>
-      <w:r>
-        <w:t>-</w:t>
-      </w:r>
-      <w:r>
-        <w:t xml:space="preserve">Dataset: Malicious Prompt Detection Dataset (MPDD) con 10k+ </w:t>
-      </w:r>
-      <w:proofErr w:type="spellStart"/>
-      <w:r>
-        <w:t>esempi</w:t>
-      </w:r>
-      <w:proofErr w:type="spellEnd"/>
-      <w:r>
-        <w:t xml:space="preserve"> </w:t>
-      </w:r>
-      <w:proofErr w:type="spellStart"/>
-      <w:r>
-        <w:t>annotati</w:t>
-      </w:r>
-      <w:proofErr w:type="spellEnd"/>
-    </w:p>
-    <w:p>
-      <w:r>
-        <w:t>-</w:t>
-      </w:r>
-      <w:r>
-        <w:t xml:space="preserve">Features: TF-IDF vectorization, embedding </w:t>
-      </w:r>
-      <w:proofErr w:type="spellStart"/>
-      <w:r>
-        <w:t>semantici</w:t>
-      </w:r>
-      <w:proofErr w:type="spellEnd"/>
-      <w:r>
-        <w:t>, pattern recognition</w:t>
-      </w:r>
-    </w:p>
-    <w:p>
-      <w:r>
-        <w:t>-</w:t>
-      </w:r>
-      <w:r>
-        <w:t xml:space="preserve">Preprocessing </w:t>
-      </w:r>
-      <w:proofErr w:type="spellStart"/>
-      <w:r>
-        <w:t>avanzato</w:t>
-      </w:r>
-      <w:proofErr w:type="spellEnd"/>
-      <w:r>
-        <w:t xml:space="preserve">: tokenization, </w:t>
-      </w:r>
-      <w:proofErr w:type="spellStart"/>
-      <w:r>
-        <w:t>normalizzazione</w:t>
-      </w:r>
-      <w:proofErr w:type="spellEnd"/>
-      <w:r>
-        <w:t>, feature engineering</w:t>
-      </w:r>
-    </w:p>
-    <w:p>
-      <w:r>
-        <w:t>-</w:t>
-      </w:r>
-      <w:proofErr w:type="spellStart"/>
-      <w:r>
-        <w:t>Metriche</w:t>
-      </w:r>
-      <w:proofErr w:type="spellEnd"/>
-      <w:r>
-        <w:t xml:space="preserve">: 94% accuracy, 92% precision, 89% recall </w:t>
-      </w:r>
-      <w:proofErr w:type="spellStart"/>
-      <w:r>
-        <w:t>su</w:t>
-      </w:r>
-      <w:proofErr w:type="spellEnd"/>
-      <w:r>
-        <w:t xml:space="preserve"> test set</w:t>
-      </w:r>
-    </w:p>
-    <w:p>
-      <w:r>
-        <w:t>-</w:t>
-      </w:r>
-      <w:r>
-        <w:t>Tech Stack: Python, scikit-learn, TensorFlow</w:t>
-      </w:r>
-    </w:p>
-    <w:p>
-      <w:pPr>
-        <w:rPr>
-          <w:b/>
-          <w:bCs/>
-          <w:lang w:val="it-IT"/>
-        </w:rPr>
-      </w:pPr>
-      <w:r>
-        <w:rPr>
-          <w:b/>
-          <w:bCs/>
-          <w:lang w:val="it-IT"/>
-        </w:rPr>
-        <w:lastRenderedPageBreak/>
-        <w:t>VURPE – Smart BPM Dashboard (</w:t>
-      </w:r>
-      <w:proofErr w:type="gramStart"/>
-      <w:r>
-        <w:rPr>
-          <w:b/>
-          <w:bCs/>
-          <w:lang w:val="it-IT"/>
-        </w:rPr>
-        <w:t>Febbraio</w:t>
-      </w:r>
-      <w:proofErr w:type="gramEnd"/>
-      <w:r>
-        <w:rPr>
-          <w:b/>
-          <w:bCs/>
-          <w:lang w:val="it-IT"/>
-        </w:rPr>
-        <w:t xml:space="preserve"> 2026 – Presente)</w:t>
-      </w:r>
-    </w:p>
-    <w:p>
-      <w:pPr>
-        <w:rPr>
-          <w:lang w:val="it-IT"/>
-        </w:rPr>
-      </w:pPr>
-      <w:r>
-        <w:rPr>
-          <w:lang w:val="it-IT"/>
-        </w:rPr>
-        <w:t>-Sviluppo full-</w:t>
-      </w:r>
-      <w:proofErr w:type="spellStart"/>
-      <w:r>
-        <w:rPr>
-          <w:lang w:val="it-IT"/>
-        </w:rPr>
-        <w:t>stack</w:t>
-      </w:r>
-      <w:proofErr w:type="spellEnd"/>
-      <w:r>
-        <w:rPr>
-          <w:lang w:val="it-IT"/>
-        </w:rPr>
-        <w:t xml:space="preserve"> di piattaforma </w:t>
-      </w:r>
-      <w:proofErr w:type="spellStart"/>
-      <w:r>
-        <w:rPr>
-          <w:lang w:val="it-IT"/>
-        </w:rPr>
-        <w:t>enterprise</w:t>
-      </w:r>
-      <w:proofErr w:type="spellEnd"/>
-      <w:r>
-        <w:rPr>
-          <w:lang w:val="it-IT"/>
-        </w:rPr>
-        <w:t xml:space="preserve"> per analisi dati business con approccio ibrido ML + Rules Engine</w:t>
-      </w:r>
-    </w:p>
-    <w:p>
-      <w:r>
-        <w:t xml:space="preserve">-Backend: Spring Boot 3.x, PostgreSQL, Spring Data JPA, Apache Commons CSV, </w:t>
-      </w:r>
-      <w:proofErr w:type="gramStart"/>
-      <w:r>
-        <w:t xml:space="preserve">Flyway </w:t>
-      </w:r>
-      <w:r>
-        <w:t xml:space="preserve"> </w:t>
-      </w:r>
-      <w:r>
-        <w:t>migrations</w:t>
-      </w:r>
-      <w:proofErr w:type="gramEnd"/>
-    </w:p>
-    <w:p>
-      <w:r>
-        <w:t>-</w:t>
-      </w:r>
-      <w:r>
-        <w:t xml:space="preserve">Frontend: Angular </w:t>
-      </w:r>
-      <w:r>
-        <w:t>21</w:t>
-      </w:r>
-      <w:r>
-        <w:t xml:space="preserve">, TypeScript, </w:t>
-      </w:r>
-      <w:proofErr w:type="spellStart"/>
-      <w:r>
-        <w:t>RxJS</w:t>
-      </w:r>
-      <w:proofErr w:type="spellEnd"/>
-      <w:r>
-        <w:t>, Chart.js, Bootstrap 5</w:t>
-      </w:r>
-    </w:p>
-    <w:p>
-      <w:r>
-        <w:t>-</w:t>
-      </w:r>
-      <w:proofErr w:type="spellStart"/>
-      <w:r>
-        <w:t>Architettura</w:t>
-      </w:r>
-      <w:proofErr w:type="spellEnd"/>
-      <w:r>
-        <w:t>: Clean Architecture, async task processing, RESTful API, WebSocket real</w:t>
-      </w:r>
-      <w:proofErr w:type="gramStart"/>
-      <w:r>
-        <w:t>-</w:t>
-      </w:r>
-      <w:r>
-        <w:t xml:space="preserve">  </w:t>
-      </w:r>
-      <w:r>
-        <w:t>time</w:t>
-      </w:r>
-      <w:proofErr w:type="gramEnd"/>
-      <w:r>
-        <w:t xml:space="preserve"> updates</w:t>
-      </w:r>
-    </w:p>
-    <w:p>
-      <w:pPr>
-        <w:rPr>
-          <w:lang w:val="it-IT"/>
-        </w:rPr>
-      </w:pPr>
-      <w:r>
-        <w:rPr>
-          <w:lang w:val="it-IT"/>
-        </w:rPr>
-        <w:t xml:space="preserve">-Implementazione CSV </w:t>
-      </w:r>
-      <w:proofErr w:type="spellStart"/>
-      <w:r>
-        <w:rPr>
-          <w:lang w:val="it-IT"/>
-        </w:rPr>
-        <w:t>ingestion</w:t>
-      </w:r>
-      <w:proofErr w:type="spellEnd"/>
-      <w:r>
-        <w:rPr>
-          <w:lang w:val="it-IT"/>
-        </w:rPr>
-        <w:t xml:space="preserve"> con validazione avanzata </w:t>
-      </w:r>
-      <w:proofErr w:type="gramStart"/>
-      <w:r>
-        <w:rPr>
-          <w:lang w:val="it-IT"/>
-        </w:rPr>
-        <w:t>e</w:t>
-      </w:r>
-      <w:proofErr w:type="gramEnd"/>
-      <w:r>
-        <w:rPr>
-          <w:lang w:val="it-IT"/>
-        </w:rPr>
-        <w:t xml:space="preserve"> </w:t>
-      </w:r>
-      <w:proofErr w:type="spellStart"/>
-      <w:r>
-        <w:rPr>
-          <w:lang w:val="it-IT"/>
-        </w:rPr>
-        <w:t>error</w:t>
-      </w:r>
-      <w:proofErr w:type="spellEnd"/>
-      <w:r>
-        <w:rPr>
-          <w:lang w:val="it-IT"/>
-        </w:rPr>
-        <w:t xml:space="preserve"> </w:t>
-      </w:r>
-      <w:proofErr w:type="spellStart"/>
-      <w:r>
-        <w:rPr>
-          <w:lang w:val="it-IT"/>
-        </w:rPr>
-        <w:t>handling</w:t>
-      </w:r>
-      <w:proofErr w:type="spellEnd"/>
-      <w:r>
-        <w:rPr>
-          <w:lang w:val="it-IT"/>
-        </w:rPr>
-        <w:t xml:space="preserve"> granulare</w:t>
-      </w:r>
-    </w:p>
-    <w:p>
-      <w:r>
-        <w:t xml:space="preserve">-Business rules engine </w:t>
-      </w:r>
-      <w:proofErr w:type="spellStart"/>
-      <w:r>
-        <w:t>configurabile</w:t>
-      </w:r>
-      <w:proofErr w:type="spellEnd"/>
-      <w:r>
-        <w:t xml:space="preserve"> per risk assessment </w:t>
-      </w:r>
-      <w:proofErr w:type="spellStart"/>
-      <w:r>
-        <w:t>automatico</w:t>
-      </w:r>
-      <w:proofErr w:type="spellEnd"/>
-    </w:p>
-    <w:p>
-      <w:pPr>
-        <w:rPr>
-          <w:lang w:val="it-IT"/>
-        </w:rPr>
-      </w:pPr>
-      <w:r>
-        <w:rPr>
-          <w:lang w:val="it-IT"/>
-        </w:rPr>
-        <w:t>-Dashboard interattiva con visualizzazioni real-time (tabelle, grafici, metriche aggregate)</w:t>
-      </w:r>
-    </w:p>
-    <w:p>
-      <w:r>
-        <w:t>-Testing: JUnit 5, Mockito, property-based testing per correctness validation</w:t>
-      </w:r>
-      <w:r>
-        <w:t>-</w:t>
-      </w:r>
-      <w:r>
-        <w:t>DevOps: Docker, Docker Compose, environment-based configuration</w:t>
-      </w:r>
+      </w:pPr>
     </w:p>
     <w:p>
       <w:r>
         <w:rPr>
           <w:b/>
+          <w:bCs/>
+          <w:sz w:val="24"/>
+          <w:szCs w:val="24"/>
         </w:rPr>
-        <w:t xml:space="preserve">Technical Designer – </w:t>
-      </w:r>
-      <w:proofErr w:type="spellStart"/>
-      <w:r>
-        <w:rPr>
-          <w:b/>
-        </w:rPr>
-        <w:t>GameForge</w:t>
-      </w:r>
-      <w:proofErr w:type="spellEnd"/>
-      <w:r>
-        <w:rPr>
-          <w:b/>
-        </w:rPr>
-        <w:t xml:space="preserve"> </w:t>
-      </w:r>
-      <w:proofErr w:type="spellStart"/>
-      <w:r>
-        <w:rPr>
-          <w:b/>
-        </w:rPr>
-        <w:t>Unical</w:t>
-      </w:r>
-      <w:proofErr w:type="spellEnd"/>
-      <w:r>
-        <w:rPr>
-          <w:b/>
-        </w:rPr>
-        <w:t xml:space="preserve"> (Open Workshop) (</w:t>
+        <w:t>VURPE – Smart BPM &amp; Data Analytics Dashboard | Feb 2026 – Presente</w:t>
       </w:r>
       <w:r>
         <w:rPr>
           <w:b/>
+          <w:bCs/>
+          <w:sz w:val="24"/>
+          <w:szCs w:val="24"/>
         </w:rPr>
-        <w:t xml:space="preserve">Novembre </w:t>
+        <w:br/>
       </w:r>
       <w:r>
-        <w:rPr>
-          <w:b/>
-        </w:rPr>
-        <w:t xml:space="preserve">2025 – </w:t>
-      </w:r>
-      <w:proofErr w:type="spellStart"/>
-      <w:r>
-        <w:rPr>
-          <w:b/>
-        </w:rPr>
-        <w:t>Presente</w:t>
-      </w:r>
-      <w:proofErr w:type="spellEnd"/>
-      <w:r>
-        <w:rPr>
-          <w:b/>
-        </w:rPr>
-        <w:t>)</w:t>
+        <w:t>Lead Architect &amp; Full-Stack Developer</w:t>
       </w:r>
     </w:p>
     <w:p>
       <w:pPr>
+        <w:pStyle w:val="Paragrafoelenco"/>
+        <w:numPr>
+          <w:ilvl w:val="0"/>
+          <w:numId w:val="40"/>
+        </w:numPr>
         <w:rPr>
           <w:lang w:val="it-IT"/>
         </w:rPr>
@@ -1201,25 +430,52 @@
         <w:rPr>
           <w:lang w:val="it-IT"/>
         </w:rPr>
-        <w:t xml:space="preserve">- Progettazione tecnica del progetto Opus </w:t>
+        <w:t>Progettazione di una piattaforma enterprise per l’analisi predittiva del rischio business.</w:t>
       </w:r>
-      <w:proofErr w:type="spellStart"/>
+    </w:p>
+    <w:p>
+      <w:pPr>
+        <w:pStyle w:val="Paragrafoelenco"/>
+        <w:numPr>
+          <w:ilvl w:val="0"/>
+          <w:numId w:val="40"/>
+        </w:numPr>
+        <w:rPr>
+          <w:lang w:val="it-IT"/>
+        </w:rPr>
+      </w:pPr>
       <w:r>
         <w:rPr>
           <w:lang w:val="it-IT"/>
         </w:rPr>
-        <w:t>Deceptio</w:t>
+        <w:t>Backend: Implementazione di microservizi con Spring Boot 3.x, PostgreSQL e Flyway per il versionamento del database.</w:t>
       </w:r>
-      <w:proofErr w:type="spellEnd"/>
+    </w:p>
+    <w:p>
+      <w:pPr>
+        <w:pStyle w:val="Paragrafoelenco"/>
+        <w:numPr>
+          <w:ilvl w:val="0"/>
+          <w:numId w:val="40"/>
+        </w:numPr>
+        <w:rPr>
+          <w:lang w:val="it-IT"/>
+        </w:rPr>
+      </w:pPr>
       <w:r>
         <w:rPr>
           <w:lang w:val="it-IT"/>
         </w:rPr>
-        <w:t xml:space="preserve"> (Unity).</w:t>
+        <w:t>Frontend: Sviluppo di una SPA reattiva in Angular 21 con gestione dello stato tramite RxJS e visualizzazioni real-time via WebSocket.</w:t>
       </w:r>
     </w:p>
     <w:p>
       <w:pPr>
+        <w:pStyle w:val="Paragrafoelenco"/>
+        <w:numPr>
+          <w:ilvl w:val="0"/>
+          <w:numId w:val="40"/>
+        </w:numPr>
         <w:rPr>
           <w:lang w:val="it-IT"/>
         </w:rPr>
@@ -1228,25 +484,91 @@
         <w:rPr>
           <w:lang w:val="it-IT"/>
         </w:rPr>
-        <w:t xml:space="preserve">- Integrazione di sistemi, gameplay </w:t>
+        <w:t>Engineering: Applicazione di principi di Clean Architecture per garantire disaccoppiamento e testabilità; gestione di flussi di ingestione dati asincroni ad alta densità.</w:t>
       </w:r>
-      <w:proofErr w:type="spellStart"/>
+    </w:p>
+    <w:p>
+      <w:pPr>
+        <w:rPr>
+          <w:b/>
+          <w:bCs/>
+          <w:sz w:val="24"/>
+          <w:szCs w:val="24"/>
+        </w:rPr>
+      </w:pPr>
+      <w:r>
+        <w:rPr>
+          <w:b/>
+          <w:bCs/>
+          <w:sz w:val="24"/>
+          <w:szCs w:val="24"/>
+        </w:rPr>
+        <w:t>AI Guard – Adversarial AI Detection System | Gen 2026 – Presente</w:t>
+      </w:r>
+    </w:p>
+    <w:p>
+      <w:hyperlink r:id="rId10" w:tgtFrame="_blank" w:history="1">
+        <w:r>
+          <w:rPr>
+            <w:rStyle w:val="Collegamentoipertestuale"/>
+          </w:rPr>
+          <w:t>https://www.kaggle.com/code/giuseppebruniani/ai-guard</w:t>
+        </w:r>
+      </w:hyperlink>
+      <w:r>
+        <w:rPr>
+          <w:sz w:val="24"/>
+          <w:szCs w:val="24"/>
+        </w:rPr>
+        <w:br/>
+      </w:r>
+      <w:r>
+        <w:t>ML Engineer</w:t>
+      </w:r>
+    </w:p>
+    <w:p>
+      <w:pPr>
+        <w:pStyle w:val="Paragrafoelenco"/>
+        <w:numPr>
+          <w:ilvl w:val="0"/>
+          <w:numId w:val="41"/>
+        </w:numPr>
+        <w:rPr>
+          <w:lang w:val="it-IT"/>
+        </w:rPr>
+      </w:pPr>
       <w:r>
         <w:rPr>
           <w:lang w:val="it-IT"/>
         </w:rPr>
-        <w:t>logic</w:t>
+        <w:t>Sviluppo di un sistema di difesa per LLM contro attacchi di Prompt Injection e Jailbreak.</w:t>
       </w:r>
-      <w:proofErr w:type="spellEnd"/>
+    </w:p>
+    <w:p>
+      <w:pPr>
+        <w:pStyle w:val="Paragrafoelenco"/>
+        <w:numPr>
+          <w:ilvl w:val="0"/>
+          <w:numId w:val="41"/>
+        </w:numPr>
+        <w:rPr>
+          <w:lang w:val="it-IT"/>
+        </w:rPr>
+      </w:pPr>
       <w:r>
         <w:rPr>
           <w:lang w:val="it-IT"/>
         </w:rPr>
-        <w:t xml:space="preserve"> e componenti AI.</w:t>
+        <w:t>ML Pipeline: Training di modelli di classificazione binaria (MLP) utilizzando TensorFlow/PyTorch su dataset MPDD (10k+ campioni).</w:t>
       </w:r>
     </w:p>
     <w:p>
       <w:pPr>
+        <w:pStyle w:val="Paragrafoelenco"/>
+        <w:numPr>
+          <w:ilvl w:val="0"/>
+          <w:numId w:val="41"/>
+        </w:numPr>
         <w:rPr>
           <w:lang w:val="it-IT"/>
         </w:rPr>
@@ -1255,96 +577,27 @@
         <w:rPr>
           <w:lang w:val="it-IT"/>
         </w:rPr>
-        <w:t xml:space="preserve">- Coordinamento tecnico tra </w:t>
+        <w:t>Performance: Raggiunta un’accuratezza del 94% con focus sull'ottimizzazione della latenza di inferenza per integrazioni real-time in gateway API.</w:t>
       </w:r>
-      <w:proofErr w:type="gramStart"/>
+    </w:p>
+    <w:p>
+      <w:pPr>
+        <w:pStyle w:val="Paragrafoelenco"/>
+        <w:numPr>
+          <w:ilvl w:val="0"/>
+          <w:numId w:val="41"/>
+        </w:numPr>
+      </w:pPr>
       <w:r>
+        <w:t>Tech: Python, Scikit-learn, Semantic Embeddings, Pattern Recognition.</w:t>
+      </w:r>
+    </w:p>
+    <w:p>
+      <w:pPr>
         <w:rPr>
           <w:lang w:val="it-IT"/>
         </w:rPr>
-        <w:t>team creativi</w:t>
-      </w:r>
-      <w:proofErr w:type="gramEnd"/>
-      <w:r>
-        <w:rPr>
-          <w:lang w:val="it-IT"/>
-        </w:rPr>
-        <w:t xml:space="preserve"> e sviluppatori.</w:t>
-      </w:r>
-    </w:p>
-    <w:p>
-      <w:pPr>
-        <w:rPr>
-          <w:lang w:val="it-IT"/>
-        </w:rPr>
-      </w:pPr>
-      <w:r>
-        <w:rPr>
-          <w:lang w:val="it-IT"/>
-        </w:rPr>
-        <w:t>- Ottimizzazione performance, modularità e scalabilità.</w:t>
-      </w:r>
-    </w:p>
-    <w:p>
-      <w:r>
-        <w:rPr>
-          <w:b/>
-        </w:rPr>
-        <w:t>Global Game Jam – “Bubble Planet” (2025)</w:t>
-      </w:r>
-    </w:p>
-    <w:p>
-      <w:pPr>
-        <w:rPr>
-          <w:lang w:val="it-IT"/>
-        </w:rPr>
-      </w:pPr>
-      <w:r>
-        <w:rPr>
-          <w:lang w:val="it-IT"/>
-        </w:rPr>
-        <w:t>- Sviluppo di un gioco completo in 48 ore.</w:t>
-      </w:r>
-    </w:p>
-    <w:p>
-      <w:pPr>
-        <w:rPr>
-          <w:lang w:val="it-IT"/>
-        </w:rPr>
-      </w:pPr>
-      <w:r>
-        <w:rPr>
-          <w:lang w:val="it-IT"/>
-        </w:rPr>
-        <w:t>- Implementazione gameplay, interazioni e integrazione asset.</w:t>
-      </w:r>
-    </w:p>
-    <w:p>
-      <w:pPr>
-        <w:rPr>
-          <w:lang w:val="it-IT"/>
-        </w:rPr>
-      </w:pPr>
-      <w:r>
-        <w:rPr>
-          <w:lang w:val="it-IT"/>
-        </w:rPr>
-        <w:t xml:space="preserve">- Collaborazione in </w:t>
-      </w:r>
-      <w:proofErr w:type="gramStart"/>
-      <w:r>
-        <w:rPr>
-          <w:lang w:val="it-IT"/>
-        </w:rPr>
-        <w:t>team multidisciplinare</w:t>
-      </w:r>
-      <w:proofErr w:type="gramEnd"/>
-      <w:r>
-        <w:rPr>
-          <w:lang w:val="it-IT"/>
-        </w:rPr>
-        <w:t>.</w:t>
-      </w:r>
+      </w:pPr>
     </w:p>
     <w:p>
       <w:pPr>
@@ -1362,40 +615,79 @@
     </w:p>
     <w:p>
       <w:r>
-        <w:t xml:space="preserve">- </w:t>
+        <w:rPr>
+          <w:b/>
+          <w:bCs/>
+        </w:rPr>
+        <w:t>Linguaggi:</w:t>
       </w:r>
-      <w:proofErr w:type="spellStart"/>
       <w:r>
-        <w:t>Linguaggi</w:t>
-      </w:r>
-      <w:proofErr w:type="spellEnd"/>
-      <w:r>
-        <w:t>: Java, Python, TypeScript, C#, C++, C</w:t>
+        <w:t> Java (Expert), Python (Advanced), TypeScript, C#, C++, SQL.</w:t>
       </w:r>
     </w:p>
     <w:p>
       <w:r>
-        <w:t>- Framework: Spring Boot, Angular, Appian BPM, Unity, Expo</w:t>
+        <w:rPr>
+          <w:b/>
+          <w:bCs/>
+        </w:rPr>
+        <w:t>Backend &amp; Framework:</w:t>
+      </w:r>
+      <w:r>
+        <w:t> Spring Boot 3.x, Spring Data JPA, Hibernate, Node.js.</w:t>
       </w:r>
     </w:p>
     <w:p>
       <w:r>
-        <w:t>- Tools: Git, Docker, Angular Material, Kiro, n8</w:t>
-      </w:r>
-      <w:proofErr w:type="gramStart"/>
-      <w:r>
-        <w:t>n</w:t>
+        <w:rPr>
+          <w:b/>
+          <w:bCs/>
+        </w:rPr>
+        <w:t>Frontend:</w:t>
       </w:r>
       <w:r>
-        <w:t xml:space="preserve"> ,</w:t>
-      </w:r>
-      <w:proofErr w:type="gramEnd"/>
-      <w:r>
-        <w:t xml:space="preserve"> flyway</w:t>
+        <w:t> Angular 21, RxJS, Bootstrap 5, Tailwind CSS.</w:t>
       </w:r>
     </w:p>
     <w:p>
-      <w:pPr>
+      <w:r>
+        <w:rPr>
+          <w:b/>
+          <w:bCs/>
+        </w:rPr>
+        <w:t>AI &amp; Data:</w:t>
+      </w:r>
+      <w:r>
+        <w:t> TensorFlow, PyTorch, Scikit-learn, TF-IDF, Pandas.</w:t>
+      </w:r>
+    </w:p>
+    <w:p>
+      <w:r>
+        <w:rPr>
+          <w:b/>
+          <w:bCs/>
+        </w:rPr>
+        <w:t>DevOps &amp; Tools:</w:t>
+      </w:r>
+      <w:r>
+        <w:t> Docker, Docker Compose, Git, Flyway, n8n, Linux Environment.</w:t>
+      </w:r>
+    </w:p>
+    <w:p>
+      <w:r>
+        <w:rPr>
+          <w:b/>
+          <w:bCs/>
+        </w:rPr>
+        <w:t>Architectures:</w:t>
+      </w:r>
+      <w:r>
+        <w:t> Clean Architecture, Microservices, Event-Driven, REST/WebSockets.</w:t>
+      </w:r>
+    </w:p>
+    <w:p>
+      <w:pPr>
+        <w:pStyle w:val="Titolo1"/>
         <w:rPr>
           <w:lang w:val="it-IT"/>
         </w:rPr>
@@ -1404,94 +696,88 @@
         <w:rPr>
           <w:lang w:val="it-IT"/>
         </w:rPr>
-        <w:lastRenderedPageBreak/>
-        <w:t>- Aree: Sistemi informativi, automazione processi, integrazione sistemi, progettazione flussi, AI applicata</w:t>
+        <w:t>FORMAZIONE, LINGUE E ATTIVITÀ</w:t>
       </w:r>
     </w:p>
     <w:p>
       <w:pPr>
-        <w:pStyle w:val="Titolo1"/>
+        <w:numPr>
+          <w:ilvl w:val="0"/>
+          <w:numId w:val="48"/>
+        </w:numPr>
         <w:rPr>
           <w:lang w:val="it-IT"/>
         </w:rPr>
       </w:pPr>
       <w:r>
         <w:rPr>
+          <w:b/>
+          <w:bCs/>
           <w:lang w:val="it-IT"/>
         </w:rPr>
-        <w:t>LINGUE</w:t>
-      </w:r>
-    </w:p>
-    <w:p>
-      <w:pPr>
-        <w:rPr>
-          <w:lang w:val="it-IT"/>
-        </w:rPr>
-      </w:pPr>
-      <w:r>
-        <w:rPr>
-          <w:lang w:val="it-IT"/>
-        </w:rPr>
-        <w:t>- Italiano: Madrelingua</w:t>
-      </w:r>
-    </w:p>
-    <w:p>
-      <w:pPr>
-        <w:rPr>
-          <w:lang w:val="it-IT"/>
-        </w:rPr>
-      </w:pPr>
-      <w:r>
-        <w:rPr>
-          <w:lang w:val="it-IT"/>
-        </w:rPr>
-        <w:t xml:space="preserve">- Inglese: </w:t>
+        <w:t>Lingue:</w:t>
       </w:r>
       <w:r>
         <w:rPr>
           <w:lang w:val="it-IT"/>
         </w:rPr>
-        <w:t>B2</w:t>
+        <w:t> Italiano (Madrelingua), Inglese (B2</w:t>
       </w:r>
-    </w:p>
-    <w:p>
-      <w:pPr>
-        <w:pStyle w:val="Titolo1"/>
-        <w:rPr>
-          <w:lang w:val="it-IT"/>
-        </w:rPr>
-      </w:pPr>
       <w:r>
         <w:rPr>
           <w:lang w:val="it-IT"/>
         </w:rPr>
-        <w:t>SOFT SKILLS</w:t>
+        <w:t>)</w:t>
       </w:r>
     </w:p>
     <w:p>
       <w:pPr>
+        <w:numPr>
+          <w:ilvl w:val="0"/>
+          <w:numId w:val="48"/>
+        </w:numPr>
         <w:rPr>
           <w:lang w:val="it-IT"/>
         </w:rPr>
       </w:pPr>
+      <w:r>
+        <w:rPr>
+          <w:b/>
+          <w:bCs/>
+          <w:lang w:val="it-IT"/>
+        </w:rPr>
+        <w:t>Game Engineering:</w:t>
+      </w:r>
       <w:r>
         <w:rPr>
           <w:lang w:val="it-IT"/>
         </w:rPr>
-        <w:t>- Autonomia e rapidità nell’apprendimento</w:t>
+        <w:t> Progettazione tecnica in Unity (C#) per Opus Deceptio; partecipazione a Global Game Jam (2025) con focus su gameplay logic e ottimizzazione asset.</w:t>
       </w:r>
     </w:p>
     <w:p>
       <w:pPr>
+        <w:numPr>
+          <w:ilvl w:val="0"/>
+          <w:numId w:val="48"/>
+        </w:numPr>
         <w:rPr>
           <w:lang w:val="it-IT"/>
         </w:rPr>
       </w:pPr>
+      <w:r>
+        <w:rPr>
+          <w:b/>
+          <w:bCs/>
+          <w:lang w:val="it-IT"/>
+        </w:rPr>
+        <w:t>Soft Skills:</w:t>
+      </w:r>
       <w:r>
         <w:rPr>
           <w:lang w:val="it-IT"/>
         </w:rPr>
-        <w:t>- Adattabilità a contesti diversi</w:t>
+        <w:t> Problem solving analitico, rapido adattamento a nuovi stack tecnologici, attitudine al coordinamento tecnico in team multidisciplinari.</w:t>
       </w:r>
     </w:p>
     <w:p>
@@ -1500,33 +786,6 @@
           <w:lang w:val="it-IT"/>
         </w:rPr>
       </w:pPr>
-      <w:r>
-        <w:rPr>
-          <w:lang w:val="it-IT"/>
-        </w:rPr>
-        <w:t>- Iniziativa e orientamento al miglioramento</w:t>
-      </w:r>
-    </w:p>
-    <w:p>
-      <w:pPr>
-        <w:rPr>
-          <w:lang w:val="it-IT"/>
-        </w:rPr>
-      </w:pPr>
-      <w:r>
-        <w:rPr>
-          <w:lang w:val="it-IT"/>
-        </w:rPr>
-        <w:t xml:space="preserve">- Collaborazione efficace in </w:t>
-      </w:r>
-      <w:proofErr w:type="gramStart"/>
-      <w:r>
-        <w:rPr>
-          <w:lang w:val="it-IT"/>
-        </w:rPr>
-        <w:t>team tecnici e creativi</w:t>
-      </w:r>
-      <w:proofErr w:type="gramEnd"/>
     </w:p>
     <w:p>
       <w:pPr>
@@ -1552,21 +811,7 @@
         <w:rPr>
           <w:lang w:val="it-IT"/>
         </w:rPr>
-        <w:t xml:space="preserve">Autorizzo il trattamento dei dati personali ai sensi del </w:t>
-      </w:r>
-      <w:proofErr w:type="spellStart"/>
-      <w:r>
-        <w:rPr>
-          <w:lang w:val="it-IT"/>
-        </w:rPr>
-        <w:t>D.Lgs.</w:t>
-      </w:r>
-      <w:proofErr w:type="spellEnd"/>
-      <w:r>
-        <w:rPr>
-          <w:lang w:val="it-IT"/>
-        </w:rPr>
-        <w:t xml:space="preserve"> 196/2003.</w:t>
+        <w:t>Autorizzo il trattamento dei dati personali ai sensi del D.Lgs. 196/2003.</w:t>
       </w:r>
     </w:p>
     <w:sectPr>
@@ -1753,6 +998,345 @@
     </w:lvl>
   </w:abstractNum>
   <w:abstractNum w:abstractNumId="9" w15:restartNumberingAfterBreak="0">
+    <w:nsid w:val="00020148"/>
+    <w:multiLevelType w:val="hybridMultilevel"/>
+    <w:tmpl w:val="9E6AAEE6"/>
+    <w:lvl w:ilvl="0" w:tplc="04100001">
+      <w:start w:val="1"/>
+      <w:numFmt w:val="bullet"/>
+      <w:lvlText w:val=""/>
+      <w:lvlJc w:val="left"/>
+      <w:pPr>
+        <w:ind w:left="720" w:hanging="360"/>
+      </w:pPr>
+      <w:rPr>
+        <w:rFonts w:ascii="Symbol" w:hAnsi="Symbol" w:hint="default"/>
+      </w:rPr>
+    </w:lvl>
+    <w:lvl w:ilvl="1" w:tplc="04100003" w:tentative="1">
+      <w:start w:val="1"/>
+      <w:numFmt w:val="bullet"/>
+      <w:lvlText w:val="o"/>
+      <w:lvlJc w:val="left"/>
+      <w:pPr>
+        <w:ind w:left="1440" w:hanging="360"/>
+      </w:pPr>
+      <w:rPr>
+        <w:rFonts w:ascii="Courier New" w:hAnsi="Courier New" w:cs="Courier New" w:hint="default"/>
+      </w:rPr>
+    </w:lvl>
+    <w:lvl w:ilvl="2" w:tplc="04100005" w:tentative="1">
+      <w:start w:val="1"/>
+      <w:numFmt w:val="bullet"/>
+      <w:lvlText w:val=""/>
+      <w:lvlJc w:val="left"/>
+      <w:pPr>
+        <w:ind w:left="2160" w:hanging="360"/>
+      </w:pPr>
+      <w:rPr>
+        <w:rFonts w:ascii="Wingdings" w:hAnsi="Wingdings" w:hint="default"/>
+      </w:rPr>
+    </w:lvl>
+    <w:lvl w:ilvl="3" w:tplc="04100001" w:tentative="1">
+      <w:start w:val="1"/>
+      <w:numFmt w:val="bullet"/>
+      <w:lvlText w:val=""/>
+      <w:lvlJc w:val="left"/>
+      <w:pPr>
+        <w:ind w:left="2880" w:hanging="360"/>
+      </w:pPr>
+      <w:rPr>
+        <w:rFonts w:ascii="Symbol" w:hAnsi="Symbol" w:hint="default"/>
+      </w:rPr>
+    </w:lvl>
+    <w:lvl w:ilvl="4" w:tplc="04100003" w:tentative="1">
+      <w:start w:val="1"/>
+      <w:numFmt w:val="bullet"/>
+      <w:lvlText w:val="o"/>
+      <w:lvlJc w:val="left"/>
+      <w:pPr>
+        <w:ind w:left="3600" w:hanging="360"/>
+      </w:pPr>
+      <w:rPr>
+        <w:rFonts w:ascii="Courier New" w:hAnsi="Courier New" w:cs="Courier New" w:hint="default"/>
+      </w:rPr>
+    </w:lvl>
+    <w:lvl w:ilvl="5" w:tplc="04100005" w:tentative="1">
+      <w:start w:val="1"/>
+      <w:numFmt w:val="bullet"/>
+      <w:lvlText w:val=""/>
+      <w:lvlJc w:val="left"/>
+      <w:pPr>
+        <w:ind w:left="4320" w:hanging="360"/>
+      </w:pPr>
+      <w:rPr>
+        <w:rFonts w:ascii="Wingdings" w:hAnsi="Wingdings" w:hint="default"/>
+      </w:rPr>
+    </w:lvl>
+    <w:lvl w:ilvl="6" w:tplc="04100001" w:tentative="1">
+      <w:start w:val="1"/>
+      <w:numFmt w:val="bullet"/>
+      <w:lvlText w:val=""/>
+      <w:lvlJc w:val="left"/>
+      <w:pPr>
+        <w:ind w:left="5040" w:hanging="360"/>
+      </w:pPr>
+      <w:rPr>
+        <w:rFonts w:ascii="Symbol" w:hAnsi="Symbol" w:hint="default"/>
+      </w:rPr>
+    </w:lvl>
+    <w:lvl w:ilvl="7" w:tplc="04100003" w:tentative="1">
+      <w:start w:val="1"/>
+      <w:numFmt w:val="bullet"/>
+      <w:lvlText w:val="o"/>
+      <w:lvlJc w:val="left"/>
+      <w:pPr>
+        <w:ind w:left="5760" w:hanging="360"/>
+      </w:pPr>
+      <w:rPr>
+        <w:rFonts w:ascii="Courier New" w:hAnsi="Courier New" w:cs="Courier New" w:hint="default"/>
+      </w:rPr>
+    </w:lvl>
+    <w:lvl w:ilvl="8" w:tplc="04100005" w:tentative="1">
+      <w:start w:val="1"/>
+      <w:numFmt w:val="bullet"/>
+      <w:lvlText w:val=""/>
+      <w:lvlJc w:val="left"/>
+      <w:pPr>
+        <w:ind w:left="6480" w:hanging="360"/>
+      </w:pPr>
+      <w:rPr>
+        <w:rFonts w:ascii="Wingdings" w:hAnsi="Wingdings" w:hint="default"/>
+      </w:rPr>
+    </w:lvl>
+  </w:abstractNum>
+  <w:abstractNum w:abstractNumId="10" w15:restartNumberingAfterBreak="0">
+    <w:nsid w:val="04931D9E"/>
+    <w:multiLevelType w:val="hybridMultilevel"/>
+    <w:tmpl w:val="FBC41BA0"/>
+    <w:lvl w:ilvl="0" w:tplc="04100001">
+      <w:start w:val="1"/>
+      <w:numFmt w:val="bullet"/>
+      <w:lvlText w:val=""/>
+      <w:lvlJc w:val="left"/>
+      <w:pPr>
+        <w:ind w:left="720" w:hanging="360"/>
+      </w:pPr>
+      <w:rPr>
+        <w:rFonts w:ascii="Symbol" w:hAnsi="Symbol" w:hint="default"/>
+      </w:rPr>
+    </w:lvl>
+    <w:lvl w:ilvl="1" w:tplc="04100003" w:tentative="1">
+      <w:start w:val="1"/>
+      <w:numFmt w:val="bullet"/>
+      <w:lvlText w:val="o"/>
+      <w:lvlJc w:val="left"/>
+      <w:pPr>
+        <w:ind w:left="1440" w:hanging="360"/>
+      </w:pPr>
+      <w:rPr>
+        <w:rFonts w:ascii="Courier New" w:hAnsi="Courier New" w:cs="Courier New" w:hint="default"/>
+      </w:rPr>
+    </w:lvl>
+    <w:lvl w:ilvl="2" w:tplc="04100005" w:tentative="1">
+      <w:start w:val="1"/>
+      <w:numFmt w:val="bullet"/>
+      <w:lvlText w:val=""/>
+      <w:lvlJc w:val="left"/>
+      <w:pPr>
+        <w:ind w:left="2160" w:hanging="360"/>
+      </w:pPr>
+      <w:rPr>
+        <w:rFonts w:ascii="Wingdings" w:hAnsi="Wingdings" w:hint="default"/>
+      </w:rPr>
+    </w:lvl>
+    <w:lvl w:ilvl="3" w:tplc="04100001" w:tentative="1">
+      <w:start w:val="1"/>
+      <w:numFmt w:val="bullet"/>
+      <w:lvlText w:val=""/>
+      <w:lvlJc w:val="left"/>
+      <w:pPr>
+        <w:ind w:left="2880" w:hanging="360"/>
+      </w:pPr>
+      <w:rPr>
+        <w:rFonts w:ascii="Symbol" w:hAnsi="Symbol" w:hint="default"/>
+      </w:rPr>
+    </w:lvl>
+    <w:lvl w:ilvl="4" w:tplc="04100003" w:tentative="1">
+      <w:start w:val="1"/>
+      <w:numFmt w:val="bullet"/>
+      <w:lvlText w:val="o"/>
+      <w:lvlJc w:val="left"/>
+      <w:pPr>
+        <w:ind w:left="3600" w:hanging="360"/>
+      </w:pPr>
+      <w:rPr>
+        <w:rFonts w:ascii="Courier New" w:hAnsi="Courier New" w:cs="Courier New" w:hint="default"/>
+      </w:rPr>
+    </w:lvl>
+    <w:lvl w:ilvl="5" w:tplc="04100005" w:tentative="1">
+      <w:start w:val="1"/>
+      <w:numFmt w:val="bullet"/>
+      <w:lvlText w:val=""/>
+      <w:lvlJc w:val="left"/>
+      <w:pPr>
+        <w:ind w:left="4320" w:hanging="360"/>
+      </w:pPr>
+      <w:rPr>
+        <w:rFonts w:ascii="Wingdings" w:hAnsi="Wingdings" w:hint="default"/>
+      </w:rPr>
+    </w:lvl>
+    <w:lvl w:ilvl="6" w:tplc="04100001" w:tentative="1">
+      <w:start w:val="1"/>
+      <w:numFmt w:val="bullet"/>
+      <w:lvlText w:val=""/>
+      <w:lvlJc w:val="left"/>
+      <w:pPr>
+        <w:ind w:left="5040" w:hanging="360"/>
+      </w:pPr>
+      <w:rPr>
+        <w:rFonts w:ascii="Symbol" w:hAnsi="Symbol" w:hint="default"/>
+      </w:rPr>
+    </w:lvl>
+    <w:lvl w:ilvl="7" w:tplc="04100003" w:tentative="1">
+      <w:start w:val="1"/>
+      <w:numFmt w:val="bullet"/>
+      <w:lvlText w:val="o"/>
+      <w:lvlJc w:val="left"/>
+      <w:pPr>
+        <w:ind w:left="5760" w:hanging="360"/>
+      </w:pPr>
+      <w:rPr>
+        <w:rFonts w:ascii="Courier New" w:hAnsi="Courier New" w:cs="Courier New" w:hint="default"/>
+      </w:rPr>
+    </w:lvl>
+    <w:lvl w:ilvl="8" w:tplc="04100005" w:tentative="1">
+      <w:start w:val="1"/>
+      <w:numFmt w:val="bullet"/>
+      <w:lvlText w:val=""/>
+      <w:lvlJc w:val="left"/>
+      <w:pPr>
+        <w:ind w:left="6480" w:hanging="360"/>
+      </w:pPr>
+      <w:rPr>
+        <w:rFonts w:ascii="Wingdings" w:hAnsi="Wingdings" w:hint="default"/>
+      </w:rPr>
+    </w:lvl>
+  </w:abstractNum>
+  <w:abstractNum w:abstractNumId="11" w15:restartNumberingAfterBreak="0">
+    <w:nsid w:val="04AC7B2D"/>
+    <w:multiLevelType w:val="hybridMultilevel"/>
+    <w:tmpl w:val="8E18A648"/>
+    <w:lvl w:ilvl="0" w:tplc="04100001">
+      <w:start w:val="1"/>
+      <w:numFmt w:val="bullet"/>
+      <w:lvlText w:val=""/>
+      <w:lvlJc w:val="left"/>
+      <w:pPr>
+        <w:ind w:left="720" w:hanging="360"/>
+      </w:pPr>
+      <w:rPr>
+        <w:rFonts w:ascii="Symbol" w:hAnsi="Symbol" w:hint="default"/>
+      </w:rPr>
+    </w:lvl>
+    <w:lvl w:ilvl="1" w:tplc="04100003" w:tentative="1">
+      <w:start w:val="1"/>
+      <w:numFmt w:val="bullet"/>
+      <w:lvlText w:val="o"/>
+      <w:lvlJc w:val="left"/>
+      <w:pPr>
+        <w:ind w:left="1440" w:hanging="360"/>
+      </w:pPr>
+      <w:rPr>
+        <w:rFonts w:ascii="Courier New" w:hAnsi="Courier New" w:cs="Courier New" w:hint="default"/>
+      </w:rPr>
+    </w:lvl>
+    <w:lvl w:ilvl="2" w:tplc="04100005" w:tentative="1">
+      <w:start w:val="1"/>
+      <w:numFmt w:val="bullet"/>
+      <w:lvlText w:val=""/>
+      <w:lvlJc w:val="left"/>
+      <w:pPr>
+        <w:ind w:left="2160" w:hanging="360"/>
+      </w:pPr>
+      <w:rPr>
+        <w:rFonts w:ascii="Wingdings" w:hAnsi="Wingdings" w:hint="default"/>
+      </w:rPr>
+    </w:lvl>
+    <w:lvl w:ilvl="3" w:tplc="04100001" w:tentative="1">
+      <w:start w:val="1"/>
+      <w:numFmt w:val="bullet"/>
+      <w:lvlText w:val=""/>
+      <w:lvlJc w:val="left"/>
+      <w:pPr>
+        <w:ind w:left="2880" w:hanging="360"/>
+      </w:pPr>
+      <w:rPr>
+        <w:rFonts w:ascii="Symbol" w:hAnsi="Symbol" w:hint="default"/>
+      </w:rPr>
+    </w:lvl>
+    <w:lvl w:ilvl="4" w:tplc="04100003" w:tentative="1">
+      <w:start w:val="1"/>
+      <w:numFmt w:val="bullet"/>
+      <w:lvlText w:val="o"/>
+      <w:lvlJc w:val="left"/>
+      <w:pPr>
+        <w:ind w:left="3600" w:hanging="360"/>
+      </w:pPr>
+      <w:rPr>
+        <w:rFonts w:ascii="Courier New" w:hAnsi="Courier New" w:cs="Courier New" w:hint="default"/>
+      </w:rPr>
+    </w:lvl>
+    <w:lvl w:ilvl="5" w:tplc="04100005" w:tentative="1">
+      <w:start w:val="1"/>
+      <w:numFmt w:val="bullet"/>
+      <w:lvlText w:val=""/>
+      <w:lvlJc w:val="left"/>
+      <w:pPr>
+        <w:ind w:left="4320" w:hanging="360"/>
+      </w:pPr>
+      <w:rPr>
+        <w:rFonts w:ascii="Wingdings" w:hAnsi="Wingdings" w:hint="default"/>
+      </w:rPr>
+    </w:lvl>
+    <w:lvl w:ilvl="6" w:tplc="04100001" w:tentative="1">
+      <w:start w:val="1"/>
+      <w:numFmt w:val="bullet"/>
+      <w:lvlText w:val=""/>
+      <w:lvlJc w:val="left"/>
+      <w:pPr>
+        <w:ind w:left="5040" w:hanging="360"/>
+      </w:pPr>
+      <w:rPr>
+        <w:rFonts w:ascii="Symbol" w:hAnsi="Symbol" w:hint="default"/>
+      </w:rPr>
+    </w:lvl>
+    <w:lvl w:ilvl="7" w:tplc="04100003" w:tentative="1">
+      <w:start w:val="1"/>
+      <w:numFmt w:val="bullet"/>
+      <w:lvlText w:val="o"/>
+      <w:lvlJc w:val="left"/>
+      <w:pPr>
+        <w:ind w:left="5760" w:hanging="360"/>
+      </w:pPr>
+      <w:rPr>
+        <w:rFonts w:ascii="Courier New" w:hAnsi="Courier New" w:cs="Courier New" w:hint="default"/>
+      </w:rPr>
+    </w:lvl>
+    <w:lvl w:ilvl="8" w:tplc="04100005" w:tentative="1">
+      <w:start w:val="1"/>
+      <w:numFmt w:val="bullet"/>
+      <w:lvlText w:val=""/>
+      <w:lvlJc w:val="left"/>
+      <w:pPr>
+        <w:ind w:left="6480" w:hanging="360"/>
+      </w:pPr>
+      <w:rPr>
+        <w:rFonts w:ascii="Wingdings" w:hAnsi="Wingdings" w:hint="default"/>
+      </w:rPr>
+    </w:lvl>
+  </w:abstractNum>
+  <w:abstractNum w:abstractNumId="12" w15:restartNumberingAfterBreak="0">
     <w:nsid w:val="06035DD3"/>
     <w:multiLevelType w:val="hybridMultilevel"/>
     <w:tmpl w:val="729A15C4"/>
@@ -1865,7 +1449,793 @@
       </w:rPr>
     </w:lvl>
   </w:abstractNum>
-  <w:abstractNum w:abstractNumId="10" w15:restartNumberingAfterBreak="0">
+  <w:abstractNum w:abstractNumId="13" w15:restartNumberingAfterBreak="0">
+    <w:nsid w:val="08141643"/>
+    <w:multiLevelType w:val="hybridMultilevel"/>
+    <w:tmpl w:val="6E4269A8"/>
+    <w:lvl w:ilvl="0" w:tplc="04100001">
+      <w:start w:val="1"/>
+      <w:numFmt w:val="bullet"/>
+      <w:lvlText w:val=""/>
+      <w:lvlJc w:val="left"/>
+      <w:pPr>
+        <w:ind w:left="720" w:hanging="360"/>
+      </w:pPr>
+      <w:rPr>
+        <w:rFonts w:ascii="Symbol" w:hAnsi="Symbol" w:hint="default"/>
+      </w:rPr>
+    </w:lvl>
+    <w:lvl w:ilvl="1" w:tplc="04100003" w:tentative="1">
+      <w:start w:val="1"/>
+      <w:numFmt w:val="bullet"/>
+      <w:lvlText w:val="o"/>
+      <w:lvlJc w:val="left"/>
+      <w:pPr>
+        <w:ind w:left="1440" w:hanging="360"/>
+      </w:pPr>
+      <w:rPr>
+        <w:rFonts w:ascii="Courier New" w:hAnsi="Courier New" w:cs="Courier New" w:hint="default"/>
+      </w:rPr>
+    </w:lvl>
+    <w:lvl w:ilvl="2" w:tplc="04100005" w:tentative="1">
+      <w:start w:val="1"/>
+      <w:numFmt w:val="bullet"/>
+      <w:lvlText w:val=""/>
+      <w:lvlJc w:val="left"/>
+      <w:pPr>
+        <w:ind w:left="2160" w:hanging="360"/>
+      </w:pPr>
+      <w:rPr>
+        <w:rFonts w:ascii="Wingdings" w:hAnsi="Wingdings" w:hint="default"/>
+      </w:rPr>
+    </w:lvl>
+    <w:lvl w:ilvl="3" w:tplc="04100001" w:tentative="1">
+      <w:start w:val="1"/>
+      <w:numFmt w:val="bullet"/>
+      <w:lvlText w:val=""/>
+      <w:lvlJc w:val="left"/>
+      <w:pPr>
+        <w:ind w:left="2880" w:hanging="360"/>
+      </w:pPr>
+      <w:rPr>
+        <w:rFonts w:ascii="Symbol" w:hAnsi="Symbol" w:hint="default"/>
+      </w:rPr>
+    </w:lvl>
+    <w:lvl w:ilvl="4" w:tplc="04100003" w:tentative="1">
+      <w:start w:val="1"/>
+      <w:numFmt w:val="bullet"/>
+      <w:lvlText w:val="o"/>
+      <w:lvlJc w:val="left"/>
+      <w:pPr>
+        <w:ind w:left="3600" w:hanging="360"/>
+      </w:pPr>
+      <w:rPr>
+        <w:rFonts w:ascii="Courier New" w:hAnsi="Courier New" w:cs="Courier New" w:hint="default"/>
+      </w:rPr>
+    </w:lvl>
+    <w:lvl w:ilvl="5" w:tplc="04100005" w:tentative="1">
+      <w:start w:val="1"/>
+      <w:numFmt w:val="bullet"/>
+      <w:lvlText w:val=""/>
+      <w:lvlJc w:val="left"/>
+      <w:pPr>
+        <w:ind w:left="4320" w:hanging="360"/>
+      </w:pPr>
+      <w:rPr>
+        <w:rFonts w:ascii="Wingdings" w:hAnsi="Wingdings" w:hint="default"/>
+      </w:rPr>
+    </w:lvl>
+    <w:lvl w:ilvl="6" w:tplc="04100001" w:tentative="1">
+      <w:start w:val="1"/>
+      <w:numFmt w:val="bullet"/>
+      <w:lvlText w:val=""/>
+      <w:lvlJc w:val="left"/>
+      <w:pPr>
+        <w:ind w:left="5040" w:hanging="360"/>
+      </w:pPr>
+      <w:rPr>
+        <w:rFonts w:ascii="Symbol" w:hAnsi="Symbol" w:hint="default"/>
+      </w:rPr>
+    </w:lvl>
+    <w:lvl w:ilvl="7" w:tplc="04100003" w:tentative="1">
+      <w:start w:val="1"/>
+      <w:numFmt w:val="bullet"/>
+      <w:lvlText w:val="o"/>
+      <w:lvlJc w:val="left"/>
+      <w:pPr>
+        <w:ind w:left="5760" w:hanging="360"/>
+      </w:pPr>
+      <w:rPr>
+        <w:rFonts w:ascii="Courier New" w:hAnsi="Courier New" w:cs="Courier New" w:hint="default"/>
+      </w:rPr>
+    </w:lvl>
+    <w:lvl w:ilvl="8" w:tplc="04100005" w:tentative="1">
+      <w:start w:val="1"/>
+      <w:numFmt w:val="bullet"/>
+      <w:lvlText w:val=""/>
+      <w:lvlJc w:val="left"/>
+      <w:pPr>
+        <w:ind w:left="6480" w:hanging="360"/>
+      </w:pPr>
+      <w:rPr>
+        <w:rFonts w:ascii="Wingdings" w:hAnsi="Wingdings" w:hint="default"/>
+      </w:rPr>
+    </w:lvl>
+  </w:abstractNum>
+  <w:abstractNum w:abstractNumId="14" w15:restartNumberingAfterBreak="0">
+    <w:nsid w:val="092D227E"/>
+    <w:multiLevelType w:val="multilevel"/>
+    <w:tmpl w:val="0BC6FFE4"/>
+    <w:lvl w:ilvl="0">
+      <w:start w:val="1"/>
+      <w:numFmt w:val="bullet"/>
+      <w:lvlText w:val=""/>
+      <w:lvlJc w:val="left"/>
+      <w:pPr>
+        <w:tabs>
+          <w:tab w:val="num" w:pos="720"/>
+        </w:tabs>
+        <w:ind w:left="720" w:hanging="360"/>
+      </w:pPr>
+      <w:rPr>
+        <w:rFonts w:ascii="Symbol" w:hAnsi="Symbol" w:hint="default"/>
+        <w:sz w:val="20"/>
+      </w:rPr>
+    </w:lvl>
+    <w:lvl w:ilvl="1" w:tentative="1">
+      <w:start w:val="1"/>
+      <w:numFmt w:val="bullet"/>
+      <w:lvlText w:val="o"/>
+      <w:lvlJc w:val="left"/>
+      <w:pPr>
+        <w:tabs>
+          <w:tab w:val="num" w:pos="1440"/>
+        </w:tabs>
+        <w:ind w:left="1440" w:hanging="360"/>
+      </w:pPr>
+      <w:rPr>
+        <w:rFonts w:ascii="Courier New" w:hAnsi="Courier New" w:hint="default"/>
+        <w:sz w:val="20"/>
+      </w:rPr>
+    </w:lvl>
+    <w:lvl w:ilvl="2" w:tentative="1">
+      <w:start w:val="1"/>
+      <w:numFmt w:val="bullet"/>
+      <w:lvlText w:val=""/>
+      <w:lvlJc w:val="left"/>
+      <w:pPr>
+        <w:tabs>
+          <w:tab w:val="num" w:pos="2160"/>
+        </w:tabs>
+        <w:ind w:left="2160" w:hanging="360"/>
+      </w:pPr>
+      <w:rPr>
+        <w:rFonts w:ascii="Wingdings" w:hAnsi="Wingdings" w:hint="default"/>
+        <w:sz w:val="20"/>
+      </w:rPr>
+    </w:lvl>
+    <w:lvl w:ilvl="3" w:tentative="1">
+      <w:start w:val="1"/>
+      <w:numFmt w:val="bullet"/>
+      <w:lvlText w:val=""/>
+      <w:lvlJc w:val="left"/>
+      <w:pPr>
+        <w:tabs>
+          <w:tab w:val="num" w:pos="2880"/>
+        </w:tabs>
+        <w:ind w:left="2880" w:hanging="360"/>
+      </w:pPr>
+      <w:rPr>
+        <w:rFonts w:ascii="Wingdings" w:hAnsi="Wingdings" w:hint="default"/>
+        <w:sz w:val="20"/>
+      </w:rPr>
+    </w:lvl>
+    <w:lvl w:ilvl="4" w:tentative="1">
+      <w:start w:val="1"/>
+      <w:numFmt w:val="bullet"/>
+      <w:lvlText w:val=""/>
+      <w:lvlJc w:val="left"/>
+      <w:pPr>
+        <w:tabs>
+          <w:tab w:val="num" w:pos="3600"/>
+        </w:tabs>
+        <w:ind w:left="3600" w:hanging="360"/>
+      </w:pPr>
+      <w:rPr>
+        <w:rFonts w:ascii="Wingdings" w:hAnsi="Wingdings" w:hint="default"/>
+        <w:sz w:val="20"/>
+      </w:rPr>
+    </w:lvl>
+    <w:lvl w:ilvl="5" w:tentative="1">
+      <w:start w:val="1"/>
+      <w:numFmt w:val="bullet"/>
+      <w:lvlText w:val=""/>
+      <w:lvlJc w:val="left"/>
+      <w:pPr>
+        <w:tabs>
+          <w:tab w:val="num" w:pos="4320"/>
+        </w:tabs>
+        <w:ind w:left="4320" w:hanging="360"/>
+      </w:pPr>
+      <w:rPr>
+        <w:rFonts w:ascii="Wingdings" w:hAnsi="Wingdings" w:hint="default"/>
+        <w:sz w:val="20"/>
+      </w:rPr>
+    </w:lvl>
+    <w:lvl w:ilvl="6" w:tentative="1">
+      <w:start w:val="1"/>
+      <w:numFmt w:val="bullet"/>
+      <w:lvlText w:val=""/>
+      <w:lvlJc w:val="left"/>
+      <w:pPr>
+        <w:tabs>
+          <w:tab w:val="num" w:pos="5040"/>
+        </w:tabs>
+        <w:ind w:left="5040" w:hanging="360"/>
+      </w:pPr>
+      <w:rPr>
+        <w:rFonts w:ascii="Wingdings" w:hAnsi="Wingdings" w:hint="default"/>
+        <w:sz w:val="20"/>
+      </w:rPr>
+    </w:lvl>
+    <w:lvl w:ilvl="7" w:tentative="1">
+      <w:start w:val="1"/>
+      <w:numFmt w:val="bullet"/>
+      <w:lvlText w:val=""/>
+      <w:lvlJc w:val="left"/>
+      <w:pPr>
+        <w:tabs>
+          <w:tab w:val="num" w:pos="5760"/>
+        </w:tabs>
+        <w:ind w:left="5760" w:hanging="360"/>
+      </w:pPr>
+      <w:rPr>
+        <w:rFonts w:ascii="Wingdings" w:hAnsi="Wingdings" w:hint="default"/>
+        <w:sz w:val="20"/>
+      </w:rPr>
+    </w:lvl>
+    <w:lvl w:ilvl="8" w:tentative="1">
+      <w:start w:val="1"/>
+      <w:numFmt w:val="bullet"/>
+      <w:lvlText w:val=""/>
+      <w:lvlJc w:val="left"/>
+      <w:pPr>
+        <w:tabs>
+          <w:tab w:val="num" w:pos="6480"/>
+        </w:tabs>
+        <w:ind w:left="6480" w:hanging="360"/>
+      </w:pPr>
+      <w:rPr>
+        <w:rFonts w:ascii="Wingdings" w:hAnsi="Wingdings" w:hint="default"/>
+        <w:sz w:val="20"/>
+      </w:rPr>
+    </w:lvl>
+  </w:abstractNum>
+  <w:abstractNum w:abstractNumId="15" w15:restartNumberingAfterBreak="0">
+    <w:nsid w:val="10105D4A"/>
+    <w:multiLevelType w:val="multilevel"/>
+    <w:tmpl w:val="7564080C"/>
+    <w:lvl w:ilvl="0">
+      <w:start w:val="1"/>
+      <w:numFmt w:val="bullet"/>
+      <w:lvlText w:val=""/>
+      <w:lvlJc w:val="left"/>
+      <w:pPr>
+        <w:tabs>
+          <w:tab w:val="num" w:pos="720"/>
+        </w:tabs>
+        <w:ind w:left="720" w:hanging="360"/>
+      </w:pPr>
+      <w:rPr>
+        <w:rFonts w:ascii="Symbol" w:hAnsi="Symbol" w:hint="default"/>
+        <w:sz w:val="20"/>
+      </w:rPr>
+    </w:lvl>
+    <w:lvl w:ilvl="1" w:tentative="1">
+      <w:start w:val="1"/>
+      <w:numFmt w:val="bullet"/>
+      <w:lvlText w:val="o"/>
+      <w:lvlJc w:val="left"/>
+      <w:pPr>
+        <w:tabs>
+          <w:tab w:val="num" w:pos="1440"/>
+        </w:tabs>
+        <w:ind w:left="1440" w:hanging="360"/>
+      </w:pPr>
+      <w:rPr>
+        <w:rFonts w:ascii="Courier New" w:hAnsi="Courier New" w:hint="default"/>
+        <w:sz w:val="20"/>
+      </w:rPr>
+    </w:lvl>
+    <w:lvl w:ilvl="2" w:tentative="1">
+      <w:start w:val="1"/>
+      <w:numFmt w:val="bullet"/>
+      <w:lvlText w:val=""/>
+      <w:lvlJc w:val="left"/>
+      <w:pPr>
+        <w:tabs>
+          <w:tab w:val="num" w:pos="2160"/>
+        </w:tabs>
+        <w:ind w:left="2160" w:hanging="360"/>
+      </w:pPr>
+      <w:rPr>
+        <w:rFonts w:ascii="Wingdings" w:hAnsi="Wingdings" w:hint="default"/>
+        <w:sz w:val="20"/>
+      </w:rPr>
+    </w:lvl>
+    <w:lvl w:ilvl="3" w:tentative="1">
+      <w:start w:val="1"/>
+      <w:numFmt w:val="bullet"/>
+      <w:lvlText w:val=""/>
+      <w:lvlJc w:val="left"/>
+      <w:pPr>
+        <w:tabs>
+          <w:tab w:val="num" w:pos="2880"/>
+        </w:tabs>
+        <w:ind w:left="2880" w:hanging="360"/>
+      </w:pPr>
+      <w:rPr>
+        <w:rFonts w:ascii="Wingdings" w:hAnsi="Wingdings" w:hint="default"/>
+        <w:sz w:val="20"/>
+      </w:rPr>
+    </w:lvl>
+    <w:lvl w:ilvl="4" w:tentative="1">
+      <w:start w:val="1"/>
+      <w:numFmt w:val="bullet"/>
+      <w:lvlText w:val=""/>
+      <w:lvlJc w:val="left"/>
+      <w:pPr>
+        <w:tabs>
+          <w:tab w:val="num" w:pos="3600"/>
+        </w:tabs>
+        <w:ind w:left="3600" w:hanging="360"/>
+      </w:pPr>
+      <w:rPr>
+        <w:rFonts w:ascii="Wingdings" w:hAnsi="Wingdings" w:hint="default"/>
+        <w:sz w:val="20"/>
+      </w:rPr>
+    </w:lvl>
+    <w:lvl w:ilvl="5" w:tentative="1">
+      <w:start w:val="1"/>
+      <w:numFmt w:val="bullet"/>
+      <w:lvlText w:val=""/>
+      <w:lvlJc w:val="left"/>
+      <w:pPr>
+        <w:tabs>
+          <w:tab w:val="num" w:pos="4320"/>
+        </w:tabs>
+        <w:ind w:left="4320" w:hanging="360"/>
+      </w:pPr>
+      <w:rPr>
+        <w:rFonts w:ascii="Wingdings" w:hAnsi="Wingdings" w:hint="default"/>
+        <w:sz w:val="20"/>
+      </w:rPr>
+    </w:lvl>
+    <w:lvl w:ilvl="6" w:tentative="1">
+      <w:start w:val="1"/>
+      <w:numFmt w:val="bullet"/>
+      <w:lvlText w:val=""/>
+      <w:lvlJc w:val="left"/>
+      <w:pPr>
+        <w:tabs>
+          <w:tab w:val="num" w:pos="5040"/>
+        </w:tabs>
+        <w:ind w:left="5040" w:hanging="360"/>
+      </w:pPr>
+      <w:rPr>
+        <w:rFonts w:ascii="Wingdings" w:hAnsi="Wingdings" w:hint="default"/>
+        <w:sz w:val="20"/>
+      </w:rPr>
+    </w:lvl>
+    <w:lvl w:ilvl="7" w:tentative="1">
+      <w:start w:val="1"/>
+      <w:numFmt w:val="bullet"/>
+      <w:lvlText w:val=""/>
+      <w:lvlJc w:val="left"/>
+      <w:pPr>
+        <w:tabs>
+          <w:tab w:val="num" w:pos="5760"/>
+        </w:tabs>
+        <w:ind w:left="5760" w:hanging="360"/>
+      </w:pPr>
+      <w:rPr>
+        <w:rFonts w:ascii="Wingdings" w:hAnsi="Wingdings" w:hint="default"/>
+        <w:sz w:val="20"/>
+      </w:rPr>
+    </w:lvl>
+    <w:lvl w:ilvl="8" w:tentative="1">
+      <w:start w:val="1"/>
+      <w:numFmt w:val="bullet"/>
+      <w:lvlText w:val=""/>
+      <w:lvlJc w:val="left"/>
+      <w:pPr>
+        <w:tabs>
+          <w:tab w:val="num" w:pos="6480"/>
+        </w:tabs>
+        <w:ind w:left="6480" w:hanging="360"/>
+      </w:pPr>
+      <w:rPr>
+        <w:rFonts w:ascii="Wingdings" w:hAnsi="Wingdings" w:hint="default"/>
+        <w:sz w:val="20"/>
+      </w:rPr>
+    </w:lvl>
+  </w:abstractNum>
+  <w:abstractNum w:abstractNumId="16" w15:restartNumberingAfterBreak="0">
+    <w:nsid w:val="11C8638B"/>
+    <w:multiLevelType w:val="hybridMultilevel"/>
+    <w:tmpl w:val="118EDC48"/>
+    <w:lvl w:ilvl="0" w:tplc="04100001">
+      <w:start w:val="1"/>
+      <w:numFmt w:val="bullet"/>
+      <w:lvlText w:val=""/>
+      <w:lvlJc w:val="left"/>
+      <w:pPr>
+        <w:ind w:left="720" w:hanging="360"/>
+      </w:pPr>
+      <w:rPr>
+        <w:rFonts w:ascii="Symbol" w:hAnsi="Symbol" w:hint="default"/>
+      </w:rPr>
+    </w:lvl>
+    <w:lvl w:ilvl="1" w:tplc="04100003" w:tentative="1">
+      <w:start w:val="1"/>
+      <w:numFmt w:val="bullet"/>
+      <w:lvlText w:val="o"/>
+      <w:lvlJc w:val="left"/>
+      <w:pPr>
+        <w:ind w:left="1440" w:hanging="360"/>
+      </w:pPr>
+      <w:rPr>
+        <w:rFonts w:ascii="Courier New" w:hAnsi="Courier New" w:cs="Courier New" w:hint="default"/>
+      </w:rPr>
+    </w:lvl>
+    <w:lvl w:ilvl="2" w:tplc="04100005" w:tentative="1">
+      <w:start w:val="1"/>
+      <w:numFmt w:val="bullet"/>
+      <w:lvlText w:val=""/>
+      <w:lvlJc w:val="left"/>
+      <w:pPr>
+        <w:ind w:left="2160" w:hanging="360"/>
+      </w:pPr>
+      <w:rPr>
+        <w:rFonts w:ascii="Wingdings" w:hAnsi="Wingdings" w:hint="default"/>
+      </w:rPr>
+    </w:lvl>
+    <w:lvl w:ilvl="3" w:tplc="04100001" w:tentative="1">
+      <w:start w:val="1"/>
+      <w:numFmt w:val="bullet"/>
+      <w:lvlText w:val=""/>
+      <w:lvlJc w:val="left"/>
+      <w:pPr>
+        <w:ind w:left="2880" w:hanging="360"/>
+      </w:pPr>
+      <w:rPr>
+        <w:rFonts w:ascii="Symbol" w:hAnsi="Symbol" w:hint="default"/>
+      </w:rPr>
+    </w:lvl>
+    <w:lvl w:ilvl="4" w:tplc="04100003" w:tentative="1">
+      <w:start w:val="1"/>
+      <w:numFmt w:val="bullet"/>
+      <w:lvlText w:val="o"/>
+      <w:lvlJc w:val="left"/>
+      <w:pPr>
+        <w:ind w:left="3600" w:hanging="360"/>
+      </w:pPr>
+      <w:rPr>
+        <w:rFonts w:ascii="Courier New" w:hAnsi="Courier New" w:cs="Courier New" w:hint="default"/>
+      </w:rPr>
+    </w:lvl>
+    <w:lvl w:ilvl="5" w:tplc="04100005" w:tentative="1">
+      <w:start w:val="1"/>
+      <w:numFmt w:val="bullet"/>
+      <w:lvlText w:val=""/>
+      <w:lvlJc w:val="left"/>
+      <w:pPr>
+        <w:ind w:left="4320" w:hanging="360"/>
+      </w:pPr>
+      <w:rPr>
+        <w:rFonts w:ascii="Wingdings" w:hAnsi="Wingdings" w:hint="default"/>
+      </w:rPr>
+    </w:lvl>
+    <w:lvl w:ilvl="6" w:tplc="04100001" w:tentative="1">
+      <w:start w:val="1"/>
+      <w:numFmt w:val="bullet"/>
+      <w:lvlText w:val=""/>
+      <w:lvlJc w:val="left"/>
+      <w:pPr>
+        <w:ind w:left="5040" w:hanging="360"/>
+      </w:pPr>
+      <w:rPr>
+        <w:rFonts w:ascii="Symbol" w:hAnsi="Symbol" w:hint="default"/>
+      </w:rPr>
+    </w:lvl>
+    <w:lvl w:ilvl="7" w:tplc="04100003" w:tentative="1">
+      <w:start w:val="1"/>
+      <w:numFmt w:val="bullet"/>
+      <w:lvlText w:val="o"/>
+      <w:lvlJc w:val="left"/>
+      <w:pPr>
+        <w:ind w:left="5760" w:hanging="360"/>
+      </w:pPr>
+      <w:rPr>
+        <w:rFonts w:ascii="Courier New" w:hAnsi="Courier New" w:cs="Courier New" w:hint="default"/>
+      </w:rPr>
+    </w:lvl>
+    <w:lvl w:ilvl="8" w:tplc="04100005" w:tentative="1">
+      <w:start w:val="1"/>
+      <w:numFmt w:val="bullet"/>
+      <w:lvlText w:val=""/>
+      <w:lvlJc w:val="left"/>
+      <w:pPr>
+        <w:ind w:left="6480" w:hanging="360"/>
+      </w:pPr>
+      <w:rPr>
+        <w:rFonts w:ascii="Wingdings" w:hAnsi="Wingdings" w:hint="default"/>
+      </w:rPr>
+    </w:lvl>
+  </w:abstractNum>
+  <w:abstractNum w:abstractNumId="17" w15:restartNumberingAfterBreak="0">
+    <w:nsid w:val="122C58C9"/>
+    <w:multiLevelType w:val="hybridMultilevel"/>
+    <w:tmpl w:val="E4264CB4"/>
+    <w:lvl w:ilvl="0" w:tplc="04100001">
+      <w:start w:val="1"/>
+      <w:numFmt w:val="bullet"/>
+      <w:lvlText w:val=""/>
+      <w:lvlJc w:val="left"/>
+      <w:pPr>
+        <w:ind w:left="720" w:hanging="360"/>
+      </w:pPr>
+      <w:rPr>
+        <w:rFonts w:ascii="Symbol" w:hAnsi="Symbol" w:hint="default"/>
+      </w:rPr>
+    </w:lvl>
+    <w:lvl w:ilvl="1" w:tplc="04100003">
+      <w:start w:val="1"/>
+      <w:numFmt w:val="bullet"/>
+      <w:lvlText w:val="o"/>
+      <w:lvlJc w:val="left"/>
+      <w:pPr>
+        <w:ind w:left="1440" w:hanging="360"/>
+      </w:pPr>
+      <w:rPr>
+        <w:rFonts w:ascii="Courier New" w:hAnsi="Courier New" w:cs="Courier New" w:hint="default"/>
+      </w:rPr>
+    </w:lvl>
+    <w:lvl w:ilvl="2" w:tplc="04100005" w:tentative="1">
+      <w:start w:val="1"/>
+      <w:numFmt w:val="bullet"/>
+      <w:lvlText w:val=""/>
+      <w:lvlJc w:val="left"/>
+      <w:pPr>
+        <w:ind w:left="2160" w:hanging="360"/>
+      </w:pPr>
+      <w:rPr>
+        <w:rFonts w:ascii="Wingdings" w:hAnsi="Wingdings" w:hint="default"/>
+      </w:rPr>
+    </w:lvl>
+    <w:lvl w:ilvl="3" w:tplc="04100001" w:tentative="1">
+      <w:start w:val="1"/>
+      <w:numFmt w:val="bullet"/>
+      <w:lvlText w:val=""/>
+      <w:lvlJc w:val="left"/>
+      <w:pPr>
+        <w:ind w:left="2880" w:hanging="360"/>
+      </w:pPr>
+      <w:rPr>
+        <w:rFonts w:ascii="Symbol" w:hAnsi="Symbol" w:hint="default"/>
+      </w:rPr>
+    </w:lvl>
+    <w:lvl w:ilvl="4" w:tplc="04100003" w:tentative="1">
+      <w:start w:val="1"/>
+      <w:numFmt w:val="bullet"/>
+      <w:lvlText w:val="o"/>
+      <w:lvlJc w:val="left"/>
+      <w:pPr>
+        <w:ind w:left="3600" w:hanging="360"/>
+      </w:pPr>
+      <w:rPr>
+        <w:rFonts w:ascii="Courier New" w:hAnsi="Courier New" w:cs="Courier New" w:hint="default"/>
+      </w:rPr>
+    </w:lvl>
+    <w:lvl w:ilvl="5" w:tplc="04100005" w:tentative="1">
+      <w:start w:val="1"/>
+      <w:numFmt w:val="bullet"/>
+      <w:lvlText w:val=""/>
+      <w:lvlJc w:val="left"/>
+      <w:pPr>
+        <w:ind w:left="4320" w:hanging="360"/>
+      </w:pPr>
+      <w:rPr>
+        <w:rFonts w:ascii="Wingdings" w:hAnsi="Wingdings" w:hint="default"/>
+      </w:rPr>
+    </w:lvl>
+    <w:lvl w:ilvl="6" w:tplc="04100001" w:tentative="1">
+      <w:start w:val="1"/>
+      <w:numFmt w:val="bullet"/>
+      <w:lvlText w:val=""/>
+      <w:lvlJc w:val="left"/>
+      <w:pPr>
+        <w:ind w:left="5040" w:hanging="360"/>
+      </w:pPr>
+      <w:rPr>
+        <w:rFonts w:ascii="Symbol" w:hAnsi="Symbol" w:hint="default"/>
+      </w:rPr>
+    </w:lvl>
+    <w:lvl w:ilvl="7" w:tplc="04100003" w:tentative="1">
+      <w:start w:val="1"/>
+      <w:numFmt w:val="bullet"/>
+      <w:lvlText w:val="o"/>
+      <w:lvlJc w:val="left"/>
+      <w:pPr>
+        <w:ind w:left="5760" w:hanging="360"/>
+      </w:pPr>
+      <w:rPr>
+        <w:rFonts w:ascii="Courier New" w:hAnsi="Courier New" w:cs="Courier New" w:hint="default"/>
+      </w:rPr>
+    </w:lvl>
+    <w:lvl w:ilvl="8" w:tplc="04100005" w:tentative="1">
+      <w:start w:val="1"/>
+      <w:numFmt w:val="bullet"/>
+      <w:lvlText w:val=""/>
+      <w:lvlJc w:val="left"/>
+      <w:pPr>
+        <w:ind w:left="6480" w:hanging="360"/>
+      </w:pPr>
+      <w:rPr>
+        <w:rFonts w:ascii="Wingdings" w:hAnsi="Wingdings" w:hint="default"/>
+      </w:rPr>
+    </w:lvl>
+  </w:abstractNum>
+  <w:abstractNum w:abstractNumId="18" w15:restartNumberingAfterBreak="0">
+    <w:nsid w:val="17166391"/>
+    <w:multiLevelType w:val="multilevel"/>
+    <w:tmpl w:val="09DC83B2"/>
+    <w:lvl w:ilvl="0">
+      <w:start w:val="1"/>
+      <w:numFmt w:val="bullet"/>
+      <w:lvlText w:val=""/>
+      <w:lvlJc w:val="left"/>
+      <w:pPr>
+        <w:tabs>
+          <w:tab w:val="num" w:pos="720"/>
+        </w:tabs>
+        <w:ind w:left="720" w:hanging="360"/>
+      </w:pPr>
+      <w:rPr>
+        <w:rFonts w:ascii="Symbol" w:hAnsi="Symbol" w:hint="default"/>
+        <w:sz w:val="20"/>
+      </w:rPr>
+    </w:lvl>
+    <w:lvl w:ilvl="1" w:tentative="1">
+      <w:start w:val="1"/>
+      <w:numFmt w:val="bullet"/>
+      <w:lvlText w:val="o"/>
+      <w:lvlJc w:val="left"/>
+      <w:pPr>
+        <w:tabs>
+          <w:tab w:val="num" w:pos="1440"/>
+        </w:tabs>
+        <w:ind w:left="1440" w:hanging="360"/>
+      </w:pPr>
+      <w:rPr>
+        <w:rFonts w:ascii="Courier New" w:hAnsi="Courier New" w:hint="default"/>
+        <w:sz w:val="20"/>
+      </w:rPr>
+    </w:lvl>
+    <w:lvl w:ilvl="2" w:tentative="1">
+      <w:start w:val="1"/>
+      <w:numFmt w:val="bullet"/>
+      <w:lvlText w:val=""/>
+      <w:lvlJc w:val="left"/>
+      <w:pPr>
+        <w:tabs>
+          <w:tab w:val="num" w:pos="2160"/>
+        </w:tabs>
+        <w:ind w:left="2160" w:hanging="360"/>
+      </w:pPr>
+      <w:rPr>
+        <w:rFonts w:ascii="Wingdings" w:hAnsi="Wingdings" w:hint="default"/>
+        <w:sz w:val="20"/>
+      </w:rPr>
+    </w:lvl>
+    <w:lvl w:ilvl="3" w:tentative="1">
+      <w:start w:val="1"/>
+      <w:numFmt w:val="bullet"/>
+      <w:lvlText w:val=""/>
+      <w:lvlJc w:val="left"/>
+      <w:pPr>
+        <w:tabs>
+          <w:tab w:val="num" w:pos="2880"/>
+        </w:tabs>
+        <w:ind w:left="2880" w:hanging="360"/>
+      </w:pPr>
+      <w:rPr>
+        <w:rFonts w:ascii="Wingdings" w:hAnsi="Wingdings" w:hint="default"/>
+        <w:sz w:val="20"/>
+      </w:rPr>
+    </w:lvl>
+    <w:lvl w:ilvl="4" w:tentative="1">
+      <w:start w:val="1"/>
+      <w:numFmt w:val="bullet"/>
+      <w:lvlText w:val=""/>
+      <w:lvlJc w:val="left"/>
+      <w:pPr>
+        <w:tabs>
+          <w:tab w:val="num" w:pos="3600"/>
+        </w:tabs>
+        <w:ind w:left="3600" w:hanging="360"/>
+      </w:pPr>
+      <w:rPr>
+        <w:rFonts w:ascii="Wingdings" w:hAnsi="Wingdings" w:hint="default"/>
+        <w:sz w:val="20"/>
+      </w:rPr>
+    </w:lvl>
+    <w:lvl w:ilvl="5" w:tentative="1">
+      <w:start w:val="1"/>
+      <w:numFmt w:val="bullet"/>
+      <w:lvlText w:val=""/>
+      <w:lvlJc w:val="left"/>
+      <w:pPr>
+        <w:tabs>
+          <w:tab w:val="num" w:pos="4320"/>
+        </w:tabs>
+        <w:ind w:left="4320" w:hanging="360"/>
+      </w:pPr>
+      <w:rPr>
+        <w:rFonts w:ascii="Wingdings" w:hAnsi="Wingdings" w:hint="default"/>
+        <w:sz w:val="20"/>
+      </w:rPr>
+    </w:lvl>
+    <w:lvl w:ilvl="6" w:tentative="1">
+      <w:start w:val="1"/>
+      <w:numFmt w:val="bullet"/>
+      <w:lvlText w:val=""/>
+      <w:lvlJc w:val="left"/>
+      <w:pPr>
+        <w:tabs>
+          <w:tab w:val="num" w:pos="5040"/>
+        </w:tabs>
+        <w:ind w:left="5040" w:hanging="360"/>
+      </w:pPr>
+      <w:rPr>
+        <w:rFonts w:ascii="Wingdings" w:hAnsi="Wingdings" w:hint="default"/>
+        <w:sz w:val="20"/>
+      </w:rPr>
+    </w:lvl>
+    <w:lvl w:ilvl="7" w:tentative="1">
+      <w:start w:val="1"/>
+      <w:numFmt w:val="bullet"/>
+      <w:lvlText w:val=""/>
+      <w:lvlJc w:val="left"/>
+      <w:pPr>
+        <w:tabs>
+          <w:tab w:val="num" w:pos="5760"/>
+        </w:tabs>
+        <w:ind w:left="5760" w:hanging="360"/>
+      </w:pPr>
+      <w:rPr>
+        <w:rFonts w:ascii="Wingdings" w:hAnsi="Wingdings" w:hint="default"/>
+        <w:sz w:val="20"/>
+      </w:rPr>
+    </w:lvl>
+    <w:lvl w:ilvl="8" w:tentative="1">
+      <w:start w:val="1"/>
+      <w:numFmt w:val="bullet"/>
+      <w:lvlText w:val=""/>
+      <w:lvlJc w:val="left"/>
+      <w:pPr>
+        <w:tabs>
+          <w:tab w:val="num" w:pos="6480"/>
+        </w:tabs>
+        <w:ind w:left="6480" w:hanging="360"/>
+      </w:pPr>
+      <w:rPr>
+        <w:rFonts w:ascii="Wingdings" w:hAnsi="Wingdings" w:hint="default"/>
+        <w:sz w:val="20"/>
+      </w:rPr>
+    </w:lvl>
+  </w:abstractNum>
+  <w:abstractNum w:abstractNumId="19" w15:restartNumberingAfterBreak="0">
     <w:nsid w:val="172D56E8"/>
     <w:multiLevelType w:val="hybridMultilevel"/>
     <w:tmpl w:val="AB264B2A"/>
@@ -1978,7 +2348,2890 @@
       </w:rPr>
     </w:lvl>
   </w:abstractNum>
-  <w:abstractNum w:abstractNumId="11" w15:restartNumberingAfterBreak="0">
+  <w:abstractNum w:abstractNumId="20" w15:restartNumberingAfterBreak="0">
+    <w:nsid w:val="183857C3"/>
+    <w:multiLevelType w:val="hybridMultilevel"/>
+    <w:tmpl w:val="48067DDE"/>
+    <w:lvl w:ilvl="0" w:tplc="04100001">
+      <w:start w:val="1"/>
+      <w:numFmt w:val="bullet"/>
+      <w:lvlText w:val=""/>
+      <w:lvlJc w:val="left"/>
+      <w:pPr>
+        <w:ind w:left="720" w:hanging="360"/>
+      </w:pPr>
+      <w:rPr>
+        <w:rFonts w:ascii="Symbol" w:hAnsi="Symbol" w:hint="default"/>
+      </w:rPr>
+    </w:lvl>
+    <w:lvl w:ilvl="1" w:tplc="04100003" w:tentative="1">
+      <w:start w:val="1"/>
+      <w:numFmt w:val="bullet"/>
+      <w:lvlText w:val="o"/>
+      <w:lvlJc w:val="left"/>
+      <w:pPr>
+        <w:ind w:left="1440" w:hanging="360"/>
+      </w:pPr>
+      <w:rPr>
+        <w:rFonts w:ascii="Courier New" w:hAnsi="Courier New" w:cs="Courier New" w:hint="default"/>
+      </w:rPr>
+    </w:lvl>
+    <w:lvl w:ilvl="2" w:tplc="04100005" w:tentative="1">
+      <w:start w:val="1"/>
+      <w:numFmt w:val="bullet"/>
+      <w:lvlText w:val=""/>
+      <w:lvlJc w:val="left"/>
+      <w:pPr>
+        <w:ind w:left="2160" w:hanging="360"/>
+      </w:pPr>
+      <w:rPr>
+        <w:rFonts w:ascii="Wingdings" w:hAnsi="Wingdings" w:hint="default"/>
+      </w:rPr>
+    </w:lvl>
+    <w:lvl w:ilvl="3" w:tplc="04100001" w:tentative="1">
+      <w:start w:val="1"/>
+      <w:numFmt w:val="bullet"/>
+      <w:lvlText w:val=""/>
+      <w:lvlJc w:val="left"/>
+      <w:pPr>
+        <w:ind w:left="2880" w:hanging="360"/>
+      </w:pPr>
+      <w:rPr>
+        <w:rFonts w:ascii="Symbol" w:hAnsi="Symbol" w:hint="default"/>
+      </w:rPr>
+    </w:lvl>
+    <w:lvl w:ilvl="4" w:tplc="04100003" w:tentative="1">
+      <w:start w:val="1"/>
+      <w:numFmt w:val="bullet"/>
+      <w:lvlText w:val="o"/>
+      <w:lvlJc w:val="left"/>
+      <w:pPr>
+        <w:ind w:left="3600" w:hanging="360"/>
+      </w:pPr>
+      <w:rPr>
+        <w:rFonts w:ascii="Courier New" w:hAnsi="Courier New" w:cs="Courier New" w:hint="default"/>
+      </w:rPr>
+    </w:lvl>
+    <w:lvl w:ilvl="5" w:tplc="04100005" w:tentative="1">
+      <w:start w:val="1"/>
+      <w:numFmt w:val="bullet"/>
+      <w:lvlText w:val=""/>
+      <w:lvlJc w:val="left"/>
+      <w:pPr>
+        <w:ind w:left="4320" w:hanging="360"/>
+      </w:pPr>
+      <w:rPr>
+        <w:rFonts w:ascii="Wingdings" w:hAnsi="Wingdings" w:hint="default"/>
+      </w:rPr>
+    </w:lvl>
+    <w:lvl w:ilvl="6" w:tplc="04100001" w:tentative="1">
+      <w:start w:val="1"/>
+      <w:numFmt w:val="bullet"/>
+      <w:lvlText w:val=""/>
+      <w:lvlJc w:val="left"/>
+      <w:pPr>
+        <w:ind w:left="5040" w:hanging="360"/>
+      </w:pPr>
+      <w:rPr>
+        <w:rFonts w:ascii="Symbol" w:hAnsi="Symbol" w:hint="default"/>
+      </w:rPr>
+    </w:lvl>
+    <w:lvl w:ilvl="7" w:tplc="04100003" w:tentative="1">
+      <w:start w:val="1"/>
+      <w:numFmt w:val="bullet"/>
+      <w:lvlText w:val="o"/>
+      <w:lvlJc w:val="left"/>
+      <w:pPr>
+        <w:ind w:left="5760" w:hanging="360"/>
+      </w:pPr>
+      <w:rPr>
+        <w:rFonts w:ascii="Courier New" w:hAnsi="Courier New" w:cs="Courier New" w:hint="default"/>
+      </w:rPr>
+    </w:lvl>
+    <w:lvl w:ilvl="8" w:tplc="04100005" w:tentative="1">
+      <w:start w:val="1"/>
+      <w:numFmt w:val="bullet"/>
+      <w:lvlText w:val=""/>
+      <w:lvlJc w:val="left"/>
+      <w:pPr>
+        <w:ind w:left="6480" w:hanging="360"/>
+      </w:pPr>
+      <w:rPr>
+        <w:rFonts w:ascii="Wingdings" w:hAnsi="Wingdings" w:hint="default"/>
+      </w:rPr>
+    </w:lvl>
+  </w:abstractNum>
+  <w:abstractNum w:abstractNumId="21" w15:restartNumberingAfterBreak="0">
+    <w:nsid w:val="1BBB793C"/>
+    <w:multiLevelType w:val="multilevel"/>
+    <w:tmpl w:val="9232FAE0"/>
+    <w:lvl w:ilvl="0">
+      <w:start w:val="1"/>
+      <w:numFmt w:val="bullet"/>
+      <w:lvlText w:val=""/>
+      <w:lvlJc w:val="left"/>
+      <w:pPr>
+        <w:tabs>
+          <w:tab w:val="num" w:pos="720"/>
+        </w:tabs>
+        <w:ind w:left="720" w:hanging="360"/>
+      </w:pPr>
+      <w:rPr>
+        <w:rFonts w:ascii="Symbol" w:hAnsi="Symbol" w:hint="default"/>
+        <w:sz w:val="20"/>
+      </w:rPr>
+    </w:lvl>
+    <w:lvl w:ilvl="1" w:tentative="1">
+      <w:start w:val="1"/>
+      <w:numFmt w:val="bullet"/>
+      <w:lvlText w:val="o"/>
+      <w:lvlJc w:val="left"/>
+      <w:pPr>
+        <w:tabs>
+          <w:tab w:val="num" w:pos="1440"/>
+        </w:tabs>
+        <w:ind w:left="1440" w:hanging="360"/>
+      </w:pPr>
+      <w:rPr>
+        <w:rFonts w:ascii="Courier New" w:hAnsi="Courier New" w:hint="default"/>
+        <w:sz w:val="20"/>
+      </w:rPr>
+    </w:lvl>
+    <w:lvl w:ilvl="2" w:tentative="1">
+      <w:start w:val="1"/>
+      <w:numFmt w:val="bullet"/>
+      <w:lvlText w:val=""/>
+      <w:lvlJc w:val="left"/>
+      <w:pPr>
+        <w:tabs>
+          <w:tab w:val="num" w:pos="2160"/>
+        </w:tabs>
+        <w:ind w:left="2160" w:hanging="360"/>
+      </w:pPr>
+      <w:rPr>
+        <w:rFonts w:ascii="Wingdings" w:hAnsi="Wingdings" w:hint="default"/>
+        <w:sz w:val="20"/>
+      </w:rPr>
+    </w:lvl>
+    <w:lvl w:ilvl="3" w:tentative="1">
+      <w:start w:val="1"/>
+      <w:numFmt w:val="bullet"/>
+      <w:lvlText w:val=""/>
+      <w:lvlJc w:val="left"/>
+      <w:pPr>
+        <w:tabs>
+          <w:tab w:val="num" w:pos="2880"/>
+        </w:tabs>
+        <w:ind w:left="2880" w:hanging="360"/>
+      </w:pPr>
+      <w:rPr>
+        <w:rFonts w:ascii="Wingdings" w:hAnsi="Wingdings" w:hint="default"/>
+        <w:sz w:val="20"/>
+      </w:rPr>
+    </w:lvl>
+    <w:lvl w:ilvl="4" w:tentative="1">
+      <w:start w:val="1"/>
+      <w:numFmt w:val="bullet"/>
+      <w:lvlText w:val=""/>
+      <w:lvlJc w:val="left"/>
+      <w:pPr>
+        <w:tabs>
+          <w:tab w:val="num" w:pos="3600"/>
+        </w:tabs>
+        <w:ind w:left="3600" w:hanging="360"/>
+      </w:pPr>
+      <w:rPr>
+        <w:rFonts w:ascii="Wingdings" w:hAnsi="Wingdings" w:hint="default"/>
+        <w:sz w:val="20"/>
+      </w:rPr>
+    </w:lvl>
+    <w:lvl w:ilvl="5" w:tentative="1">
+      <w:start w:val="1"/>
+      <w:numFmt w:val="bullet"/>
+      <w:lvlText w:val=""/>
+      <w:lvlJc w:val="left"/>
+      <w:pPr>
+        <w:tabs>
+          <w:tab w:val="num" w:pos="4320"/>
+        </w:tabs>
+        <w:ind w:left="4320" w:hanging="360"/>
+      </w:pPr>
+      <w:rPr>
+        <w:rFonts w:ascii="Wingdings" w:hAnsi="Wingdings" w:hint="default"/>
+        <w:sz w:val="20"/>
+      </w:rPr>
+    </w:lvl>
+    <w:lvl w:ilvl="6" w:tentative="1">
+      <w:start w:val="1"/>
+      <w:numFmt w:val="bullet"/>
+      <w:lvlText w:val=""/>
+      <w:lvlJc w:val="left"/>
+      <w:pPr>
+        <w:tabs>
+          <w:tab w:val="num" w:pos="5040"/>
+        </w:tabs>
+        <w:ind w:left="5040" w:hanging="360"/>
+      </w:pPr>
+      <w:rPr>
+        <w:rFonts w:ascii="Wingdings" w:hAnsi="Wingdings" w:hint="default"/>
+        <w:sz w:val="20"/>
+      </w:rPr>
+    </w:lvl>
+    <w:lvl w:ilvl="7" w:tentative="1">
+      <w:start w:val="1"/>
+      <w:numFmt w:val="bullet"/>
+      <w:lvlText w:val=""/>
+      <w:lvlJc w:val="left"/>
+      <w:pPr>
+        <w:tabs>
+          <w:tab w:val="num" w:pos="5760"/>
+        </w:tabs>
+        <w:ind w:left="5760" w:hanging="360"/>
+      </w:pPr>
+      <w:rPr>
+        <w:rFonts w:ascii="Wingdings" w:hAnsi="Wingdings" w:hint="default"/>
+        <w:sz w:val="20"/>
+      </w:rPr>
+    </w:lvl>
+    <w:lvl w:ilvl="8" w:tentative="1">
+      <w:start w:val="1"/>
+      <w:numFmt w:val="bullet"/>
+      <w:lvlText w:val=""/>
+      <w:lvlJc w:val="left"/>
+      <w:pPr>
+        <w:tabs>
+          <w:tab w:val="num" w:pos="6480"/>
+        </w:tabs>
+        <w:ind w:left="6480" w:hanging="360"/>
+      </w:pPr>
+      <w:rPr>
+        <w:rFonts w:ascii="Wingdings" w:hAnsi="Wingdings" w:hint="default"/>
+        <w:sz w:val="20"/>
+      </w:rPr>
+    </w:lvl>
+  </w:abstractNum>
+  <w:abstractNum w:abstractNumId="22" w15:restartNumberingAfterBreak="0">
+    <w:nsid w:val="1D132752"/>
+    <w:multiLevelType w:val="multilevel"/>
+    <w:tmpl w:val="48E4B264"/>
+    <w:lvl w:ilvl="0">
+      <w:start w:val="1"/>
+      <w:numFmt w:val="bullet"/>
+      <w:lvlText w:val=""/>
+      <w:lvlJc w:val="left"/>
+      <w:pPr>
+        <w:tabs>
+          <w:tab w:val="num" w:pos="720"/>
+        </w:tabs>
+        <w:ind w:left="720" w:hanging="360"/>
+      </w:pPr>
+      <w:rPr>
+        <w:rFonts w:ascii="Symbol" w:hAnsi="Symbol" w:hint="default"/>
+        <w:sz w:val="20"/>
+      </w:rPr>
+    </w:lvl>
+    <w:lvl w:ilvl="1" w:tentative="1">
+      <w:start w:val="1"/>
+      <w:numFmt w:val="bullet"/>
+      <w:lvlText w:val="o"/>
+      <w:lvlJc w:val="left"/>
+      <w:pPr>
+        <w:tabs>
+          <w:tab w:val="num" w:pos="1440"/>
+        </w:tabs>
+        <w:ind w:left="1440" w:hanging="360"/>
+      </w:pPr>
+      <w:rPr>
+        <w:rFonts w:ascii="Courier New" w:hAnsi="Courier New" w:hint="default"/>
+        <w:sz w:val="20"/>
+      </w:rPr>
+    </w:lvl>
+    <w:lvl w:ilvl="2" w:tentative="1">
+      <w:start w:val="1"/>
+      <w:numFmt w:val="bullet"/>
+      <w:lvlText w:val=""/>
+      <w:lvlJc w:val="left"/>
+      <w:pPr>
+        <w:tabs>
+          <w:tab w:val="num" w:pos="2160"/>
+        </w:tabs>
+        <w:ind w:left="2160" w:hanging="360"/>
+      </w:pPr>
+      <w:rPr>
+        <w:rFonts w:ascii="Wingdings" w:hAnsi="Wingdings" w:hint="default"/>
+        <w:sz w:val="20"/>
+      </w:rPr>
+    </w:lvl>
+    <w:lvl w:ilvl="3" w:tentative="1">
+      <w:start w:val="1"/>
+      <w:numFmt w:val="bullet"/>
+      <w:lvlText w:val=""/>
+      <w:lvlJc w:val="left"/>
+      <w:pPr>
+        <w:tabs>
+          <w:tab w:val="num" w:pos="2880"/>
+        </w:tabs>
+        <w:ind w:left="2880" w:hanging="360"/>
+      </w:pPr>
+      <w:rPr>
+        <w:rFonts w:ascii="Wingdings" w:hAnsi="Wingdings" w:hint="default"/>
+        <w:sz w:val="20"/>
+      </w:rPr>
+    </w:lvl>
+    <w:lvl w:ilvl="4" w:tentative="1">
+      <w:start w:val="1"/>
+      <w:numFmt w:val="bullet"/>
+      <w:lvlText w:val=""/>
+      <w:lvlJc w:val="left"/>
+      <w:pPr>
+        <w:tabs>
+          <w:tab w:val="num" w:pos="3600"/>
+        </w:tabs>
+        <w:ind w:left="3600" w:hanging="360"/>
+      </w:pPr>
+      <w:rPr>
+        <w:rFonts w:ascii="Wingdings" w:hAnsi="Wingdings" w:hint="default"/>
+        <w:sz w:val="20"/>
+      </w:rPr>
+    </w:lvl>
+    <w:lvl w:ilvl="5" w:tentative="1">
+      <w:start w:val="1"/>
+      <w:numFmt w:val="bullet"/>
+      <w:lvlText w:val=""/>
+      <w:lvlJc w:val="left"/>
+      <w:pPr>
+        <w:tabs>
+          <w:tab w:val="num" w:pos="4320"/>
+        </w:tabs>
+        <w:ind w:left="4320" w:hanging="360"/>
+      </w:pPr>
+      <w:rPr>
+        <w:rFonts w:ascii="Wingdings" w:hAnsi="Wingdings" w:hint="default"/>
+        <w:sz w:val="20"/>
+      </w:rPr>
+    </w:lvl>
+    <w:lvl w:ilvl="6" w:tentative="1">
+      <w:start w:val="1"/>
+      <w:numFmt w:val="bullet"/>
+      <w:lvlText w:val=""/>
+      <w:lvlJc w:val="left"/>
+      <w:pPr>
+        <w:tabs>
+          <w:tab w:val="num" w:pos="5040"/>
+        </w:tabs>
+        <w:ind w:left="5040" w:hanging="360"/>
+      </w:pPr>
+      <w:rPr>
+        <w:rFonts w:ascii="Wingdings" w:hAnsi="Wingdings" w:hint="default"/>
+        <w:sz w:val="20"/>
+      </w:rPr>
+    </w:lvl>
+    <w:lvl w:ilvl="7" w:tentative="1">
+      <w:start w:val="1"/>
+      <w:numFmt w:val="bullet"/>
+      <w:lvlText w:val=""/>
+      <w:lvlJc w:val="left"/>
+      <w:pPr>
+        <w:tabs>
+          <w:tab w:val="num" w:pos="5760"/>
+        </w:tabs>
+        <w:ind w:left="5760" w:hanging="360"/>
+      </w:pPr>
+      <w:rPr>
+        <w:rFonts w:ascii="Wingdings" w:hAnsi="Wingdings" w:hint="default"/>
+        <w:sz w:val="20"/>
+      </w:rPr>
+    </w:lvl>
+    <w:lvl w:ilvl="8" w:tentative="1">
+      <w:start w:val="1"/>
+      <w:numFmt w:val="bullet"/>
+      <w:lvlText w:val=""/>
+      <w:lvlJc w:val="left"/>
+      <w:pPr>
+        <w:tabs>
+          <w:tab w:val="num" w:pos="6480"/>
+        </w:tabs>
+        <w:ind w:left="6480" w:hanging="360"/>
+      </w:pPr>
+      <w:rPr>
+        <w:rFonts w:ascii="Wingdings" w:hAnsi="Wingdings" w:hint="default"/>
+        <w:sz w:val="20"/>
+      </w:rPr>
+    </w:lvl>
+  </w:abstractNum>
+  <w:abstractNum w:abstractNumId="23" w15:restartNumberingAfterBreak="0">
+    <w:nsid w:val="1E9E41D6"/>
+    <w:multiLevelType w:val="hybridMultilevel"/>
+    <w:tmpl w:val="C47E9A58"/>
+    <w:lvl w:ilvl="0" w:tplc="04100001">
+      <w:start w:val="1"/>
+      <w:numFmt w:val="bullet"/>
+      <w:lvlText w:val=""/>
+      <w:lvlJc w:val="left"/>
+      <w:pPr>
+        <w:ind w:left="720" w:hanging="360"/>
+      </w:pPr>
+      <w:rPr>
+        <w:rFonts w:ascii="Symbol" w:hAnsi="Symbol" w:hint="default"/>
+      </w:rPr>
+    </w:lvl>
+    <w:lvl w:ilvl="1" w:tplc="04100003">
+      <w:start w:val="1"/>
+      <w:numFmt w:val="bullet"/>
+      <w:lvlText w:val="o"/>
+      <w:lvlJc w:val="left"/>
+      <w:pPr>
+        <w:ind w:left="1440" w:hanging="360"/>
+      </w:pPr>
+      <w:rPr>
+        <w:rFonts w:ascii="Courier New" w:hAnsi="Courier New" w:cs="Courier New" w:hint="default"/>
+      </w:rPr>
+    </w:lvl>
+    <w:lvl w:ilvl="2" w:tplc="04100005" w:tentative="1">
+      <w:start w:val="1"/>
+      <w:numFmt w:val="bullet"/>
+      <w:lvlText w:val=""/>
+      <w:lvlJc w:val="left"/>
+      <w:pPr>
+        <w:ind w:left="2160" w:hanging="360"/>
+      </w:pPr>
+      <w:rPr>
+        <w:rFonts w:ascii="Wingdings" w:hAnsi="Wingdings" w:hint="default"/>
+      </w:rPr>
+    </w:lvl>
+    <w:lvl w:ilvl="3" w:tplc="04100001" w:tentative="1">
+      <w:start w:val="1"/>
+      <w:numFmt w:val="bullet"/>
+      <w:lvlText w:val=""/>
+      <w:lvlJc w:val="left"/>
+      <w:pPr>
+        <w:ind w:left="2880" w:hanging="360"/>
+      </w:pPr>
+      <w:rPr>
+        <w:rFonts w:ascii="Symbol" w:hAnsi="Symbol" w:hint="default"/>
+      </w:rPr>
+    </w:lvl>
+    <w:lvl w:ilvl="4" w:tplc="04100003" w:tentative="1">
+      <w:start w:val="1"/>
+      <w:numFmt w:val="bullet"/>
+      <w:lvlText w:val="o"/>
+      <w:lvlJc w:val="left"/>
+      <w:pPr>
+        <w:ind w:left="3600" w:hanging="360"/>
+      </w:pPr>
+      <w:rPr>
+        <w:rFonts w:ascii="Courier New" w:hAnsi="Courier New" w:cs="Courier New" w:hint="default"/>
+      </w:rPr>
+    </w:lvl>
+    <w:lvl w:ilvl="5" w:tplc="04100005" w:tentative="1">
+      <w:start w:val="1"/>
+      <w:numFmt w:val="bullet"/>
+      <w:lvlText w:val=""/>
+      <w:lvlJc w:val="left"/>
+      <w:pPr>
+        <w:ind w:left="4320" w:hanging="360"/>
+      </w:pPr>
+      <w:rPr>
+        <w:rFonts w:ascii="Wingdings" w:hAnsi="Wingdings" w:hint="default"/>
+      </w:rPr>
+    </w:lvl>
+    <w:lvl w:ilvl="6" w:tplc="04100001" w:tentative="1">
+      <w:start w:val="1"/>
+      <w:numFmt w:val="bullet"/>
+      <w:lvlText w:val=""/>
+      <w:lvlJc w:val="left"/>
+      <w:pPr>
+        <w:ind w:left="5040" w:hanging="360"/>
+      </w:pPr>
+      <w:rPr>
+        <w:rFonts w:ascii="Symbol" w:hAnsi="Symbol" w:hint="default"/>
+      </w:rPr>
+    </w:lvl>
+    <w:lvl w:ilvl="7" w:tplc="04100003" w:tentative="1">
+      <w:start w:val="1"/>
+      <w:numFmt w:val="bullet"/>
+      <w:lvlText w:val="o"/>
+      <w:lvlJc w:val="left"/>
+      <w:pPr>
+        <w:ind w:left="5760" w:hanging="360"/>
+      </w:pPr>
+      <w:rPr>
+        <w:rFonts w:ascii="Courier New" w:hAnsi="Courier New" w:cs="Courier New" w:hint="default"/>
+      </w:rPr>
+    </w:lvl>
+    <w:lvl w:ilvl="8" w:tplc="04100005" w:tentative="1">
+      <w:start w:val="1"/>
+      <w:numFmt w:val="bullet"/>
+      <w:lvlText w:val=""/>
+      <w:lvlJc w:val="left"/>
+      <w:pPr>
+        <w:ind w:left="6480" w:hanging="360"/>
+      </w:pPr>
+      <w:rPr>
+        <w:rFonts w:ascii="Wingdings" w:hAnsi="Wingdings" w:hint="default"/>
+      </w:rPr>
+    </w:lvl>
+  </w:abstractNum>
+  <w:abstractNum w:abstractNumId="24" w15:restartNumberingAfterBreak="0">
+    <w:nsid w:val="20CE2E27"/>
+    <w:multiLevelType w:val="hybridMultilevel"/>
+    <w:tmpl w:val="AC70D10E"/>
+    <w:lvl w:ilvl="0" w:tplc="04100001">
+      <w:start w:val="1"/>
+      <w:numFmt w:val="bullet"/>
+      <w:lvlText w:val=""/>
+      <w:lvlJc w:val="left"/>
+      <w:pPr>
+        <w:ind w:left="720" w:hanging="360"/>
+      </w:pPr>
+      <w:rPr>
+        <w:rFonts w:ascii="Symbol" w:hAnsi="Symbol" w:hint="default"/>
+      </w:rPr>
+    </w:lvl>
+    <w:lvl w:ilvl="1" w:tplc="04100003" w:tentative="1">
+      <w:start w:val="1"/>
+      <w:numFmt w:val="bullet"/>
+      <w:lvlText w:val="o"/>
+      <w:lvlJc w:val="left"/>
+      <w:pPr>
+        <w:ind w:left="1440" w:hanging="360"/>
+      </w:pPr>
+      <w:rPr>
+        <w:rFonts w:ascii="Courier New" w:hAnsi="Courier New" w:cs="Courier New" w:hint="default"/>
+      </w:rPr>
+    </w:lvl>
+    <w:lvl w:ilvl="2" w:tplc="04100005" w:tentative="1">
+      <w:start w:val="1"/>
+      <w:numFmt w:val="bullet"/>
+      <w:lvlText w:val=""/>
+      <w:lvlJc w:val="left"/>
+      <w:pPr>
+        <w:ind w:left="2160" w:hanging="360"/>
+      </w:pPr>
+      <w:rPr>
+        <w:rFonts w:ascii="Wingdings" w:hAnsi="Wingdings" w:hint="default"/>
+      </w:rPr>
+    </w:lvl>
+    <w:lvl w:ilvl="3" w:tplc="04100001" w:tentative="1">
+      <w:start w:val="1"/>
+      <w:numFmt w:val="bullet"/>
+      <w:lvlText w:val=""/>
+      <w:lvlJc w:val="left"/>
+      <w:pPr>
+        <w:ind w:left="2880" w:hanging="360"/>
+      </w:pPr>
+      <w:rPr>
+        <w:rFonts w:ascii="Symbol" w:hAnsi="Symbol" w:hint="default"/>
+      </w:rPr>
+    </w:lvl>
+    <w:lvl w:ilvl="4" w:tplc="04100003" w:tentative="1">
+      <w:start w:val="1"/>
+      <w:numFmt w:val="bullet"/>
+      <w:lvlText w:val="o"/>
+      <w:lvlJc w:val="left"/>
+      <w:pPr>
+        <w:ind w:left="3600" w:hanging="360"/>
+      </w:pPr>
+      <w:rPr>
+        <w:rFonts w:ascii="Courier New" w:hAnsi="Courier New" w:cs="Courier New" w:hint="default"/>
+      </w:rPr>
+    </w:lvl>
+    <w:lvl w:ilvl="5" w:tplc="04100005" w:tentative="1">
+      <w:start w:val="1"/>
+      <w:numFmt w:val="bullet"/>
+      <w:lvlText w:val=""/>
+      <w:lvlJc w:val="left"/>
+      <w:pPr>
+        <w:ind w:left="4320" w:hanging="360"/>
+      </w:pPr>
+      <w:rPr>
+        <w:rFonts w:ascii="Wingdings" w:hAnsi="Wingdings" w:hint="default"/>
+      </w:rPr>
+    </w:lvl>
+    <w:lvl w:ilvl="6" w:tplc="04100001" w:tentative="1">
+      <w:start w:val="1"/>
+      <w:numFmt w:val="bullet"/>
+      <w:lvlText w:val=""/>
+      <w:lvlJc w:val="left"/>
+      <w:pPr>
+        <w:ind w:left="5040" w:hanging="360"/>
+      </w:pPr>
+      <w:rPr>
+        <w:rFonts w:ascii="Symbol" w:hAnsi="Symbol" w:hint="default"/>
+      </w:rPr>
+    </w:lvl>
+    <w:lvl w:ilvl="7" w:tplc="04100003" w:tentative="1">
+      <w:start w:val="1"/>
+      <w:numFmt w:val="bullet"/>
+      <w:lvlText w:val="o"/>
+      <w:lvlJc w:val="left"/>
+      <w:pPr>
+        <w:ind w:left="5760" w:hanging="360"/>
+      </w:pPr>
+      <w:rPr>
+        <w:rFonts w:ascii="Courier New" w:hAnsi="Courier New" w:cs="Courier New" w:hint="default"/>
+      </w:rPr>
+    </w:lvl>
+    <w:lvl w:ilvl="8" w:tplc="04100005" w:tentative="1">
+      <w:start w:val="1"/>
+      <w:numFmt w:val="bullet"/>
+      <w:lvlText w:val=""/>
+      <w:lvlJc w:val="left"/>
+      <w:pPr>
+        <w:ind w:left="6480" w:hanging="360"/>
+      </w:pPr>
+      <w:rPr>
+        <w:rFonts w:ascii="Wingdings" w:hAnsi="Wingdings" w:hint="default"/>
+      </w:rPr>
+    </w:lvl>
+  </w:abstractNum>
+  <w:abstractNum w:abstractNumId="25" w15:restartNumberingAfterBreak="0">
+    <w:nsid w:val="264D0A61"/>
+    <w:multiLevelType w:val="hybridMultilevel"/>
+    <w:tmpl w:val="A992E066"/>
+    <w:lvl w:ilvl="0" w:tplc="9B548130">
+      <w:numFmt w:val="bullet"/>
+      <w:lvlText w:val="-"/>
+      <w:lvlJc w:val="left"/>
+      <w:pPr>
+        <w:ind w:left="720" w:hanging="360"/>
+      </w:pPr>
+      <w:rPr>
+        <w:rFonts w:ascii="Calibri" w:eastAsiaTheme="minorEastAsia" w:hAnsi="Calibri" w:cs="Calibri" w:hint="default"/>
+      </w:rPr>
+    </w:lvl>
+    <w:lvl w:ilvl="1" w:tplc="04100003" w:tentative="1">
+      <w:start w:val="1"/>
+      <w:numFmt w:val="bullet"/>
+      <w:lvlText w:val="o"/>
+      <w:lvlJc w:val="left"/>
+      <w:pPr>
+        <w:ind w:left="1440" w:hanging="360"/>
+      </w:pPr>
+      <w:rPr>
+        <w:rFonts w:ascii="Courier New" w:hAnsi="Courier New" w:cs="Courier New" w:hint="default"/>
+      </w:rPr>
+    </w:lvl>
+    <w:lvl w:ilvl="2" w:tplc="04100005" w:tentative="1">
+      <w:start w:val="1"/>
+      <w:numFmt w:val="bullet"/>
+      <w:lvlText w:val=""/>
+      <w:lvlJc w:val="left"/>
+      <w:pPr>
+        <w:ind w:left="2160" w:hanging="360"/>
+      </w:pPr>
+      <w:rPr>
+        <w:rFonts w:ascii="Wingdings" w:hAnsi="Wingdings" w:hint="default"/>
+      </w:rPr>
+    </w:lvl>
+    <w:lvl w:ilvl="3" w:tplc="04100001" w:tentative="1">
+      <w:start w:val="1"/>
+      <w:numFmt w:val="bullet"/>
+      <w:lvlText w:val=""/>
+      <w:lvlJc w:val="left"/>
+      <w:pPr>
+        <w:ind w:left="2880" w:hanging="360"/>
+      </w:pPr>
+      <w:rPr>
+        <w:rFonts w:ascii="Symbol" w:hAnsi="Symbol" w:hint="default"/>
+      </w:rPr>
+    </w:lvl>
+    <w:lvl w:ilvl="4" w:tplc="04100003" w:tentative="1">
+      <w:start w:val="1"/>
+      <w:numFmt w:val="bullet"/>
+      <w:lvlText w:val="o"/>
+      <w:lvlJc w:val="left"/>
+      <w:pPr>
+        <w:ind w:left="3600" w:hanging="360"/>
+      </w:pPr>
+      <w:rPr>
+        <w:rFonts w:ascii="Courier New" w:hAnsi="Courier New" w:cs="Courier New" w:hint="default"/>
+      </w:rPr>
+    </w:lvl>
+    <w:lvl w:ilvl="5" w:tplc="04100005" w:tentative="1">
+      <w:start w:val="1"/>
+      <w:numFmt w:val="bullet"/>
+      <w:lvlText w:val=""/>
+      <w:lvlJc w:val="left"/>
+      <w:pPr>
+        <w:ind w:left="4320" w:hanging="360"/>
+      </w:pPr>
+      <w:rPr>
+        <w:rFonts w:ascii="Wingdings" w:hAnsi="Wingdings" w:hint="default"/>
+      </w:rPr>
+    </w:lvl>
+    <w:lvl w:ilvl="6" w:tplc="04100001" w:tentative="1">
+      <w:start w:val="1"/>
+      <w:numFmt w:val="bullet"/>
+      <w:lvlText w:val=""/>
+      <w:lvlJc w:val="left"/>
+      <w:pPr>
+        <w:ind w:left="5040" w:hanging="360"/>
+      </w:pPr>
+      <w:rPr>
+        <w:rFonts w:ascii="Symbol" w:hAnsi="Symbol" w:hint="default"/>
+      </w:rPr>
+    </w:lvl>
+    <w:lvl w:ilvl="7" w:tplc="04100003" w:tentative="1">
+      <w:start w:val="1"/>
+      <w:numFmt w:val="bullet"/>
+      <w:lvlText w:val="o"/>
+      <w:lvlJc w:val="left"/>
+      <w:pPr>
+        <w:ind w:left="5760" w:hanging="360"/>
+      </w:pPr>
+      <w:rPr>
+        <w:rFonts w:ascii="Courier New" w:hAnsi="Courier New" w:cs="Courier New" w:hint="default"/>
+      </w:rPr>
+    </w:lvl>
+    <w:lvl w:ilvl="8" w:tplc="04100005" w:tentative="1">
+      <w:start w:val="1"/>
+      <w:numFmt w:val="bullet"/>
+      <w:lvlText w:val=""/>
+      <w:lvlJc w:val="left"/>
+      <w:pPr>
+        <w:ind w:left="6480" w:hanging="360"/>
+      </w:pPr>
+      <w:rPr>
+        <w:rFonts w:ascii="Wingdings" w:hAnsi="Wingdings" w:hint="default"/>
+      </w:rPr>
+    </w:lvl>
+  </w:abstractNum>
+  <w:abstractNum w:abstractNumId="26" w15:restartNumberingAfterBreak="0">
+    <w:nsid w:val="2A732F33"/>
+    <w:multiLevelType w:val="multilevel"/>
+    <w:tmpl w:val="C5561C8E"/>
+    <w:lvl w:ilvl="0">
+      <w:start w:val="1"/>
+      <w:numFmt w:val="bullet"/>
+      <w:lvlText w:val=""/>
+      <w:lvlJc w:val="left"/>
+      <w:pPr>
+        <w:tabs>
+          <w:tab w:val="num" w:pos="720"/>
+        </w:tabs>
+        <w:ind w:left="720" w:hanging="360"/>
+      </w:pPr>
+      <w:rPr>
+        <w:rFonts w:ascii="Symbol" w:hAnsi="Symbol" w:hint="default"/>
+        <w:sz w:val="20"/>
+      </w:rPr>
+    </w:lvl>
+    <w:lvl w:ilvl="1" w:tentative="1">
+      <w:start w:val="1"/>
+      <w:numFmt w:val="bullet"/>
+      <w:lvlText w:val="o"/>
+      <w:lvlJc w:val="left"/>
+      <w:pPr>
+        <w:tabs>
+          <w:tab w:val="num" w:pos="1440"/>
+        </w:tabs>
+        <w:ind w:left="1440" w:hanging="360"/>
+      </w:pPr>
+      <w:rPr>
+        <w:rFonts w:ascii="Courier New" w:hAnsi="Courier New" w:hint="default"/>
+        <w:sz w:val="20"/>
+      </w:rPr>
+    </w:lvl>
+    <w:lvl w:ilvl="2" w:tentative="1">
+      <w:start w:val="1"/>
+      <w:numFmt w:val="bullet"/>
+      <w:lvlText w:val=""/>
+      <w:lvlJc w:val="left"/>
+      <w:pPr>
+        <w:tabs>
+          <w:tab w:val="num" w:pos="2160"/>
+        </w:tabs>
+        <w:ind w:left="2160" w:hanging="360"/>
+      </w:pPr>
+      <w:rPr>
+        <w:rFonts w:ascii="Wingdings" w:hAnsi="Wingdings" w:hint="default"/>
+        <w:sz w:val="20"/>
+      </w:rPr>
+    </w:lvl>
+    <w:lvl w:ilvl="3" w:tentative="1">
+      <w:start w:val="1"/>
+      <w:numFmt w:val="bullet"/>
+      <w:lvlText w:val=""/>
+      <w:lvlJc w:val="left"/>
+      <w:pPr>
+        <w:tabs>
+          <w:tab w:val="num" w:pos="2880"/>
+        </w:tabs>
+        <w:ind w:left="2880" w:hanging="360"/>
+      </w:pPr>
+      <w:rPr>
+        <w:rFonts w:ascii="Wingdings" w:hAnsi="Wingdings" w:hint="default"/>
+        <w:sz w:val="20"/>
+      </w:rPr>
+    </w:lvl>
+    <w:lvl w:ilvl="4" w:tentative="1">
+      <w:start w:val="1"/>
+      <w:numFmt w:val="bullet"/>
+      <w:lvlText w:val=""/>
+      <w:lvlJc w:val="left"/>
+      <w:pPr>
+        <w:tabs>
+          <w:tab w:val="num" w:pos="3600"/>
+        </w:tabs>
+        <w:ind w:left="3600" w:hanging="360"/>
+      </w:pPr>
+      <w:rPr>
+        <w:rFonts w:ascii="Wingdings" w:hAnsi="Wingdings" w:hint="default"/>
+        <w:sz w:val="20"/>
+      </w:rPr>
+    </w:lvl>
+    <w:lvl w:ilvl="5" w:tentative="1">
+      <w:start w:val="1"/>
+      <w:numFmt w:val="bullet"/>
+      <w:lvlText w:val=""/>
+      <w:lvlJc w:val="left"/>
+      <w:pPr>
+        <w:tabs>
+          <w:tab w:val="num" w:pos="4320"/>
+        </w:tabs>
+        <w:ind w:left="4320" w:hanging="360"/>
+      </w:pPr>
+      <w:rPr>
+        <w:rFonts w:ascii="Wingdings" w:hAnsi="Wingdings" w:hint="default"/>
+        <w:sz w:val="20"/>
+      </w:rPr>
+    </w:lvl>
+    <w:lvl w:ilvl="6" w:tentative="1">
+      <w:start w:val="1"/>
+      <w:numFmt w:val="bullet"/>
+      <w:lvlText w:val=""/>
+      <w:lvlJc w:val="left"/>
+      <w:pPr>
+        <w:tabs>
+          <w:tab w:val="num" w:pos="5040"/>
+        </w:tabs>
+        <w:ind w:left="5040" w:hanging="360"/>
+      </w:pPr>
+      <w:rPr>
+        <w:rFonts w:ascii="Wingdings" w:hAnsi="Wingdings" w:hint="default"/>
+        <w:sz w:val="20"/>
+      </w:rPr>
+    </w:lvl>
+    <w:lvl w:ilvl="7" w:tentative="1">
+      <w:start w:val="1"/>
+      <w:numFmt w:val="bullet"/>
+      <w:lvlText w:val=""/>
+      <w:lvlJc w:val="left"/>
+      <w:pPr>
+        <w:tabs>
+          <w:tab w:val="num" w:pos="5760"/>
+        </w:tabs>
+        <w:ind w:left="5760" w:hanging="360"/>
+      </w:pPr>
+      <w:rPr>
+        <w:rFonts w:ascii="Wingdings" w:hAnsi="Wingdings" w:hint="default"/>
+        <w:sz w:val="20"/>
+      </w:rPr>
+    </w:lvl>
+    <w:lvl w:ilvl="8" w:tentative="1">
+      <w:start w:val="1"/>
+      <w:numFmt w:val="bullet"/>
+      <w:lvlText w:val=""/>
+      <w:lvlJc w:val="left"/>
+      <w:pPr>
+        <w:tabs>
+          <w:tab w:val="num" w:pos="6480"/>
+        </w:tabs>
+        <w:ind w:left="6480" w:hanging="360"/>
+      </w:pPr>
+      <w:rPr>
+        <w:rFonts w:ascii="Wingdings" w:hAnsi="Wingdings" w:hint="default"/>
+        <w:sz w:val="20"/>
+      </w:rPr>
+    </w:lvl>
+  </w:abstractNum>
+  <w:abstractNum w:abstractNumId="27" w15:restartNumberingAfterBreak="0">
+    <w:nsid w:val="2CB96658"/>
+    <w:multiLevelType w:val="hybridMultilevel"/>
+    <w:tmpl w:val="3320A9D2"/>
+    <w:lvl w:ilvl="0" w:tplc="04100001">
+      <w:start w:val="1"/>
+      <w:numFmt w:val="bullet"/>
+      <w:lvlText w:val=""/>
+      <w:lvlJc w:val="left"/>
+      <w:pPr>
+        <w:ind w:left="720" w:hanging="360"/>
+      </w:pPr>
+      <w:rPr>
+        <w:rFonts w:ascii="Symbol" w:hAnsi="Symbol" w:hint="default"/>
+      </w:rPr>
+    </w:lvl>
+    <w:lvl w:ilvl="1" w:tplc="04100003" w:tentative="1">
+      <w:start w:val="1"/>
+      <w:numFmt w:val="bullet"/>
+      <w:lvlText w:val="o"/>
+      <w:lvlJc w:val="left"/>
+      <w:pPr>
+        <w:ind w:left="1440" w:hanging="360"/>
+      </w:pPr>
+      <w:rPr>
+        <w:rFonts w:ascii="Courier New" w:hAnsi="Courier New" w:cs="Courier New" w:hint="default"/>
+      </w:rPr>
+    </w:lvl>
+    <w:lvl w:ilvl="2" w:tplc="04100005" w:tentative="1">
+      <w:start w:val="1"/>
+      <w:numFmt w:val="bullet"/>
+      <w:lvlText w:val=""/>
+      <w:lvlJc w:val="left"/>
+      <w:pPr>
+        <w:ind w:left="2160" w:hanging="360"/>
+      </w:pPr>
+      <w:rPr>
+        <w:rFonts w:ascii="Wingdings" w:hAnsi="Wingdings" w:hint="default"/>
+      </w:rPr>
+    </w:lvl>
+    <w:lvl w:ilvl="3" w:tplc="04100001" w:tentative="1">
+      <w:start w:val="1"/>
+      <w:numFmt w:val="bullet"/>
+      <w:lvlText w:val=""/>
+      <w:lvlJc w:val="left"/>
+      <w:pPr>
+        <w:ind w:left="2880" w:hanging="360"/>
+      </w:pPr>
+      <w:rPr>
+        <w:rFonts w:ascii="Symbol" w:hAnsi="Symbol" w:hint="default"/>
+      </w:rPr>
+    </w:lvl>
+    <w:lvl w:ilvl="4" w:tplc="04100003" w:tentative="1">
+      <w:start w:val="1"/>
+      <w:numFmt w:val="bullet"/>
+      <w:lvlText w:val="o"/>
+      <w:lvlJc w:val="left"/>
+      <w:pPr>
+        <w:ind w:left="3600" w:hanging="360"/>
+      </w:pPr>
+      <w:rPr>
+        <w:rFonts w:ascii="Courier New" w:hAnsi="Courier New" w:cs="Courier New" w:hint="default"/>
+      </w:rPr>
+    </w:lvl>
+    <w:lvl w:ilvl="5" w:tplc="04100005" w:tentative="1">
+      <w:start w:val="1"/>
+      <w:numFmt w:val="bullet"/>
+      <w:lvlText w:val=""/>
+      <w:lvlJc w:val="left"/>
+      <w:pPr>
+        <w:ind w:left="4320" w:hanging="360"/>
+      </w:pPr>
+      <w:rPr>
+        <w:rFonts w:ascii="Wingdings" w:hAnsi="Wingdings" w:hint="default"/>
+      </w:rPr>
+    </w:lvl>
+    <w:lvl w:ilvl="6" w:tplc="04100001" w:tentative="1">
+      <w:start w:val="1"/>
+      <w:numFmt w:val="bullet"/>
+      <w:lvlText w:val=""/>
+      <w:lvlJc w:val="left"/>
+      <w:pPr>
+        <w:ind w:left="5040" w:hanging="360"/>
+      </w:pPr>
+      <w:rPr>
+        <w:rFonts w:ascii="Symbol" w:hAnsi="Symbol" w:hint="default"/>
+      </w:rPr>
+    </w:lvl>
+    <w:lvl w:ilvl="7" w:tplc="04100003" w:tentative="1">
+      <w:start w:val="1"/>
+      <w:numFmt w:val="bullet"/>
+      <w:lvlText w:val="o"/>
+      <w:lvlJc w:val="left"/>
+      <w:pPr>
+        <w:ind w:left="5760" w:hanging="360"/>
+      </w:pPr>
+      <w:rPr>
+        <w:rFonts w:ascii="Courier New" w:hAnsi="Courier New" w:cs="Courier New" w:hint="default"/>
+      </w:rPr>
+    </w:lvl>
+    <w:lvl w:ilvl="8" w:tplc="04100005" w:tentative="1">
+      <w:start w:val="1"/>
+      <w:numFmt w:val="bullet"/>
+      <w:lvlText w:val=""/>
+      <w:lvlJc w:val="left"/>
+      <w:pPr>
+        <w:ind w:left="6480" w:hanging="360"/>
+      </w:pPr>
+      <w:rPr>
+        <w:rFonts w:ascii="Wingdings" w:hAnsi="Wingdings" w:hint="default"/>
+      </w:rPr>
+    </w:lvl>
+  </w:abstractNum>
+  <w:abstractNum w:abstractNumId="28" w15:restartNumberingAfterBreak="0">
+    <w:nsid w:val="33B90C3B"/>
+    <w:multiLevelType w:val="hybridMultilevel"/>
+    <w:tmpl w:val="D6DA261E"/>
+    <w:lvl w:ilvl="0" w:tplc="04100001">
+      <w:start w:val="1"/>
+      <w:numFmt w:val="bullet"/>
+      <w:lvlText w:val=""/>
+      <w:lvlJc w:val="left"/>
+      <w:pPr>
+        <w:ind w:left="1080" w:hanging="360"/>
+      </w:pPr>
+      <w:rPr>
+        <w:rFonts w:ascii="Symbol" w:hAnsi="Symbol" w:hint="default"/>
+      </w:rPr>
+    </w:lvl>
+    <w:lvl w:ilvl="1" w:tplc="04100003" w:tentative="1">
+      <w:start w:val="1"/>
+      <w:numFmt w:val="bullet"/>
+      <w:lvlText w:val="o"/>
+      <w:lvlJc w:val="left"/>
+      <w:pPr>
+        <w:ind w:left="1800" w:hanging="360"/>
+      </w:pPr>
+      <w:rPr>
+        <w:rFonts w:ascii="Courier New" w:hAnsi="Courier New" w:cs="Courier New" w:hint="default"/>
+      </w:rPr>
+    </w:lvl>
+    <w:lvl w:ilvl="2" w:tplc="04100005" w:tentative="1">
+      <w:start w:val="1"/>
+      <w:numFmt w:val="bullet"/>
+      <w:lvlText w:val=""/>
+      <w:lvlJc w:val="left"/>
+      <w:pPr>
+        <w:ind w:left="2520" w:hanging="360"/>
+      </w:pPr>
+      <w:rPr>
+        <w:rFonts w:ascii="Wingdings" w:hAnsi="Wingdings" w:hint="default"/>
+      </w:rPr>
+    </w:lvl>
+    <w:lvl w:ilvl="3" w:tplc="04100001" w:tentative="1">
+      <w:start w:val="1"/>
+      <w:numFmt w:val="bullet"/>
+      <w:lvlText w:val=""/>
+      <w:lvlJc w:val="left"/>
+      <w:pPr>
+        <w:ind w:left="3240" w:hanging="360"/>
+      </w:pPr>
+      <w:rPr>
+        <w:rFonts w:ascii="Symbol" w:hAnsi="Symbol" w:hint="default"/>
+      </w:rPr>
+    </w:lvl>
+    <w:lvl w:ilvl="4" w:tplc="04100003" w:tentative="1">
+      <w:start w:val="1"/>
+      <w:numFmt w:val="bullet"/>
+      <w:lvlText w:val="o"/>
+      <w:lvlJc w:val="left"/>
+      <w:pPr>
+        <w:ind w:left="3960" w:hanging="360"/>
+      </w:pPr>
+      <w:rPr>
+        <w:rFonts w:ascii="Courier New" w:hAnsi="Courier New" w:cs="Courier New" w:hint="default"/>
+      </w:rPr>
+    </w:lvl>
+    <w:lvl w:ilvl="5" w:tplc="04100005" w:tentative="1">
+      <w:start w:val="1"/>
+      <w:numFmt w:val="bullet"/>
+      <w:lvlText w:val=""/>
+      <w:lvlJc w:val="left"/>
+      <w:pPr>
+        <w:ind w:left="4680" w:hanging="360"/>
+      </w:pPr>
+      <w:rPr>
+        <w:rFonts w:ascii="Wingdings" w:hAnsi="Wingdings" w:hint="default"/>
+      </w:rPr>
+    </w:lvl>
+    <w:lvl w:ilvl="6" w:tplc="04100001" w:tentative="1">
+      <w:start w:val="1"/>
+      <w:numFmt w:val="bullet"/>
+      <w:lvlText w:val=""/>
+      <w:lvlJc w:val="left"/>
+      <w:pPr>
+        <w:ind w:left="5400" w:hanging="360"/>
+      </w:pPr>
+      <w:rPr>
+        <w:rFonts w:ascii="Symbol" w:hAnsi="Symbol" w:hint="default"/>
+      </w:rPr>
+    </w:lvl>
+    <w:lvl w:ilvl="7" w:tplc="04100003" w:tentative="1">
+      <w:start w:val="1"/>
+      <w:numFmt w:val="bullet"/>
+      <w:lvlText w:val="o"/>
+      <w:lvlJc w:val="left"/>
+      <w:pPr>
+        <w:ind w:left="6120" w:hanging="360"/>
+      </w:pPr>
+      <w:rPr>
+        <w:rFonts w:ascii="Courier New" w:hAnsi="Courier New" w:cs="Courier New" w:hint="default"/>
+      </w:rPr>
+    </w:lvl>
+    <w:lvl w:ilvl="8" w:tplc="04100005" w:tentative="1">
+      <w:start w:val="1"/>
+      <w:numFmt w:val="bullet"/>
+      <w:lvlText w:val=""/>
+      <w:lvlJc w:val="left"/>
+      <w:pPr>
+        <w:ind w:left="6840" w:hanging="360"/>
+      </w:pPr>
+      <w:rPr>
+        <w:rFonts w:ascii="Wingdings" w:hAnsi="Wingdings" w:hint="default"/>
+      </w:rPr>
+    </w:lvl>
+  </w:abstractNum>
+  <w:abstractNum w:abstractNumId="29" w15:restartNumberingAfterBreak="0">
+    <w:nsid w:val="36A0502D"/>
+    <w:multiLevelType w:val="hybridMultilevel"/>
+    <w:tmpl w:val="2FE4ABE2"/>
+    <w:lvl w:ilvl="0" w:tplc="7AE05324">
+      <w:numFmt w:val="bullet"/>
+      <w:lvlText w:val="-"/>
+      <w:lvlJc w:val="left"/>
+      <w:pPr>
+        <w:ind w:left="720" w:hanging="360"/>
+      </w:pPr>
+      <w:rPr>
+        <w:rFonts w:ascii="Calibri" w:eastAsiaTheme="minorEastAsia" w:hAnsi="Calibri" w:cs="Calibri" w:hint="default"/>
+      </w:rPr>
+    </w:lvl>
+    <w:lvl w:ilvl="1" w:tplc="04100003" w:tentative="1">
+      <w:start w:val="1"/>
+      <w:numFmt w:val="bullet"/>
+      <w:lvlText w:val="o"/>
+      <w:lvlJc w:val="left"/>
+      <w:pPr>
+        <w:ind w:left="1440" w:hanging="360"/>
+      </w:pPr>
+      <w:rPr>
+        <w:rFonts w:ascii="Courier New" w:hAnsi="Courier New" w:cs="Courier New" w:hint="default"/>
+      </w:rPr>
+    </w:lvl>
+    <w:lvl w:ilvl="2" w:tplc="04100005" w:tentative="1">
+      <w:start w:val="1"/>
+      <w:numFmt w:val="bullet"/>
+      <w:lvlText w:val=""/>
+      <w:lvlJc w:val="left"/>
+      <w:pPr>
+        <w:ind w:left="2160" w:hanging="360"/>
+      </w:pPr>
+      <w:rPr>
+        <w:rFonts w:ascii="Wingdings" w:hAnsi="Wingdings" w:hint="default"/>
+      </w:rPr>
+    </w:lvl>
+    <w:lvl w:ilvl="3" w:tplc="04100001" w:tentative="1">
+      <w:start w:val="1"/>
+      <w:numFmt w:val="bullet"/>
+      <w:lvlText w:val=""/>
+      <w:lvlJc w:val="left"/>
+      <w:pPr>
+        <w:ind w:left="2880" w:hanging="360"/>
+      </w:pPr>
+      <w:rPr>
+        <w:rFonts w:ascii="Symbol" w:hAnsi="Symbol" w:hint="default"/>
+      </w:rPr>
+    </w:lvl>
+    <w:lvl w:ilvl="4" w:tplc="04100003" w:tentative="1">
+      <w:start w:val="1"/>
+      <w:numFmt w:val="bullet"/>
+      <w:lvlText w:val="o"/>
+      <w:lvlJc w:val="left"/>
+      <w:pPr>
+        <w:ind w:left="3600" w:hanging="360"/>
+      </w:pPr>
+      <w:rPr>
+        <w:rFonts w:ascii="Courier New" w:hAnsi="Courier New" w:cs="Courier New" w:hint="default"/>
+      </w:rPr>
+    </w:lvl>
+    <w:lvl w:ilvl="5" w:tplc="04100005" w:tentative="1">
+      <w:start w:val="1"/>
+      <w:numFmt w:val="bullet"/>
+      <w:lvlText w:val=""/>
+      <w:lvlJc w:val="left"/>
+      <w:pPr>
+        <w:ind w:left="4320" w:hanging="360"/>
+      </w:pPr>
+      <w:rPr>
+        <w:rFonts w:ascii="Wingdings" w:hAnsi="Wingdings" w:hint="default"/>
+      </w:rPr>
+    </w:lvl>
+    <w:lvl w:ilvl="6" w:tplc="04100001" w:tentative="1">
+      <w:start w:val="1"/>
+      <w:numFmt w:val="bullet"/>
+      <w:lvlText w:val=""/>
+      <w:lvlJc w:val="left"/>
+      <w:pPr>
+        <w:ind w:left="5040" w:hanging="360"/>
+      </w:pPr>
+      <w:rPr>
+        <w:rFonts w:ascii="Symbol" w:hAnsi="Symbol" w:hint="default"/>
+      </w:rPr>
+    </w:lvl>
+    <w:lvl w:ilvl="7" w:tplc="04100003" w:tentative="1">
+      <w:start w:val="1"/>
+      <w:numFmt w:val="bullet"/>
+      <w:lvlText w:val="o"/>
+      <w:lvlJc w:val="left"/>
+      <w:pPr>
+        <w:ind w:left="5760" w:hanging="360"/>
+      </w:pPr>
+      <w:rPr>
+        <w:rFonts w:ascii="Courier New" w:hAnsi="Courier New" w:cs="Courier New" w:hint="default"/>
+      </w:rPr>
+    </w:lvl>
+    <w:lvl w:ilvl="8" w:tplc="04100005" w:tentative="1">
+      <w:start w:val="1"/>
+      <w:numFmt w:val="bullet"/>
+      <w:lvlText w:val=""/>
+      <w:lvlJc w:val="left"/>
+      <w:pPr>
+        <w:ind w:left="6480" w:hanging="360"/>
+      </w:pPr>
+      <w:rPr>
+        <w:rFonts w:ascii="Wingdings" w:hAnsi="Wingdings" w:hint="default"/>
+      </w:rPr>
+    </w:lvl>
+  </w:abstractNum>
+  <w:abstractNum w:abstractNumId="30" w15:restartNumberingAfterBreak="0">
+    <w:nsid w:val="38E568FC"/>
+    <w:multiLevelType w:val="multilevel"/>
+    <w:tmpl w:val="B1F80430"/>
+    <w:lvl w:ilvl="0">
+      <w:start w:val="1"/>
+      <w:numFmt w:val="bullet"/>
+      <w:lvlText w:val=""/>
+      <w:lvlJc w:val="left"/>
+      <w:pPr>
+        <w:tabs>
+          <w:tab w:val="num" w:pos="720"/>
+        </w:tabs>
+        <w:ind w:left="720" w:hanging="360"/>
+      </w:pPr>
+      <w:rPr>
+        <w:rFonts w:ascii="Symbol" w:hAnsi="Symbol" w:hint="default"/>
+        <w:sz w:val="20"/>
+      </w:rPr>
+    </w:lvl>
+    <w:lvl w:ilvl="1" w:tentative="1">
+      <w:start w:val="1"/>
+      <w:numFmt w:val="bullet"/>
+      <w:lvlText w:val="o"/>
+      <w:lvlJc w:val="left"/>
+      <w:pPr>
+        <w:tabs>
+          <w:tab w:val="num" w:pos="1440"/>
+        </w:tabs>
+        <w:ind w:left="1440" w:hanging="360"/>
+      </w:pPr>
+      <w:rPr>
+        <w:rFonts w:ascii="Courier New" w:hAnsi="Courier New" w:hint="default"/>
+        <w:sz w:val="20"/>
+      </w:rPr>
+    </w:lvl>
+    <w:lvl w:ilvl="2" w:tentative="1">
+      <w:start w:val="1"/>
+      <w:numFmt w:val="bullet"/>
+      <w:lvlText w:val=""/>
+      <w:lvlJc w:val="left"/>
+      <w:pPr>
+        <w:tabs>
+          <w:tab w:val="num" w:pos="2160"/>
+        </w:tabs>
+        <w:ind w:left="2160" w:hanging="360"/>
+      </w:pPr>
+      <w:rPr>
+        <w:rFonts w:ascii="Wingdings" w:hAnsi="Wingdings" w:hint="default"/>
+        <w:sz w:val="20"/>
+      </w:rPr>
+    </w:lvl>
+    <w:lvl w:ilvl="3" w:tentative="1">
+      <w:start w:val="1"/>
+      <w:numFmt w:val="bullet"/>
+      <w:lvlText w:val=""/>
+      <w:lvlJc w:val="left"/>
+      <w:pPr>
+        <w:tabs>
+          <w:tab w:val="num" w:pos="2880"/>
+        </w:tabs>
+        <w:ind w:left="2880" w:hanging="360"/>
+      </w:pPr>
+      <w:rPr>
+        <w:rFonts w:ascii="Wingdings" w:hAnsi="Wingdings" w:hint="default"/>
+        <w:sz w:val="20"/>
+      </w:rPr>
+    </w:lvl>
+    <w:lvl w:ilvl="4" w:tentative="1">
+      <w:start w:val="1"/>
+      <w:numFmt w:val="bullet"/>
+      <w:lvlText w:val=""/>
+      <w:lvlJc w:val="left"/>
+      <w:pPr>
+        <w:tabs>
+          <w:tab w:val="num" w:pos="3600"/>
+        </w:tabs>
+        <w:ind w:left="3600" w:hanging="360"/>
+      </w:pPr>
+      <w:rPr>
+        <w:rFonts w:ascii="Wingdings" w:hAnsi="Wingdings" w:hint="default"/>
+        <w:sz w:val="20"/>
+      </w:rPr>
+    </w:lvl>
+    <w:lvl w:ilvl="5" w:tentative="1">
+      <w:start w:val="1"/>
+      <w:numFmt w:val="bullet"/>
+      <w:lvlText w:val=""/>
+      <w:lvlJc w:val="left"/>
+      <w:pPr>
+        <w:tabs>
+          <w:tab w:val="num" w:pos="4320"/>
+        </w:tabs>
+        <w:ind w:left="4320" w:hanging="360"/>
+      </w:pPr>
+      <w:rPr>
+        <w:rFonts w:ascii="Wingdings" w:hAnsi="Wingdings" w:hint="default"/>
+        <w:sz w:val="20"/>
+      </w:rPr>
+    </w:lvl>
+    <w:lvl w:ilvl="6" w:tentative="1">
+      <w:start w:val="1"/>
+      <w:numFmt w:val="bullet"/>
+      <w:lvlText w:val=""/>
+      <w:lvlJc w:val="left"/>
+      <w:pPr>
+        <w:tabs>
+          <w:tab w:val="num" w:pos="5040"/>
+        </w:tabs>
+        <w:ind w:left="5040" w:hanging="360"/>
+      </w:pPr>
+      <w:rPr>
+        <w:rFonts w:ascii="Wingdings" w:hAnsi="Wingdings" w:hint="default"/>
+        <w:sz w:val="20"/>
+      </w:rPr>
+    </w:lvl>
+    <w:lvl w:ilvl="7" w:tentative="1">
+      <w:start w:val="1"/>
+      <w:numFmt w:val="bullet"/>
+      <w:lvlText w:val=""/>
+      <w:lvlJc w:val="left"/>
+      <w:pPr>
+        <w:tabs>
+          <w:tab w:val="num" w:pos="5760"/>
+        </w:tabs>
+        <w:ind w:left="5760" w:hanging="360"/>
+      </w:pPr>
+      <w:rPr>
+        <w:rFonts w:ascii="Wingdings" w:hAnsi="Wingdings" w:hint="default"/>
+        <w:sz w:val="20"/>
+      </w:rPr>
+    </w:lvl>
+    <w:lvl w:ilvl="8" w:tentative="1">
+      <w:start w:val="1"/>
+      <w:numFmt w:val="bullet"/>
+      <w:lvlText w:val=""/>
+      <w:lvlJc w:val="left"/>
+      <w:pPr>
+        <w:tabs>
+          <w:tab w:val="num" w:pos="6480"/>
+        </w:tabs>
+        <w:ind w:left="6480" w:hanging="360"/>
+      </w:pPr>
+      <w:rPr>
+        <w:rFonts w:ascii="Wingdings" w:hAnsi="Wingdings" w:hint="default"/>
+        <w:sz w:val="20"/>
+      </w:rPr>
+    </w:lvl>
+  </w:abstractNum>
+  <w:abstractNum w:abstractNumId="31" w15:restartNumberingAfterBreak="0">
+    <w:nsid w:val="38FB2848"/>
+    <w:multiLevelType w:val="hybridMultilevel"/>
+    <w:tmpl w:val="28B27DEA"/>
+    <w:lvl w:ilvl="0" w:tplc="04100001">
+      <w:start w:val="1"/>
+      <w:numFmt w:val="bullet"/>
+      <w:lvlText w:val=""/>
+      <w:lvlJc w:val="left"/>
+      <w:pPr>
+        <w:ind w:left="720" w:hanging="360"/>
+      </w:pPr>
+      <w:rPr>
+        <w:rFonts w:ascii="Symbol" w:hAnsi="Symbol" w:hint="default"/>
+      </w:rPr>
+    </w:lvl>
+    <w:lvl w:ilvl="1" w:tplc="04100003" w:tentative="1">
+      <w:start w:val="1"/>
+      <w:numFmt w:val="bullet"/>
+      <w:lvlText w:val="o"/>
+      <w:lvlJc w:val="left"/>
+      <w:pPr>
+        <w:ind w:left="1440" w:hanging="360"/>
+      </w:pPr>
+      <w:rPr>
+        <w:rFonts w:ascii="Courier New" w:hAnsi="Courier New" w:cs="Courier New" w:hint="default"/>
+      </w:rPr>
+    </w:lvl>
+    <w:lvl w:ilvl="2" w:tplc="04100005" w:tentative="1">
+      <w:start w:val="1"/>
+      <w:numFmt w:val="bullet"/>
+      <w:lvlText w:val=""/>
+      <w:lvlJc w:val="left"/>
+      <w:pPr>
+        <w:ind w:left="2160" w:hanging="360"/>
+      </w:pPr>
+      <w:rPr>
+        <w:rFonts w:ascii="Wingdings" w:hAnsi="Wingdings" w:hint="default"/>
+      </w:rPr>
+    </w:lvl>
+    <w:lvl w:ilvl="3" w:tplc="04100001" w:tentative="1">
+      <w:start w:val="1"/>
+      <w:numFmt w:val="bullet"/>
+      <w:lvlText w:val=""/>
+      <w:lvlJc w:val="left"/>
+      <w:pPr>
+        <w:ind w:left="2880" w:hanging="360"/>
+      </w:pPr>
+      <w:rPr>
+        <w:rFonts w:ascii="Symbol" w:hAnsi="Symbol" w:hint="default"/>
+      </w:rPr>
+    </w:lvl>
+    <w:lvl w:ilvl="4" w:tplc="04100003" w:tentative="1">
+      <w:start w:val="1"/>
+      <w:numFmt w:val="bullet"/>
+      <w:lvlText w:val="o"/>
+      <w:lvlJc w:val="left"/>
+      <w:pPr>
+        <w:ind w:left="3600" w:hanging="360"/>
+      </w:pPr>
+      <w:rPr>
+        <w:rFonts w:ascii="Courier New" w:hAnsi="Courier New" w:cs="Courier New" w:hint="default"/>
+      </w:rPr>
+    </w:lvl>
+    <w:lvl w:ilvl="5" w:tplc="04100005" w:tentative="1">
+      <w:start w:val="1"/>
+      <w:numFmt w:val="bullet"/>
+      <w:lvlText w:val=""/>
+      <w:lvlJc w:val="left"/>
+      <w:pPr>
+        <w:ind w:left="4320" w:hanging="360"/>
+      </w:pPr>
+      <w:rPr>
+        <w:rFonts w:ascii="Wingdings" w:hAnsi="Wingdings" w:hint="default"/>
+      </w:rPr>
+    </w:lvl>
+    <w:lvl w:ilvl="6" w:tplc="04100001" w:tentative="1">
+      <w:start w:val="1"/>
+      <w:numFmt w:val="bullet"/>
+      <w:lvlText w:val=""/>
+      <w:lvlJc w:val="left"/>
+      <w:pPr>
+        <w:ind w:left="5040" w:hanging="360"/>
+      </w:pPr>
+      <w:rPr>
+        <w:rFonts w:ascii="Symbol" w:hAnsi="Symbol" w:hint="default"/>
+      </w:rPr>
+    </w:lvl>
+    <w:lvl w:ilvl="7" w:tplc="04100003" w:tentative="1">
+      <w:start w:val="1"/>
+      <w:numFmt w:val="bullet"/>
+      <w:lvlText w:val="o"/>
+      <w:lvlJc w:val="left"/>
+      <w:pPr>
+        <w:ind w:left="5760" w:hanging="360"/>
+      </w:pPr>
+      <w:rPr>
+        <w:rFonts w:ascii="Courier New" w:hAnsi="Courier New" w:cs="Courier New" w:hint="default"/>
+      </w:rPr>
+    </w:lvl>
+    <w:lvl w:ilvl="8" w:tplc="04100005" w:tentative="1">
+      <w:start w:val="1"/>
+      <w:numFmt w:val="bullet"/>
+      <w:lvlText w:val=""/>
+      <w:lvlJc w:val="left"/>
+      <w:pPr>
+        <w:ind w:left="6480" w:hanging="360"/>
+      </w:pPr>
+      <w:rPr>
+        <w:rFonts w:ascii="Wingdings" w:hAnsi="Wingdings" w:hint="default"/>
+      </w:rPr>
+    </w:lvl>
+  </w:abstractNum>
+  <w:abstractNum w:abstractNumId="32" w15:restartNumberingAfterBreak="0">
+    <w:nsid w:val="422D6DCA"/>
+    <w:multiLevelType w:val="multilevel"/>
+    <w:tmpl w:val="51E41CA0"/>
+    <w:lvl w:ilvl="0">
+      <w:start w:val="1"/>
+      <w:numFmt w:val="bullet"/>
+      <w:lvlText w:val=""/>
+      <w:lvlJc w:val="left"/>
+      <w:pPr>
+        <w:tabs>
+          <w:tab w:val="num" w:pos="720"/>
+        </w:tabs>
+        <w:ind w:left="720" w:hanging="360"/>
+      </w:pPr>
+      <w:rPr>
+        <w:rFonts w:ascii="Symbol" w:hAnsi="Symbol" w:hint="default"/>
+        <w:sz w:val="20"/>
+      </w:rPr>
+    </w:lvl>
+    <w:lvl w:ilvl="1" w:tentative="1">
+      <w:start w:val="1"/>
+      <w:numFmt w:val="bullet"/>
+      <w:lvlText w:val="o"/>
+      <w:lvlJc w:val="left"/>
+      <w:pPr>
+        <w:tabs>
+          <w:tab w:val="num" w:pos="1440"/>
+        </w:tabs>
+        <w:ind w:left="1440" w:hanging="360"/>
+      </w:pPr>
+      <w:rPr>
+        <w:rFonts w:ascii="Courier New" w:hAnsi="Courier New" w:hint="default"/>
+        <w:sz w:val="20"/>
+      </w:rPr>
+    </w:lvl>
+    <w:lvl w:ilvl="2" w:tentative="1">
+      <w:start w:val="1"/>
+      <w:numFmt w:val="bullet"/>
+      <w:lvlText w:val=""/>
+      <w:lvlJc w:val="left"/>
+      <w:pPr>
+        <w:tabs>
+          <w:tab w:val="num" w:pos="2160"/>
+        </w:tabs>
+        <w:ind w:left="2160" w:hanging="360"/>
+      </w:pPr>
+      <w:rPr>
+        <w:rFonts w:ascii="Wingdings" w:hAnsi="Wingdings" w:hint="default"/>
+        <w:sz w:val="20"/>
+      </w:rPr>
+    </w:lvl>
+    <w:lvl w:ilvl="3" w:tentative="1">
+      <w:start w:val="1"/>
+      <w:numFmt w:val="bullet"/>
+      <w:lvlText w:val=""/>
+      <w:lvlJc w:val="left"/>
+      <w:pPr>
+        <w:tabs>
+          <w:tab w:val="num" w:pos="2880"/>
+        </w:tabs>
+        <w:ind w:left="2880" w:hanging="360"/>
+      </w:pPr>
+      <w:rPr>
+        <w:rFonts w:ascii="Wingdings" w:hAnsi="Wingdings" w:hint="default"/>
+        <w:sz w:val="20"/>
+      </w:rPr>
+    </w:lvl>
+    <w:lvl w:ilvl="4" w:tentative="1">
+      <w:start w:val="1"/>
+      <w:numFmt w:val="bullet"/>
+      <w:lvlText w:val=""/>
+      <w:lvlJc w:val="left"/>
+      <w:pPr>
+        <w:tabs>
+          <w:tab w:val="num" w:pos="3600"/>
+        </w:tabs>
+        <w:ind w:left="3600" w:hanging="360"/>
+      </w:pPr>
+      <w:rPr>
+        <w:rFonts w:ascii="Wingdings" w:hAnsi="Wingdings" w:hint="default"/>
+        <w:sz w:val="20"/>
+      </w:rPr>
+    </w:lvl>
+    <w:lvl w:ilvl="5" w:tentative="1">
+      <w:start w:val="1"/>
+      <w:numFmt w:val="bullet"/>
+      <w:lvlText w:val=""/>
+      <w:lvlJc w:val="left"/>
+      <w:pPr>
+        <w:tabs>
+          <w:tab w:val="num" w:pos="4320"/>
+        </w:tabs>
+        <w:ind w:left="4320" w:hanging="360"/>
+      </w:pPr>
+      <w:rPr>
+        <w:rFonts w:ascii="Wingdings" w:hAnsi="Wingdings" w:hint="default"/>
+        <w:sz w:val="20"/>
+      </w:rPr>
+    </w:lvl>
+    <w:lvl w:ilvl="6" w:tentative="1">
+      <w:start w:val="1"/>
+      <w:numFmt w:val="bullet"/>
+      <w:lvlText w:val=""/>
+      <w:lvlJc w:val="left"/>
+      <w:pPr>
+        <w:tabs>
+          <w:tab w:val="num" w:pos="5040"/>
+        </w:tabs>
+        <w:ind w:left="5040" w:hanging="360"/>
+      </w:pPr>
+      <w:rPr>
+        <w:rFonts w:ascii="Wingdings" w:hAnsi="Wingdings" w:hint="default"/>
+        <w:sz w:val="20"/>
+      </w:rPr>
+    </w:lvl>
+    <w:lvl w:ilvl="7" w:tentative="1">
+      <w:start w:val="1"/>
+      <w:numFmt w:val="bullet"/>
+      <w:lvlText w:val=""/>
+      <w:lvlJc w:val="left"/>
+      <w:pPr>
+        <w:tabs>
+          <w:tab w:val="num" w:pos="5760"/>
+        </w:tabs>
+        <w:ind w:left="5760" w:hanging="360"/>
+      </w:pPr>
+      <w:rPr>
+        <w:rFonts w:ascii="Wingdings" w:hAnsi="Wingdings" w:hint="default"/>
+        <w:sz w:val="20"/>
+      </w:rPr>
+    </w:lvl>
+    <w:lvl w:ilvl="8" w:tentative="1">
+      <w:start w:val="1"/>
+      <w:numFmt w:val="bullet"/>
+      <w:lvlText w:val=""/>
+      <w:lvlJc w:val="left"/>
+      <w:pPr>
+        <w:tabs>
+          <w:tab w:val="num" w:pos="6480"/>
+        </w:tabs>
+        <w:ind w:left="6480" w:hanging="360"/>
+      </w:pPr>
+      <w:rPr>
+        <w:rFonts w:ascii="Wingdings" w:hAnsi="Wingdings" w:hint="default"/>
+        <w:sz w:val="20"/>
+      </w:rPr>
+    </w:lvl>
+  </w:abstractNum>
+  <w:abstractNum w:abstractNumId="33" w15:restartNumberingAfterBreak="0">
+    <w:nsid w:val="450E7F9F"/>
+    <w:multiLevelType w:val="multilevel"/>
+    <w:tmpl w:val="8338A366"/>
+    <w:lvl w:ilvl="0">
+      <w:start w:val="1"/>
+      <w:numFmt w:val="bullet"/>
+      <w:lvlText w:val=""/>
+      <w:lvlJc w:val="left"/>
+      <w:pPr>
+        <w:tabs>
+          <w:tab w:val="num" w:pos="720"/>
+        </w:tabs>
+        <w:ind w:left="720" w:hanging="360"/>
+      </w:pPr>
+      <w:rPr>
+        <w:rFonts w:ascii="Symbol" w:hAnsi="Symbol" w:hint="default"/>
+        <w:sz w:val="20"/>
+      </w:rPr>
+    </w:lvl>
+    <w:lvl w:ilvl="1" w:tentative="1">
+      <w:start w:val="1"/>
+      <w:numFmt w:val="bullet"/>
+      <w:lvlText w:val="o"/>
+      <w:lvlJc w:val="left"/>
+      <w:pPr>
+        <w:tabs>
+          <w:tab w:val="num" w:pos="1440"/>
+        </w:tabs>
+        <w:ind w:left="1440" w:hanging="360"/>
+      </w:pPr>
+      <w:rPr>
+        <w:rFonts w:ascii="Courier New" w:hAnsi="Courier New" w:hint="default"/>
+        <w:sz w:val="20"/>
+      </w:rPr>
+    </w:lvl>
+    <w:lvl w:ilvl="2" w:tentative="1">
+      <w:start w:val="1"/>
+      <w:numFmt w:val="bullet"/>
+      <w:lvlText w:val=""/>
+      <w:lvlJc w:val="left"/>
+      <w:pPr>
+        <w:tabs>
+          <w:tab w:val="num" w:pos="2160"/>
+        </w:tabs>
+        <w:ind w:left="2160" w:hanging="360"/>
+      </w:pPr>
+      <w:rPr>
+        <w:rFonts w:ascii="Wingdings" w:hAnsi="Wingdings" w:hint="default"/>
+        <w:sz w:val="20"/>
+      </w:rPr>
+    </w:lvl>
+    <w:lvl w:ilvl="3" w:tentative="1">
+      <w:start w:val="1"/>
+      <w:numFmt w:val="bullet"/>
+      <w:lvlText w:val=""/>
+      <w:lvlJc w:val="left"/>
+      <w:pPr>
+        <w:tabs>
+          <w:tab w:val="num" w:pos="2880"/>
+        </w:tabs>
+        <w:ind w:left="2880" w:hanging="360"/>
+      </w:pPr>
+      <w:rPr>
+        <w:rFonts w:ascii="Wingdings" w:hAnsi="Wingdings" w:hint="default"/>
+        <w:sz w:val="20"/>
+      </w:rPr>
+    </w:lvl>
+    <w:lvl w:ilvl="4" w:tentative="1">
+      <w:start w:val="1"/>
+      <w:numFmt w:val="bullet"/>
+      <w:lvlText w:val=""/>
+      <w:lvlJc w:val="left"/>
+      <w:pPr>
+        <w:tabs>
+          <w:tab w:val="num" w:pos="3600"/>
+        </w:tabs>
+        <w:ind w:left="3600" w:hanging="360"/>
+      </w:pPr>
+      <w:rPr>
+        <w:rFonts w:ascii="Wingdings" w:hAnsi="Wingdings" w:hint="default"/>
+        <w:sz w:val="20"/>
+      </w:rPr>
+    </w:lvl>
+    <w:lvl w:ilvl="5" w:tentative="1">
+      <w:start w:val="1"/>
+      <w:numFmt w:val="bullet"/>
+      <w:lvlText w:val=""/>
+      <w:lvlJc w:val="left"/>
+      <w:pPr>
+        <w:tabs>
+          <w:tab w:val="num" w:pos="4320"/>
+        </w:tabs>
+        <w:ind w:left="4320" w:hanging="360"/>
+      </w:pPr>
+      <w:rPr>
+        <w:rFonts w:ascii="Wingdings" w:hAnsi="Wingdings" w:hint="default"/>
+        <w:sz w:val="20"/>
+      </w:rPr>
+    </w:lvl>
+    <w:lvl w:ilvl="6" w:tentative="1">
+      <w:start w:val="1"/>
+      <w:numFmt w:val="bullet"/>
+      <w:lvlText w:val=""/>
+      <w:lvlJc w:val="left"/>
+      <w:pPr>
+        <w:tabs>
+          <w:tab w:val="num" w:pos="5040"/>
+        </w:tabs>
+        <w:ind w:left="5040" w:hanging="360"/>
+      </w:pPr>
+      <w:rPr>
+        <w:rFonts w:ascii="Wingdings" w:hAnsi="Wingdings" w:hint="default"/>
+        <w:sz w:val="20"/>
+      </w:rPr>
+    </w:lvl>
+    <w:lvl w:ilvl="7" w:tentative="1">
+      <w:start w:val="1"/>
+      <w:numFmt w:val="bullet"/>
+      <w:lvlText w:val=""/>
+      <w:lvlJc w:val="left"/>
+      <w:pPr>
+        <w:tabs>
+          <w:tab w:val="num" w:pos="5760"/>
+        </w:tabs>
+        <w:ind w:left="5760" w:hanging="360"/>
+      </w:pPr>
+      <w:rPr>
+        <w:rFonts w:ascii="Wingdings" w:hAnsi="Wingdings" w:hint="default"/>
+        <w:sz w:val="20"/>
+      </w:rPr>
+    </w:lvl>
+    <w:lvl w:ilvl="8" w:tentative="1">
+      <w:start w:val="1"/>
+      <w:numFmt w:val="bullet"/>
+      <w:lvlText w:val=""/>
+      <w:lvlJc w:val="left"/>
+      <w:pPr>
+        <w:tabs>
+          <w:tab w:val="num" w:pos="6480"/>
+        </w:tabs>
+        <w:ind w:left="6480" w:hanging="360"/>
+      </w:pPr>
+      <w:rPr>
+        <w:rFonts w:ascii="Wingdings" w:hAnsi="Wingdings" w:hint="default"/>
+        <w:sz w:val="20"/>
+      </w:rPr>
+    </w:lvl>
+  </w:abstractNum>
+  <w:abstractNum w:abstractNumId="34" w15:restartNumberingAfterBreak="0">
+    <w:nsid w:val="4A55638F"/>
+    <w:multiLevelType w:val="hybridMultilevel"/>
+    <w:tmpl w:val="584A83DC"/>
+    <w:lvl w:ilvl="0" w:tplc="04100001">
+      <w:start w:val="1"/>
+      <w:numFmt w:val="bullet"/>
+      <w:lvlText w:val=""/>
+      <w:lvlJc w:val="left"/>
+      <w:pPr>
+        <w:ind w:left="720" w:hanging="360"/>
+      </w:pPr>
+      <w:rPr>
+        <w:rFonts w:ascii="Symbol" w:hAnsi="Symbol" w:hint="default"/>
+      </w:rPr>
+    </w:lvl>
+    <w:lvl w:ilvl="1" w:tplc="04100003" w:tentative="1">
+      <w:start w:val="1"/>
+      <w:numFmt w:val="bullet"/>
+      <w:lvlText w:val="o"/>
+      <w:lvlJc w:val="left"/>
+      <w:pPr>
+        <w:ind w:left="1440" w:hanging="360"/>
+      </w:pPr>
+      <w:rPr>
+        <w:rFonts w:ascii="Courier New" w:hAnsi="Courier New" w:cs="Courier New" w:hint="default"/>
+      </w:rPr>
+    </w:lvl>
+    <w:lvl w:ilvl="2" w:tplc="04100005" w:tentative="1">
+      <w:start w:val="1"/>
+      <w:numFmt w:val="bullet"/>
+      <w:lvlText w:val=""/>
+      <w:lvlJc w:val="left"/>
+      <w:pPr>
+        <w:ind w:left="2160" w:hanging="360"/>
+      </w:pPr>
+      <w:rPr>
+        <w:rFonts w:ascii="Wingdings" w:hAnsi="Wingdings" w:hint="default"/>
+      </w:rPr>
+    </w:lvl>
+    <w:lvl w:ilvl="3" w:tplc="04100001" w:tentative="1">
+      <w:start w:val="1"/>
+      <w:numFmt w:val="bullet"/>
+      <w:lvlText w:val=""/>
+      <w:lvlJc w:val="left"/>
+      <w:pPr>
+        <w:ind w:left="2880" w:hanging="360"/>
+      </w:pPr>
+      <w:rPr>
+        <w:rFonts w:ascii="Symbol" w:hAnsi="Symbol" w:hint="default"/>
+      </w:rPr>
+    </w:lvl>
+    <w:lvl w:ilvl="4" w:tplc="04100003" w:tentative="1">
+      <w:start w:val="1"/>
+      <w:numFmt w:val="bullet"/>
+      <w:lvlText w:val="o"/>
+      <w:lvlJc w:val="left"/>
+      <w:pPr>
+        <w:ind w:left="3600" w:hanging="360"/>
+      </w:pPr>
+      <w:rPr>
+        <w:rFonts w:ascii="Courier New" w:hAnsi="Courier New" w:cs="Courier New" w:hint="default"/>
+      </w:rPr>
+    </w:lvl>
+    <w:lvl w:ilvl="5" w:tplc="04100005" w:tentative="1">
+      <w:start w:val="1"/>
+      <w:numFmt w:val="bullet"/>
+      <w:lvlText w:val=""/>
+      <w:lvlJc w:val="left"/>
+      <w:pPr>
+        <w:ind w:left="4320" w:hanging="360"/>
+      </w:pPr>
+      <w:rPr>
+        <w:rFonts w:ascii="Wingdings" w:hAnsi="Wingdings" w:hint="default"/>
+      </w:rPr>
+    </w:lvl>
+    <w:lvl w:ilvl="6" w:tplc="04100001" w:tentative="1">
+      <w:start w:val="1"/>
+      <w:numFmt w:val="bullet"/>
+      <w:lvlText w:val=""/>
+      <w:lvlJc w:val="left"/>
+      <w:pPr>
+        <w:ind w:left="5040" w:hanging="360"/>
+      </w:pPr>
+      <w:rPr>
+        <w:rFonts w:ascii="Symbol" w:hAnsi="Symbol" w:hint="default"/>
+      </w:rPr>
+    </w:lvl>
+    <w:lvl w:ilvl="7" w:tplc="04100003" w:tentative="1">
+      <w:start w:val="1"/>
+      <w:numFmt w:val="bullet"/>
+      <w:lvlText w:val="o"/>
+      <w:lvlJc w:val="left"/>
+      <w:pPr>
+        <w:ind w:left="5760" w:hanging="360"/>
+      </w:pPr>
+      <w:rPr>
+        <w:rFonts w:ascii="Courier New" w:hAnsi="Courier New" w:cs="Courier New" w:hint="default"/>
+      </w:rPr>
+    </w:lvl>
+    <w:lvl w:ilvl="8" w:tplc="04100005" w:tentative="1">
+      <w:start w:val="1"/>
+      <w:numFmt w:val="bullet"/>
+      <w:lvlText w:val=""/>
+      <w:lvlJc w:val="left"/>
+      <w:pPr>
+        <w:ind w:left="6480" w:hanging="360"/>
+      </w:pPr>
+      <w:rPr>
+        <w:rFonts w:ascii="Wingdings" w:hAnsi="Wingdings" w:hint="default"/>
+      </w:rPr>
+    </w:lvl>
+  </w:abstractNum>
+  <w:abstractNum w:abstractNumId="35" w15:restartNumberingAfterBreak="0">
+    <w:nsid w:val="527466D7"/>
+    <w:multiLevelType w:val="hybridMultilevel"/>
+    <w:tmpl w:val="E98088B4"/>
+    <w:lvl w:ilvl="0" w:tplc="7AE05324">
+      <w:numFmt w:val="bullet"/>
+      <w:lvlText w:val="-"/>
+      <w:lvlJc w:val="left"/>
+      <w:pPr>
+        <w:ind w:left="720" w:hanging="360"/>
+      </w:pPr>
+      <w:rPr>
+        <w:rFonts w:ascii="Calibri" w:eastAsiaTheme="minorEastAsia" w:hAnsi="Calibri" w:cs="Calibri" w:hint="default"/>
+      </w:rPr>
+    </w:lvl>
+    <w:lvl w:ilvl="1" w:tplc="04100003" w:tentative="1">
+      <w:start w:val="1"/>
+      <w:numFmt w:val="bullet"/>
+      <w:lvlText w:val="o"/>
+      <w:lvlJc w:val="left"/>
+      <w:pPr>
+        <w:ind w:left="1440" w:hanging="360"/>
+      </w:pPr>
+      <w:rPr>
+        <w:rFonts w:ascii="Courier New" w:hAnsi="Courier New" w:cs="Courier New" w:hint="default"/>
+      </w:rPr>
+    </w:lvl>
+    <w:lvl w:ilvl="2" w:tplc="04100005" w:tentative="1">
+      <w:start w:val="1"/>
+      <w:numFmt w:val="bullet"/>
+      <w:lvlText w:val=""/>
+      <w:lvlJc w:val="left"/>
+      <w:pPr>
+        <w:ind w:left="2160" w:hanging="360"/>
+      </w:pPr>
+      <w:rPr>
+        <w:rFonts w:ascii="Wingdings" w:hAnsi="Wingdings" w:hint="default"/>
+      </w:rPr>
+    </w:lvl>
+    <w:lvl w:ilvl="3" w:tplc="04100001" w:tentative="1">
+      <w:start w:val="1"/>
+      <w:numFmt w:val="bullet"/>
+      <w:lvlText w:val=""/>
+      <w:lvlJc w:val="left"/>
+      <w:pPr>
+        <w:ind w:left="2880" w:hanging="360"/>
+      </w:pPr>
+      <w:rPr>
+        <w:rFonts w:ascii="Symbol" w:hAnsi="Symbol" w:hint="default"/>
+      </w:rPr>
+    </w:lvl>
+    <w:lvl w:ilvl="4" w:tplc="04100003" w:tentative="1">
+      <w:start w:val="1"/>
+      <w:numFmt w:val="bullet"/>
+      <w:lvlText w:val="o"/>
+      <w:lvlJc w:val="left"/>
+      <w:pPr>
+        <w:ind w:left="3600" w:hanging="360"/>
+      </w:pPr>
+      <w:rPr>
+        <w:rFonts w:ascii="Courier New" w:hAnsi="Courier New" w:cs="Courier New" w:hint="default"/>
+      </w:rPr>
+    </w:lvl>
+    <w:lvl w:ilvl="5" w:tplc="04100005" w:tentative="1">
+      <w:start w:val="1"/>
+      <w:numFmt w:val="bullet"/>
+      <w:lvlText w:val=""/>
+      <w:lvlJc w:val="left"/>
+      <w:pPr>
+        <w:ind w:left="4320" w:hanging="360"/>
+      </w:pPr>
+      <w:rPr>
+        <w:rFonts w:ascii="Wingdings" w:hAnsi="Wingdings" w:hint="default"/>
+      </w:rPr>
+    </w:lvl>
+    <w:lvl w:ilvl="6" w:tplc="04100001" w:tentative="1">
+      <w:start w:val="1"/>
+      <w:numFmt w:val="bullet"/>
+      <w:lvlText w:val=""/>
+      <w:lvlJc w:val="left"/>
+      <w:pPr>
+        <w:ind w:left="5040" w:hanging="360"/>
+      </w:pPr>
+      <w:rPr>
+        <w:rFonts w:ascii="Symbol" w:hAnsi="Symbol" w:hint="default"/>
+      </w:rPr>
+    </w:lvl>
+    <w:lvl w:ilvl="7" w:tplc="04100003" w:tentative="1">
+      <w:start w:val="1"/>
+      <w:numFmt w:val="bullet"/>
+      <w:lvlText w:val="o"/>
+      <w:lvlJc w:val="left"/>
+      <w:pPr>
+        <w:ind w:left="5760" w:hanging="360"/>
+      </w:pPr>
+      <w:rPr>
+        <w:rFonts w:ascii="Courier New" w:hAnsi="Courier New" w:cs="Courier New" w:hint="default"/>
+      </w:rPr>
+    </w:lvl>
+    <w:lvl w:ilvl="8" w:tplc="04100005" w:tentative="1">
+      <w:start w:val="1"/>
+      <w:numFmt w:val="bullet"/>
+      <w:lvlText w:val=""/>
+      <w:lvlJc w:val="left"/>
+      <w:pPr>
+        <w:ind w:left="6480" w:hanging="360"/>
+      </w:pPr>
+      <w:rPr>
+        <w:rFonts w:ascii="Wingdings" w:hAnsi="Wingdings" w:hint="default"/>
+      </w:rPr>
+    </w:lvl>
+  </w:abstractNum>
+  <w:abstractNum w:abstractNumId="36" w15:restartNumberingAfterBreak="0">
+    <w:nsid w:val="54B02D94"/>
+    <w:multiLevelType w:val="hybridMultilevel"/>
+    <w:tmpl w:val="8E62EA42"/>
+    <w:lvl w:ilvl="0" w:tplc="04100001">
+      <w:start w:val="1"/>
+      <w:numFmt w:val="bullet"/>
+      <w:lvlText w:val=""/>
+      <w:lvlJc w:val="left"/>
+      <w:pPr>
+        <w:ind w:left="720" w:hanging="360"/>
+      </w:pPr>
+      <w:rPr>
+        <w:rFonts w:ascii="Symbol" w:hAnsi="Symbol" w:hint="default"/>
+      </w:rPr>
+    </w:lvl>
+    <w:lvl w:ilvl="1" w:tplc="A588E568">
+      <w:numFmt w:val="bullet"/>
+      <w:lvlText w:val="-"/>
+      <w:lvlJc w:val="left"/>
+      <w:pPr>
+        <w:ind w:left="1440" w:hanging="360"/>
+      </w:pPr>
+      <w:rPr>
+        <w:rFonts w:ascii="Calibri" w:eastAsiaTheme="minorEastAsia" w:hAnsi="Calibri" w:cs="Calibri" w:hint="default"/>
+      </w:rPr>
+    </w:lvl>
+    <w:lvl w:ilvl="2" w:tplc="04100005" w:tentative="1">
+      <w:start w:val="1"/>
+      <w:numFmt w:val="bullet"/>
+      <w:lvlText w:val=""/>
+      <w:lvlJc w:val="left"/>
+      <w:pPr>
+        <w:ind w:left="2160" w:hanging="360"/>
+      </w:pPr>
+      <w:rPr>
+        <w:rFonts w:ascii="Wingdings" w:hAnsi="Wingdings" w:hint="default"/>
+      </w:rPr>
+    </w:lvl>
+    <w:lvl w:ilvl="3" w:tplc="04100001" w:tentative="1">
+      <w:start w:val="1"/>
+      <w:numFmt w:val="bullet"/>
+      <w:lvlText w:val=""/>
+      <w:lvlJc w:val="left"/>
+      <w:pPr>
+        <w:ind w:left="2880" w:hanging="360"/>
+      </w:pPr>
+      <w:rPr>
+        <w:rFonts w:ascii="Symbol" w:hAnsi="Symbol" w:hint="default"/>
+      </w:rPr>
+    </w:lvl>
+    <w:lvl w:ilvl="4" w:tplc="04100003" w:tentative="1">
+      <w:start w:val="1"/>
+      <w:numFmt w:val="bullet"/>
+      <w:lvlText w:val="o"/>
+      <w:lvlJc w:val="left"/>
+      <w:pPr>
+        <w:ind w:left="3600" w:hanging="360"/>
+      </w:pPr>
+      <w:rPr>
+        <w:rFonts w:ascii="Courier New" w:hAnsi="Courier New" w:cs="Courier New" w:hint="default"/>
+      </w:rPr>
+    </w:lvl>
+    <w:lvl w:ilvl="5" w:tplc="04100005" w:tentative="1">
+      <w:start w:val="1"/>
+      <w:numFmt w:val="bullet"/>
+      <w:lvlText w:val=""/>
+      <w:lvlJc w:val="left"/>
+      <w:pPr>
+        <w:ind w:left="4320" w:hanging="360"/>
+      </w:pPr>
+      <w:rPr>
+        <w:rFonts w:ascii="Wingdings" w:hAnsi="Wingdings" w:hint="default"/>
+      </w:rPr>
+    </w:lvl>
+    <w:lvl w:ilvl="6" w:tplc="04100001" w:tentative="1">
+      <w:start w:val="1"/>
+      <w:numFmt w:val="bullet"/>
+      <w:lvlText w:val=""/>
+      <w:lvlJc w:val="left"/>
+      <w:pPr>
+        <w:ind w:left="5040" w:hanging="360"/>
+      </w:pPr>
+      <w:rPr>
+        <w:rFonts w:ascii="Symbol" w:hAnsi="Symbol" w:hint="default"/>
+      </w:rPr>
+    </w:lvl>
+    <w:lvl w:ilvl="7" w:tplc="04100003" w:tentative="1">
+      <w:start w:val="1"/>
+      <w:numFmt w:val="bullet"/>
+      <w:lvlText w:val="o"/>
+      <w:lvlJc w:val="left"/>
+      <w:pPr>
+        <w:ind w:left="5760" w:hanging="360"/>
+      </w:pPr>
+      <w:rPr>
+        <w:rFonts w:ascii="Courier New" w:hAnsi="Courier New" w:cs="Courier New" w:hint="default"/>
+      </w:rPr>
+    </w:lvl>
+    <w:lvl w:ilvl="8" w:tplc="04100005" w:tentative="1">
+      <w:start w:val="1"/>
+      <w:numFmt w:val="bullet"/>
+      <w:lvlText w:val=""/>
+      <w:lvlJc w:val="left"/>
+      <w:pPr>
+        <w:ind w:left="6480" w:hanging="360"/>
+      </w:pPr>
+      <w:rPr>
+        <w:rFonts w:ascii="Wingdings" w:hAnsi="Wingdings" w:hint="default"/>
+      </w:rPr>
+    </w:lvl>
+  </w:abstractNum>
+  <w:abstractNum w:abstractNumId="37" w15:restartNumberingAfterBreak="0">
+    <w:nsid w:val="551135B8"/>
+    <w:multiLevelType w:val="hybridMultilevel"/>
+    <w:tmpl w:val="3D8A51B2"/>
+    <w:lvl w:ilvl="0" w:tplc="04100001">
+      <w:start w:val="1"/>
+      <w:numFmt w:val="bullet"/>
+      <w:lvlText w:val=""/>
+      <w:lvlJc w:val="left"/>
+      <w:pPr>
+        <w:ind w:left="720" w:hanging="360"/>
+      </w:pPr>
+      <w:rPr>
+        <w:rFonts w:ascii="Symbol" w:hAnsi="Symbol" w:hint="default"/>
+      </w:rPr>
+    </w:lvl>
+    <w:lvl w:ilvl="1" w:tplc="04100003" w:tentative="1">
+      <w:start w:val="1"/>
+      <w:numFmt w:val="bullet"/>
+      <w:lvlText w:val="o"/>
+      <w:lvlJc w:val="left"/>
+      <w:pPr>
+        <w:ind w:left="1440" w:hanging="360"/>
+      </w:pPr>
+      <w:rPr>
+        <w:rFonts w:ascii="Courier New" w:hAnsi="Courier New" w:cs="Courier New" w:hint="default"/>
+      </w:rPr>
+    </w:lvl>
+    <w:lvl w:ilvl="2" w:tplc="04100005" w:tentative="1">
+      <w:start w:val="1"/>
+      <w:numFmt w:val="bullet"/>
+      <w:lvlText w:val=""/>
+      <w:lvlJc w:val="left"/>
+      <w:pPr>
+        <w:ind w:left="2160" w:hanging="360"/>
+      </w:pPr>
+      <w:rPr>
+        <w:rFonts w:ascii="Wingdings" w:hAnsi="Wingdings" w:hint="default"/>
+      </w:rPr>
+    </w:lvl>
+    <w:lvl w:ilvl="3" w:tplc="04100001" w:tentative="1">
+      <w:start w:val="1"/>
+      <w:numFmt w:val="bullet"/>
+      <w:lvlText w:val=""/>
+      <w:lvlJc w:val="left"/>
+      <w:pPr>
+        <w:ind w:left="2880" w:hanging="360"/>
+      </w:pPr>
+      <w:rPr>
+        <w:rFonts w:ascii="Symbol" w:hAnsi="Symbol" w:hint="default"/>
+      </w:rPr>
+    </w:lvl>
+    <w:lvl w:ilvl="4" w:tplc="04100003" w:tentative="1">
+      <w:start w:val="1"/>
+      <w:numFmt w:val="bullet"/>
+      <w:lvlText w:val="o"/>
+      <w:lvlJc w:val="left"/>
+      <w:pPr>
+        <w:ind w:left="3600" w:hanging="360"/>
+      </w:pPr>
+      <w:rPr>
+        <w:rFonts w:ascii="Courier New" w:hAnsi="Courier New" w:cs="Courier New" w:hint="default"/>
+      </w:rPr>
+    </w:lvl>
+    <w:lvl w:ilvl="5" w:tplc="04100005" w:tentative="1">
+      <w:start w:val="1"/>
+      <w:numFmt w:val="bullet"/>
+      <w:lvlText w:val=""/>
+      <w:lvlJc w:val="left"/>
+      <w:pPr>
+        <w:ind w:left="4320" w:hanging="360"/>
+      </w:pPr>
+      <w:rPr>
+        <w:rFonts w:ascii="Wingdings" w:hAnsi="Wingdings" w:hint="default"/>
+      </w:rPr>
+    </w:lvl>
+    <w:lvl w:ilvl="6" w:tplc="04100001" w:tentative="1">
+      <w:start w:val="1"/>
+      <w:numFmt w:val="bullet"/>
+      <w:lvlText w:val=""/>
+      <w:lvlJc w:val="left"/>
+      <w:pPr>
+        <w:ind w:left="5040" w:hanging="360"/>
+      </w:pPr>
+      <w:rPr>
+        <w:rFonts w:ascii="Symbol" w:hAnsi="Symbol" w:hint="default"/>
+      </w:rPr>
+    </w:lvl>
+    <w:lvl w:ilvl="7" w:tplc="04100003" w:tentative="1">
+      <w:start w:val="1"/>
+      <w:numFmt w:val="bullet"/>
+      <w:lvlText w:val="o"/>
+      <w:lvlJc w:val="left"/>
+      <w:pPr>
+        <w:ind w:left="5760" w:hanging="360"/>
+      </w:pPr>
+      <w:rPr>
+        <w:rFonts w:ascii="Courier New" w:hAnsi="Courier New" w:cs="Courier New" w:hint="default"/>
+      </w:rPr>
+    </w:lvl>
+    <w:lvl w:ilvl="8" w:tplc="04100005" w:tentative="1">
+      <w:start w:val="1"/>
+      <w:numFmt w:val="bullet"/>
+      <w:lvlText w:val=""/>
+      <w:lvlJc w:val="left"/>
+      <w:pPr>
+        <w:ind w:left="6480" w:hanging="360"/>
+      </w:pPr>
+      <w:rPr>
+        <w:rFonts w:ascii="Wingdings" w:hAnsi="Wingdings" w:hint="default"/>
+      </w:rPr>
+    </w:lvl>
+  </w:abstractNum>
+  <w:abstractNum w:abstractNumId="38" w15:restartNumberingAfterBreak="0">
+    <w:nsid w:val="57E0043E"/>
+    <w:multiLevelType w:val="hybridMultilevel"/>
+    <w:tmpl w:val="E65615D4"/>
+    <w:lvl w:ilvl="0" w:tplc="04100001">
+      <w:start w:val="1"/>
+      <w:numFmt w:val="bullet"/>
+      <w:lvlText w:val=""/>
+      <w:lvlJc w:val="left"/>
+      <w:pPr>
+        <w:ind w:left="1440" w:hanging="360"/>
+      </w:pPr>
+      <w:rPr>
+        <w:rFonts w:ascii="Symbol" w:hAnsi="Symbol" w:hint="default"/>
+      </w:rPr>
+    </w:lvl>
+    <w:lvl w:ilvl="1" w:tplc="04100003" w:tentative="1">
+      <w:start w:val="1"/>
+      <w:numFmt w:val="bullet"/>
+      <w:lvlText w:val="o"/>
+      <w:lvlJc w:val="left"/>
+      <w:pPr>
+        <w:ind w:left="2160" w:hanging="360"/>
+      </w:pPr>
+      <w:rPr>
+        <w:rFonts w:ascii="Courier New" w:hAnsi="Courier New" w:cs="Courier New" w:hint="default"/>
+      </w:rPr>
+    </w:lvl>
+    <w:lvl w:ilvl="2" w:tplc="04100005" w:tentative="1">
+      <w:start w:val="1"/>
+      <w:numFmt w:val="bullet"/>
+      <w:lvlText w:val=""/>
+      <w:lvlJc w:val="left"/>
+      <w:pPr>
+        <w:ind w:left="2880" w:hanging="360"/>
+      </w:pPr>
+      <w:rPr>
+        <w:rFonts w:ascii="Wingdings" w:hAnsi="Wingdings" w:hint="default"/>
+      </w:rPr>
+    </w:lvl>
+    <w:lvl w:ilvl="3" w:tplc="04100001" w:tentative="1">
+      <w:start w:val="1"/>
+      <w:numFmt w:val="bullet"/>
+      <w:lvlText w:val=""/>
+      <w:lvlJc w:val="left"/>
+      <w:pPr>
+        <w:ind w:left="3600" w:hanging="360"/>
+      </w:pPr>
+      <w:rPr>
+        <w:rFonts w:ascii="Symbol" w:hAnsi="Symbol" w:hint="default"/>
+      </w:rPr>
+    </w:lvl>
+    <w:lvl w:ilvl="4" w:tplc="04100003" w:tentative="1">
+      <w:start w:val="1"/>
+      <w:numFmt w:val="bullet"/>
+      <w:lvlText w:val="o"/>
+      <w:lvlJc w:val="left"/>
+      <w:pPr>
+        <w:ind w:left="4320" w:hanging="360"/>
+      </w:pPr>
+      <w:rPr>
+        <w:rFonts w:ascii="Courier New" w:hAnsi="Courier New" w:cs="Courier New" w:hint="default"/>
+      </w:rPr>
+    </w:lvl>
+    <w:lvl w:ilvl="5" w:tplc="04100005" w:tentative="1">
+      <w:start w:val="1"/>
+      <w:numFmt w:val="bullet"/>
+      <w:lvlText w:val=""/>
+      <w:lvlJc w:val="left"/>
+      <w:pPr>
+        <w:ind w:left="5040" w:hanging="360"/>
+      </w:pPr>
+      <w:rPr>
+        <w:rFonts w:ascii="Wingdings" w:hAnsi="Wingdings" w:hint="default"/>
+      </w:rPr>
+    </w:lvl>
+    <w:lvl w:ilvl="6" w:tplc="04100001" w:tentative="1">
+      <w:start w:val="1"/>
+      <w:numFmt w:val="bullet"/>
+      <w:lvlText w:val=""/>
+      <w:lvlJc w:val="left"/>
+      <w:pPr>
+        <w:ind w:left="5760" w:hanging="360"/>
+      </w:pPr>
+      <w:rPr>
+        <w:rFonts w:ascii="Symbol" w:hAnsi="Symbol" w:hint="default"/>
+      </w:rPr>
+    </w:lvl>
+    <w:lvl w:ilvl="7" w:tplc="04100003" w:tentative="1">
+      <w:start w:val="1"/>
+      <w:numFmt w:val="bullet"/>
+      <w:lvlText w:val="o"/>
+      <w:lvlJc w:val="left"/>
+      <w:pPr>
+        <w:ind w:left="6480" w:hanging="360"/>
+      </w:pPr>
+      <w:rPr>
+        <w:rFonts w:ascii="Courier New" w:hAnsi="Courier New" w:cs="Courier New" w:hint="default"/>
+      </w:rPr>
+    </w:lvl>
+    <w:lvl w:ilvl="8" w:tplc="04100005" w:tentative="1">
+      <w:start w:val="1"/>
+      <w:numFmt w:val="bullet"/>
+      <w:lvlText w:val=""/>
+      <w:lvlJc w:val="left"/>
+      <w:pPr>
+        <w:ind w:left="7200" w:hanging="360"/>
+      </w:pPr>
+      <w:rPr>
+        <w:rFonts w:ascii="Wingdings" w:hAnsi="Wingdings" w:hint="default"/>
+      </w:rPr>
+    </w:lvl>
+  </w:abstractNum>
+  <w:abstractNum w:abstractNumId="39" w15:restartNumberingAfterBreak="0">
+    <w:nsid w:val="5EA363C8"/>
+    <w:multiLevelType w:val="hybridMultilevel"/>
+    <w:tmpl w:val="6BD2C978"/>
+    <w:lvl w:ilvl="0" w:tplc="04100001">
+      <w:start w:val="1"/>
+      <w:numFmt w:val="bullet"/>
+      <w:lvlText w:val=""/>
+      <w:lvlJc w:val="left"/>
+      <w:pPr>
+        <w:ind w:left="720" w:hanging="360"/>
+      </w:pPr>
+      <w:rPr>
+        <w:rFonts w:ascii="Symbol" w:hAnsi="Symbol" w:hint="default"/>
+      </w:rPr>
+    </w:lvl>
+    <w:lvl w:ilvl="1" w:tplc="04100003" w:tentative="1">
+      <w:start w:val="1"/>
+      <w:numFmt w:val="bullet"/>
+      <w:lvlText w:val="o"/>
+      <w:lvlJc w:val="left"/>
+      <w:pPr>
+        <w:ind w:left="1440" w:hanging="360"/>
+      </w:pPr>
+      <w:rPr>
+        <w:rFonts w:ascii="Courier New" w:hAnsi="Courier New" w:cs="Courier New" w:hint="default"/>
+      </w:rPr>
+    </w:lvl>
+    <w:lvl w:ilvl="2" w:tplc="04100005" w:tentative="1">
+      <w:start w:val="1"/>
+      <w:numFmt w:val="bullet"/>
+      <w:lvlText w:val=""/>
+      <w:lvlJc w:val="left"/>
+      <w:pPr>
+        <w:ind w:left="2160" w:hanging="360"/>
+      </w:pPr>
+      <w:rPr>
+        <w:rFonts w:ascii="Wingdings" w:hAnsi="Wingdings" w:hint="default"/>
+      </w:rPr>
+    </w:lvl>
+    <w:lvl w:ilvl="3" w:tplc="04100001" w:tentative="1">
+      <w:start w:val="1"/>
+      <w:numFmt w:val="bullet"/>
+      <w:lvlText w:val=""/>
+      <w:lvlJc w:val="left"/>
+      <w:pPr>
+        <w:ind w:left="2880" w:hanging="360"/>
+      </w:pPr>
+      <w:rPr>
+        <w:rFonts w:ascii="Symbol" w:hAnsi="Symbol" w:hint="default"/>
+      </w:rPr>
+    </w:lvl>
+    <w:lvl w:ilvl="4" w:tplc="04100003" w:tentative="1">
+      <w:start w:val="1"/>
+      <w:numFmt w:val="bullet"/>
+      <w:lvlText w:val="o"/>
+      <w:lvlJc w:val="left"/>
+      <w:pPr>
+        <w:ind w:left="3600" w:hanging="360"/>
+      </w:pPr>
+      <w:rPr>
+        <w:rFonts w:ascii="Courier New" w:hAnsi="Courier New" w:cs="Courier New" w:hint="default"/>
+      </w:rPr>
+    </w:lvl>
+    <w:lvl w:ilvl="5" w:tplc="04100005" w:tentative="1">
+      <w:start w:val="1"/>
+      <w:numFmt w:val="bullet"/>
+      <w:lvlText w:val=""/>
+      <w:lvlJc w:val="left"/>
+      <w:pPr>
+        <w:ind w:left="4320" w:hanging="360"/>
+      </w:pPr>
+      <w:rPr>
+        <w:rFonts w:ascii="Wingdings" w:hAnsi="Wingdings" w:hint="default"/>
+      </w:rPr>
+    </w:lvl>
+    <w:lvl w:ilvl="6" w:tplc="04100001" w:tentative="1">
+      <w:start w:val="1"/>
+      <w:numFmt w:val="bullet"/>
+      <w:lvlText w:val=""/>
+      <w:lvlJc w:val="left"/>
+      <w:pPr>
+        <w:ind w:left="5040" w:hanging="360"/>
+      </w:pPr>
+      <w:rPr>
+        <w:rFonts w:ascii="Symbol" w:hAnsi="Symbol" w:hint="default"/>
+      </w:rPr>
+    </w:lvl>
+    <w:lvl w:ilvl="7" w:tplc="04100003" w:tentative="1">
+      <w:start w:val="1"/>
+      <w:numFmt w:val="bullet"/>
+      <w:lvlText w:val="o"/>
+      <w:lvlJc w:val="left"/>
+      <w:pPr>
+        <w:ind w:left="5760" w:hanging="360"/>
+      </w:pPr>
+      <w:rPr>
+        <w:rFonts w:ascii="Courier New" w:hAnsi="Courier New" w:cs="Courier New" w:hint="default"/>
+      </w:rPr>
+    </w:lvl>
+    <w:lvl w:ilvl="8" w:tplc="04100005" w:tentative="1">
+      <w:start w:val="1"/>
+      <w:numFmt w:val="bullet"/>
+      <w:lvlText w:val=""/>
+      <w:lvlJc w:val="left"/>
+      <w:pPr>
+        <w:ind w:left="6480" w:hanging="360"/>
+      </w:pPr>
+      <w:rPr>
+        <w:rFonts w:ascii="Wingdings" w:hAnsi="Wingdings" w:hint="default"/>
+      </w:rPr>
+    </w:lvl>
+  </w:abstractNum>
+  <w:abstractNum w:abstractNumId="40" w15:restartNumberingAfterBreak="0">
+    <w:nsid w:val="663A193C"/>
+    <w:multiLevelType w:val="multilevel"/>
+    <w:tmpl w:val="A838E46C"/>
+    <w:lvl w:ilvl="0">
+      <w:start w:val="1"/>
+      <w:numFmt w:val="bullet"/>
+      <w:lvlText w:val=""/>
+      <w:lvlJc w:val="left"/>
+      <w:pPr>
+        <w:tabs>
+          <w:tab w:val="num" w:pos="720"/>
+        </w:tabs>
+        <w:ind w:left="720" w:hanging="360"/>
+      </w:pPr>
+      <w:rPr>
+        <w:rFonts w:ascii="Symbol" w:hAnsi="Symbol" w:hint="default"/>
+        <w:sz w:val="20"/>
+      </w:rPr>
+    </w:lvl>
+    <w:lvl w:ilvl="1" w:tentative="1">
+      <w:start w:val="1"/>
+      <w:numFmt w:val="bullet"/>
+      <w:lvlText w:val="o"/>
+      <w:lvlJc w:val="left"/>
+      <w:pPr>
+        <w:tabs>
+          <w:tab w:val="num" w:pos="1440"/>
+        </w:tabs>
+        <w:ind w:left="1440" w:hanging="360"/>
+      </w:pPr>
+      <w:rPr>
+        <w:rFonts w:ascii="Courier New" w:hAnsi="Courier New" w:hint="default"/>
+        <w:sz w:val="20"/>
+      </w:rPr>
+    </w:lvl>
+    <w:lvl w:ilvl="2" w:tentative="1">
+      <w:start w:val="1"/>
+      <w:numFmt w:val="bullet"/>
+      <w:lvlText w:val=""/>
+      <w:lvlJc w:val="left"/>
+      <w:pPr>
+        <w:tabs>
+          <w:tab w:val="num" w:pos="2160"/>
+        </w:tabs>
+        <w:ind w:left="2160" w:hanging="360"/>
+      </w:pPr>
+      <w:rPr>
+        <w:rFonts w:ascii="Wingdings" w:hAnsi="Wingdings" w:hint="default"/>
+        <w:sz w:val="20"/>
+      </w:rPr>
+    </w:lvl>
+    <w:lvl w:ilvl="3" w:tentative="1">
+      <w:start w:val="1"/>
+      <w:numFmt w:val="bullet"/>
+      <w:lvlText w:val=""/>
+      <w:lvlJc w:val="left"/>
+      <w:pPr>
+        <w:tabs>
+          <w:tab w:val="num" w:pos="2880"/>
+        </w:tabs>
+        <w:ind w:left="2880" w:hanging="360"/>
+      </w:pPr>
+      <w:rPr>
+        <w:rFonts w:ascii="Wingdings" w:hAnsi="Wingdings" w:hint="default"/>
+        <w:sz w:val="20"/>
+      </w:rPr>
+    </w:lvl>
+    <w:lvl w:ilvl="4" w:tentative="1">
+      <w:start w:val="1"/>
+      <w:numFmt w:val="bullet"/>
+      <w:lvlText w:val=""/>
+      <w:lvlJc w:val="left"/>
+      <w:pPr>
+        <w:tabs>
+          <w:tab w:val="num" w:pos="3600"/>
+        </w:tabs>
+        <w:ind w:left="3600" w:hanging="360"/>
+      </w:pPr>
+      <w:rPr>
+        <w:rFonts w:ascii="Wingdings" w:hAnsi="Wingdings" w:hint="default"/>
+        <w:sz w:val="20"/>
+      </w:rPr>
+    </w:lvl>
+    <w:lvl w:ilvl="5" w:tentative="1">
+      <w:start w:val="1"/>
+      <w:numFmt w:val="bullet"/>
+      <w:lvlText w:val=""/>
+      <w:lvlJc w:val="left"/>
+      <w:pPr>
+        <w:tabs>
+          <w:tab w:val="num" w:pos="4320"/>
+        </w:tabs>
+        <w:ind w:left="4320" w:hanging="360"/>
+      </w:pPr>
+      <w:rPr>
+        <w:rFonts w:ascii="Wingdings" w:hAnsi="Wingdings" w:hint="default"/>
+        <w:sz w:val="20"/>
+      </w:rPr>
+    </w:lvl>
+    <w:lvl w:ilvl="6" w:tentative="1">
+      <w:start w:val="1"/>
+      <w:numFmt w:val="bullet"/>
+      <w:lvlText w:val=""/>
+      <w:lvlJc w:val="left"/>
+      <w:pPr>
+        <w:tabs>
+          <w:tab w:val="num" w:pos="5040"/>
+        </w:tabs>
+        <w:ind w:left="5040" w:hanging="360"/>
+      </w:pPr>
+      <w:rPr>
+        <w:rFonts w:ascii="Wingdings" w:hAnsi="Wingdings" w:hint="default"/>
+        <w:sz w:val="20"/>
+      </w:rPr>
+    </w:lvl>
+    <w:lvl w:ilvl="7" w:tentative="1">
+      <w:start w:val="1"/>
+      <w:numFmt w:val="bullet"/>
+      <w:lvlText w:val=""/>
+      <w:lvlJc w:val="left"/>
+      <w:pPr>
+        <w:tabs>
+          <w:tab w:val="num" w:pos="5760"/>
+        </w:tabs>
+        <w:ind w:left="5760" w:hanging="360"/>
+      </w:pPr>
+      <w:rPr>
+        <w:rFonts w:ascii="Wingdings" w:hAnsi="Wingdings" w:hint="default"/>
+        <w:sz w:val="20"/>
+      </w:rPr>
+    </w:lvl>
+    <w:lvl w:ilvl="8" w:tentative="1">
+      <w:start w:val="1"/>
+      <w:numFmt w:val="bullet"/>
+      <w:lvlText w:val=""/>
+      <w:lvlJc w:val="left"/>
+      <w:pPr>
+        <w:tabs>
+          <w:tab w:val="num" w:pos="6480"/>
+        </w:tabs>
+        <w:ind w:left="6480" w:hanging="360"/>
+      </w:pPr>
+      <w:rPr>
+        <w:rFonts w:ascii="Wingdings" w:hAnsi="Wingdings" w:hint="default"/>
+        <w:sz w:val="20"/>
+      </w:rPr>
+    </w:lvl>
+  </w:abstractNum>
+  <w:abstractNum w:abstractNumId="41" w15:restartNumberingAfterBreak="0">
+    <w:nsid w:val="6A340DA0"/>
+    <w:multiLevelType w:val="hybridMultilevel"/>
+    <w:tmpl w:val="BE36A436"/>
+    <w:lvl w:ilvl="0" w:tplc="04100001">
+      <w:start w:val="1"/>
+      <w:numFmt w:val="bullet"/>
+      <w:lvlText w:val=""/>
+      <w:lvlJc w:val="left"/>
+      <w:pPr>
+        <w:ind w:left="720" w:hanging="360"/>
+      </w:pPr>
+      <w:rPr>
+        <w:rFonts w:ascii="Symbol" w:hAnsi="Symbol" w:hint="default"/>
+      </w:rPr>
+    </w:lvl>
+    <w:lvl w:ilvl="1" w:tplc="04100003" w:tentative="1">
+      <w:start w:val="1"/>
+      <w:numFmt w:val="bullet"/>
+      <w:lvlText w:val="o"/>
+      <w:lvlJc w:val="left"/>
+      <w:pPr>
+        <w:ind w:left="1440" w:hanging="360"/>
+      </w:pPr>
+      <w:rPr>
+        <w:rFonts w:ascii="Courier New" w:hAnsi="Courier New" w:cs="Courier New" w:hint="default"/>
+      </w:rPr>
+    </w:lvl>
+    <w:lvl w:ilvl="2" w:tplc="04100005" w:tentative="1">
+      <w:start w:val="1"/>
+      <w:numFmt w:val="bullet"/>
+      <w:lvlText w:val=""/>
+      <w:lvlJc w:val="left"/>
+      <w:pPr>
+        <w:ind w:left="2160" w:hanging="360"/>
+      </w:pPr>
+      <w:rPr>
+        <w:rFonts w:ascii="Wingdings" w:hAnsi="Wingdings" w:hint="default"/>
+      </w:rPr>
+    </w:lvl>
+    <w:lvl w:ilvl="3" w:tplc="04100001" w:tentative="1">
+      <w:start w:val="1"/>
+      <w:numFmt w:val="bullet"/>
+      <w:lvlText w:val=""/>
+      <w:lvlJc w:val="left"/>
+      <w:pPr>
+        <w:ind w:left="2880" w:hanging="360"/>
+      </w:pPr>
+      <w:rPr>
+        <w:rFonts w:ascii="Symbol" w:hAnsi="Symbol" w:hint="default"/>
+      </w:rPr>
+    </w:lvl>
+    <w:lvl w:ilvl="4" w:tplc="04100003" w:tentative="1">
+      <w:start w:val="1"/>
+      <w:numFmt w:val="bullet"/>
+      <w:lvlText w:val="o"/>
+      <w:lvlJc w:val="left"/>
+      <w:pPr>
+        <w:ind w:left="3600" w:hanging="360"/>
+      </w:pPr>
+      <w:rPr>
+        <w:rFonts w:ascii="Courier New" w:hAnsi="Courier New" w:cs="Courier New" w:hint="default"/>
+      </w:rPr>
+    </w:lvl>
+    <w:lvl w:ilvl="5" w:tplc="04100005" w:tentative="1">
+      <w:start w:val="1"/>
+      <w:numFmt w:val="bullet"/>
+      <w:lvlText w:val=""/>
+      <w:lvlJc w:val="left"/>
+      <w:pPr>
+        <w:ind w:left="4320" w:hanging="360"/>
+      </w:pPr>
+      <w:rPr>
+        <w:rFonts w:ascii="Wingdings" w:hAnsi="Wingdings" w:hint="default"/>
+      </w:rPr>
+    </w:lvl>
+    <w:lvl w:ilvl="6" w:tplc="04100001" w:tentative="1">
+      <w:start w:val="1"/>
+      <w:numFmt w:val="bullet"/>
+      <w:lvlText w:val=""/>
+      <w:lvlJc w:val="left"/>
+      <w:pPr>
+        <w:ind w:left="5040" w:hanging="360"/>
+      </w:pPr>
+      <w:rPr>
+        <w:rFonts w:ascii="Symbol" w:hAnsi="Symbol" w:hint="default"/>
+      </w:rPr>
+    </w:lvl>
+    <w:lvl w:ilvl="7" w:tplc="04100003" w:tentative="1">
+      <w:start w:val="1"/>
+      <w:numFmt w:val="bullet"/>
+      <w:lvlText w:val="o"/>
+      <w:lvlJc w:val="left"/>
+      <w:pPr>
+        <w:ind w:left="5760" w:hanging="360"/>
+      </w:pPr>
+      <w:rPr>
+        <w:rFonts w:ascii="Courier New" w:hAnsi="Courier New" w:cs="Courier New" w:hint="default"/>
+      </w:rPr>
+    </w:lvl>
+    <w:lvl w:ilvl="8" w:tplc="04100005" w:tentative="1">
+      <w:start w:val="1"/>
+      <w:numFmt w:val="bullet"/>
+      <w:lvlText w:val=""/>
+      <w:lvlJc w:val="left"/>
+      <w:pPr>
+        <w:ind w:left="6480" w:hanging="360"/>
+      </w:pPr>
+      <w:rPr>
+        <w:rFonts w:ascii="Wingdings" w:hAnsi="Wingdings" w:hint="default"/>
+      </w:rPr>
+    </w:lvl>
+  </w:abstractNum>
+  <w:abstractNum w:abstractNumId="42" w15:restartNumberingAfterBreak="0">
+    <w:nsid w:val="6CA24E25"/>
+    <w:multiLevelType w:val="multilevel"/>
+    <w:tmpl w:val="651EA096"/>
+    <w:lvl w:ilvl="0">
+      <w:start w:val="1"/>
+      <w:numFmt w:val="bullet"/>
+      <w:lvlText w:val=""/>
+      <w:lvlJc w:val="left"/>
+      <w:pPr>
+        <w:tabs>
+          <w:tab w:val="num" w:pos="720"/>
+        </w:tabs>
+        <w:ind w:left="720" w:hanging="360"/>
+      </w:pPr>
+      <w:rPr>
+        <w:rFonts w:ascii="Symbol" w:hAnsi="Symbol" w:hint="default"/>
+        <w:sz w:val="20"/>
+      </w:rPr>
+    </w:lvl>
+    <w:lvl w:ilvl="1" w:tentative="1">
+      <w:start w:val="1"/>
+      <w:numFmt w:val="bullet"/>
+      <w:lvlText w:val="o"/>
+      <w:lvlJc w:val="left"/>
+      <w:pPr>
+        <w:tabs>
+          <w:tab w:val="num" w:pos="1440"/>
+        </w:tabs>
+        <w:ind w:left="1440" w:hanging="360"/>
+      </w:pPr>
+      <w:rPr>
+        <w:rFonts w:ascii="Courier New" w:hAnsi="Courier New" w:hint="default"/>
+        <w:sz w:val="20"/>
+      </w:rPr>
+    </w:lvl>
+    <w:lvl w:ilvl="2" w:tentative="1">
+      <w:start w:val="1"/>
+      <w:numFmt w:val="bullet"/>
+      <w:lvlText w:val=""/>
+      <w:lvlJc w:val="left"/>
+      <w:pPr>
+        <w:tabs>
+          <w:tab w:val="num" w:pos="2160"/>
+        </w:tabs>
+        <w:ind w:left="2160" w:hanging="360"/>
+      </w:pPr>
+      <w:rPr>
+        <w:rFonts w:ascii="Wingdings" w:hAnsi="Wingdings" w:hint="default"/>
+        <w:sz w:val="20"/>
+      </w:rPr>
+    </w:lvl>
+    <w:lvl w:ilvl="3" w:tentative="1">
+      <w:start w:val="1"/>
+      <w:numFmt w:val="bullet"/>
+      <w:lvlText w:val=""/>
+      <w:lvlJc w:val="left"/>
+      <w:pPr>
+        <w:tabs>
+          <w:tab w:val="num" w:pos="2880"/>
+        </w:tabs>
+        <w:ind w:left="2880" w:hanging="360"/>
+      </w:pPr>
+      <w:rPr>
+        <w:rFonts w:ascii="Wingdings" w:hAnsi="Wingdings" w:hint="default"/>
+        <w:sz w:val="20"/>
+      </w:rPr>
+    </w:lvl>
+    <w:lvl w:ilvl="4" w:tentative="1">
+      <w:start w:val="1"/>
+      <w:numFmt w:val="bullet"/>
+      <w:lvlText w:val=""/>
+      <w:lvlJc w:val="left"/>
+      <w:pPr>
+        <w:tabs>
+          <w:tab w:val="num" w:pos="3600"/>
+        </w:tabs>
+        <w:ind w:left="3600" w:hanging="360"/>
+      </w:pPr>
+      <w:rPr>
+        <w:rFonts w:ascii="Wingdings" w:hAnsi="Wingdings" w:hint="default"/>
+        <w:sz w:val="20"/>
+      </w:rPr>
+    </w:lvl>
+    <w:lvl w:ilvl="5" w:tentative="1">
+      <w:start w:val="1"/>
+      <w:numFmt w:val="bullet"/>
+      <w:lvlText w:val=""/>
+      <w:lvlJc w:val="left"/>
+      <w:pPr>
+        <w:tabs>
+          <w:tab w:val="num" w:pos="4320"/>
+        </w:tabs>
+        <w:ind w:left="4320" w:hanging="360"/>
+      </w:pPr>
+      <w:rPr>
+        <w:rFonts w:ascii="Wingdings" w:hAnsi="Wingdings" w:hint="default"/>
+        <w:sz w:val="20"/>
+      </w:rPr>
+    </w:lvl>
+    <w:lvl w:ilvl="6" w:tentative="1">
+      <w:start w:val="1"/>
+      <w:numFmt w:val="bullet"/>
+      <w:lvlText w:val=""/>
+      <w:lvlJc w:val="left"/>
+      <w:pPr>
+        <w:tabs>
+          <w:tab w:val="num" w:pos="5040"/>
+        </w:tabs>
+        <w:ind w:left="5040" w:hanging="360"/>
+      </w:pPr>
+      <w:rPr>
+        <w:rFonts w:ascii="Wingdings" w:hAnsi="Wingdings" w:hint="default"/>
+        <w:sz w:val="20"/>
+      </w:rPr>
+    </w:lvl>
+    <w:lvl w:ilvl="7" w:tentative="1">
+      <w:start w:val="1"/>
+      <w:numFmt w:val="bullet"/>
+      <w:lvlText w:val=""/>
+      <w:lvlJc w:val="left"/>
+      <w:pPr>
+        <w:tabs>
+          <w:tab w:val="num" w:pos="5760"/>
+        </w:tabs>
+        <w:ind w:left="5760" w:hanging="360"/>
+      </w:pPr>
+      <w:rPr>
+        <w:rFonts w:ascii="Wingdings" w:hAnsi="Wingdings" w:hint="default"/>
+        <w:sz w:val="20"/>
+      </w:rPr>
+    </w:lvl>
+    <w:lvl w:ilvl="8" w:tentative="1">
+      <w:start w:val="1"/>
+      <w:numFmt w:val="bullet"/>
+      <w:lvlText w:val=""/>
+      <w:lvlJc w:val="left"/>
+      <w:pPr>
+        <w:tabs>
+          <w:tab w:val="num" w:pos="6480"/>
+        </w:tabs>
+        <w:ind w:left="6480" w:hanging="360"/>
+      </w:pPr>
+      <w:rPr>
+        <w:rFonts w:ascii="Wingdings" w:hAnsi="Wingdings" w:hint="default"/>
+        <w:sz w:val="20"/>
+      </w:rPr>
+    </w:lvl>
+  </w:abstractNum>
+  <w:abstractNum w:abstractNumId="43" w15:restartNumberingAfterBreak="0">
     <w:nsid w:val="714E7A60"/>
     <w:multiLevelType w:val="multilevel"/>
     <w:tmpl w:val="23D4D928"/>
@@ -2124,6 +5377,492 @@
       <w:rPr>
         <w:rFonts w:ascii="Wingdings" w:hAnsi="Wingdings" w:hint="default"/>
         <w:sz w:val="20"/>
+      </w:rPr>
+    </w:lvl>
+  </w:abstractNum>
+  <w:abstractNum w:abstractNumId="44" w15:restartNumberingAfterBreak="0">
+    <w:nsid w:val="76381DAC"/>
+    <w:multiLevelType w:val="multilevel"/>
+    <w:tmpl w:val="FBA45800"/>
+    <w:lvl w:ilvl="0">
+      <w:start w:val="1"/>
+      <w:numFmt w:val="bullet"/>
+      <w:lvlText w:val=""/>
+      <w:lvlJc w:val="left"/>
+      <w:pPr>
+        <w:tabs>
+          <w:tab w:val="num" w:pos="720"/>
+        </w:tabs>
+        <w:ind w:left="720" w:hanging="360"/>
+      </w:pPr>
+      <w:rPr>
+        <w:rFonts w:ascii="Symbol" w:hAnsi="Symbol" w:hint="default"/>
+        <w:sz w:val="20"/>
+      </w:rPr>
+    </w:lvl>
+    <w:lvl w:ilvl="1" w:tentative="1">
+      <w:start w:val="1"/>
+      <w:numFmt w:val="bullet"/>
+      <w:lvlText w:val="o"/>
+      <w:lvlJc w:val="left"/>
+      <w:pPr>
+        <w:tabs>
+          <w:tab w:val="num" w:pos="1440"/>
+        </w:tabs>
+        <w:ind w:left="1440" w:hanging="360"/>
+      </w:pPr>
+      <w:rPr>
+        <w:rFonts w:ascii="Courier New" w:hAnsi="Courier New" w:hint="default"/>
+        <w:sz w:val="20"/>
+      </w:rPr>
+    </w:lvl>
+    <w:lvl w:ilvl="2" w:tentative="1">
+      <w:start w:val="1"/>
+      <w:numFmt w:val="bullet"/>
+      <w:lvlText w:val=""/>
+      <w:lvlJc w:val="left"/>
+      <w:pPr>
+        <w:tabs>
+          <w:tab w:val="num" w:pos="2160"/>
+        </w:tabs>
+        <w:ind w:left="2160" w:hanging="360"/>
+      </w:pPr>
+      <w:rPr>
+        <w:rFonts w:ascii="Wingdings" w:hAnsi="Wingdings" w:hint="default"/>
+        <w:sz w:val="20"/>
+      </w:rPr>
+    </w:lvl>
+    <w:lvl w:ilvl="3" w:tentative="1">
+      <w:start w:val="1"/>
+      <w:numFmt w:val="bullet"/>
+      <w:lvlText w:val=""/>
+      <w:lvlJc w:val="left"/>
+      <w:pPr>
+        <w:tabs>
+          <w:tab w:val="num" w:pos="2880"/>
+        </w:tabs>
+        <w:ind w:left="2880" w:hanging="360"/>
+      </w:pPr>
+      <w:rPr>
+        <w:rFonts w:ascii="Wingdings" w:hAnsi="Wingdings" w:hint="default"/>
+        <w:sz w:val="20"/>
+      </w:rPr>
+    </w:lvl>
+    <w:lvl w:ilvl="4" w:tentative="1">
+      <w:start w:val="1"/>
+      <w:numFmt w:val="bullet"/>
+      <w:lvlText w:val=""/>
+      <w:lvlJc w:val="left"/>
+      <w:pPr>
+        <w:tabs>
+          <w:tab w:val="num" w:pos="3600"/>
+        </w:tabs>
+        <w:ind w:left="3600" w:hanging="360"/>
+      </w:pPr>
+      <w:rPr>
+        <w:rFonts w:ascii="Wingdings" w:hAnsi="Wingdings" w:hint="default"/>
+        <w:sz w:val="20"/>
+      </w:rPr>
+    </w:lvl>
+    <w:lvl w:ilvl="5" w:tentative="1">
+      <w:start w:val="1"/>
+      <w:numFmt w:val="bullet"/>
+      <w:lvlText w:val=""/>
+      <w:lvlJc w:val="left"/>
+      <w:pPr>
+        <w:tabs>
+          <w:tab w:val="num" w:pos="4320"/>
+        </w:tabs>
+        <w:ind w:left="4320" w:hanging="360"/>
+      </w:pPr>
+      <w:rPr>
+        <w:rFonts w:ascii="Wingdings" w:hAnsi="Wingdings" w:hint="default"/>
+        <w:sz w:val="20"/>
+      </w:rPr>
+    </w:lvl>
+    <w:lvl w:ilvl="6" w:tentative="1">
+      <w:start w:val="1"/>
+      <w:numFmt w:val="bullet"/>
+      <w:lvlText w:val=""/>
+      <w:lvlJc w:val="left"/>
+      <w:pPr>
+        <w:tabs>
+          <w:tab w:val="num" w:pos="5040"/>
+        </w:tabs>
+        <w:ind w:left="5040" w:hanging="360"/>
+      </w:pPr>
+      <w:rPr>
+        <w:rFonts w:ascii="Wingdings" w:hAnsi="Wingdings" w:hint="default"/>
+        <w:sz w:val="20"/>
+      </w:rPr>
+    </w:lvl>
+    <w:lvl w:ilvl="7" w:tentative="1">
+      <w:start w:val="1"/>
+      <w:numFmt w:val="bullet"/>
+      <w:lvlText w:val=""/>
+      <w:lvlJc w:val="left"/>
+      <w:pPr>
+        <w:tabs>
+          <w:tab w:val="num" w:pos="5760"/>
+        </w:tabs>
+        <w:ind w:left="5760" w:hanging="360"/>
+      </w:pPr>
+      <w:rPr>
+        <w:rFonts w:ascii="Wingdings" w:hAnsi="Wingdings" w:hint="default"/>
+        <w:sz w:val="20"/>
+      </w:rPr>
+    </w:lvl>
+    <w:lvl w:ilvl="8" w:tentative="1">
+      <w:start w:val="1"/>
+      <w:numFmt w:val="bullet"/>
+      <w:lvlText w:val=""/>
+      <w:lvlJc w:val="left"/>
+      <w:pPr>
+        <w:tabs>
+          <w:tab w:val="num" w:pos="6480"/>
+        </w:tabs>
+        <w:ind w:left="6480" w:hanging="360"/>
+      </w:pPr>
+      <w:rPr>
+        <w:rFonts w:ascii="Wingdings" w:hAnsi="Wingdings" w:hint="default"/>
+        <w:sz w:val="20"/>
+      </w:rPr>
+    </w:lvl>
+  </w:abstractNum>
+  <w:abstractNum w:abstractNumId="45" w15:restartNumberingAfterBreak="0">
+    <w:nsid w:val="7AE87698"/>
+    <w:multiLevelType w:val="hybridMultilevel"/>
+    <w:tmpl w:val="D9EE0A4C"/>
+    <w:lvl w:ilvl="0" w:tplc="9B548130">
+      <w:numFmt w:val="bullet"/>
+      <w:lvlText w:val="-"/>
+      <w:lvlJc w:val="left"/>
+      <w:pPr>
+        <w:ind w:left="1080" w:hanging="360"/>
+      </w:pPr>
+      <w:rPr>
+        <w:rFonts w:ascii="Calibri" w:eastAsiaTheme="minorEastAsia" w:hAnsi="Calibri" w:cs="Calibri" w:hint="default"/>
+      </w:rPr>
+    </w:lvl>
+    <w:lvl w:ilvl="1" w:tplc="04100003" w:tentative="1">
+      <w:start w:val="1"/>
+      <w:numFmt w:val="bullet"/>
+      <w:lvlText w:val="o"/>
+      <w:lvlJc w:val="left"/>
+      <w:pPr>
+        <w:ind w:left="1800" w:hanging="360"/>
+      </w:pPr>
+      <w:rPr>
+        <w:rFonts w:ascii="Courier New" w:hAnsi="Courier New" w:cs="Courier New" w:hint="default"/>
+      </w:rPr>
+    </w:lvl>
+    <w:lvl w:ilvl="2" w:tplc="04100005" w:tentative="1">
+      <w:start w:val="1"/>
+      <w:numFmt w:val="bullet"/>
+      <w:lvlText w:val=""/>
+      <w:lvlJc w:val="left"/>
+      <w:pPr>
+        <w:ind w:left="2520" w:hanging="360"/>
+      </w:pPr>
+      <w:rPr>
+        <w:rFonts w:ascii="Wingdings" w:hAnsi="Wingdings" w:hint="default"/>
+      </w:rPr>
+    </w:lvl>
+    <w:lvl w:ilvl="3" w:tplc="04100001" w:tentative="1">
+      <w:start w:val="1"/>
+      <w:numFmt w:val="bullet"/>
+      <w:lvlText w:val=""/>
+      <w:lvlJc w:val="left"/>
+      <w:pPr>
+        <w:ind w:left="3240" w:hanging="360"/>
+      </w:pPr>
+      <w:rPr>
+        <w:rFonts w:ascii="Symbol" w:hAnsi="Symbol" w:hint="default"/>
+      </w:rPr>
+    </w:lvl>
+    <w:lvl w:ilvl="4" w:tplc="04100003" w:tentative="1">
+      <w:start w:val="1"/>
+      <w:numFmt w:val="bullet"/>
+      <w:lvlText w:val="o"/>
+      <w:lvlJc w:val="left"/>
+      <w:pPr>
+        <w:ind w:left="3960" w:hanging="360"/>
+      </w:pPr>
+      <w:rPr>
+        <w:rFonts w:ascii="Courier New" w:hAnsi="Courier New" w:cs="Courier New" w:hint="default"/>
+      </w:rPr>
+    </w:lvl>
+    <w:lvl w:ilvl="5" w:tplc="04100005" w:tentative="1">
+      <w:start w:val="1"/>
+      <w:numFmt w:val="bullet"/>
+      <w:lvlText w:val=""/>
+      <w:lvlJc w:val="left"/>
+      <w:pPr>
+        <w:ind w:left="4680" w:hanging="360"/>
+      </w:pPr>
+      <w:rPr>
+        <w:rFonts w:ascii="Wingdings" w:hAnsi="Wingdings" w:hint="default"/>
+      </w:rPr>
+    </w:lvl>
+    <w:lvl w:ilvl="6" w:tplc="04100001" w:tentative="1">
+      <w:start w:val="1"/>
+      <w:numFmt w:val="bullet"/>
+      <w:lvlText w:val=""/>
+      <w:lvlJc w:val="left"/>
+      <w:pPr>
+        <w:ind w:left="5400" w:hanging="360"/>
+      </w:pPr>
+      <w:rPr>
+        <w:rFonts w:ascii="Symbol" w:hAnsi="Symbol" w:hint="default"/>
+      </w:rPr>
+    </w:lvl>
+    <w:lvl w:ilvl="7" w:tplc="04100003" w:tentative="1">
+      <w:start w:val="1"/>
+      <w:numFmt w:val="bullet"/>
+      <w:lvlText w:val="o"/>
+      <w:lvlJc w:val="left"/>
+      <w:pPr>
+        <w:ind w:left="6120" w:hanging="360"/>
+      </w:pPr>
+      <w:rPr>
+        <w:rFonts w:ascii="Courier New" w:hAnsi="Courier New" w:cs="Courier New" w:hint="default"/>
+      </w:rPr>
+    </w:lvl>
+    <w:lvl w:ilvl="8" w:tplc="04100005" w:tentative="1">
+      <w:start w:val="1"/>
+      <w:numFmt w:val="bullet"/>
+      <w:lvlText w:val=""/>
+      <w:lvlJc w:val="left"/>
+      <w:pPr>
+        <w:ind w:left="6840" w:hanging="360"/>
+      </w:pPr>
+      <w:rPr>
+        <w:rFonts w:ascii="Wingdings" w:hAnsi="Wingdings" w:hint="default"/>
+      </w:rPr>
+    </w:lvl>
+  </w:abstractNum>
+  <w:abstractNum w:abstractNumId="46" w15:restartNumberingAfterBreak="0">
+    <w:nsid w:val="7BCD4266"/>
+    <w:multiLevelType w:val="hybridMultilevel"/>
+    <w:tmpl w:val="276E317C"/>
+    <w:lvl w:ilvl="0" w:tplc="04100001">
+      <w:start w:val="1"/>
+      <w:numFmt w:val="bullet"/>
+      <w:lvlText w:val=""/>
+      <w:lvlJc w:val="left"/>
+      <w:pPr>
+        <w:ind w:left="1080" w:hanging="360"/>
+      </w:pPr>
+      <w:rPr>
+        <w:rFonts w:ascii="Symbol" w:hAnsi="Symbol" w:hint="default"/>
+      </w:rPr>
+    </w:lvl>
+    <w:lvl w:ilvl="1" w:tplc="04100003" w:tentative="1">
+      <w:start w:val="1"/>
+      <w:numFmt w:val="bullet"/>
+      <w:lvlText w:val="o"/>
+      <w:lvlJc w:val="left"/>
+      <w:pPr>
+        <w:ind w:left="1800" w:hanging="360"/>
+      </w:pPr>
+      <w:rPr>
+        <w:rFonts w:ascii="Courier New" w:hAnsi="Courier New" w:cs="Courier New" w:hint="default"/>
+      </w:rPr>
+    </w:lvl>
+    <w:lvl w:ilvl="2" w:tplc="04100005" w:tentative="1">
+      <w:start w:val="1"/>
+      <w:numFmt w:val="bullet"/>
+      <w:lvlText w:val=""/>
+      <w:lvlJc w:val="left"/>
+      <w:pPr>
+        <w:ind w:left="2520" w:hanging="360"/>
+      </w:pPr>
+      <w:rPr>
+        <w:rFonts w:ascii="Wingdings" w:hAnsi="Wingdings" w:hint="default"/>
+      </w:rPr>
+    </w:lvl>
+    <w:lvl w:ilvl="3" w:tplc="04100001" w:tentative="1">
+      <w:start w:val="1"/>
+      <w:numFmt w:val="bullet"/>
+      <w:lvlText w:val=""/>
+      <w:lvlJc w:val="left"/>
+      <w:pPr>
+        <w:ind w:left="3240" w:hanging="360"/>
+      </w:pPr>
+      <w:rPr>
+        <w:rFonts w:ascii="Symbol" w:hAnsi="Symbol" w:hint="default"/>
+      </w:rPr>
+    </w:lvl>
+    <w:lvl w:ilvl="4" w:tplc="04100003" w:tentative="1">
+      <w:start w:val="1"/>
+      <w:numFmt w:val="bullet"/>
+      <w:lvlText w:val="o"/>
+      <w:lvlJc w:val="left"/>
+      <w:pPr>
+        <w:ind w:left="3960" w:hanging="360"/>
+      </w:pPr>
+      <w:rPr>
+        <w:rFonts w:ascii="Courier New" w:hAnsi="Courier New" w:cs="Courier New" w:hint="default"/>
+      </w:rPr>
+    </w:lvl>
+    <w:lvl w:ilvl="5" w:tplc="04100005" w:tentative="1">
+      <w:start w:val="1"/>
+      <w:numFmt w:val="bullet"/>
+      <w:lvlText w:val=""/>
+      <w:lvlJc w:val="left"/>
+      <w:pPr>
+        <w:ind w:left="4680" w:hanging="360"/>
+      </w:pPr>
+      <w:rPr>
+        <w:rFonts w:ascii="Wingdings" w:hAnsi="Wingdings" w:hint="default"/>
+      </w:rPr>
+    </w:lvl>
+    <w:lvl w:ilvl="6" w:tplc="04100001" w:tentative="1">
+      <w:start w:val="1"/>
+      <w:numFmt w:val="bullet"/>
+      <w:lvlText w:val=""/>
+      <w:lvlJc w:val="left"/>
+      <w:pPr>
+        <w:ind w:left="5400" w:hanging="360"/>
+      </w:pPr>
+      <w:rPr>
+        <w:rFonts w:ascii="Symbol" w:hAnsi="Symbol" w:hint="default"/>
+      </w:rPr>
+    </w:lvl>
+    <w:lvl w:ilvl="7" w:tplc="04100003" w:tentative="1">
+      <w:start w:val="1"/>
+      <w:numFmt w:val="bullet"/>
+      <w:lvlText w:val="o"/>
+      <w:lvlJc w:val="left"/>
+      <w:pPr>
+        <w:ind w:left="6120" w:hanging="360"/>
+      </w:pPr>
+      <w:rPr>
+        <w:rFonts w:ascii="Courier New" w:hAnsi="Courier New" w:cs="Courier New" w:hint="default"/>
+      </w:rPr>
+    </w:lvl>
+    <w:lvl w:ilvl="8" w:tplc="04100005" w:tentative="1">
+      <w:start w:val="1"/>
+      <w:numFmt w:val="bullet"/>
+      <w:lvlText w:val=""/>
+      <w:lvlJc w:val="left"/>
+      <w:pPr>
+        <w:ind w:left="6840" w:hanging="360"/>
+      </w:pPr>
+      <w:rPr>
+        <w:rFonts w:ascii="Wingdings" w:hAnsi="Wingdings" w:hint="default"/>
+      </w:rPr>
+    </w:lvl>
+  </w:abstractNum>
+  <w:abstractNum w:abstractNumId="47" w15:restartNumberingAfterBreak="0">
+    <w:nsid w:val="7BF2385F"/>
+    <w:multiLevelType w:val="hybridMultilevel"/>
+    <w:tmpl w:val="73865FB4"/>
+    <w:lvl w:ilvl="0" w:tplc="9B548130">
+      <w:numFmt w:val="bullet"/>
+      <w:lvlText w:val="-"/>
+      <w:lvlJc w:val="left"/>
+      <w:pPr>
+        <w:ind w:left="720" w:hanging="360"/>
+      </w:pPr>
+      <w:rPr>
+        <w:rFonts w:ascii="Calibri" w:eastAsiaTheme="minorEastAsia" w:hAnsi="Calibri" w:cs="Calibri" w:hint="default"/>
+      </w:rPr>
+    </w:lvl>
+    <w:lvl w:ilvl="1" w:tplc="04100003" w:tentative="1">
+      <w:start w:val="1"/>
+      <w:numFmt w:val="bullet"/>
+      <w:lvlText w:val="o"/>
+      <w:lvlJc w:val="left"/>
+      <w:pPr>
+        <w:ind w:left="1440" w:hanging="360"/>
+      </w:pPr>
+      <w:rPr>
+        <w:rFonts w:ascii="Courier New" w:hAnsi="Courier New" w:cs="Courier New" w:hint="default"/>
+      </w:rPr>
+    </w:lvl>
+    <w:lvl w:ilvl="2" w:tplc="04100005" w:tentative="1">
+      <w:start w:val="1"/>
+      <w:numFmt w:val="bullet"/>
+      <w:lvlText w:val=""/>
+      <w:lvlJc w:val="left"/>
+      <w:pPr>
+        <w:ind w:left="2160" w:hanging="360"/>
+      </w:pPr>
+      <w:rPr>
+        <w:rFonts w:ascii="Wingdings" w:hAnsi="Wingdings" w:hint="default"/>
+      </w:rPr>
+    </w:lvl>
+    <w:lvl w:ilvl="3" w:tplc="04100001" w:tentative="1">
+      <w:start w:val="1"/>
+      <w:numFmt w:val="bullet"/>
+      <w:lvlText w:val=""/>
+      <w:lvlJc w:val="left"/>
+      <w:pPr>
+        <w:ind w:left="2880" w:hanging="360"/>
+      </w:pPr>
+      <w:rPr>
+        <w:rFonts w:ascii="Symbol" w:hAnsi="Symbol" w:hint="default"/>
+      </w:rPr>
+    </w:lvl>
+    <w:lvl w:ilvl="4" w:tplc="04100003" w:tentative="1">
+      <w:start w:val="1"/>
+      <w:numFmt w:val="bullet"/>
+      <w:lvlText w:val="o"/>
+      <w:lvlJc w:val="left"/>
+      <w:pPr>
+        <w:ind w:left="3600" w:hanging="360"/>
+      </w:pPr>
+      <w:rPr>
+        <w:rFonts w:ascii="Courier New" w:hAnsi="Courier New" w:cs="Courier New" w:hint="default"/>
+      </w:rPr>
+    </w:lvl>
+    <w:lvl w:ilvl="5" w:tplc="04100005" w:tentative="1">
+      <w:start w:val="1"/>
+      <w:numFmt w:val="bullet"/>
+      <w:lvlText w:val=""/>
+      <w:lvlJc w:val="left"/>
+      <w:pPr>
+        <w:ind w:left="4320" w:hanging="360"/>
+      </w:pPr>
+      <w:rPr>
+        <w:rFonts w:ascii="Wingdings" w:hAnsi="Wingdings" w:hint="default"/>
+      </w:rPr>
+    </w:lvl>
+    <w:lvl w:ilvl="6" w:tplc="04100001" w:tentative="1">
+      <w:start w:val="1"/>
+      <w:numFmt w:val="bullet"/>
+      <w:lvlText w:val=""/>
+      <w:lvlJc w:val="left"/>
+      <w:pPr>
+        <w:ind w:left="5040" w:hanging="360"/>
+      </w:pPr>
+      <w:rPr>
+        <w:rFonts w:ascii="Symbol" w:hAnsi="Symbol" w:hint="default"/>
+      </w:rPr>
+    </w:lvl>
+    <w:lvl w:ilvl="7" w:tplc="04100003" w:tentative="1">
+      <w:start w:val="1"/>
+      <w:numFmt w:val="bullet"/>
+      <w:lvlText w:val="o"/>
+      <w:lvlJc w:val="left"/>
+      <w:pPr>
+        <w:ind w:left="5760" w:hanging="360"/>
+      </w:pPr>
+      <w:rPr>
+        <w:rFonts w:ascii="Courier New" w:hAnsi="Courier New" w:cs="Courier New" w:hint="default"/>
+      </w:rPr>
+    </w:lvl>
+    <w:lvl w:ilvl="8" w:tplc="04100005" w:tentative="1">
+      <w:start w:val="1"/>
+      <w:numFmt w:val="bullet"/>
+      <w:lvlText w:val=""/>
+      <w:lvlJc w:val="left"/>
+      <w:pPr>
+        <w:ind w:left="6480" w:hanging="360"/>
+      </w:pPr>
+      <w:rPr>
+        <w:rFonts w:ascii="Wingdings" w:hAnsi="Wingdings" w:hint="default"/>
       </w:rPr>
     </w:lvl>
   </w:abstractNum>
@@ -2155,13 +5894,121 @@
     <w:abstractNumId w:val="0"/>
   </w:num>
   <w:num w:numId="10" w16cid:durableId="1204371602">
+    <w:abstractNumId w:val="43"/>
+  </w:num>
+  <w:num w:numId="11" w16cid:durableId="2070297183">
+    <w:abstractNumId w:val="12"/>
+  </w:num>
+  <w:num w:numId="12" w16cid:durableId="452872166">
+    <w:abstractNumId w:val="19"/>
+  </w:num>
+  <w:num w:numId="13" w16cid:durableId="1901209036">
+    <w:abstractNumId w:val="18"/>
+  </w:num>
+  <w:num w:numId="14" w16cid:durableId="359360078">
+    <w:abstractNumId w:val="33"/>
+  </w:num>
+  <w:num w:numId="15" w16cid:durableId="999577601">
+    <w:abstractNumId w:val="14"/>
+  </w:num>
+  <w:num w:numId="16" w16cid:durableId="695425581">
+    <w:abstractNumId w:val="44"/>
+  </w:num>
+  <w:num w:numId="17" w16cid:durableId="1532108501">
+    <w:abstractNumId w:val="26"/>
+  </w:num>
+  <w:num w:numId="18" w16cid:durableId="1471363473">
+    <w:abstractNumId w:val="31"/>
+  </w:num>
+  <w:num w:numId="19" w16cid:durableId="1865823270">
+    <w:abstractNumId w:val="47"/>
+  </w:num>
+  <w:num w:numId="20" w16cid:durableId="154613726">
+    <w:abstractNumId w:val="45"/>
+  </w:num>
+  <w:num w:numId="21" w16cid:durableId="383413556">
+    <w:abstractNumId w:val="24"/>
+  </w:num>
+  <w:num w:numId="22" w16cid:durableId="538317876">
+    <w:abstractNumId w:val="25"/>
+  </w:num>
+  <w:num w:numId="23" w16cid:durableId="1442795548">
+    <w:abstractNumId w:val="46"/>
+  </w:num>
+  <w:num w:numId="24" w16cid:durableId="1931962593">
+    <w:abstractNumId w:val="34"/>
+  </w:num>
+  <w:num w:numId="25" w16cid:durableId="1018777046">
+    <w:abstractNumId w:val="36"/>
+  </w:num>
+  <w:num w:numId="26" w16cid:durableId="641884373">
+    <w:abstractNumId w:val="17"/>
+  </w:num>
+  <w:num w:numId="27" w16cid:durableId="419256544">
+    <w:abstractNumId w:val="38"/>
+  </w:num>
+  <w:num w:numId="28" w16cid:durableId="410933860">
+    <w:abstractNumId w:val="13"/>
+  </w:num>
+  <w:num w:numId="29" w16cid:durableId="2142722284">
+    <w:abstractNumId w:val="23"/>
+  </w:num>
+  <w:num w:numId="30" w16cid:durableId="586840412">
+    <w:abstractNumId w:val="10"/>
+  </w:num>
+  <w:num w:numId="31" w16cid:durableId="1129014222">
+    <w:abstractNumId w:val="28"/>
+  </w:num>
+  <w:num w:numId="32" w16cid:durableId="394352172">
+    <w:abstractNumId w:val="20"/>
+  </w:num>
+  <w:num w:numId="33" w16cid:durableId="467746634">
+    <w:abstractNumId w:val="27"/>
+  </w:num>
+  <w:num w:numId="34" w16cid:durableId="1778675870">
+    <w:abstractNumId w:val="35"/>
+  </w:num>
+  <w:num w:numId="35" w16cid:durableId="1204713961">
+    <w:abstractNumId w:val="29"/>
+  </w:num>
+  <w:num w:numId="36" w16cid:durableId="895773612">
     <w:abstractNumId w:val="11"/>
   </w:num>
-  <w:num w:numId="11" w16cid:durableId="2070297183">
+  <w:num w:numId="37" w16cid:durableId="1949239328">
+    <w:abstractNumId w:val="30"/>
+  </w:num>
+  <w:num w:numId="38" w16cid:durableId="1127360705">
+    <w:abstractNumId w:val="40"/>
+  </w:num>
+  <w:num w:numId="39" w16cid:durableId="412894240">
+    <w:abstractNumId w:val="21"/>
+  </w:num>
+  <w:num w:numId="40" w16cid:durableId="348990595">
+    <w:abstractNumId w:val="37"/>
+  </w:num>
+  <w:num w:numId="41" w16cid:durableId="1819956179">
     <w:abstractNumId w:val="9"/>
   </w:num>
-  <w:num w:numId="12" w16cid:durableId="452872166">
-    <w:abstractNumId w:val="10"/>
+  <w:num w:numId="42" w16cid:durableId="1568757018">
+    <w:abstractNumId w:val="16"/>
+  </w:num>
+  <w:num w:numId="43" w16cid:durableId="245846809">
+    <w:abstractNumId w:val="15"/>
+  </w:num>
+  <w:num w:numId="44" w16cid:durableId="782649505">
+    <w:abstractNumId w:val="22"/>
+  </w:num>
+  <w:num w:numId="45" w16cid:durableId="985278769">
+    <w:abstractNumId w:val="41"/>
+  </w:num>
+  <w:num w:numId="46" w16cid:durableId="1744838056">
+    <w:abstractNumId w:val="39"/>
+  </w:num>
+  <w:num w:numId="47" w16cid:durableId="1456943355">
+    <w:abstractNumId w:val="32"/>
+  </w:num>
+  <w:num w:numId="48" w16cid:durableId="434903040">
+    <w:abstractNumId w:val="42"/>
   </w:num>
 </w:numbering>
 </file>
@@ -2555,7 +6402,7 @@
   <w:style w:type="paragraph" w:default="1" w:styleId="Normale">
     <w:name w:val="Normal"/>
     <w:qFormat/>
-    <w:rsid w:val="009306AE"/>
+    <w:rsid w:val="00EC44A9"/>
     <w:rPr>
       <w:rFonts w:ascii="Calibri" w:hAnsi="Calibri"/>
     </w:rPr>
@@ -2772,7 +6619,6 @@
   <w:style w:type="character" w:default="1" w:styleId="Carpredefinitoparagrafo">
     <w:name w:val="Default Paragraph Font"/>
     <w:uiPriority w:val="1"/>
-    <w:semiHidden/>
     <w:unhideWhenUsed/>
   </w:style>
   <w:style w:type="table" w:default="1" w:styleId="Tabellanormale">
@@ -13572,6 +17418,18 @@
       <w:shd w:val="clear" w:color="auto" w:fill="E1DFDD"/>
     </w:rPr>
   </w:style>
+  <w:style w:type="character" w:styleId="Collegamentovisitato">
+    <w:name w:val="FollowedHyperlink"/>
+    <w:basedOn w:val="Carpredefinitoparagrafo"/>
+    <w:uiPriority w:val="99"/>
+    <w:semiHidden/>
+    <w:unhideWhenUsed/>
+    <w:rsid w:val="00A169B6"/>
+    <w:rPr>
+      <w:color w:val="800080" w:themeColor="followedHyperlink"/>
+      <w:u w:val="single"/>
+    </w:rPr>
+  </w:style>
 </w:styles>
 </file>
 

--- a/giuseppeBrunianiCurriculum2026.docx
+++ b/giuseppeBrunianiCurriculum2026.docx
@@ -146,9 +146,19 @@
         </w:rPr>
         <w:br/>
       </w:r>
+      <w:proofErr w:type="spellStart"/>
       <w:r>
-        <w:t>Lutech | Ottobre 2024 – Presente</w:t>
+        <w:t>Lutech</w:t>
       </w:r>
+      <w:proofErr w:type="spellEnd"/>
+      <w:r>
+        <w:t xml:space="preserve"> | Ottobre 2024 – </w:t>
+      </w:r>
+      <w:proofErr w:type="spellStart"/>
+      <w:r>
+        <w:t>Presente</w:t>
+      </w:r>
+      <w:proofErr w:type="spellEnd"/>
     </w:p>
     <w:p>
       <w:pPr>
@@ -161,11 +171,33 @@
           <w:lang w:val="it-IT"/>
         </w:rPr>
       </w:pPr>
+      <w:proofErr w:type="spellStart"/>
       <w:r>
         <w:rPr>
           <w:lang w:val="it-IT"/>
         </w:rPr>
-        <w:t>Architectural Orchestration: Progettazione e sviluppo di strati di integrazione per sistemi informativi complessi, focalizzandosi sull'orchestrazione di flussi dati tra core-banking/insurance e interfacce moderne.</w:t>
+        <w:t>Architectural</w:t>
+      </w:r>
+      <w:proofErr w:type="spellEnd"/>
+      <w:r>
+        <w:rPr>
+          <w:lang w:val="it-IT"/>
+        </w:rPr>
+        <w:t xml:space="preserve"> </w:t>
+      </w:r>
+      <w:proofErr w:type="spellStart"/>
+      <w:r>
+        <w:rPr>
+          <w:lang w:val="it-IT"/>
+        </w:rPr>
+        <w:t>Orchestration</w:t>
+      </w:r>
+      <w:proofErr w:type="spellEnd"/>
+      <w:r>
+        <w:rPr>
+          <w:lang w:val="it-IT"/>
+        </w:rPr>
+        <w:t>: Progettazione e sviluppo di strati di integrazione per sistemi informativi complessi, focalizzandosi sull'orchestrazione di flussi dati tra core-banking/insurance e interfacce moderne.</w:t>
       </w:r>
     </w:p>
     <w:p>
@@ -201,7 +233,21 @@
         <w:rPr>
           <w:lang w:val="it-IT"/>
         </w:rPr>
-        <w:t>API Design: Definizione di standard per l'integrazione di sistemi esterni tramite RESTful API e middleware personalizzati.</w:t>
+        <w:t xml:space="preserve">API Design: Definizione di standard per l'integrazione di sistemi esterni tramite </w:t>
+      </w:r>
+      <w:proofErr w:type="spellStart"/>
+      <w:r>
+        <w:rPr>
+          <w:lang w:val="it-IT"/>
+        </w:rPr>
+        <w:t>RESTful</w:t>
+      </w:r>
+      <w:proofErr w:type="spellEnd"/>
+      <w:r>
+        <w:rPr>
+          <w:lang w:val="it-IT"/>
+        </w:rPr>
+        <w:t xml:space="preserve"> API e middleware personalizzati.</w:t>
       </w:r>
     </w:p>
     <w:p>
@@ -218,14 +264,67 @@
           <w:szCs w:val="28"/>
           <w:lang w:val="it-IT"/>
         </w:rPr>
-        <w:t>Software Developer – Telco Division</w:t>
+        <w:t xml:space="preserve">Software Developer – Telco </w:t>
       </w:r>
+      <w:proofErr w:type="spellStart"/>
+      <w:r>
+        <w:rPr>
+          <w:b/>
+          <w:bCs/>
+          <w:sz w:val="28"/>
+          <w:szCs w:val="28"/>
+          <w:lang w:val="it-IT"/>
+        </w:rPr>
+        <w:t>Division</w:t>
+      </w:r>
+      <w:proofErr w:type="spellEnd"/>
       <w:r>
         <w:rPr>
           <w:lang w:val="it-IT"/>
         </w:rPr>
         <w:br/>
-        <w:t>Aubay | Settembre 2022 – Ottobre 2024</w:t>
+      </w:r>
+      <w:proofErr w:type="spellStart"/>
+      <w:r>
+        <w:rPr>
+          <w:lang w:val="it-IT"/>
+        </w:rPr>
+        <w:t>Aubay</w:t>
+      </w:r>
+      <w:proofErr w:type="spellEnd"/>
+      <w:r>
+        <w:rPr>
+          <w:lang w:val="it-IT"/>
+        </w:rPr>
+        <w:t xml:space="preserve"> | </w:t>
+      </w:r>
+      <w:proofErr w:type="gramStart"/>
+      <w:r>
+        <w:rPr>
+          <w:lang w:val="it-IT"/>
+        </w:rPr>
+        <w:t>Settembre</w:t>
+      </w:r>
+      <w:proofErr w:type="gramEnd"/>
+      <w:r>
+        <w:rPr>
+          <w:lang w:val="it-IT"/>
+        </w:rPr>
+        <w:t xml:space="preserve"> 2022 – </w:t>
+      </w:r>
+      <w:proofErr w:type="gramStart"/>
+      <w:r>
+        <w:rPr>
+          <w:lang w:val="it-IT"/>
+        </w:rPr>
+        <w:t>Ottobre</w:t>
+      </w:r>
+      <w:proofErr w:type="gramEnd"/>
+      <w:r>
+        <w:rPr>
+          <w:lang w:val="it-IT"/>
+        </w:rPr>
+        <w:t xml:space="preserve"> 2024</w:t>
       </w:r>
     </w:p>
     <w:p>
@@ -243,7 +342,27 @@
         <w:rPr>
           <w:lang w:val="it-IT"/>
         </w:rPr>
-        <w:t>Backend Engineering: Sviluppo e manutenzione di sistemi CRM ad alta criticità per Tier-1 Telco (Vodafone, TIM) utilizzando Java, Python e C#.</w:t>
+        <w:t>FE</w:t>
+      </w:r>
+      <w:r>
+        <w:rPr>
+          <w:lang w:val="it-IT"/>
+        </w:rPr>
+        <w:t xml:space="preserve"> Engineering: Sviluppo e manutenzione di sistemi CRM ad alta criticità per Telco (Vodafone, TIM) utilizzando </w:t>
+      </w:r>
+      <w:proofErr w:type="spellStart"/>
+      <w:r>
+        <w:rPr>
+          <w:lang w:val="it-IT"/>
+        </w:rPr>
+        <w:t>Angular</w:t>
+      </w:r>
+      <w:proofErr w:type="spellEnd"/>
+      <w:r>
+        <w:rPr>
+          <w:lang w:val="it-IT"/>
+        </w:rPr>
+        <w:t xml:space="preserve"> 14+.</w:t>
       </w:r>
     </w:p>
     <w:p>
@@ -257,30 +376,80 @@
           <w:lang w:val="it-IT"/>
         </w:rPr>
       </w:pPr>
+      <w:proofErr w:type="spellStart"/>
       <w:r>
         <w:rPr>
           <w:lang w:val="it-IT"/>
         </w:rPr>
-        <w:t>Refactoring &amp; Optimization: Miglioramento delle performance di query complesse su database legacy e ottimizzazione di processi batch notturni.</w:t>
+        <w:t>Refactoring</w:t>
       </w:r>
-    </w:p>
-    <w:p>
-      <w:pPr>
-        <w:pStyle w:val="Paragrafoelenco"/>
-        <w:numPr>
-          <w:ilvl w:val="0"/>
-          <w:numId w:val="46"/>
-        </w:numPr>
-        <w:rPr>
-          <w:lang w:val="it-IT"/>
-        </w:rPr>
-      </w:pPr>
+      <w:proofErr w:type="spellEnd"/>
       <w:r>
         <w:rPr>
           <w:lang w:val="it-IT"/>
         </w:rPr>
-        <w:t>Feature Ownership: Progettazione di estensioni funzionali che hanno ridotto il churn rate tecnico del sistema del 15%.</w:t>
+        <w:t xml:space="preserve"> &amp; </w:t>
       </w:r>
+      <w:proofErr w:type="spellStart"/>
+      <w:r>
+        <w:rPr>
+          <w:lang w:val="it-IT"/>
+        </w:rPr>
+        <w:t>Optimization</w:t>
+      </w:r>
+      <w:proofErr w:type="spellEnd"/>
+      <w:r>
+        <w:rPr>
+          <w:lang w:val="it-IT"/>
+        </w:rPr>
+        <w:t>: </w:t>
+      </w:r>
+      <w:r>
+        <w:rPr>
+          <w:lang w:val="it-IT"/>
+        </w:rPr>
+        <w:t>Creazione e mi</w:t>
+      </w:r>
+      <w:r>
+        <w:rPr>
+          <w:lang w:val="it-IT"/>
+        </w:rPr>
+        <w:t xml:space="preserve">glioramento </w:t>
+      </w:r>
+      <w:proofErr w:type="gramStart"/>
+      <w:r>
+        <w:rPr>
+          <w:lang w:val="it-IT"/>
+        </w:rPr>
+        <w:t xml:space="preserve">di </w:t>
+      </w:r>
+      <w:r>
+        <w:rPr>
+          <w:lang w:val="it-IT"/>
+        </w:rPr>
+        <w:t xml:space="preserve"> </w:t>
+      </w:r>
+      <w:r>
+        <w:rPr>
+          <w:lang w:val="it-IT"/>
+        </w:rPr>
+        <w:t>interfacce</w:t>
+      </w:r>
+      <w:proofErr w:type="gramEnd"/>
+      <w:r>
+        <w:rPr>
+          <w:lang w:val="it-IT"/>
+        </w:rPr>
+        <w:t xml:space="preserve"> e della user </w:t>
+      </w:r>
+      <w:proofErr w:type="spellStart"/>
+      <w:r>
+        <w:rPr>
+          <w:lang w:val="it-IT"/>
+        </w:rPr>
+        <w:t>experience</w:t>
+      </w:r>
+      <w:proofErr w:type="spellEnd"/>
     </w:p>
     <w:p>
       <w:pPr>
@@ -310,6 +479,7 @@
           <w:szCs w:val="28"/>
         </w:rPr>
       </w:pPr>
+      <w:proofErr w:type="spellStart"/>
       <w:r>
         <w:rPr>
           <w:b/>
@@ -317,7 +487,313 @@
           <w:sz w:val="28"/>
           <w:szCs w:val="28"/>
         </w:rPr>
-        <w:t>Hutilix – High-Performance Web Tool Suite | 202</w:t>
+        <w:t>MiniKanban</w:t>
+      </w:r>
+      <w:proofErr w:type="spellEnd"/>
+      <w:r>
+        <w:rPr>
+          <w:b/>
+          <w:bCs/>
+          <w:sz w:val="28"/>
+          <w:szCs w:val="28"/>
+        </w:rPr>
+        <w:t xml:space="preserve"> – Project Management tool | 2026</w:t>
+      </w:r>
+    </w:p>
+    <w:p>
+      <w:hyperlink r:id="rId9" w:history="1">
+        <w:r>
+          <w:rPr>
+            <w:rStyle w:val="Collegamentoipertestuale"/>
+          </w:rPr>
+          <w:t>https://minikanban-5fab2.web.app/</w:t>
+        </w:r>
+      </w:hyperlink>
+    </w:p>
+    <w:p>
+      <w:pPr>
+        <w:pStyle w:val="Paragrafoelenco"/>
+        <w:numPr>
+          <w:ilvl w:val="0"/>
+          <w:numId w:val="49"/>
+        </w:numPr>
+        <w:rPr>
+          <w:lang w:val="it-IT"/>
+        </w:rPr>
+      </w:pPr>
+      <w:r>
+        <w:rPr>
+          <w:lang w:val="it-IT"/>
+        </w:rPr>
+        <w:t xml:space="preserve">Sviluppo </w:t>
+      </w:r>
+      <w:proofErr w:type="spellStart"/>
+      <w:r>
+        <w:rPr>
+          <w:lang w:val="it-IT"/>
+        </w:rPr>
+        <w:t>vibecoding</w:t>
+      </w:r>
+      <w:proofErr w:type="spellEnd"/>
+      <w:r>
+        <w:rPr>
+          <w:lang w:val="it-IT"/>
+        </w:rPr>
+        <w:t xml:space="preserve"> di un project </w:t>
+      </w:r>
+      <w:proofErr w:type="spellStart"/>
+      <w:r>
+        <w:rPr>
+          <w:lang w:val="it-IT"/>
+        </w:rPr>
+        <w:t>managment</w:t>
+      </w:r>
+      <w:proofErr w:type="spellEnd"/>
+      <w:r>
+        <w:rPr>
+          <w:lang w:val="it-IT"/>
+        </w:rPr>
+        <w:t xml:space="preserve"> stile </w:t>
+      </w:r>
+      <w:proofErr w:type="spellStart"/>
+      <w:r>
+        <w:rPr>
+          <w:lang w:val="it-IT"/>
+        </w:rPr>
+        <w:t>kanban</w:t>
+      </w:r>
+      <w:proofErr w:type="spellEnd"/>
+      <w:r>
+        <w:rPr>
+          <w:lang w:val="it-IT"/>
+        </w:rPr>
+        <w:t xml:space="preserve"> </w:t>
+      </w:r>
+    </w:p>
+    <w:p>
+      <w:pPr>
+        <w:pStyle w:val="Paragrafoelenco"/>
+        <w:numPr>
+          <w:ilvl w:val="0"/>
+          <w:numId w:val="49"/>
+        </w:numPr>
+      </w:pPr>
+      <w:proofErr w:type="spellStart"/>
+      <w:r>
+        <w:t>Im</w:t>
+      </w:r>
+      <w:r>
+        <w:t>plementazioni</w:t>
+      </w:r>
+      <w:proofErr w:type="spellEnd"/>
+      <w:r>
+        <w:t>:</w:t>
+      </w:r>
+    </w:p>
+    <w:p>
+      <w:pPr>
+        <w:pStyle w:val="Paragrafoelenco"/>
+        <w:numPr>
+          <w:ilvl w:val="1"/>
+          <w:numId w:val="49"/>
+        </w:numPr>
+        <w:rPr>
+          <w:lang w:val="it-IT"/>
+        </w:rPr>
+      </w:pPr>
+      <w:r>
+        <w:rPr>
+          <w:lang w:val="it-IT"/>
+        </w:rPr>
+        <w:t xml:space="preserve">Creazione task tramite upload csv </w:t>
+      </w:r>
+    </w:p>
+    <w:p>
+      <w:pPr>
+        <w:pStyle w:val="Paragrafoelenco"/>
+        <w:numPr>
+          <w:ilvl w:val="1"/>
+          <w:numId w:val="49"/>
+        </w:numPr>
+        <w:rPr>
+          <w:lang w:val="it-IT"/>
+        </w:rPr>
+      </w:pPr>
+      <w:r>
+        <w:rPr>
+          <w:lang w:val="it-IT"/>
+        </w:rPr>
+        <w:t xml:space="preserve">Visualizzazione tramite </w:t>
+      </w:r>
+      <w:proofErr w:type="spellStart"/>
+      <w:r>
+        <w:rPr>
+          <w:lang w:val="it-IT"/>
+        </w:rPr>
+        <w:t>kanban</w:t>
+      </w:r>
+      <w:proofErr w:type="spellEnd"/>
+      <w:r>
+        <w:rPr>
+          <w:lang w:val="it-IT"/>
+        </w:rPr>
+        <w:t xml:space="preserve"> board e backlog</w:t>
+      </w:r>
+    </w:p>
+    <w:p>
+      <w:pPr>
+        <w:pStyle w:val="Paragrafoelenco"/>
+        <w:numPr>
+          <w:ilvl w:val="1"/>
+          <w:numId w:val="49"/>
+        </w:numPr>
+        <w:rPr>
+          <w:lang w:val="it-IT"/>
+        </w:rPr>
+      </w:pPr>
+      <w:r>
+        <w:rPr>
+          <w:lang w:val="it-IT"/>
+        </w:rPr>
+        <w:t>Lavagna per design thinking</w:t>
+      </w:r>
+    </w:p>
+    <w:p>
+      <w:pPr>
+        <w:pStyle w:val="Paragrafoelenco"/>
+        <w:numPr>
+          <w:ilvl w:val="0"/>
+          <w:numId w:val="49"/>
+        </w:numPr>
+        <w:rPr>
+          <w:lang w:val="it-IT"/>
+        </w:rPr>
+      </w:pPr>
+      <w:proofErr w:type="spellStart"/>
+      <w:r>
+        <w:rPr>
+          <w:lang w:val="it-IT"/>
+        </w:rPr>
+        <w:t>Deploy</w:t>
+      </w:r>
+      <w:proofErr w:type="spellEnd"/>
+      <w:r>
+        <w:rPr>
+          <w:lang w:val="it-IT"/>
+        </w:rPr>
+        <w:t xml:space="preserve"> effettuato con </w:t>
+      </w:r>
+      <w:proofErr w:type="spellStart"/>
+      <w:r>
+        <w:rPr>
+          <w:lang w:val="it-IT"/>
+        </w:rPr>
+        <w:t>firebase</w:t>
+      </w:r>
+      <w:proofErr w:type="spellEnd"/>
+      <w:r>
+        <w:rPr>
+          <w:lang w:val="it-IT"/>
+        </w:rPr>
+        <w:t xml:space="preserve"> e </w:t>
+      </w:r>
+      <w:proofErr w:type="spellStart"/>
+      <w:r>
+        <w:rPr>
+          <w:lang w:val="it-IT"/>
+        </w:rPr>
+        <w:t>Oauth</w:t>
+      </w:r>
+      <w:proofErr w:type="spellEnd"/>
+      <w:r>
+        <w:rPr>
+          <w:lang w:val="it-IT"/>
+        </w:rPr>
+        <w:t xml:space="preserve"> </w:t>
+      </w:r>
+      <w:proofErr w:type="spellStart"/>
+      <w:r>
+        <w:rPr>
+          <w:lang w:val="it-IT"/>
+        </w:rPr>
+        <w:t>google</w:t>
+      </w:r>
+      <w:proofErr w:type="spellEnd"/>
+      <w:r>
+        <w:rPr>
+          <w:lang w:val="it-IT"/>
+        </w:rPr>
+        <w:t xml:space="preserve"> account.</w:t>
+      </w:r>
+    </w:p>
+    <w:p>
+      <w:pPr>
+        <w:pStyle w:val="Paragrafoelenco"/>
+        <w:numPr>
+          <w:ilvl w:val="0"/>
+          <w:numId w:val="49"/>
+        </w:numPr>
+        <w:rPr>
+          <w:lang w:val="it-IT"/>
+        </w:rPr>
+      </w:pPr>
+      <w:r>
+        <w:rPr>
+          <w:lang w:val="it-IT"/>
+        </w:rPr>
+        <w:t xml:space="preserve">Persistenza dei dati assicurata tramite </w:t>
+      </w:r>
+      <w:proofErr w:type="spellStart"/>
+      <w:r>
+        <w:rPr>
+          <w:lang w:val="it-IT"/>
+        </w:rPr>
+        <w:t>fireStore</w:t>
+      </w:r>
+      <w:proofErr w:type="spellEnd"/>
+    </w:p>
+    <w:p>
+      <w:pPr>
+        <w:rPr>
+          <w:lang w:val="it-IT"/>
+        </w:rPr>
+      </w:pPr>
+      <w:r>
+        <w:rPr>
+          <w:lang w:val="it-IT"/>
+        </w:rPr>
+        <w:lastRenderedPageBreak/>
+        <w:tab/>
+      </w:r>
+    </w:p>
+    <w:p>
+      <w:pPr>
+        <w:rPr>
+          <w:b/>
+          <w:bCs/>
+          <w:sz w:val="28"/>
+          <w:szCs w:val="28"/>
+        </w:rPr>
+      </w:pPr>
+      <w:proofErr w:type="spellStart"/>
+      <w:r>
+        <w:rPr>
+          <w:b/>
+          <w:bCs/>
+          <w:sz w:val="28"/>
+          <w:szCs w:val="28"/>
+        </w:rPr>
+        <w:t>Hutilix</w:t>
+      </w:r>
+      <w:proofErr w:type="spellEnd"/>
+      <w:r>
+        <w:rPr>
+          <w:b/>
+          <w:bCs/>
+          <w:sz w:val="28"/>
+          <w:szCs w:val="28"/>
+        </w:rPr>
+        <w:t xml:space="preserve"> – High-Performance Web Tool Suite | 202</w:t>
       </w:r>
       <w:r>
         <w:rPr>
@@ -330,7 +806,7 @@
       </w:r>
     </w:p>
     <w:p>
-      <w:hyperlink r:id="rId9" w:tgtFrame="_blank" w:history="1">
+      <w:hyperlink r:id="rId10" w:tgtFrame="_blank" w:history="1">
         <w:r>
           <w:rPr>
             <w:rStyle w:val="Collegamentoipertestuale"/>
@@ -382,7 +858,35 @@
         <w:rPr>
           <w:lang w:val="it-IT"/>
         </w:rPr>
-        <w:t>Implementazione di algoritmi di conversione asincrona (PDF, XML, CSV) e processing d'immagine avanzato (Background Removal) con focus su zero-latency e privacy dei dati.</w:t>
+        <w:t xml:space="preserve">Implementazione di algoritmi di conversione asincrona (PDF, XML, CSV) e processing d'immagine avanzato (Background </w:t>
+      </w:r>
+      <w:proofErr w:type="spellStart"/>
+      <w:r>
+        <w:rPr>
+          <w:lang w:val="it-IT"/>
+        </w:rPr>
+        <w:t>Removal</w:t>
+      </w:r>
+      <w:proofErr w:type="spellEnd"/>
+      <w:r>
+        <w:rPr>
+          <w:lang w:val="it-IT"/>
+        </w:rPr>
+        <w:t>) con focus su zero-</w:t>
+      </w:r>
+      <w:proofErr w:type="spellStart"/>
+      <w:r>
+        <w:rPr>
+          <w:lang w:val="it-IT"/>
+        </w:rPr>
+        <w:t>latency</w:t>
+      </w:r>
+      <w:proofErr w:type="spellEnd"/>
+      <w:r>
+        <w:rPr>
+          <w:lang w:val="it-IT"/>
+        </w:rPr>
+        <w:t xml:space="preserve"> e privacy dei dati.</w:t>
       </w:r>
     </w:p>
     <w:p>
@@ -400,7 +904,7 @@
           <w:sz w:val="24"/>
           <w:szCs w:val="24"/>
         </w:rPr>
-        <w:t>VURPE – Smart BPM &amp; Data Analytics Dashboard | Feb 2026 – Presente</w:t>
+        <w:t xml:space="preserve">VURPE – Smart BPM &amp; Data Analytics Dashboard | Feb 2026 </w:t>
       </w:r>
       <w:r>
         <w:rPr>
@@ -430,7 +934,21 @@
         <w:rPr>
           <w:lang w:val="it-IT"/>
         </w:rPr>
-        <w:t>Progettazione di una piattaforma enterprise per l’analisi predittiva del rischio business.</w:t>
+        <w:t xml:space="preserve">Progettazione di una piattaforma </w:t>
+      </w:r>
+      <w:proofErr w:type="spellStart"/>
+      <w:r>
+        <w:rPr>
+          <w:lang w:val="it-IT"/>
+        </w:rPr>
+        <w:t>enterprise</w:t>
+      </w:r>
+      <w:proofErr w:type="spellEnd"/>
+      <w:r>
+        <w:rPr>
+          <w:lang w:val="it-IT"/>
+        </w:rPr>
+        <w:t xml:space="preserve"> per l’analisi predittiva del rischio business.</w:t>
       </w:r>
     </w:p>
     <w:p>
@@ -444,11 +962,61 @@
           <w:lang w:val="it-IT"/>
         </w:rPr>
       </w:pPr>
+      <w:proofErr w:type="spellStart"/>
       <w:r>
         <w:rPr>
           <w:lang w:val="it-IT"/>
         </w:rPr>
-        <w:t>Backend: Implementazione di microservizi con Spring Boot 3.x, PostgreSQL e Flyway per il versionamento del database.</w:t>
+        <w:t>Backend</w:t>
+      </w:r>
+      <w:proofErr w:type="spellEnd"/>
+      <w:r>
+        <w:rPr>
+          <w:lang w:val="it-IT"/>
+        </w:rPr>
+        <w:t xml:space="preserve">: Implementazione di microservizi con Spring Boot 3.x, </w:t>
+      </w:r>
+      <w:proofErr w:type="spellStart"/>
+      <w:r>
+        <w:rPr>
+          <w:lang w:val="it-IT"/>
+        </w:rPr>
+        <w:t>PostgreSQL</w:t>
+      </w:r>
+      <w:proofErr w:type="spellEnd"/>
+      <w:r>
+        <w:rPr>
+          <w:lang w:val="it-IT"/>
+        </w:rPr>
+        <w:t xml:space="preserve"> e </w:t>
+      </w:r>
+      <w:proofErr w:type="spellStart"/>
+      <w:r>
+        <w:rPr>
+          <w:lang w:val="it-IT"/>
+        </w:rPr>
+        <w:t>Flyway</w:t>
+      </w:r>
+      <w:proofErr w:type="spellEnd"/>
+      <w:r>
+        <w:rPr>
+          <w:lang w:val="it-IT"/>
+        </w:rPr>
+        <w:t xml:space="preserve"> per il </w:t>
+      </w:r>
+      <w:proofErr w:type="spellStart"/>
+      <w:r>
+        <w:rPr>
+          <w:lang w:val="it-IT"/>
+        </w:rPr>
+        <w:t>versionamento</w:t>
+      </w:r>
+      <w:proofErr w:type="spellEnd"/>
+      <w:r>
+        <w:rPr>
+          <w:lang w:val="it-IT"/>
+        </w:rPr>
+        <w:t xml:space="preserve"> del database.</w:t>
       </w:r>
     </w:p>
     <w:p>
@@ -462,11 +1030,61 @@
           <w:lang w:val="it-IT"/>
         </w:rPr>
       </w:pPr>
+      <w:proofErr w:type="spellStart"/>
       <w:r>
         <w:rPr>
           <w:lang w:val="it-IT"/>
         </w:rPr>
-        <w:t>Frontend: Sviluppo di una SPA reattiva in Angular 21 con gestione dello stato tramite RxJS e visualizzazioni real-time via WebSocket.</w:t>
+        <w:t>Frontend</w:t>
+      </w:r>
+      <w:proofErr w:type="spellEnd"/>
+      <w:r>
+        <w:rPr>
+          <w:lang w:val="it-IT"/>
+        </w:rPr>
+        <w:t>: Sviluppo di una SPA reattiva in </w:t>
+      </w:r>
+      <w:proofErr w:type="spellStart"/>
+      <w:r>
+        <w:rPr>
+          <w:lang w:val="it-IT"/>
+        </w:rPr>
+        <w:t>Angular</w:t>
+      </w:r>
+      <w:proofErr w:type="spellEnd"/>
+      <w:r>
+        <w:rPr>
+          <w:lang w:val="it-IT"/>
+        </w:rPr>
+        <w:t xml:space="preserve"> 21 con gestione dello stato tramite </w:t>
+      </w:r>
+      <w:proofErr w:type="spellStart"/>
+      <w:r>
+        <w:rPr>
+          <w:lang w:val="it-IT"/>
+        </w:rPr>
+        <w:t>RxJS</w:t>
+      </w:r>
+      <w:proofErr w:type="spellEnd"/>
+      <w:r>
+        <w:rPr>
+          <w:lang w:val="it-IT"/>
+        </w:rPr>
+        <w:t xml:space="preserve"> e visualizzazioni real-time via </w:t>
+      </w:r>
+      <w:proofErr w:type="spellStart"/>
+      <w:r>
+        <w:rPr>
+          <w:lang w:val="it-IT"/>
+        </w:rPr>
+        <w:t>WebSocket</w:t>
+      </w:r>
+      <w:proofErr w:type="spellEnd"/>
+      <w:r>
+        <w:rPr>
+          <w:lang w:val="it-IT"/>
+        </w:rPr>
+        <w:t>.</w:t>
       </w:r>
     </w:p>
     <w:p>
@@ -484,7 +1102,21 @@
         <w:rPr>
           <w:lang w:val="it-IT"/>
         </w:rPr>
-        <w:t>Engineering: Applicazione di principi di Clean Architecture per garantire disaccoppiamento e testabilità; gestione di flussi di ingestione dati asincroni ad alta densità.</w:t>
+        <w:t>Engineering: Applicazione di principi di </w:t>
+      </w:r>
+      <w:proofErr w:type="spellStart"/>
+      <w:r>
+        <w:rPr>
+          <w:lang w:val="it-IT"/>
+        </w:rPr>
+        <w:t>Clean</w:t>
+      </w:r>
+      <w:proofErr w:type="spellEnd"/>
+      <w:r>
+        <w:rPr>
+          <w:lang w:val="it-IT"/>
+        </w:rPr>
+        <w:t xml:space="preserve"> Architecture per garantire disaccoppiamento e testabilità; gestione di flussi di ingestione dati asincroni ad alta densità.</w:t>
       </w:r>
     </w:p>
     <w:p>
@@ -503,11 +1135,22 @@
           <w:sz w:val="24"/>
           <w:szCs w:val="24"/>
         </w:rPr>
-        <w:t>AI Guard – Adversarial AI Detection System | Gen 2026 – Presente</w:t>
+        <w:t xml:space="preserve">AI Guard – Adversarial AI Detection System | Gen 2026 – </w:t>
       </w:r>
+      <w:proofErr w:type="spellStart"/>
+      <w:r>
+        <w:rPr>
+          <w:b/>
+          <w:bCs/>
+          <w:sz w:val="24"/>
+          <w:szCs w:val="24"/>
+        </w:rPr>
+        <w:t>Presente</w:t>
+      </w:r>
+      <w:proofErr w:type="spellEnd"/>
     </w:p>
     <w:p>
-      <w:hyperlink r:id="rId10" w:tgtFrame="_blank" w:history="1">
+      <w:hyperlink r:id="rId11" w:tgtFrame="_blank" w:history="1">
         <w:r>
           <w:rPr>
             <w:rStyle w:val="Collegamentoipertestuale"/>
@@ -541,7 +1184,21 @@
         <w:rPr>
           <w:lang w:val="it-IT"/>
         </w:rPr>
-        <w:t>Sviluppo di un sistema di difesa per LLM contro attacchi di Prompt Injection e Jailbreak.</w:t>
+        <w:t xml:space="preserve">Sviluppo di un sistema di difesa per LLM contro attacchi di Prompt Injection e </w:t>
+      </w:r>
+      <w:proofErr w:type="spellStart"/>
+      <w:r>
+        <w:rPr>
+          <w:lang w:val="it-IT"/>
+        </w:rPr>
+        <w:t>Jailbreak</w:t>
+      </w:r>
+      <w:proofErr w:type="spellEnd"/>
+      <w:r>
+        <w:rPr>
+          <w:lang w:val="it-IT"/>
+        </w:rPr>
+        <w:t>.</w:t>
       </w:r>
     </w:p>
     <w:p>
@@ -559,7 +1216,35 @@
         <w:rPr>
           <w:lang w:val="it-IT"/>
         </w:rPr>
-        <w:t>ML Pipeline: Training di modelli di classificazione binaria (MLP) utilizzando TensorFlow/PyTorch su dataset MPDD (10k+ campioni).</w:t>
+        <w:t>ML Pipeline: Training di modelli di classificazione binaria (MLP) utilizzando </w:t>
+      </w:r>
+      <w:proofErr w:type="spellStart"/>
+      <w:r>
+        <w:rPr>
+          <w:lang w:val="it-IT"/>
+        </w:rPr>
+        <w:t>TensorFlow</w:t>
+      </w:r>
+      <w:proofErr w:type="spellEnd"/>
+      <w:r>
+        <w:rPr>
+          <w:lang w:val="it-IT"/>
+        </w:rPr>
+        <w:t>/</w:t>
+      </w:r>
+      <w:proofErr w:type="spellStart"/>
+      <w:r>
+        <w:rPr>
+          <w:lang w:val="it-IT"/>
+        </w:rPr>
+        <w:t>PyTorch</w:t>
+      </w:r>
+      <w:proofErr w:type="spellEnd"/>
+      <w:r>
+        <w:rPr>
+          <w:lang w:val="it-IT"/>
+        </w:rPr>
+        <w:t> su dataset MPDD (10k+ campioni).</w:t>
       </w:r>
     </w:p>
     <w:p>
@@ -592,34 +1277,31 @@
         <w:t>Tech: Python, Scikit-learn, Semantic Embeddings, Pattern Recognition.</w:t>
       </w:r>
     </w:p>
+    <w:p/>
     <w:p>
       <w:pPr>
-        <w:rPr>
-          <w:lang w:val="it-IT"/>
-        </w:rPr>
-      </w:pPr>
-    </w:p>
-    <w:p>
-      <w:pPr>
         <w:pStyle w:val="Titolo1"/>
-        <w:rPr>
-          <w:lang w:val="it-IT"/>
-        </w:rPr>
       </w:pPr>
       <w:r>
-        <w:rPr>
-          <w:lang w:val="it-IT"/>
-        </w:rPr>
         <w:t>COMPETENZE TECNICHE</w:t>
       </w:r>
     </w:p>
     <w:p>
+      <w:proofErr w:type="spellStart"/>
       <w:r>
         <w:rPr>
           <w:b/>
           <w:bCs/>
         </w:rPr>
-        <w:t>Linguaggi:</w:t>
+        <w:t>Linguaggi</w:t>
+      </w:r>
+      <w:proofErr w:type="spellEnd"/>
+      <w:r>
+        <w:rPr>
+          <w:b/>
+          <w:bCs/>
+        </w:rPr>
+        <w:t>:</w:t>
       </w:r>
       <w:r>
         <w:t> Java (Expert), Python (Advanced), TypeScript, C#, C++, SQL.</w:t>
@@ -643,10 +1325,19 @@
           <w:b/>
           <w:bCs/>
         </w:rPr>
+        <w:lastRenderedPageBreak/>
         <w:t>Frontend:</w:t>
       </w:r>
       <w:r>
-        <w:t> Angular 21, RxJS, Bootstrap 5, Tailwind CSS.</w:t>
+        <w:t xml:space="preserve"> Angular 21, </w:t>
+      </w:r>
+      <w:proofErr w:type="spellStart"/>
+      <w:r>
+        <w:t>RxJS</w:t>
+      </w:r>
+      <w:proofErr w:type="spellEnd"/>
+      <w:r>
+        <w:t>, Bootstrap 5, Tailwind CSS.</w:t>
       </w:r>
     </w:p>
     <w:p>
@@ -658,7 +1349,15 @@
         <w:t>AI &amp; Data:</w:t>
       </w:r>
       <w:r>
-        <w:t> TensorFlow, PyTorch, Scikit-learn, TF-IDF, Pandas.</w:t>
+        <w:t xml:space="preserve"> TensorFlow, </w:t>
+      </w:r>
+      <w:proofErr w:type="spellStart"/>
+      <w:r>
+        <w:t>PyTorch</w:t>
+      </w:r>
+      <w:proofErr w:type="spellEnd"/>
+      <w:r>
+        <w:t>, Scikit-learn, TF-IDF, Pandas.</w:t>
       </w:r>
     </w:p>
     <w:p>
@@ -682,7 +1381,15 @@
         <w:t>Architectures:</w:t>
       </w:r>
       <w:r>
-        <w:t> Clean Architecture, Microservices, Event-Driven, REST/WebSockets.</w:t>
+        <w:t> Clean Architecture, Microservices, Event-Driven, REST/</w:t>
+      </w:r>
+      <w:proofErr w:type="spellStart"/>
+      <w:r>
+        <w:t>WebSockets</w:t>
+      </w:r>
+      <w:proofErr w:type="spellEnd"/>
+      <w:r>
+        <w:t>.</w:t>
       </w:r>
     </w:p>
     <w:p>
@@ -752,7 +1459,35 @@
         <w:rPr>
           <w:lang w:val="it-IT"/>
         </w:rPr>
-        <w:t> Progettazione tecnica in Unity (C#) per Opus Deceptio; partecipazione a Global Game Jam (2025) con focus su gameplay logic e ottimizzazione asset.</w:t>
+        <w:t xml:space="preserve"> Progettazione tecnica in Unity (C#) per Opus </w:t>
+      </w:r>
+      <w:proofErr w:type="spellStart"/>
+      <w:r>
+        <w:rPr>
+          <w:lang w:val="it-IT"/>
+        </w:rPr>
+        <w:t>Deceptio</w:t>
+      </w:r>
+      <w:proofErr w:type="spellEnd"/>
+      <w:r>
+        <w:rPr>
+          <w:lang w:val="it-IT"/>
+        </w:rPr>
+        <w:t xml:space="preserve">; partecipazione a Global Game Jam (2025) con focus su gameplay </w:t>
+      </w:r>
+      <w:proofErr w:type="spellStart"/>
+      <w:r>
+        <w:rPr>
+          <w:lang w:val="it-IT"/>
+        </w:rPr>
+        <w:t>logic</w:t>
+      </w:r>
+      <w:proofErr w:type="spellEnd"/>
+      <w:r>
+        <w:rPr>
+          <w:lang w:val="it-IT"/>
+        </w:rPr>
+        <w:t xml:space="preserve"> e ottimizzazione asset.</w:t>
       </w:r>
     </w:p>
     <w:p>
@@ -777,7 +1512,49 @@
         <w:rPr>
           <w:lang w:val="it-IT"/>
         </w:rPr>
-        <w:t> Problem solving analitico, rapido adattamento a nuovi stack tecnologici, attitudine al coordinamento tecnico in team multidisciplinari.</w:t>
+        <w:t> </w:t>
+      </w:r>
+      <w:proofErr w:type="spellStart"/>
+      <w:r>
+        <w:rPr>
+          <w:lang w:val="it-IT"/>
+        </w:rPr>
+        <w:t>Problem</w:t>
+      </w:r>
+      <w:proofErr w:type="spellEnd"/>
+      <w:r>
+        <w:rPr>
+          <w:lang w:val="it-IT"/>
+        </w:rPr>
+        <w:t xml:space="preserve"> solving analitico, rapido adattamento a nuovi </w:t>
+      </w:r>
+      <w:proofErr w:type="spellStart"/>
+      <w:r>
+        <w:rPr>
+          <w:lang w:val="it-IT"/>
+        </w:rPr>
+        <w:t>stack</w:t>
+      </w:r>
+      <w:proofErr w:type="spellEnd"/>
+      <w:r>
+        <w:rPr>
+          <w:lang w:val="it-IT"/>
+        </w:rPr>
+        <w:t xml:space="preserve"> tecnologici, attitudine al coordinamento tecnico in </w:t>
+      </w:r>
+      <w:proofErr w:type="gramStart"/>
+      <w:r>
+        <w:rPr>
+          <w:lang w:val="it-IT"/>
+        </w:rPr>
+        <w:t>team multidisciplinari</w:t>
+      </w:r>
+      <w:proofErr w:type="gramEnd"/>
+      <w:r>
+        <w:rPr>
+          <w:lang w:val="it-IT"/>
+        </w:rPr>
+        <w:t>.</w:t>
       </w:r>
     </w:p>
     <w:p>
@@ -811,7 +1588,21 @@
         <w:rPr>
           <w:lang w:val="it-IT"/>
         </w:rPr>
-        <w:t>Autorizzo il trattamento dei dati personali ai sensi del D.Lgs. 196/2003.</w:t>
+        <w:t xml:space="preserve">Autorizzo il trattamento dei dati personali ai sensi del </w:t>
+      </w:r>
+      <w:proofErr w:type="spellStart"/>
+      <w:r>
+        <w:rPr>
+          <w:lang w:val="it-IT"/>
+        </w:rPr>
+        <w:t>D.Lgs.</w:t>
+      </w:r>
+      <w:proofErr w:type="spellEnd"/>
+      <w:r>
+        <w:rPr>
+          <w:lang w:val="it-IT"/>
+        </w:rPr>
+        <w:t xml:space="preserve"> 196/2003.</w:t>
       </w:r>
     </w:p>
     <w:sectPr>
@@ -2087,6 +2878,119 @@
     </w:lvl>
   </w:abstractNum>
   <w:abstractNum w:abstractNumId="18" w15:restartNumberingAfterBreak="0">
+    <w:nsid w:val="160F04BF"/>
+    <w:multiLevelType w:val="hybridMultilevel"/>
+    <w:tmpl w:val="A64AF9E8"/>
+    <w:lvl w:ilvl="0" w:tplc="04100001">
+      <w:start w:val="1"/>
+      <w:numFmt w:val="bullet"/>
+      <w:lvlText w:val=""/>
+      <w:lvlJc w:val="left"/>
+      <w:pPr>
+        <w:ind w:left="720" w:hanging="360"/>
+      </w:pPr>
+      <w:rPr>
+        <w:rFonts w:ascii="Symbol" w:hAnsi="Symbol" w:hint="default"/>
+      </w:rPr>
+    </w:lvl>
+    <w:lvl w:ilvl="1" w:tplc="04100003">
+      <w:start w:val="1"/>
+      <w:numFmt w:val="bullet"/>
+      <w:lvlText w:val="o"/>
+      <w:lvlJc w:val="left"/>
+      <w:pPr>
+        <w:ind w:left="1440" w:hanging="360"/>
+      </w:pPr>
+      <w:rPr>
+        <w:rFonts w:ascii="Courier New" w:hAnsi="Courier New" w:cs="Courier New" w:hint="default"/>
+      </w:rPr>
+    </w:lvl>
+    <w:lvl w:ilvl="2" w:tplc="04100005" w:tentative="1">
+      <w:start w:val="1"/>
+      <w:numFmt w:val="bullet"/>
+      <w:lvlText w:val=""/>
+      <w:lvlJc w:val="left"/>
+      <w:pPr>
+        <w:ind w:left="2160" w:hanging="360"/>
+      </w:pPr>
+      <w:rPr>
+        <w:rFonts w:ascii="Wingdings" w:hAnsi="Wingdings" w:hint="default"/>
+      </w:rPr>
+    </w:lvl>
+    <w:lvl w:ilvl="3" w:tplc="04100001" w:tentative="1">
+      <w:start w:val="1"/>
+      <w:numFmt w:val="bullet"/>
+      <w:lvlText w:val=""/>
+      <w:lvlJc w:val="left"/>
+      <w:pPr>
+        <w:ind w:left="2880" w:hanging="360"/>
+      </w:pPr>
+      <w:rPr>
+        <w:rFonts w:ascii="Symbol" w:hAnsi="Symbol" w:hint="default"/>
+      </w:rPr>
+    </w:lvl>
+    <w:lvl w:ilvl="4" w:tplc="04100003" w:tentative="1">
+      <w:start w:val="1"/>
+      <w:numFmt w:val="bullet"/>
+      <w:lvlText w:val="o"/>
+      <w:lvlJc w:val="left"/>
+      <w:pPr>
+        <w:ind w:left="3600" w:hanging="360"/>
+      </w:pPr>
+      <w:rPr>
+        <w:rFonts w:ascii="Courier New" w:hAnsi="Courier New" w:cs="Courier New" w:hint="default"/>
+      </w:rPr>
+    </w:lvl>
+    <w:lvl w:ilvl="5" w:tplc="04100005" w:tentative="1">
+      <w:start w:val="1"/>
+      <w:numFmt w:val="bullet"/>
+      <w:lvlText w:val=""/>
+      <w:lvlJc w:val="left"/>
+      <w:pPr>
+        <w:ind w:left="4320" w:hanging="360"/>
+      </w:pPr>
+      <w:rPr>
+        <w:rFonts w:ascii="Wingdings" w:hAnsi="Wingdings" w:hint="default"/>
+      </w:rPr>
+    </w:lvl>
+    <w:lvl w:ilvl="6" w:tplc="04100001" w:tentative="1">
+      <w:start w:val="1"/>
+      <w:numFmt w:val="bullet"/>
+      <w:lvlText w:val=""/>
+      <w:lvlJc w:val="left"/>
+      <w:pPr>
+        <w:ind w:left="5040" w:hanging="360"/>
+      </w:pPr>
+      <w:rPr>
+        <w:rFonts w:ascii="Symbol" w:hAnsi="Symbol" w:hint="default"/>
+      </w:rPr>
+    </w:lvl>
+    <w:lvl w:ilvl="7" w:tplc="04100003" w:tentative="1">
+      <w:start w:val="1"/>
+      <w:numFmt w:val="bullet"/>
+      <w:lvlText w:val="o"/>
+      <w:lvlJc w:val="left"/>
+      <w:pPr>
+        <w:ind w:left="5760" w:hanging="360"/>
+      </w:pPr>
+      <w:rPr>
+        <w:rFonts w:ascii="Courier New" w:hAnsi="Courier New" w:cs="Courier New" w:hint="default"/>
+      </w:rPr>
+    </w:lvl>
+    <w:lvl w:ilvl="8" w:tplc="04100005" w:tentative="1">
+      <w:start w:val="1"/>
+      <w:numFmt w:val="bullet"/>
+      <w:lvlText w:val=""/>
+      <w:lvlJc w:val="left"/>
+      <w:pPr>
+        <w:ind w:left="6480" w:hanging="360"/>
+      </w:pPr>
+      <w:rPr>
+        <w:rFonts w:ascii="Wingdings" w:hAnsi="Wingdings" w:hint="default"/>
+      </w:rPr>
+    </w:lvl>
+  </w:abstractNum>
+  <w:abstractNum w:abstractNumId="19" w15:restartNumberingAfterBreak="0">
     <w:nsid w:val="17166391"/>
     <w:multiLevelType w:val="multilevel"/>
     <w:tmpl w:val="09DC83B2"/>
@@ -2235,7 +3139,7 @@
       </w:rPr>
     </w:lvl>
   </w:abstractNum>
-  <w:abstractNum w:abstractNumId="19" w15:restartNumberingAfterBreak="0">
+  <w:abstractNum w:abstractNumId="20" w15:restartNumberingAfterBreak="0">
     <w:nsid w:val="172D56E8"/>
     <w:multiLevelType w:val="hybridMultilevel"/>
     <w:tmpl w:val="AB264B2A"/>
@@ -2348,7 +3252,7 @@
       </w:rPr>
     </w:lvl>
   </w:abstractNum>
-  <w:abstractNum w:abstractNumId="20" w15:restartNumberingAfterBreak="0">
+  <w:abstractNum w:abstractNumId="21" w15:restartNumberingAfterBreak="0">
     <w:nsid w:val="183857C3"/>
     <w:multiLevelType w:val="hybridMultilevel"/>
     <w:tmpl w:val="48067DDE"/>
@@ -2461,7 +3365,7 @@
       </w:rPr>
     </w:lvl>
   </w:abstractNum>
-  <w:abstractNum w:abstractNumId="21" w15:restartNumberingAfterBreak="0">
+  <w:abstractNum w:abstractNumId="22" w15:restartNumberingAfterBreak="0">
     <w:nsid w:val="1BBB793C"/>
     <w:multiLevelType w:val="multilevel"/>
     <w:tmpl w:val="9232FAE0"/>
@@ -2610,7 +3514,7 @@
       </w:rPr>
     </w:lvl>
   </w:abstractNum>
-  <w:abstractNum w:abstractNumId="22" w15:restartNumberingAfterBreak="0">
+  <w:abstractNum w:abstractNumId="23" w15:restartNumberingAfterBreak="0">
     <w:nsid w:val="1D132752"/>
     <w:multiLevelType w:val="multilevel"/>
     <w:tmpl w:val="48E4B264"/>
@@ -2759,7 +3663,7 @@
       </w:rPr>
     </w:lvl>
   </w:abstractNum>
-  <w:abstractNum w:abstractNumId="23" w15:restartNumberingAfterBreak="0">
+  <w:abstractNum w:abstractNumId="24" w15:restartNumberingAfterBreak="0">
     <w:nsid w:val="1E9E41D6"/>
     <w:multiLevelType w:val="hybridMultilevel"/>
     <w:tmpl w:val="C47E9A58"/>
@@ -2872,7 +3776,7 @@
       </w:rPr>
     </w:lvl>
   </w:abstractNum>
-  <w:abstractNum w:abstractNumId="24" w15:restartNumberingAfterBreak="0">
+  <w:abstractNum w:abstractNumId="25" w15:restartNumberingAfterBreak="0">
     <w:nsid w:val="20CE2E27"/>
     <w:multiLevelType w:val="hybridMultilevel"/>
     <w:tmpl w:val="AC70D10E"/>
@@ -2985,7 +3889,7 @@
       </w:rPr>
     </w:lvl>
   </w:abstractNum>
-  <w:abstractNum w:abstractNumId="25" w15:restartNumberingAfterBreak="0">
+  <w:abstractNum w:abstractNumId="26" w15:restartNumberingAfterBreak="0">
     <w:nsid w:val="264D0A61"/>
     <w:multiLevelType w:val="hybridMultilevel"/>
     <w:tmpl w:val="A992E066"/>
@@ -3097,7 +4001,7 @@
       </w:rPr>
     </w:lvl>
   </w:abstractNum>
-  <w:abstractNum w:abstractNumId="26" w15:restartNumberingAfterBreak="0">
+  <w:abstractNum w:abstractNumId="27" w15:restartNumberingAfterBreak="0">
     <w:nsid w:val="2A732F33"/>
     <w:multiLevelType w:val="multilevel"/>
     <w:tmpl w:val="C5561C8E"/>
@@ -3246,7 +4150,7 @@
       </w:rPr>
     </w:lvl>
   </w:abstractNum>
-  <w:abstractNum w:abstractNumId="27" w15:restartNumberingAfterBreak="0">
+  <w:abstractNum w:abstractNumId="28" w15:restartNumberingAfterBreak="0">
     <w:nsid w:val="2CB96658"/>
     <w:multiLevelType w:val="hybridMultilevel"/>
     <w:tmpl w:val="3320A9D2"/>
@@ -3359,7 +4263,7 @@
       </w:rPr>
     </w:lvl>
   </w:abstractNum>
-  <w:abstractNum w:abstractNumId="28" w15:restartNumberingAfterBreak="0">
+  <w:abstractNum w:abstractNumId="29" w15:restartNumberingAfterBreak="0">
     <w:nsid w:val="33B90C3B"/>
     <w:multiLevelType w:val="hybridMultilevel"/>
     <w:tmpl w:val="D6DA261E"/>
@@ -3472,7 +4376,7 @@
       </w:rPr>
     </w:lvl>
   </w:abstractNum>
-  <w:abstractNum w:abstractNumId="29" w15:restartNumberingAfterBreak="0">
+  <w:abstractNum w:abstractNumId="30" w15:restartNumberingAfterBreak="0">
     <w:nsid w:val="36A0502D"/>
     <w:multiLevelType w:val="hybridMultilevel"/>
     <w:tmpl w:val="2FE4ABE2"/>
@@ -3584,7 +4488,7 @@
       </w:rPr>
     </w:lvl>
   </w:abstractNum>
-  <w:abstractNum w:abstractNumId="30" w15:restartNumberingAfterBreak="0">
+  <w:abstractNum w:abstractNumId="31" w15:restartNumberingAfterBreak="0">
     <w:nsid w:val="38E568FC"/>
     <w:multiLevelType w:val="multilevel"/>
     <w:tmpl w:val="B1F80430"/>
@@ -3733,7 +4637,7 @@
       </w:rPr>
     </w:lvl>
   </w:abstractNum>
-  <w:abstractNum w:abstractNumId="31" w15:restartNumberingAfterBreak="0">
+  <w:abstractNum w:abstractNumId="32" w15:restartNumberingAfterBreak="0">
     <w:nsid w:val="38FB2848"/>
     <w:multiLevelType w:val="hybridMultilevel"/>
     <w:tmpl w:val="28B27DEA"/>
@@ -3846,7 +4750,7 @@
       </w:rPr>
     </w:lvl>
   </w:abstractNum>
-  <w:abstractNum w:abstractNumId="32" w15:restartNumberingAfterBreak="0">
+  <w:abstractNum w:abstractNumId="33" w15:restartNumberingAfterBreak="0">
     <w:nsid w:val="422D6DCA"/>
     <w:multiLevelType w:val="multilevel"/>
     <w:tmpl w:val="51E41CA0"/>
@@ -3995,7 +4899,7 @@
       </w:rPr>
     </w:lvl>
   </w:abstractNum>
-  <w:abstractNum w:abstractNumId="33" w15:restartNumberingAfterBreak="0">
+  <w:abstractNum w:abstractNumId="34" w15:restartNumberingAfterBreak="0">
     <w:nsid w:val="450E7F9F"/>
     <w:multiLevelType w:val="multilevel"/>
     <w:tmpl w:val="8338A366"/>
@@ -4144,7 +5048,7 @@
       </w:rPr>
     </w:lvl>
   </w:abstractNum>
-  <w:abstractNum w:abstractNumId="34" w15:restartNumberingAfterBreak="0">
+  <w:abstractNum w:abstractNumId="35" w15:restartNumberingAfterBreak="0">
     <w:nsid w:val="4A55638F"/>
     <w:multiLevelType w:val="hybridMultilevel"/>
     <w:tmpl w:val="584A83DC"/>
@@ -4257,7 +5161,7 @@
       </w:rPr>
     </w:lvl>
   </w:abstractNum>
-  <w:abstractNum w:abstractNumId="35" w15:restartNumberingAfterBreak="0">
+  <w:abstractNum w:abstractNumId="36" w15:restartNumberingAfterBreak="0">
     <w:nsid w:val="527466D7"/>
     <w:multiLevelType w:val="hybridMultilevel"/>
     <w:tmpl w:val="E98088B4"/>
@@ -4369,7 +5273,7 @@
       </w:rPr>
     </w:lvl>
   </w:abstractNum>
-  <w:abstractNum w:abstractNumId="36" w15:restartNumberingAfterBreak="0">
+  <w:abstractNum w:abstractNumId="37" w15:restartNumberingAfterBreak="0">
     <w:nsid w:val="54B02D94"/>
     <w:multiLevelType w:val="hybridMultilevel"/>
     <w:tmpl w:val="8E62EA42"/>
@@ -4481,7 +5385,7 @@
       </w:rPr>
     </w:lvl>
   </w:abstractNum>
-  <w:abstractNum w:abstractNumId="37" w15:restartNumberingAfterBreak="0">
+  <w:abstractNum w:abstractNumId="38" w15:restartNumberingAfterBreak="0">
     <w:nsid w:val="551135B8"/>
     <w:multiLevelType w:val="hybridMultilevel"/>
     <w:tmpl w:val="3D8A51B2"/>
@@ -4594,7 +5498,7 @@
       </w:rPr>
     </w:lvl>
   </w:abstractNum>
-  <w:abstractNum w:abstractNumId="38" w15:restartNumberingAfterBreak="0">
+  <w:abstractNum w:abstractNumId="39" w15:restartNumberingAfterBreak="0">
     <w:nsid w:val="57E0043E"/>
     <w:multiLevelType w:val="hybridMultilevel"/>
     <w:tmpl w:val="E65615D4"/>
@@ -4707,7 +5611,7 @@
       </w:rPr>
     </w:lvl>
   </w:abstractNum>
-  <w:abstractNum w:abstractNumId="39" w15:restartNumberingAfterBreak="0">
+  <w:abstractNum w:abstractNumId="40" w15:restartNumberingAfterBreak="0">
     <w:nsid w:val="5EA363C8"/>
     <w:multiLevelType w:val="hybridMultilevel"/>
     <w:tmpl w:val="6BD2C978"/>
@@ -4820,7 +5724,7 @@
       </w:rPr>
     </w:lvl>
   </w:abstractNum>
-  <w:abstractNum w:abstractNumId="40" w15:restartNumberingAfterBreak="0">
+  <w:abstractNum w:abstractNumId="41" w15:restartNumberingAfterBreak="0">
     <w:nsid w:val="663A193C"/>
     <w:multiLevelType w:val="multilevel"/>
     <w:tmpl w:val="A838E46C"/>
@@ -4969,7 +5873,7 @@
       </w:rPr>
     </w:lvl>
   </w:abstractNum>
-  <w:abstractNum w:abstractNumId="41" w15:restartNumberingAfterBreak="0">
+  <w:abstractNum w:abstractNumId="42" w15:restartNumberingAfterBreak="0">
     <w:nsid w:val="6A340DA0"/>
     <w:multiLevelType w:val="hybridMultilevel"/>
     <w:tmpl w:val="BE36A436"/>
@@ -5082,7 +5986,7 @@
       </w:rPr>
     </w:lvl>
   </w:abstractNum>
-  <w:abstractNum w:abstractNumId="42" w15:restartNumberingAfterBreak="0">
+  <w:abstractNum w:abstractNumId="43" w15:restartNumberingAfterBreak="0">
     <w:nsid w:val="6CA24E25"/>
     <w:multiLevelType w:val="multilevel"/>
     <w:tmpl w:val="651EA096"/>
@@ -5231,7 +6135,7 @@
       </w:rPr>
     </w:lvl>
   </w:abstractNum>
-  <w:abstractNum w:abstractNumId="43" w15:restartNumberingAfterBreak="0">
+  <w:abstractNum w:abstractNumId="44" w15:restartNumberingAfterBreak="0">
     <w:nsid w:val="714E7A60"/>
     <w:multiLevelType w:val="multilevel"/>
     <w:tmpl w:val="23D4D928"/>
@@ -5380,7 +6284,7 @@
       </w:rPr>
     </w:lvl>
   </w:abstractNum>
-  <w:abstractNum w:abstractNumId="44" w15:restartNumberingAfterBreak="0">
+  <w:abstractNum w:abstractNumId="45" w15:restartNumberingAfterBreak="0">
     <w:nsid w:val="76381DAC"/>
     <w:multiLevelType w:val="multilevel"/>
     <w:tmpl w:val="FBA45800"/>
@@ -5529,7 +6433,7 @@
       </w:rPr>
     </w:lvl>
   </w:abstractNum>
-  <w:abstractNum w:abstractNumId="45" w15:restartNumberingAfterBreak="0">
+  <w:abstractNum w:abstractNumId="46" w15:restartNumberingAfterBreak="0">
     <w:nsid w:val="7AE87698"/>
     <w:multiLevelType w:val="hybridMultilevel"/>
     <w:tmpl w:val="D9EE0A4C"/>
@@ -5641,7 +6545,7 @@
       </w:rPr>
     </w:lvl>
   </w:abstractNum>
-  <w:abstractNum w:abstractNumId="46" w15:restartNumberingAfterBreak="0">
+  <w:abstractNum w:abstractNumId="47" w15:restartNumberingAfterBreak="0">
     <w:nsid w:val="7BCD4266"/>
     <w:multiLevelType w:val="hybridMultilevel"/>
     <w:tmpl w:val="276E317C"/>
@@ -5754,7 +6658,7 @@
       </w:rPr>
     </w:lvl>
   </w:abstractNum>
-  <w:abstractNum w:abstractNumId="47" w15:restartNumberingAfterBreak="0">
+  <w:abstractNum w:abstractNumId="48" w15:restartNumberingAfterBreak="0">
     <w:nsid w:val="7BF2385F"/>
     <w:multiLevelType w:val="hybridMultilevel"/>
     <w:tmpl w:val="73865FB4"/>
@@ -5894,97 +6798,97 @@
     <w:abstractNumId w:val="0"/>
   </w:num>
   <w:num w:numId="10" w16cid:durableId="1204371602">
-    <w:abstractNumId w:val="43"/>
+    <w:abstractNumId w:val="44"/>
   </w:num>
   <w:num w:numId="11" w16cid:durableId="2070297183">
     <w:abstractNumId w:val="12"/>
   </w:num>
   <w:num w:numId="12" w16cid:durableId="452872166">
+    <w:abstractNumId w:val="20"/>
+  </w:num>
+  <w:num w:numId="13" w16cid:durableId="1901209036">
     <w:abstractNumId w:val="19"/>
   </w:num>
-  <w:num w:numId="13" w16cid:durableId="1901209036">
-    <w:abstractNumId w:val="18"/>
-  </w:num>
   <w:num w:numId="14" w16cid:durableId="359360078">
-    <w:abstractNumId w:val="33"/>
+    <w:abstractNumId w:val="34"/>
   </w:num>
   <w:num w:numId="15" w16cid:durableId="999577601">
     <w:abstractNumId w:val="14"/>
   </w:num>
   <w:num w:numId="16" w16cid:durableId="695425581">
-    <w:abstractNumId w:val="44"/>
+    <w:abstractNumId w:val="45"/>
   </w:num>
   <w:num w:numId="17" w16cid:durableId="1532108501">
+    <w:abstractNumId w:val="27"/>
+  </w:num>
+  <w:num w:numId="18" w16cid:durableId="1471363473">
+    <w:abstractNumId w:val="32"/>
+  </w:num>
+  <w:num w:numId="19" w16cid:durableId="1865823270">
+    <w:abstractNumId w:val="48"/>
+  </w:num>
+  <w:num w:numId="20" w16cid:durableId="154613726">
+    <w:abstractNumId w:val="46"/>
+  </w:num>
+  <w:num w:numId="21" w16cid:durableId="383413556">
+    <w:abstractNumId w:val="25"/>
+  </w:num>
+  <w:num w:numId="22" w16cid:durableId="538317876">
     <w:abstractNumId w:val="26"/>
   </w:num>
-  <w:num w:numId="18" w16cid:durableId="1471363473">
-    <w:abstractNumId w:val="31"/>
-  </w:num>
-  <w:num w:numId="19" w16cid:durableId="1865823270">
+  <w:num w:numId="23" w16cid:durableId="1442795548">
     <w:abstractNumId w:val="47"/>
   </w:num>
-  <w:num w:numId="20" w16cid:durableId="154613726">
-    <w:abstractNumId w:val="45"/>
-  </w:num>
-  <w:num w:numId="21" w16cid:durableId="383413556">
-    <w:abstractNumId w:val="24"/>
-  </w:num>
-  <w:num w:numId="22" w16cid:durableId="538317876">
-    <w:abstractNumId w:val="25"/>
-  </w:num>
-  <w:num w:numId="23" w16cid:durableId="1442795548">
-    <w:abstractNumId w:val="46"/>
-  </w:num>
   <w:num w:numId="24" w16cid:durableId="1931962593">
-    <w:abstractNumId w:val="34"/>
+    <w:abstractNumId w:val="35"/>
   </w:num>
   <w:num w:numId="25" w16cid:durableId="1018777046">
-    <w:abstractNumId w:val="36"/>
+    <w:abstractNumId w:val="37"/>
   </w:num>
   <w:num w:numId="26" w16cid:durableId="641884373">
     <w:abstractNumId w:val="17"/>
   </w:num>
   <w:num w:numId="27" w16cid:durableId="419256544">
-    <w:abstractNumId w:val="38"/>
+    <w:abstractNumId w:val="39"/>
   </w:num>
   <w:num w:numId="28" w16cid:durableId="410933860">
     <w:abstractNumId w:val="13"/>
   </w:num>
   <w:num w:numId="29" w16cid:durableId="2142722284">
-    <w:abstractNumId w:val="23"/>
+    <w:abstractNumId w:val="24"/>
   </w:num>
   <w:num w:numId="30" w16cid:durableId="586840412">
     <w:abstractNumId w:val="10"/>
   </w:num>
   <w:num w:numId="31" w16cid:durableId="1129014222">
+    <w:abstractNumId w:val="29"/>
+  </w:num>
+  <w:num w:numId="32" w16cid:durableId="394352172">
+    <w:abstractNumId w:val="21"/>
+  </w:num>
+  <w:num w:numId="33" w16cid:durableId="467746634">
     <w:abstractNumId w:val="28"/>
   </w:num>
-  <w:num w:numId="32" w16cid:durableId="394352172">
-    <w:abstractNumId w:val="20"/>
-  </w:num>
-  <w:num w:numId="33" w16cid:durableId="467746634">
-    <w:abstractNumId w:val="27"/>
-  </w:num>
   <w:num w:numId="34" w16cid:durableId="1778675870">
-    <w:abstractNumId w:val="35"/>
+    <w:abstractNumId w:val="36"/>
   </w:num>
   <w:num w:numId="35" w16cid:durableId="1204713961">
-    <w:abstractNumId w:val="29"/>
+    <w:abstractNumId w:val="30"/>
   </w:num>
   <w:num w:numId="36" w16cid:durableId="895773612">
     <w:abstractNumId w:val="11"/>
   </w:num>
   <w:num w:numId="37" w16cid:durableId="1949239328">
-    <w:abstractNumId w:val="30"/>
+    <w:abstractNumId w:val="31"/>
   </w:num>
   <w:num w:numId="38" w16cid:durableId="1127360705">
-    <w:abstractNumId w:val="40"/>
+    <w:abstractNumId w:val="41"/>
   </w:num>
   <w:num w:numId="39" w16cid:durableId="412894240">
-    <w:abstractNumId w:val="21"/>
+    <w:abstractNumId w:val="22"/>
   </w:num>
   <w:num w:numId="40" w16cid:durableId="348990595">
-    <w:abstractNumId w:val="37"/>
+    <w:abstractNumId w:val="38"/>
   </w:num>
   <w:num w:numId="41" w16cid:durableId="1819956179">
     <w:abstractNumId w:val="9"/>
@@ -5996,19 +6900,22 @@
     <w:abstractNumId w:val="15"/>
   </w:num>
   <w:num w:numId="44" w16cid:durableId="782649505">
-    <w:abstractNumId w:val="22"/>
+    <w:abstractNumId w:val="23"/>
   </w:num>
   <w:num w:numId="45" w16cid:durableId="985278769">
-    <w:abstractNumId w:val="41"/>
+    <w:abstractNumId w:val="42"/>
   </w:num>
   <w:num w:numId="46" w16cid:durableId="1744838056">
-    <w:abstractNumId w:val="39"/>
+    <w:abstractNumId w:val="40"/>
   </w:num>
   <w:num w:numId="47" w16cid:durableId="1456943355">
-    <w:abstractNumId w:val="32"/>
+    <w:abstractNumId w:val="33"/>
   </w:num>
   <w:num w:numId="48" w16cid:durableId="434903040">
-    <w:abstractNumId w:val="42"/>
+    <w:abstractNumId w:val="43"/>
+  </w:num>
+  <w:num w:numId="49" w16cid:durableId="1719821375">
+    <w:abstractNumId w:val="18"/>
   </w:num>
 </w:numbering>
 </file>
@@ -6619,6 +7526,7 @@
   <w:style w:type="character" w:default="1" w:styleId="Carpredefinitoparagrafo">
     <w:name w:val="Default Paragraph Font"/>
     <w:uiPriority w:val="1"/>
+    <w:semiHidden/>
     <w:unhideWhenUsed/>
   </w:style>
   <w:style w:type="table" w:default="1" w:styleId="Tabellanormale">
